--- a/src/main/resources/doc/Spark项目说明文档.docx
+++ b/src/main/resources/doc/Spark项目说明文档.docx
@@ -1,12 +1,12 @@
 
 <file path=word/document.xml><?xml version="1.0" encoding="utf-8"?>
-<w:document xmlns:wpc="http://schemas.microsoft.com/office/word/2010/wordprocessingCanvas" xmlns:cx="http://schemas.microsoft.com/office/drawing/2014/chartex" xmlns:cx1="http://schemas.microsoft.com/office/drawing/2015/9/8/chartex" xmlns:mc="http://schemas.openxmlformats.org/markup-compatibility/2006" xmlns:o="urn:schemas-microsoft-com:office:office" xmlns:r="http://schemas.openxmlformats.org/officeDocument/2006/relationships" xmlns:m="http://schemas.openxmlformats.org/officeDocument/2006/math" xmlns:v="urn:schemas-microsoft-com:vml" xmlns:wp14="http://schemas.microsoft.com/office/word/2010/wordprocessingDrawing" xmlns:wp="http://schemas.openxmlformats.org/drawingml/2006/wordprocessingDrawing" xmlns:w10="urn:schemas-microsoft-com:office:word" xmlns:w="http://schemas.openxmlformats.org/wordprocessingml/2006/main" xmlns:w14="http://schemas.microsoft.com/office/word/2010/wordml" xmlns:w15="http://schemas.microsoft.com/office/word/2012/wordml" xmlns:w16se="http://schemas.microsoft.com/office/word/2015/wordml/symex" xmlns:wpg="http://schemas.microsoft.com/office/word/2010/wordprocessingGroup" xmlns:wpi="http://schemas.microsoft.com/office/word/2010/wordprocessingInk" xmlns:wne="http://schemas.microsoft.com/office/word/2006/wordml" xmlns:wps="http://schemas.microsoft.com/office/word/2010/wordprocessingShape" mc:Ignorable="w14 w15 w16se wp14">
+<w:document xmlns:wpc="http://schemas.microsoft.com/office/word/2010/wordprocessingCanvas" xmlns:cx="http://schemas.microsoft.com/office/drawing/2014/chartex" xmlns:cx1="http://schemas.microsoft.com/office/drawing/2015/9/8/chartex" xmlns:cx2="http://schemas.microsoft.com/office/drawing/2015/10/21/chartex" xmlns:cx3="http://schemas.microsoft.com/office/drawing/2016/5/9/chartex" xmlns:cx4="http://schemas.microsoft.com/office/drawing/2016/5/10/chartex" xmlns:cx5="http://schemas.microsoft.com/office/drawing/2016/5/11/chartex" xmlns:cx6="http://schemas.microsoft.com/office/drawing/2016/5/12/chartex" xmlns:cx7="http://schemas.microsoft.com/office/drawing/2016/5/13/chartex" xmlns:cx8="http://schemas.microsoft.com/office/drawing/2016/5/14/chartex" xmlns:mc="http://schemas.openxmlformats.org/markup-compatibility/2006" xmlns:aink="http://schemas.microsoft.com/office/drawing/2016/ink" xmlns:am3d="http://schemas.microsoft.com/office/drawing/2017/model3d" xmlns:o="urn:schemas-microsoft-com:office:office" xmlns:oel="http://schemas.microsoft.com/office/2019/extlst" xmlns:r="http://schemas.openxmlformats.org/officeDocument/2006/relationships" xmlns:m="http://schemas.openxmlformats.org/officeDocument/2006/math" xmlns:v="urn:schemas-microsoft-com:vml" xmlns:wp14="http://schemas.microsoft.com/office/word/2010/wordprocessingDrawing" xmlns:wp="http://schemas.openxmlformats.org/drawingml/2006/wordprocessingDrawing" xmlns:w10="urn:schemas-microsoft-com:office:word" xmlns:w="http://schemas.openxmlformats.org/wordprocessingml/2006/main" xmlns:w14="http://schemas.microsoft.com/office/word/2010/wordml" xmlns:w15="http://schemas.microsoft.com/office/word/2012/wordml" xmlns:w16cex="http://schemas.microsoft.com/office/word/2018/wordml/cex" xmlns:w16cid="http://schemas.microsoft.com/office/word/2016/wordml/cid" xmlns:w16="http://schemas.microsoft.com/office/word/2018/wordml" xmlns:w16du="http://schemas.microsoft.com/office/word/2023/wordml/word16du" xmlns:w16sdtdh="http://schemas.microsoft.com/office/word/2020/wordml/sdtdatahash" xmlns:w16sdtfl="http://schemas.microsoft.com/office/word/2024/wordml/sdtformatlock" xmlns:w16se="http://schemas.microsoft.com/office/word/2015/wordml/symex" xmlns:wpg="http://schemas.microsoft.com/office/word/2010/wordprocessingGroup" xmlns:wpi="http://schemas.microsoft.com/office/word/2010/wordprocessingInk" xmlns:wne="http://schemas.microsoft.com/office/word/2006/wordml" xmlns:wps="http://schemas.microsoft.com/office/word/2010/wordprocessingShape" mc:Ignorable="w14 w15 w16se w16cid w16 w16cex w16sdtdh w16sdtfl w16du wp14">
   <w:body>
     <w:p>
       <w:pPr>
         <w:ind w:firstLineChars="0" w:firstLine="0"/>
         <w:rPr>
-          <w:rFonts w:ascii="微软雅黑" w:eastAsia="微软雅黑" w:hAnsi="微软雅黑"/>
+          <w:rFonts w:ascii="微软雅黑" w:eastAsia="微软雅黑" w:hAnsi="微软雅黑" w:hint="eastAsia"/>
           <w:sz w:val="32"/>
         </w:rPr>
       </w:pPr>
@@ -16,7 +16,7 @@
         <w:ind w:firstLineChars="0" w:firstLine="0"/>
         <w:jc w:val="center"/>
         <w:rPr>
-          <w:rFonts w:ascii="微软雅黑" w:eastAsia="微软雅黑" w:hAnsi="微软雅黑"/>
+          <w:rFonts w:ascii="微软雅黑" w:eastAsia="微软雅黑" w:hAnsi="微软雅黑" w:hint="eastAsia"/>
           <w:sz w:val="32"/>
         </w:rPr>
       </w:pPr>
@@ -33,7 +33,7 @@
         <w:ind w:firstLineChars="0" w:firstLine="0"/>
         <w:jc w:val="center"/>
         <w:rPr>
-          <w:rFonts w:ascii="微软雅黑" w:eastAsia="微软雅黑" w:hAnsi="微软雅黑"/>
+          <w:rFonts w:ascii="微软雅黑" w:eastAsia="微软雅黑" w:hAnsi="微软雅黑" w:hint="eastAsia"/>
           <w:sz w:val="32"/>
         </w:rPr>
       </w:pPr>
@@ -49,12 +49,15 @@
           <w:rFonts w:ascii="微软雅黑" w:eastAsia="微软雅黑" w:hAnsi="微软雅黑" w:hint="eastAsia"/>
           <w:sz w:val="40"/>
         </w:rPr>
-        <w:t>报告</w:t>
+        <w:t>过程</w:t>
       </w:r>
     </w:p>
     <w:p>
       <w:pPr>
         <w:pStyle w:val="af5"/>
+        <w:rPr>
+          <w:rFonts w:hint="eastAsia"/>
+        </w:rPr>
       </w:pPr>
     </w:p>
     <w:p/>
@@ -63,107 +66,81 @@
       <w:pPr>
         <w:ind w:firstLineChars="171" w:firstLine="479"/>
         <w:rPr>
+          <w:rFonts w:ascii="微软雅黑" w:eastAsia="微软雅黑" w:hAnsi="微软雅黑" w:hint="eastAsia"/>
+          <w:b/>
+          <w:sz w:val="28"/>
+        </w:rPr>
+      </w:pPr>
+    </w:p>
+    <w:p>
+      <w:pPr>
+        <w:ind w:firstLineChars="0" w:firstLine="0"/>
+        <w:rPr>
+          <w:rFonts w:ascii="微软雅黑" w:eastAsia="微软雅黑" w:hAnsi="微软雅黑" w:hint="eastAsia"/>
+          <w:b/>
+          <w:sz w:val="28"/>
+        </w:rPr>
+      </w:pPr>
+    </w:p>
+    <w:p>
+      <w:pPr>
+        <w:ind w:firstLineChars="0" w:firstLine="0"/>
+        <w:rPr>
+          <w:rFonts w:ascii="微软雅黑" w:eastAsia="微软雅黑" w:hAnsi="微软雅黑" w:hint="eastAsia"/>
+          <w:b/>
+          <w:sz w:val="28"/>
+        </w:rPr>
+      </w:pPr>
+    </w:p>
+    <w:p>
+      <w:pPr>
+        <w:ind w:firstLineChars="0" w:firstLine="0"/>
+        <w:rPr>
+          <w:rFonts w:ascii="微软雅黑" w:eastAsia="微软雅黑" w:hAnsi="微软雅黑" w:hint="eastAsia"/>
+          <w:b/>
+          <w:sz w:val="28"/>
+        </w:rPr>
+      </w:pPr>
+    </w:p>
+    <w:p>
+      <w:pPr>
+        <w:ind w:firstLineChars="0" w:firstLine="0"/>
+        <w:rPr>
+          <w:rFonts w:ascii="微软雅黑" w:eastAsia="微软雅黑" w:hAnsi="微软雅黑" w:hint="eastAsia"/>
+          <w:b/>
+          <w:sz w:val="28"/>
+        </w:rPr>
+      </w:pPr>
+    </w:p>
+    <w:p>
+      <w:pPr>
+        <w:ind w:firstLine="560"/>
+        <w:rPr>
+          <w:rFonts w:ascii="微软雅黑" w:eastAsia="微软雅黑" w:hAnsi="微软雅黑" w:hint="eastAsia"/>
+          <w:b/>
+          <w:sz w:val="28"/>
+        </w:rPr>
+      </w:pPr>
+      <w:bookmarkStart w:id="0" w:name="_Ref104912840"/>
+      <w:bookmarkStart w:id="1" w:name="_Toc104874360"/>
+      <w:r>
+        <w:rPr>
+          <w:rFonts w:ascii="微软雅黑" w:eastAsia="微软雅黑" w:hAnsi="微软雅黑" w:hint="eastAsia"/>
+          <w:b/>
+          <w:sz w:val="28"/>
+        </w:rPr>
+        <w:t xml:space="preserve">项目制作人：Fan, </w:t>
+      </w:r>
+      <w:proofErr w:type="spellStart"/>
+      <w:r>
+        <w:rPr>
           <w:rFonts w:ascii="微软雅黑" w:eastAsia="微软雅黑" w:hAnsi="微软雅黑"/>
           <w:b/>
           <w:sz w:val="28"/>
         </w:rPr>
-      </w:pPr>
-    </w:p>
-    <w:p>
-      <w:pPr>
-        <w:ind w:firstLineChars="0" w:firstLine="0"/>
-        <w:rPr>
-          <w:rFonts w:ascii="微软雅黑" w:eastAsia="微软雅黑" w:hAnsi="微软雅黑"/>
-          <w:b/>
-          <w:sz w:val="28"/>
-        </w:rPr>
-      </w:pPr>
-    </w:p>
-    <w:p>
-      <w:pPr>
-        <w:ind w:firstLineChars="0" w:firstLine="0"/>
-        <w:rPr>
-          <w:rFonts w:ascii="微软雅黑" w:eastAsia="微软雅黑" w:hAnsi="微软雅黑"/>
-          <w:b/>
-          <w:sz w:val="28"/>
-        </w:rPr>
-      </w:pPr>
-    </w:p>
-    <w:p>
-      <w:pPr>
-        <w:ind w:firstLineChars="0" w:firstLine="0"/>
-        <w:rPr>
-          <w:rFonts w:ascii="微软雅黑" w:eastAsia="微软雅黑" w:hAnsi="微软雅黑"/>
-          <w:b/>
-          <w:sz w:val="28"/>
-        </w:rPr>
-      </w:pPr>
-    </w:p>
-    <w:p>
-      <w:pPr>
-        <w:ind w:firstLineChars="0" w:firstLine="0"/>
-        <w:rPr>
-          <w:rFonts w:ascii="微软雅黑" w:eastAsia="微软雅黑" w:hAnsi="微软雅黑"/>
-          <w:b/>
-          <w:sz w:val="28"/>
-        </w:rPr>
-      </w:pPr>
-    </w:p>
-    <w:p>
-      <w:pPr>
-        <w:ind w:firstLine="560"/>
-        <w:rPr>
-          <w:rFonts w:ascii="微软雅黑" w:eastAsia="微软雅黑" w:hAnsi="微软雅黑"/>
-          <w:b/>
-          <w:sz w:val="28"/>
-        </w:rPr>
-      </w:pPr>
-      <w:bookmarkStart w:id="0" w:name="_Ref104912840"/>
-      <w:bookmarkStart w:id="1" w:name="_Toc104874360"/>
-      <w:r>
-        <w:rPr>
-          <w:rFonts w:ascii="微软雅黑" w:eastAsia="微软雅黑" w:hAnsi="微软雅黑" w:hint="eastAsia"/>
-          <w:b/>
-          <w:sz w:val="28"/>
-        </w:rPr>
-        <w:t>项目制作人：Fan</w:t>
-      </w:r>
-      <w:proofErr w:type="gramStart"/>
-      <w:r>
-        <w:rPr>
-          <w:rFonts w:ascii="微软雅黑" w:eastAsia="微软雅黑" w:hAnsi="微软雅黑" w:hint="eastAsia"/>
-          <w:b/>
-          <w:sz w:val="28"/>
-        </w:rPr>
-        <w:t>,  F</w:t>
-      </w:r>
-      <w:r>
-        <w:rPr>
-          <w:rFonts w:ascii="微软雅黑" w:eastAsia="微软雅黑" w:hAnsi="微软雅黑"/>
-          <w:b/>
-          <w:sz w:val="28"/>
-        </w:rPr>
-        <w:t>le</w:t>
-      </w:r>
-      <w:bookmarkStart w:id="2" w:name="_GoBack"/>
-      <w:bookmarkEnd w:id="2"/>
-      <w:r>
-        <w:rPr>
-          <w:rFonts w:ascii="微软雅黑" w:eastAsia="微软雅黑" w:hAnsi="微软雅黑"/>
-          <w:b/>
-          <w:sz w:val="28"/>
-        </w:rPr>
-        <w:t>mming</w:t>
-      </w:r>
-      <w:proofErr w:type="gramEnd"/>
-      <w:r>
-        <w:rPr>
-          <w:rFonts w:ascii="微软雅黑" w:eastAsia="微软雅黑" w:hAnsi="微软雅黑"/>
-          <w:b/>
-          <w:sz w:val="28"/>
-        </w:rPr>
-        <w:t xml:space="preserve"> Linmao</w:t>
-      </w:r>
+        <w:t>Linmao</w:t>
+      </w:r>
+      <w:proofErr w:type="spellEnd"/>
     </w:p>
     <w:p>
       <w:pPr>
@@ -247,7 +224,7 @@
             <w:ind w:firstLine="643"/>
             <w:jc w:val="center"/>
             <w:rPr>
-              <w:rFonts w:ascii="微软雅黑" w:eastAsia="微软雅黑" w:hAnsi="微软雅黑"/>
+              <w:rFonts w:ascii="微软雅黑" w:eastAsia="微软雅黑" w:hAnsi="微软雅黑" w:hint="eastAsia"/>
               <w:sz w:val="32"/>
             </w:rPr>
           </w:pPr>
@@ -298,21 +275,21 @@
         <w:ind w:firstLine="643"/>
         <w:jc w:val="center"/>
         <w:rPr>
-          <w:rFonts w:ascii="宋体" w:hAnsi="宋体"/>
-          <w:b/>
-          <w:bCs/>
-          <w:sz w:val="32"/>
-          <w:szCs w:val="32"/>
-        </w:rPr>
-      </w:pPr>
-      <w:r>
-        <w:rPr>
           <w:rFonts w:ascii="宋体" w:hAnsi="宋体" w:hint="eastAsia"/>
           <w:b/>
           <w:bCs/>
           <w:sz w:val="32"/>
           <w:szCs w:val="32"/>
         </w:rPr>
+      </w:pPr>
+      <w:r>
+        <w:rPr>
+          <w:rFonts w:ascii="宋体" w:hAnsi="宋体" w:hint="eastAsia"/>
+          <w:b/>
+          <w:bCs/>
+          <w:sz w:val="32"/>
+          <w:szCs w:val="32"/>
+        </w:rPr>
         <w:t>摘　要</w:t>
       </w:r>
     </w:p>
@@ -322,69 +299,53 @@
         <w:spacing w:line="240" w:lineRule="auto"/>
         <w:jc w:val="left"/>
         <w:rPr>
+          <w:rFonts w:ascii="宋体" w:hAnsi="宋体" w:cs="宋体" w:hint="eastAsia"/>
+          <w:kern w:val="0"/>
+        </w:rPr>
+      </w:pPr>
+      <w:r>
+        <w:rPr>
           <w:rFonts w:ascii="宋体" w:hAnsi="宋体" w:cs="宋体"/>
           <w:kern w:val="0"/>
         </w:rPr>
-      </w:pPr>
+        <w:t>本项目</w:t>
+      </w:r>
       <w:r>
         <w:rPr>
           <w:rFonts w:ascii="宋体" w:hAnsi="宋体" w:cs="宋体"/>
           <w:kern w:val="0"/>
         </w:rPr>
-        <w:t>本项目</w:t>
+        <w:t>主要</w:t>
       </w:r>
       <w:r>
         <w:rPr>
           <w:rFonts w:ascii="宋体" w:hAnsi="宋体" w:cs="宋体"/>
           <w:kern w:val="0"/>
         </w:rPr>
-        <w:t>主要</w:t>
-      </w:r>
+        <w:t>实现了电影评分可视化，将大众用户对电影的评分评价以图标的形式展现。本次项目采用</w:t>
+      </w:r>
+      <w:proofErr w:type="spellStart"/>
       <w:r>
         <w:rPr>
           <w:rFonts w:ascii="宋体" w:hAnsi="宋体" w:cs="宋体"/>
           <w:kern w:val="0"/>
         </w:rPr>
-        <w:t>实现了电影评分可视化，将大众用户对电影的评分评价以图标的形式展现。本次项目采用</w:t>
-      </w:r>
-      <w:proofErr w:type="spellStart"/>
+        <w:t>Spring</w:t>
+      </w:r>
       <w:r>
         <w:rPr>
           <w:rFonts w:ascii="宋体" w:hAnsi="宋体" w:cs="宋体"/>
           <w:kern w:val="0"/>
         </w:rPr>
-        <w:t>Spring</w:t>
-      </w:r>
+        <w:t>Boot+Spark+Vue</w:t>
+      </w:r>
+      <w:proofErr w:type="spellEnd"/>
       <w:r>
         <w:rPr>
           <w:rFonts w:ascii="宋体" w:hAnsi="宋体" w:cs="宋体"/>
           <w:kern w:val="0"/>
         </w:rPr>
-        <w:t>Boot+Spark+Vue</w:t>
-      </w:r>
-      <w:proofErr w:type="spellEnd"/>
-      <w:r>
-        <w:rPr>
-          <w:rFonts w:ascii="宋体" w:hAnsi="宋体" w:cs="宋体"/>
-          <w:kern w:val="0"/>
-        </w:rPr>
-        <w:t>架构，以MySQL为数据库，建立</w:t>
-      </w:r>
-      <w:proofErr w:type="gramStart"/>
-      <w:r>
-        <w:rPr>
-          <w:rFonts w:ascii="宋体" w:hAnsi="宋体" w:cs="宋体"/>
-          <w:kern w:val="0"/>
-        </w:rPr>
-        <w:t>基于基于</w:t>
-      </w:r>
-      <w:proofErr w:type="gramEnd"/>
-      <w:r>
-        <w:rPr>
-          <w:rFonts w:ascii="宋体" w:hAnsi="宋体" w:cs="宋体"/>
-          <w:kern w:val="0"/>
-        </w:rPr>
-        <w:t>B/S模式的电影评分可视化平台。我们将数据上传至HDFS，基于RDD实现对movies.csv数据文件的过滤，用户在此平台上可以通过输入电影名称，电影类型进行精确查找或者模糊查找，同时了解电影的所有用户评分，用户评论情况。基于</w:t>
+        <w:t>架构，以MySQL为数据库，建立基于基于B/S模式的电影评分可视化平台。我们将数据上传至HDFS，基于RDD实现对movies.csv数据文件的过滤，用户在此平台上可以通过输入电影名称，电影类型进行精确查找或者模糊查找，同时了解电影的所有用户评分，用户评论情况。基于</w:t>
       </w:r>
       <w:r>
         <w:rPr>
@@ -545,14 +506,12 @@
         </w:rPr>
         <w:t>；</w:t>
       </w:r>
-      <w:proofErr w:type="spellStart"/>
       <w:r>
         <w:rPr>
           <w:rStyle w:val="Char7"/>
         </w:rPr>
         <w:t>Vue</w:t>
       </w:r>
-      <w:proofErr w:type="spellEnd"/>
       <w:r>
         <w:rPr>
           <w:rStyle w:val="Char7"/>
@@ -715,7 +674,7 @@
         <w:pStyle w:val="a1"/>
         <w:ind w:firstLine="562"/>
         <w:rPr>
-          <w:rFonts w:ascii="宋体" w:hAnsi="宋体"/>
+          <w:rFonts w:ascii="宋体" w:hAnsi="宋体" w:hint="eastAsia"/>
           <w:b/>
           <w:sz w:val="32"/>
           <w:szCs w:val="32"/>
@@ -778,19 +737,11 @@
         </w:rPr>
         <w:t>；</w:t>
       </w:r>
-      <w:proofErr w:type="spellStart"/>
-      <w:r>
-        <w:rPr>
-          <w:rFonts w:hint="eastAsia"/>
-        </w:rPr>
-        <w:t>Vue</w:t>
-      </w:r>
-      <w:proofErr w:type="spellEnd"/>
-      <w:r>
-        <w:rPr>
-          <w:rFonts w:hint="eastAsia"/>
-        </w:rPr>
-        <w:t>;</w:t>
+      <w:r>
+        <w:rPr>
+          <w:rFonts w:hint="eastAsia"/>
+        </w:rPr>
+        <w:t>Vue;</w:t>
       </w:r>
     </w:p>
     <w:p>
@@ -798,20 +749,20 @@
         <w:ind w:firstLineChars="0" w:firstLine="0"/>
         <w:jc w:val="left"/>
         <w:rPr>
-          <w:rFonts w:ascii="宋体" w:hAnsi="宋体"/>
+          <w:rFonts w:ascii="宋体" w:hAnsi="宋体" w:hint="eastAsia"/>
           <w:b/>
           <w:sz w:val="32"/>
           <w:szCs w:val="32"/>
         </w:rPr>
       </w:pPr>
-      <w:bookmarkStart w:id="3" w:name="_Toc512610522"/>
+      <w:bookmarkStart w:id="2" w:name="_Toc512610522"/>
     </w:p>
     <w:p>
       <w:pPr>
         <w:ind w:firstLineChars="0" w:firstLine="0"/>
         <w:jc w:val="left"/>
         <w:rPr>
-          <w:rFonts w:ascii="宋体" w:hAnsi="宋体"/>
+          <w:rFonts w:ascii="宋体" w:hAnsi="宋体" w:hint="eastAsia"/>
           <w:b/>
           <w:sz w:val="32"/>
           <w:szCs w:val="32"/>
@@ -823,7 +774,7 @@
         <w:ind w:firstLineChars="0" w:firstLine="0"/>
         <w:jc w:val="left"/>
         <w:rPr>
-          <w:rFonts w:ascii="宋体" w:hAnsi="宋体"/>
+          <w:rFonts w:ascii="宋体" w:hAnsi="宋体" w:hint="eastAsia"/>
           <w:b/>
           <w:sz w:val="32"/>
           <w:szCs w:val="32"/>
@@ -835,7 +786,7 @@
         <w:ind w:firstLineChars="0" w:firstLine="0"/>
         <w:jc w:val="left"/>
         <w:rPr>
-          <w:rFonts w:ascii="宋体" w:hAnsi="宋体"/>
+          <w:rFonts w:ascii="宋体" w:hAnsi="宋体" w:hint="eastAsia"/>
           <w:b/>
           <w:sz w:val="32"/>
           <w:szCs w:val="32"/>
@@ -847,7 +798,7 @@
         <w:ind w:firstLineChars="0" w:firstLine="0"/>
         <w:jc w:val="left"/>
         <w:rPr>
-          <w:rFonts w:ascii="宋体" w:hAnsi="宋体"/>
+          <w:rFonts w:ascii="宋体" w:hAnsi="宋体" w:hint="eastAsia"/>
           <w:b/>
           <w:sz w:val="32"/>
           <w:szCs w:val="32"/>
@@ -859,7 +810,7 @@
         <w:ind w:firstLineChars="0" w:firstLine="0"/>
         <w:jc w:val="left"/>
         <w:rPr>
-          <w:rFonts w:ascii="宋体" w:hAnsi="宋体"/>
+          <w:rFonts w:ascii="宋体" w:hAnsi="宋体" w:hint="eastAsia"/>
           <w:b/>
           <w:sz w:val="32"/>
           <w:szCs w:val="32"/>
@@ -871,7 +822,7 @@
         <w:ind w:firstLineChars="0" w:firstLine="0"/>
         <w:jc w:val="left"/>
         <w:rPr>
-          <w:rFonts w:ascii="宋体" w:hAnsi="宋体"/>
+          <w:rFonts w:ascii="宋体" w:hAnsi="宋体" w:hint="eastAsia"/>
           <w:b/>
           <w:sz w:val="32"/>
           <w:szCs w:val="32"/>
@@ -883,7 +834,7 @@
         <w:ind w:firstLineChars="0" w:firstLine="0"/>
         <w:jc w:val="left"/>
         <w:rPr>
-          <w:rFonts w:ascii="宋体" w:hAnsi="宋体"/>
+          <w:rFonts w:ascii="宋体" w:hAnsi="宋体" w:hint="eastAsia"/>
           <w:b/>
           <w:sz w:val="32"/>
           <w:szCs w:val="32"/>
@@ -895,7 +846,7 @@
         <w:ind w:firstLineChars="0" w:firstLine="0"/>
         <w:jc w:val="left"/>
         <w:rPr>
-          <w:rFonts w:ascii="宋体" w:hAnsi="宋体"/>
+          <w:rFonts w:ascii="宋体" w:hAnsi="宋体" w:hint="eastAsia"/>
           <w:b/>
           <w:sz w:val="32"/>
           <w:szCs w:val="32"/>
@@ -907,7 +858,7 @@
         <w:ind w:firstLineChars="0" w:firstLine="0"/>
         <w:jc w:val="left"/>
         <w:rPr>
-          <w:rFonts w:ascii="宋体" w:hAnsi="宋体"/>
+          <w:rFonts w:ascii="宋体" w:hAnsi="宋体" w:hint="eastAsia"/>
           <w:b/>
           <w:sz w:val="32"/>
           <w:szCs w:val="32"/>
@@ -955,18 +906,15 @@
         </w:p>
         <w:p>
           <w:pPr>
-            <w:pStyle w:val="11"/>
-            <w:tabs>
-              <w:tab w:val="clear" w:pos="1680"/>
-              <w:tab w:val="left" w:pos="1260"/>
-            </w:tabs>
+            <w:pStyle w:val="TOC1"/>
             <w:ind w:firstLine="422"/>
             <w:rPr>
-              <w:rFonts w:asciiTheme="minorHAnsi" w:eastAsiaTheme="minorEastAsia" w:hAnsiTheme="minorHAnsi" w:cstheme="minorBidi"/>
+              <w:rFonts w:asciiTheme="minorHAnsi" w:eastAsiaTheme="minorEastAsia" w:hAnsiTheme="minorHAnsi" w:cstheme="minorBidi" w:hint="eastAsia"/>
               <w:b w:val="0"/>
               <w:bCs w:val="0"/>
               <w:noProof/>
-              <w:szCs w:val="22"/>
+              <w:sz w:val="22"/>
+              <w14:ligatures w14:val="standardContextual"/>
             </w:rPr>
           </w:pPr>
           <w:r>
@@ -978,32 +926,45 @@
           <w:r>
             <w:fldChar w:fldCharType="separate"/>
           </w:r>
-          <w:hyperlink w:anchor="_Toc13513860" w:history="1">
-            <w:r>
-              <w:rPr>
-                <w:rStyle w:val="a5"/>
-                <w:rFonts w:ascii="宋体" w:eastAsia="宋体" w:hAnsi="宋体"/>
-                <w:noProof/>
-              </w:rPr>
-              <w:t>1</w:t>
-            </w:r>
+          <w:hyperlink w:anchor="_Toc239342094" w:history="1">
             <w:r>
               <w:rPr>
                 <w:rStyle w:val="a5"/>
                 <w:rFonts w:ascii="宋体" w:eastAsia="宋体" w:hAnsi="宋体" w:hint="eastAsia"/>
                 <w:noProof/>
               </w:rPr>
-              <w:t>实验题目</w:t>
-            </w:r>
-            <w:r>
-              <w:rPr>
-                <w:noProof/>
-                <w:webHidden/>
-              </w:rPr>
-              <w:tab/>
-            </w:r>
-            <w:r>
-              <w:rPr>
+              <w:t>1</w:t>
+            </w:r>
+            <w:r>
+              <w:rPr>
+                <w:rFonts w:asciiTheme="minorHAnsi" w:eastAsiaTheme="minorEastAsia" w:hAnsiTheme="minorHAnsi" w:cstheme="minorBidi" w:hint="eastAsia"/>
+                <w:b w:val="0"/>
+                <w:bCs w:val="0"/>
+                <w:noProof/>
+                <w:sz w:val="22"/>
+                <w14:ligatures w14:val="standardContextual"/>
+              </w:rPr>
+              <w:tab/>
+            </w:r>
+            <w:r>
+              <w:rPr>
+                <w:rStyle w:val="a5"/>
+                <w:rFonts w:ascii="宋体" w:eastAsia="宋体" w:hAnsi="宋体" w:hint="eastAsia"/>
+                <w:noProof/>
+              </w:rPr>
+              <w:t>项目</w:t>
+            </w:r>
+            <w:r>
+              <w:rPr>
+                <w:rFonts w:hint="eastAsia"/>
+                <w:noProof/>
+                <w:webHidden/>
+              </w:rPr>
+              <w:tab/>
+            </w:r>
+            <w:r>
+              <w:rPr>
+                <w:rFonts w:hint="eastAsia"/>
                 <w:noProof/>
                 <w:webHidden/>
               </w:rPr>
@@ -1011,19 +972,37 @@
             </w:r>
             <w:r>
               <w:rPr>
-                <w:noProof/>
-                <w:webHidden/>
-              </w:rPr>
-              <w:instrText xml:space="preserve"> PAGEREF _Toc13513860 \h </w:instrText>
-            </w:r>
-            <w:r>
-              <w:rPr>
-                <w:noProof/>
-                <w:webHidden/>
-              </w:rPr>
-            </w:r>
-            <w:r>
-              <w:rPr>
+                <w:rFonts w:hint="eastAsia"/>
+                <w:noProof/>
+                <w:webHidden/>
+              </w:rPr>
+              <w:instrText xml:space="preserve"> </w:instrText>
+            </w:r>
+            <w:r>
+              <w:rPr>
+                <w:noProof/>
+                <w:webHidden/>
+              </w:rPr>
+              <w:instrText>PAGEREF _Toc239342094 \h</w:instrText>
+            </w:r>
+            <w:r>
+              <w:rPr>
+                <w:rFonts w:hint="eastAsia"/>
+                <w:noProof/>
+                <w:webHidden/>
+              </w:rPr>
+              <w:instrText xml:space="preserve"> </w:instrText>
+            </w:r>
+            <w:r>
+              <w:rPr>
+                <w:rFonts w:hint="eastAsia"/>
+                <w:noProof/>
+                <w:webHidden/>
+              </w:rPr>
+            </w:r>
+            <w:r>
+              <w:rPr>
+                <w:rFonts w:hint="eastAsia"/>
                 <w:noProof/>
                 <w:webHidden/>
               </w:rPr>
@@ -1034,10 +1013,11 @@
                 <w:noProof/>
                 <w:webHidden/>
               </w:rPr>
-              <w:t>4</w:t>
-            </w:r>
-            <w:r>
-              <w:rPr>
+              <w:t>5</w:t>
+            </w:r>
+            <w:r>
+              <w:rPr>
+                <w:rFonts w:hint="eastAsia"/>
                 <w:noProof/>
                 <w:webHidden/>
               </w:rPr>
@@ -1047,38 +1027,20 @@
         </w:p>
         <w:p>
           <w:pPr>
-            <w:pStyle w:val="21"/>
+            <w:pStyle w:val="TOC2"/>
             <w:tabs>
               <w:tab w:val="left" w:pos="1440"/>
               <w:tab w:val="right" w:leader="dot" w:pos="8296"/>
             </w:tabs>
             <w:ind w:left="480" w:firstLine="360"/>
             <w:rPr>
-              <w:rFonts w:asciiTheme="minorHAnsi" w:eastAsiaTheme="minorEastAsia" w:hAnsiTheme="minorHAnsi" w:cstheme="minorBidi"/>
+              <w:rFonts w:asciiTheme="minorHAnsi" w:eastAsiaTheme="minorEastAsia" w:hAnsiTheme="minorHAnsi" w:cstheme="minorBidi" w:hint="eastAsia"/>
               <w:noProof/>
-              <w:sz w:val="21"/>
-              <w:szCs w:val="22"/>
+              <w:sz w:val="22"/>
+              <w14:ligatures w14:val="standardContextual"/>
             </w:rPr>
           </w:pPr>
-          <w:hyperlink w:anchor="_Toc13513861" w:history="1">
-            <w:r>
-              <w:rPr>
-                <w:rStyle w:val="a5"/>
-                <w:rFonts w:ascii="宋体" w:eastAsia="宋体" w:hAnsi="宋体"/>
-                <w:b/>
-                <w:noProof/>
-              </w:rPr>
-              <w:t>1.1</w:t>
-            </w:r>
-            <w:r>
-              <w:rPr>
-                <w:rFonts w:asciiTheme="minorHAnsi" w:eastAsiaTheme="minorEastAsia" w:hAnsiTheme="minorHAnsi" w:cstheme="minorBidi"/>
-                <w:noProof/>
-                <w:sz w:val="21"/>
-                <w:szCs w:val="22"/>
-              </w:rPr>
-              <w:tab/>
-            </w:r>
+          <w:hyperlink w:anchor="_Toc239342095" w:history="1">
             <w:r>
               <w:rPr>
                 <w:rStyle w:val="a5"/>
@@ -1086,17 +1048,37 @@
                 <w:b/>
                 <w:noProof/>
               </w:rPr>
-              <w:t>实验题目</w:t>
-            </w:r>
-            <w:r>
-              <w:rPr>
-                <w:noProof/>
-                <w:webHidden/>
-              </w:rPr>
-              <w:tab/>
-            </w:r>
-            <w:r>
-              <w:rPr>
+              <w:t>1.1</w:t>
+            </w:r>
+            <w:r>
+              <w:rPr>
+                <w:rFonts w:asciiTheme="minorHAnsi" w:eastAsiaTheme="minorEastAsia" w:hAnsiTheme="minorHAnsi" w:cstheme="minorBidi" w:hint="eastAsia"/>
+                <w:noProof/>
+                <w:sz w:val="22"/>
+                <w14:ligatures w14:val="standardContextual"/>
+              </w:rPr>
+              <w:tab/>
+            </w:r>
+            <w:r>
+              <w:rPr>
+                <w:rStyle w:val="a5"/>
+                <w:rFonts w:ascii="宋体" w:eastAsia="宋体" w:hAnsi="宋体" w:hint="eastAsia"/>
+                <w:b/>
+                <w:noProof/>
+              </w:rPr>
+              <w:t>项目内容</w:t>
+            </w:r>
+            <w:r>
+              <w:rPr>
+                <w:rFonts w:hint="eastAsia"/>
+                <w:noProof/>
+                <w:webHidden/>
+              </w:rPr>
+              <w:tab/>
+            </w:r>
+            <w:r>
+              <w:rPr>
+                <w:rFonts w:hint="eastAsia"/>
                 <w:noProof/>
                 <w:webHidden/>
               </w:rPr>
@@ -1104,19 +1086,37 @@
             </w:r>
             <w:r>
               <w:rPr>
-                <w:noProof/>
-                <w:webHidden/>
-              </w:rPr>
-              <w:instrText xml:space="preserve"> PAGEREF _Toc13513861 \h </w:instrText>
-            </w:r>
-            <w:r>
-              <w:rPr>
-                <w:noProof/>
-                <w:webHidden/>
-              </w:rPr>
-            </w:r>
-            <w:r>
-              <w:rPr>
+                <w:rFonts w:hint="eastAsia"/>
+                <w:noProof/>
+                <w:webHidden/>
+              </w:rPr>
+              <w:instrText xml:space="preserve"> </w:instrText>
+            </w:r>
+            <w:r>
+              <w:rPr>
+                <w:noProof/>
+                <w:webHidden/>
+              </w:rPr>
+              <w:instrText>PAGEREF _Toc239342095 \h</w:instrText>
+            </w:r>
+            <w:r>
+              <w:rPr>
+                <w:rFonts w:hint="eastAsia"/>
+                <w:noProof/>
+                <w:webHidden/>
+              </w:rPr>
+              <w:instrText xml:space="preserve"> </w:instrText>
+            </w:r>
+            <w:r>
+              <w:rPr>
+                <w:rFonts w:hint="eastAsia"/>
+                <w:noProof/>
+                <w:webHidden/>
+              </w:rPr>
+            </w:r>
+            <w:r>
+              <w:rPr>
+                <w:rFonts w:hint="eastAsia"/>
                 <w:noProof/>
                 <w:webHidden/>
               </w:rPr>
@@ -1127,10 +1127,11 @@
                 <w:noProof/>
                 <w:webHidden/>
               </w:rPr>
-              <w:t>4</w:t>
-            </w:r>
-            <w:r>
-              <w:rPr>
+              <w:t>5</w:t>
+            </w:r>
+            <w:r>
+              <w:rPr>
+                <w:rFonts w:hint="eastAsia"/>
                 <w:noProof/>
                 <w:webHidden/>
               </w:rPr>
@@ -1140,38 +1141,20 @@
         </w:p>
         <w:p>
           <w:pPr>
-            <w:pStyle w:val="31"/>
+            <w:pStyle w:val="TOC3"/>
             <w:tabs>
-              <w:tab w:val="left" w:pos="2195"/>
+              <w:tab w:val="left" w:pos="2245"/>
               <w:tab w:val="right" w:leader="dot" w:pos="8296"/>
             </w:tabs>
             <w:ind w:left="960"/>
             <w:rPr>
-              <w:rFonts w:asciiTheme="minorHAnsi" w:eastAsiaTheme="minorEastAsia" w:hAnsiTheme="minorHAnsi" w:cstheme="minorBidi"/>
+              <w:rFonts w:asciiTheme="minorHAnsi" w:eastAsiaTheme="minorEastAsia" w:hAnsiTheme="minorHAnsi" w:cstheme="minorBidi" w:hint="eastAsia"/>
               <w:noProof/>
-              <w:sz w:val="21"/>
-              <w:szCs w:val="22"/>
+              <w:sz w:val="22"/>
+              <w14:ligatures w14:val="standardContextual"/>
             </w:rPr>
           </w:pPr>
-          <w:hyperlink w:anchor="_Toc13513862" w:history="1">
-            <w:r>
-              <w:rPr>
-                <w:rStyle w:val="a5"/>
-                <w:rFonts w:ascii="宋体" w:hAnsi="宋体"/>
-                <w:b/>
-                <w:noProof/>
-              </w:rPr>
-              <w:t>1.1.1</w:t>
-            </w:r>
-            <w:r>
-              <w:rPr>
-                <w:rFonts w:asciiTheme="minorHAnsi" w:eastAsiaTheme="minorEastAsia" w:hAnsiTheme="minorHAnsi" w:cstheme="minorBidi"/>
-                <w:noProof/>
-                <w:sz w:val="21"/>
-                <w:szCs w:val="22"/>
-              </w:rPr>
-              <w:tab/>
-            </w:r>
+          <w:hyperlink w:anchor="_Toc239342096" w:history="1">
             <w:r>
               <w:rPr>
                 <w:rStyle w:val="a5"/>
@@ -1179,17 +1162,37 @@
                 <w:b/>
                 <w:noProof/>
               </w:rPr>
-              <w:t>实验数据</w:t>
-            </w:r>
-            <w:r>
-              <w:rPr>
-                <w:noProof/>
-                <w:webHidden/>
-              </w:rPr>
-              <w:tab/>
-            </w:r>
-            <w:r>
-              <w:rPr>
+              <w:t>1.1.1</w:t>
+            </w:r>
+            <w:r>
+              <w:rPr>
+                <w:rFonts w:asciiTheme="minorHAnsi" w:eastAsiaTheme="minorEastAsia" w:hAnsiTheme="minorHAnsi" w:cstheme="minorBidi" w:hint="eastAsia"/>
+                <w:noProof/>
+                <w:sz w:val="22"/>
+                <w14:ligatures w14:val="standardContextual"/>
+              </w:rPr>
+              <w:tab/>
+            </w:r>
+            <w:r>
+              <w:rPr>
+                <w:rStyle w:val="a5"/>
+                <w:rFonts w:ascii="宋体" w:hAnsi="宋体" w:hint="eastAsia"/>
+                <w:b/>
+                <w:noProof/>
+              </w:rPr>
+              <w:t>项目数据</w:t>
+            </w:r>
+            <w:r>
+              <w:rPr>
+                <w:rFonts w:hint="eastAsia"/>
+                <w:noProof/>
+                <w:webHidden/>
+              </w:rPr>
+              <w:tab/>
+            </w:r>
+            <w:r>
+              <w:rPr>
+                <w:rFonts w:hint="eastAsia"/>
                 <w:noProof/>
                 <w:webHidden/>
               </w:rPr>
@@ -1197,19 +1200,37 @@
             </w:r>
             <w:r>
               <w:rPr>
-                <w:noProof/>
-                <w:webHidden/>
-              </w:rPr>
-              <w:instrText xml:space="preserve"> PAGEREF _Toc13513862 \h </w:instrText>
-            </w:r>
-            <w:r>
-              <w:rPr>
-                <w:noProof/>
-                <w:webHidden/>
-              </w:rPr>
-            </w:r>
-            <w:r>
-              <w:rPr>
+                <w:rFonts w:hint="eastAsia"/>
+                <w:noProof/>
+                <w:webHidden/>
+              </w:rPr>
+              <w:instrText xml:space="preserve"> </w:instrText>
+            </w:r>
+            <w:r>
+              <w:rPr>
+                <w:noProof/>
+                <w:webHidden/>
+              </w:rPr>
+              <w:instrText>PAGEREF _Toc239342096 \h</w:instrText>
+            </w:r>
+            <w:r>
+              <w:rPr>
+                <w:rFonts w:hint="eastAsia"/>
+                <w:noProof/>
+                <w:webHidden/>
+              </w:rPr>
+              <w:instrText xml:space="preserve"> </w:instrText>
+            </w:r>
+            <w:r>
+              <w:rPr>
+                <w:rFonts w:hint="eastAsia"/>
+                <w:noProof/>
+                <w:webHidden/>
+              </w:rPr>
+            </w:r>
+            <w:r>
+              <w:rPr>
+                <w:rFonts w:hint="eastAsia"/>
                 <w:noProof/>
                 <w:webHidden/>
               </w:rPr>
@@ -1220,10 +1241,11 @@
                 <w:noProof/>
                 <w:webHidden/>
               </w:rPr>
-              <w:t>4</w:t>
-            </w:r>
-            <w:r>
-              <w:rPr>
+              <w:t>5</w:t>
+            </w:r>
+            <w:r>
+              <w:rPr>
+                <w:rFonts w:hint="eastAsia"/>
                 <w:noProof/>
                 <w:webHidden/>
               </w:rPr>
@@ -1233,38 +1255,20 @@
         </w:p>
         <w:p>
           <w:pPr>
-            <w:pStyle w:val="31"/>
+            <w:pStyle w:val="TOC3"/>
             <w:tabs>
-              <w:tab w:val="left" w:pos="2195"/>
+              <w:tab w:val="left" w:pos="2245"/>
               <w:tab w:val="right" w:leader="dot" w:pos="8296"/>
             </w:tabs>
             <w:ind w:left="960"/>
             <w:rPr>
-              <w:rFonts w:asciiTheme="minorHAnsi" w:eastAsiaTheme="minorEastAsia" w:hAnsiTheme="minorHAnsi" w:cstheme="minorBidi"/>
+              <w:rFonts w:asciiTheme="minorHAnsi" w:eastAsiaTheme="minorEastAsia" w:hAnsiTheme="minorHAnsi" w:cstheme="minorBidi" w:hint="eastAsia"/>
               <w:noProof/>
-              <w:sz w:val="21"/>
-              <w:szCs w:val="22"/>
+              <w:sz w:val="22"/>
+              <w14:ligatures w14:val="standardContextual"/>
             </w:rPr>
           </w:pPr>
-          <w:hyperlink w:anchor="_Toc13513863" w:history="1">
-            <w:r>
-              <w:rPr>
-                <w:rStyle w:val="a5"/>
-                <w:rFonts w:ascii="宋体" w:hAnsi="宋体"/>
-                <w:b/>
-                <w:noProof/>
-              </w:rPr>
-              <w:t>1.1.2</w:t>
-            </w:r>
-            <w:r>
-              <w:rPr>
-                <w:rFonts w:asciiTheme="minorHAnsi" w:eastAsiaTheme="minorEastAsia" w:hAnsiTheme="minorHAnsi" w:cstheme="minorBidi"/>
-                <w:noProof/>
-                <w:sz w:val="21"/>
-                <w:szCs w:val="22"/>
-              </w:rPr>
-              <w:tab/>
-            </w:r>
+          <w:hyperlink w:anchor="_Toc239342097" w:history="1">
             <w:r>
               <w:rPr>
                 <w:rStyle w:val="a5"/>
@@ -1272,17 +1276,37 @@
                 <w:b/>
                 <w:noProof/>
               </w:rPr>
-              <w:t>实验内容</w:t>
-            </w:r>
-            <w:r>
-              <w:rPr>
-                <w:noProof/>
-                <w:webHidden/>
-              </w:rPr>
-              <w:tab/>
-            </w:r>
-            <w:r>
-              <w:rPr>
+              <w:t>1.1.2</w:t>
+            </w:r>
+            <w:r>
+              <w:rPr>
+                <w:rFonts w:asciiTheme="minorHAnsi" w:eastAsiaTheme="minorEastAsia" w:hAnsiTheme="minorHAnsi" w:cstheme="minorBidi" w:hint="eastAsia"/>
+                <w:noProof/>
+                <w:sz w:val="22"/>
+                <w14:ligatures w14:val="standardContextual"/>
+              </w:rPr>
+              <w:tab/>
+            </w:r>
+            <w:r>
+              <w:rPr>
+                <w:rStyle w:val="a5"/>
+                <w:rFonts w:ascii="宋体" w:hAnsi="宋体" w:hint="eastAsia"/>
+                <w:b/>
+                <w:noProof/>
+              </w:rPr>
+              <w:t>项目内容</w:t>
+            </w:r>
+            <w:r>
+              <w:rPr>
+                <w:rFonts w:hint="eastAsia"/>
+                <w:noProof/>
+                <w:webHidden/>
+              </w:rPr>
+              <w:tab/>
+            </w:r>
+            <w:r>
+              <w:rPr>
+                <w:rFonts w:hint="eastAsia"/>
                 <w:noProof/>
                 <w:webHidden/>
               </w:rPr>
@@ -1290,19 +1314,37 @@
             </w:r>
             <w:r>
               <w:rPr>
-                <w:noProof/>
-                <w:webHidden/>
-              </w:rPr>
-              <w:instrText xml:space="preserve"> PAGEREF _Toc13513863 \h </w:instrText>
-            </w:r>
-            <w:r>
-              <w:rPr>
-                <w:noProof/>
-                <w:webHidden/>
-              </w:rPr>
-            </w:r>
-            <w:r>
-              <w:rPr>
+                <w:rFonts w:hint="eastAsia"/>
+                <w:noProof/>
+                <w:webHidden/>
+              </w:rPr>
+              <w:instrText xml:space="preserve"> </w:instrText>
+            </w:r>
+            <w:r>
+              <w:rPr>
+                <w:noProof/>
+                <w:webHidden/>
+              </w:rPr>
+              <w:instrText>PAGEREF _Toc239342097 \h</w:instrText>
+            </w:r>
+            <w:r>
+              <w:rPr>
+                <w:rFonts w:hint="eastAsia"/>
+                <w:noProof/>
+                <w:webHidden/>
+              </w:rPr>
+              <w:instrText xml:space="preserve"> </w:instrText>
+            </w:r>
+            <w:r>
+              <w:rPr>
+                <w:rFonts w:hint="eastAsia"/>
+                <w:noProof/>
+                <w:webHidden/>
+              </w:rPr>
+            </w:r>
+            <w:r>
+              <w:rPr>
+                <w:rFonts w:hint="eastAsia"/>
                 <w:noProof/>
                 <w:webHidden/>
               </w:rPr>
@@ -1313,10 +1355,11 @@
                 <w:noProof/>
                 <w:webHidden/>
               </w:rPr>
-              <w:t>4</w:t>
-            </w:r>
-            <w:r>
-              <w:rPr>
+              <w:t>5</w:t>
+            </w:r>
+            <w:r>
+              <w:rPr>
+                <w:rFonts w:hint="eastAsia"/>
                 <w:noProof/>
                 <w:webHidden/>
               </w:rPr>
@@ -1326,38 +1369,20 @@
         </w:p>
         <w:p>
           <w:pPr>
-            <w:pStyle w:val="31"/>
+            <w:pStyle w:val="TOC3"/>
             <w:tabs>
-              <w:tab w:val="left" w:pos="2195"/>
+              <w:tab w:val="left" w:pos="2245"/>
               <w:tab w:val="right" w:leader="dot" w:pos="8296"/>
             </w:tabs>
             <w:ind w:left="960"/>
             <w:rPr>
-              <w:rFonts w:asciiTheme="minorHAnsi" w:eastAsiaTheme="minorEastAsia" w:hAnsiTheme="minorHAnsi" w:cstheme="minorBidi"/>
+              <w:rFonts w:asciiTheme="minorHAnsi" w:eastAsiaTheme="minorEastAsia" w:hAnsiTheme="minorHAnsi" w:cstheme="minorBidi" w:hint="eastAsia"/>
               <w:noProof/>
-              <w:sz w:val="21"/>
-              <w:szCs w:val="22"/>
+              <w:sz w:val="22"/>
+              <w14:ligatures w14:val="standardContextual"/>
             </w:rPr>
           </w:pPr>
-          <w:hyperlink w:anchor="_Toc13513864" w:history="1">
-            <w:r>
-              <w:rPr>
-                <w:rStyle w:val="a5"/>
-                <w:rFonts w:ascii="宋体" w:hAnsi="宋体"/>
-                <w:b/>
-                <w:noProof/>
-              </w:rPr>
-              <w:t>1.1.3</w:t>
-            </w:r>
-            <w:r>
-              <w:rPr>
-                <w:rFonts w:asciiTheme="minorHAnsi" w:eastAsiaTheme="minorEastAsia" w:hAnsiTheme="minorHAnsi" w:cstheme="minorBidi"/>
-                <w:noProof/>
-                <w:sz w:val="21"/>
-                <w:szCs w:val="22"/>
-              </w:rPr>
-              <w:tab/>
-            </w:r>
+          <w:hyperlink w:anchor="_Toc239342098" w:history="1">
             <w:r>
               <w:rPr>
                 <w:rStyle w:val="a5"/>
@@ -1365,17 +1390,37 @@
                 <w:b/>
                 <w:noProof/>
               </w:rPr>
-              <w:t>实验要求</w:t>
-            </w:r>
-            <w:r>
-              <w:rPr>
-                <w:noProof/>
-                <w:webHidden/>
-              </w:rPr>
-              <w:tab/>
-            </w:r>
-            <w:r>
-              <w:rPr>
+              <w:t>1.1.3</w:t>
+            </w:r>
+            <w:r>
+              <w:rPr>
+                <w:rFonts w:asciiTheme="minorHAnsi" w:eastAsiaTheme="minorEastAsia" w:hAnsiTheme="minorHAnsi" w:cstheme="minorBidi" w:hint="eastAsia"/>
+                <w:noProof/>
+                <w:sz w:val="22"/>
+                <w14:ligatures w14:val="standardContextual"/>
+              </w:rPr>
+              <w:tab/>
+            </w:r>
+            <w:r>
+              <w:rPr>
+                <w:rStyle w:val="a5"/>
+                <w:rFonts w:ascii="宋体" w:hAnsi="宋体" w:hint="eastAsia"/>
+                <w:b/>
+                <w:noProof/>
+              </w:rPr>
+              <w:t>项目要求</w:t>
+            </w:r>
+            <w:r>
+              <w:rPr>
+                <w:rFonts w:hint="eastAsia"/>
+                <w:noProof/>
+                <w:webHidden/>
+              </w:rPr>
+              <w:tab/>
+            </w:r>
+            <w:r>
+              <w:rPr>
+                <w:rFonts w:hint="eastAsia"/>
                 <w:noProof/>
                 <w:webHidden/>
               </w:rPr>
@@ -1383,19 +1428,37 @@
             </w:r>
             <w:r>
               <w:rPr>
-                <w:noProof/>
-                <w:webHidden/>
-              </w:rPr>
-              <w:instrText xml:space="preserve"> PAGEREF _Toc13513864 \h </w:instrText>
-            </w:r>
-            <w:r>
-              <w:rPr>
-                <w:noProof/>
-                <w:webHidden/>
-              </w:rPr>
-            </w:r>
-            <w:r>
-              <w:rPr>
+                <w:rFonts w:hint="eastAsia"/>
+                <w:noProof/>
+                <w:webHidden/>
+              </w:rPr>
+              <w:instrText xml:space="preserve"> </w:instrText>
+            </w:r>
+            <w:r>
+              <w:rPr>
+                <w:noProof/>
+                <w:webHidden/>
+              </w:rPr>
+              <w:instrText>PAGEREF _Toc239342098 \h</w:instrText>
+            </w:r>
+            <w:r>
+              <w:rPr>
+                <w:rFonts w:hint="eastAsia"/>
+                <w:noProof/>
+                <w:webHidden/>
+              </w:rPr>
+              <w:instrText xml:space="preserve"> </w:instrText>
+            </w:r>
+            <w:r>
+              <w:rPr>
+                <w:rFonts w:hint="eastAsia"/>
+                <w:noProof/>
+                <w:webHidden/>
+              </w:rPr>
+            </w:r>
+            <w:r>
+              <w:rPr>
+                <w:rFonts w:hint="eastAsia"/>
                 <w:noProof/>
                 <w:webHidden/>
               </w:rPr>
@@ -1406,10 +1469,11 @@
                 <w:noProof/>
                 <w:webHidden/>
               </w:rPr>
-              <w:t>4</w:t>
-            </w:r>
-            <w:r>
-              <w:rPr>
+              <w:t>5</w:t>
+            </w:r>
+            <w:r>
+              <w:rPr>
+                <w:rFonts w:hint="eastAsia"/>
                 <w:noProof/>
                 <w:webHidden/>
               </w:rPr>
@@ -1419,38 +1483,20 @@
         </w:p>
         <w:p>
           <w:pPr>
-            <w:pStyle w:val="21"/>
+            <w:pStyle w:val="TOC2"/>
             <w:tabs>
               <w:tab w:val="left" w:pos="1440"/>
               <w:tab w:val="right" w:leader="dot" w:pos="8296"/>
             </w:tabs>
             <w:ind w:left="480" w:firstLine="360"/>
             <w:rPr>
-              <w:rFonts w:asciiTheme="minorHAnsi" w:eastAsiaTheme="minorEastAsia" w:hAnsiTheme="minorHAnsi" w:cstheme="minorBidi"/>
+              <w:rFonts w:asciiTheme="minorHAnsi" w:eastAsiaTheme="minorEastAsia" w:hAnsiTheme="minorHAnsi" w:cstheme="minorBidi" w:hint="eastAsia"/>
               <w:noProof/>
-              <w:sz w:val="21"/>
-              <w:szCs w:val="22"/>
+              <w:sz w:val="22"/>
+              <w14:ligatures w14:val="standardContextual"/>
             </w:rPr>
           </w:pPr>
-          <w:hyperlink w:anchor="_Toc13513865" w:history="1">
-            <w:r>
-              <w:rPr>
-                <w:rStyle w:val="a5"/>
-                <w:rFonts w:ascii="宋体" w:eastAsia="宋体" w:hAnsi="宋体"/>
-                <w:b/>
-                <w:noProof/>
-              </w:rPr>
-              <w:t>1.2</w:t>
-            </w:r>
-            <w:r>
-              <w:rPr>
-                <w:rFonts w:asciiTheme="minorHAnsi" w:eastAsiaTheme="minorEastAsia" w:hAnsiTheme="minorHAnsi" w:cstheme="minorBidi"/>
-                <w:noProof/>
-                <w:sz w:val="21"/>
-                <w:szCs w:val="22"/>
-              </w:rPr>
-              <w:tab/>
-            </w:r>
+          <w:hyperlink w:anchor="_Toc239342099" w:history="1">
             <w:r>
               <w:rPr>
                 <w:rStyle w:val="a5"/>
@@ -1458,17 +1504,37 @@
                 <w:b/>
                 <w:noProof/>
               </w:rPr>
-              <w:t>小组成员和分工</w:t>
-            </w:r>
-            <w:r>
-              <w:rPr>
-                <w:noProof/>
-                <w:webHidden/>
-              </w:rPr>
-              <w:tab/>
-            </w:r>
-            <w:r>
-              <w:rPr>
+              <w:t>1.2</w:t>
+            </w:r>
+            <w:r>
+              <w:rPr>
+                <w:rFonts w:asciiTheme="minorHAnsi" w:eastAsiaTheme="minorEastAsia" w:hAnsiTheme="minorHAnsi" w:cstheme="minorBidi" w:hint="eastAsia"/>
+                <w:noProof/>
+                <w:sz w:val="22"/>
+                <w14:ligatures w14:val="standardContextual"/>
+              </w:rPr>
+              <w:tab/>
+            </w:r>
+            <w:r>
+              <w:rPr>
+                <w:rStyle w:val="a5"/>
+                <w:rFonts w:ascii="宋体" w:eastAsia="宋体" w:hAnsi="宋体" w:hint="eastAsia"/>
+                <w:b/>
+                <w:noProof/>
+              </w:rPr>
+              <w:t>研究方法</w:t>
+            </w:r>
+            <w:r>
+              <w:rPr>
+                <w:rFonts w:hint="eastAsia"/>
+                <w:noProof/>
+                <w:webHidden/>
+              </w:rPr>
+              <w:tab/>
+            </w:r>
+            <w:r>
+              <w:rPr>
+                <w:rFonts w:hint="eastAsia"/>
                 <w:noProof/>
                 <w:webHidden/>
               </w:rPr>
@@ -1476,19 +1542,37 @@
             </w:r>
             <w:r>
               <w:rPr>
-                <w:noProof/>
-                <w:webHidden/>
-              </w:rPr>
-              <w:instrText xml:space="preserve"> PAGEREF _Toc13513865 \h </w:instrText>
-            </w:r>
-            <w:r>
-              <w:rPr>
-                <w:noProof/>
-                <w:webHidden/>
-              </w:rPr>
-            </w:r>
-            <w:r>
-              <w:rPr>
+                <w:rFonts w:hint="eastAsia"/>
+                <w:noProof/>
+                <w:webHidden/>
+              </w:rPr>
+              <w:instrText xml:space="preserve"> </w:instrText>
+            </w:r>
+            <w:r>
+              <w:rPr>
+                <w:noProof/>
+                <w:webHidden/>
+              </w:rPr>
+              <w:instrText>PAGEREF _Toc239342099 \h</w:instrText>
+            </w:r>
+            <w:r>
+              <w:rPr>
+                <w:rFonts w:hint="eastAsia"/>
+                <w:noProof/>
+                <w:webHidden/>
+              </w:rPr>
+              <w:instrText xml:space="preserve"> </w:instrText>
+            </w:r>
+            <w:r>
+              <w:rPr>
+                <w:rFonts w:hint="eastAsia"/>
+                <w:noProof/>
+                <w:webHidden/>
+              </w:rPr>
+            </w:r>
+            <w:r>
+              <w:rPr>
+                <w:rFonts w:hint="eastAsia"/>
                 <w:noProof/>
                 <w:webHidden/>
               </w:rPr>
@@ -1503,6 +1587,7 @@
             </w:r>
             <w:r>
               <w:rPr>
+                <w:rFonts w:hint="eastAsia"/>
                 <w:noProof/>
                 <w:webHidden/>
               </w:rPr>
@@ -1512,38 +1597,132 @@
         </w:p>
         <w:p>
           <w:pPr>
-            <w:pStyle w:val="21"/>
+            <w:pStyle w:val="TOC1"/>
+            <w:ind w:firstLine="422"/>
+            <w:rPr>
+              <w:rFonts w:asciiTheme="minorHAnsi" w:eastAsiaTheme="minorEastAsia" w:hAnsiTheme="minorHAnsi" w:cstheme="minorBidi" w:hint="eastAsia"/>
+              <w:b w:val="0"/>
+              <w:bCs w:val="0"/>
+              <w:noProof/>
+              <w:sz w:val="22"/>
+              <w14:ligatures w14:val="standardContextual"/>
+            </w:rPr>
+          </w:pPr>
+          <w:hyperlink w:anchor="_Toc239342100" w:history="1">
+            <w:r>
+              <w:rPr>
+                <w:rStyle w:val="a5"/>
+                <w:rFonts w:ascii="宋体" w:eastAsia="宋体" w:hAnsi="宋体" w:hint="eastAsia"/>
+                <w:noProof/>
+              </w:rPr>
+              <w:t>2</w:t>
+            </w:r>
+            <w:r>
+              <w:rPr>
+                <w:rFonts w:asciiTheme="minorHAnsi" w:eastAsiaTheme="minorEastAsia" w:hAnsiTheme="minorHAnsi" w:cstheme="minorBidi" w:hint="eastAsia"/>
+                <w:b w:val="0"/>
+                <w:bCs w:val="0"/>
+                <w:noProof/>
+                <w:sz w:val="22"/>
+                <w14:ligatures w14:val="standardContextual"/>
+              </w:rPr>
+              <w:tab/>
+            </w:r>
+            <w:r>
+              <w:rPr>
+                <w:rStyle w:val="a5"/>
+                <w:rFonts w:ascii="宋体" w:eastAsia="宋体" w:hAnsi="宋体" w:hint="eastAsia"/>
+                <w:noProof/>
+              </w:rPr>
+              <w:t>开发工具和运行环境</w:t>
+            </w:r>
+            <w:r>
+              <w:rPr>
+                <w:rFonts w:hint="eastAsia"/>
+                <w:noProof/>
+                <w:webHidden/>
+              </w:rPr>
+              <w:tab/>
+            </w:r>
+            <w:r>
+              <w:rPr>
+                <w:rFonts w:hint="eastAsia"/>
+                <w:noProof/>
+                <w:webHidden/>
+              </w:rPr>
+              <w:fldChar w:fldCharType="begin"/>
+            </w:r>
+            <w:r>
+              <w:rPr>
+                <w:rFonts w:hint="eastAsia"/>
+                <w:noProof/>
+                <w:webHidden/>
+              </w:rPr>
+              <w:instrText xml:space="preserve"> </w:instrText>
+            </w:r>
+            <w:r>
+              <w:rPr>
+                <w:noProof/>
+                <w:webHidden/>
+              </w:rPr>
+              <w:instrText>PAGEREF _Toc239342100 \h</w:instrText>
+            </w:r>
+            <w:r>
+              <w:rPr>
+                <w:rFonts w:hint="eastAsia"/>
+                <w:noProof/>
+                <w:webHidden/>
+              </w:rPr>
+              <w:instrText xml:space="preserve"> </w:instrText>
+            </w:r>
+            <w:r>
+              <w:rPr>
+                <w:rFonts w:hint="eastAsia"/>
+                <w:noProof/>
+                <w:webHidden/>
+              </w:rPr>
+            </w:r>
+            <w:r>
+              <w:rPr>
+                <w:rFonts w:hint="eastAsia"/>
+                <w:noProof/>
+                <w:webHidden/>
+              </w:rPr>
+              <w:fldChar w:fldCharType="separate"/>
+            </w:r>
+            <w:r>
+              <w:rPr>
+                <w:noProof/>
+                <w:webHidden/>
+              </w:rPr>
+              <w:t>6</w:t>
+            </w:r>
+            <w:r>
+              <w:rPr>
+                <w:rFonts w:hint="eastAsia"/>
+                <w:noProof/>
+                <w:webHidden/>
+              </w:rPr>
+              <w:fldChar w:fldCharType="end"/>
+            </w:r>
+          </w:hyperlink>
+        </w:p>
+        <w:p>
+          <w:pPr>
+            <w:pStyle w:val="TOC2"/>
             <w:tabs>
               <w:tab w:val="left" w:pos="1440"/>
               <w:tab w:val="right" w:leader="dot" w:pos="8296"/>
             </w:tabs>
             <w:ind w:left="480" w:firstLine="360"/>
             <w:rPr>
-              <w:rFonts w:asciiTheme="minorHAnsi" w:eastAsiaTheme="minorEastAsia" w:hAnsiTheme="minorHAnsi" w:cstheme="minorBidi"/>
+              <w:rFonts w:asciiTheme="minorHAnsi" w:eastAsiaTheme="minorEastAsia" w:hAnsiTheme="minorHAnsi" w:cstheme="minorBidi" w:hint="eastAsia"/>
               <w:noProof/>
-              <w:sz w:val="21"/>
-              <w:szCs w:val="22"/>
+              <w:sz w:val="22"/>
+              <w14:ligatures w14:val="standardContextual"/>
             </w:rPr>
           </w:pPr>
-          <w:hyperlink w:anchor="_Toc13513866" w:history="1">
-            <w:r>
-              <w:rPr>
-                <w:rStyle w:val="a5"/>
-                <w:rFonts w:ascii="宋体" w:eastAsia="宋体" w:hAnsi="宋体"/>
-                <w:b/>
-                <w:noProof/>
-              </w:rPr>
-              <w:t>1.3</w:t>
-            </w:r>
-            <w:r>
-              <w:rPr>
-                <w:rFonts w:asciiTheme="minorHAnsi" w:eastAsiaTheme="minorEastAsia" w:hAnsiTheme="minorHAnsi" w:cstheme="minorBidi"/>
-                <w:noProof/>
-                <w:sz w:val="21"/>
-                <w:szCs w:val="22"/>
-              </w:rPr>
-              <w:tab/>
-            </w:r>
+          <w:hyperlink w:anchor="_Toc239342101" w:history="1">
             <w:r>
               <w:rPr>
                 <w:rStyle w:val="a5"/>
@@ -1551,17 +1730,37 @@
                 <w:b/>
                 <w:noProof/>
               </w:rPr>
-              <w:t>研究方法</w:t>
-            </w:r>
-            <w:r>
-              <w:rPr>
-                <w:noProof/>
-                <w:webHidden/>
-              </w:rPr>
-              <w:tab/>
-            </w:r>
-            <w:r>
-              <w:rPr>
+              <w:t>2.1</w:t>
+            </w:r>
+            <w:r>
+              <w:rPr>
+                <w:rFonts w:asciiTheme="minorHAnsi" w:eastAsiaTheme="minorEastAsia" w:hAnsiTheme="minorHAnsi" w:cstheme="minorBidi" w:hint="eastAsia"/>
+                <w:noProof/>
+                <w:sz w:val="22"/>
+                <w14:ligatures w14:val="standardContextual"/>
+              </w:rPr>
+              <w:tab/>
+            </w:r>
+            <w:r>
+              <w:rPr>
+                <w:rStyle w:val="a5"/>
+                <w:rFonts w:ascii="宋体" w:eastAsia="宋体" w:hAnsi="宋体" w:hint="eastAsia"/>
+                <w:b/>
+                <w:noProof/>
+              </w:rPr>
+              <w:t>开发工具</w:t>
+            </w:r>
+            <w:r>
+              <w:rPr>
+                <w:rFonts w:hint="eastAsia"/>
+                <w:noProof/>
+                <w:webHidden/>
+              </w:rPr>
+              <w:tab/>
+            </w:r>
+            <w:r>
+              <w:rPr>
+                <w:rFonts w:hint="eastAsia"/>
                 <w:noProof/>
                 <w:webHidden/>
               </w:rPr>
@@ -1569,19 +1768,37 @@
             </w:r>
             <w:r>
               <w:rPr>
-                <w:noProof/>
-                <w:webHidden/>
-              </w:rPr>
-              <w:instrText xml:space="preserve"> PAGEREF _Toc13513866 \h </w:instrText>
-            </w:r>
-            <w:r>
-              <w:rPr>
-                <w:noProof/>
-                <w:webHidden/>
-              </w:rPr>
-            </w:r>
-            <w:r>
-              <w:rPr>
+                <w:rFonts w:hint="eastAsia"/>
+                <w:noProof/>
+                <w:webHidden/>
+              </w:rPr>
+              <w:instrText xml:space="preserve"> </w:instrText>
+            </w:r>
+            <w:r>
+              <w:rPr>
+                <w:noProof/>
+                <w:webHidden/>
+              </w:rPr>
+              <w:instrText>PAGEREF _Toc239342101 \h</w:instrText>
+            </w:r>
+            <w:r>
+              <w:rPr>
+                <w:rFonts w:hint="eastAsia"/>
+                <w:noProof/>
+                <w:webHidden/>
+              </w:rPr>
+              <w:instrText xml:space="preserve"> </w:instrText>
+            </w:r>
+            <w:r>
+              <w:rPr>
+                <w:rFonts w:hint="eastAsia"/>
+                <w:noProof/>
+                <w:webHidden/>
+              </w:rPr>
+            </w:r>
+            <w:r>
+              <w:rPr>
+                <w:rFonts w:hint="eastAsia"/>
                 <w:noProof/>
                 <w:webHidden/>
               </w:rPr>
@@ -1592,10 +1809,11 @@
                 <w:noProof/>
                 <w:webHidden/>
               </w:rPr>
-              <w:t>5</w:t>
-            </w:r>
-            <w:r>
-              <w:rPr>
+              <w:t>6</w:t>
+            </w:r>
+            <w:r>
+              <w:rPr>
+                <w:rFonts w:hint="eastAsia"/>
                 <w:noProof/>
                 <w:webHidden/>
               </w:rPr>
@@ -1605,117 +1823,20 @@
         </w:p>
         <w:p>
           <w:pPr>
-            <w:pStyle w:val="11"/>
-            <w:ind w:firstLine="422"/>
-            <w:rPr>
-              <w:rFonts w:asciiTheme="minorHAnsi" w:eastAsiaTheme="minorEastAsia" w:hAnsiTheme="minorHAnsi" w:cstheme="minorBidi"/>
-              <w:b w:val="0"/>
-              <w:bCs w:val="0"/>
-              <w:noProof/>
-              <w:szCs w:val="22"/>
-            </w:rPr>
-          </w:pPr>
-          <w:hyperlink w:anchor="_Toc13513867" w:history="1">
-            <w:r>
-              <w:rPr>
-                <w:rStyle w:val="a5"/>
-                <w:rFonts w:ascii="宋体" w:eastAsia="宋体" w:hAnsi="宋体"/>
-                <w:noProof/>
-              </w:rPr>
-              <w:t>2</w:t>
-            </w:r>
-            <w:r>
-              <w:rPr>
-                <w:rStyle w:val="a5"/>
-                <w:rFonts w:ascii="宋体" w:eastAsia="宋体" w:hAnsi="宋体" w:hint="eastAsia"/>
-                <w:noProof/>
-              </w:rPr>
-              <w:t>开发工具和运行环境</w:t>
-            </w:r>
-            <w:r>
-              <w:rPr>
-                <w:noProof/>
-                <w:webHidden/>
-              </w:rPr>
-              <w:tab/>
-            </w:r>
-            <w:r>
-              <w:rPr>
-                <w:noProof/>
-                <w:webHidden/>
-              </w:rPr>
-              <w:fldChar w:fldCharType="begin"/>
-            </w:r>
-            <w:r>
-              <w:rPr>
-                <w:noProof/>
-                <w:webHidden/>
-              </w:rPr>
-              <w:instrText xml:space="preserve"> PAGEREF _Toc13513867 \h </w:instrText>
-            </w:r>
-            <w:r>
-              <w:rPr>
-                <w:noProof/>
-                <w:webHidden/>
-              </w:rPr>
-            </w:r>
-            <w:r>
-              <w:rPr>
-                <w:noProof/>
-                <w:webHidden/>
-              </w:rPr>
-              <w:fldChar w:fldCharType="separate"/>
-            </w:r>
-            <w:r>
-              <w:rPr>
-                <w:noProof/>
-                <w:webHidden/>
-              </w:rPr>
-              <w:t>5</w:t>
-            </w:r>
-            <w:r>
-              <w:rPr>
-                <w:noProof/>
-                <w:webHidden/>
-              </w:rPr>
-              <w:fldChar w:fldCharType="end"/>
-            </w:r>
-          </w:hyperlink>
-        </w:p>
-        <w:p>
-          <w:pPr>
-            <w:pStyle w:val="21"/>
+            <w:pStyle w:val="TOC2"/>
             <w:tabs>
               <w:tab w:val="left" w:pos="1440"/>
               <w:tab w:val="right" w:leader="dot" w:pos="8296"/>
             </w:tabs>
             <w:ind w:left="480" w:firstLine="360"/>
             <w:rPr>
-              <w:rFonts w:asciiTheme="minorHAnsi" w:eastAsiaTheme="minorEastAsia" w:hAnsiTheme="minorHAnsi" w:cstheme="minorBidi"/>
+              <w:rFonts w:asciiTheme="minorHAnsi" w:eastAsiaTheme="minorEastAsia" w:hAnsiTheme="minorHAnsi" w:cstheme="minorBidi" w:hint="eastAsia"/>
               <w:noProof/>
-              <w:sz w:val="21"/>
-              <w:szCs w:val="22"/>
+              <w:sz w:val="22"/>
+              <w14:ligatures w14:val="standardContextual"/>
             </w:rPr>
           </w:pPr>
-          <w:hyperlink w:anchor="_Toc13513868" w:history="1">
-            <w:r>
-              <w:rPr>
-                <w:rStyle w:val="a5"/>
-                <w:rFonts w:ascii="宋体" w:eastAsia="宋体" w:hAnsi="宋体"/>
-                <w:b/>
-                <w:noProof/>
-              </w:rPr>
-              <w:t>2.1</w:t>
-            </w:r>
-            <w:r>
-              <w:rPr>
-                <w:rFonts w:asciiTheme="minorHAnsi" w:eastAsiaTheme="minorEastAsia" w:hAnsiTheme="minorHAnsi" w:cstheme="minorBidi"/>
-                <w:noProof/>
-                <w:sz w:val="21"/>
-                <w:szCs w:val="22"/>
-              </w:rPr>
-              <w:tab/>
-            </w:r>
+          <w:hyperlink w:anchor="_Toc239342102" w:history="1">
             <w:r>
               <w:rPr>
                 <w:rStyle w:val="a5"/>
@@ -1723,17 +1844,37 @@
                 <w:b/>
                 <w:noProof/>
               </w:rPr>
-              <w:t>开发工具</w:t>
-            </w:r>
-            <w:r>
-              <w:rPr>
-                <w:noProof/>
-                <w:webHidden/>
-              </w:rPr>
-              <w:tab/>
-            </w:r>
-            <w:r>
-              <w:rPr>
+              <w:t>2.2</w:t>
+            </w:r>
+            <w:r>
+              <w:rPr>
+                <w:rFonts w:asciiTheme="minorHAnsi" w:eastAsiaTheme="minorEastAsia" w:hAnsiTheme="minorHAnsi" w:cstheme="minorBidi" w:hint="eastAsia"/>
+                <w:noProof/>
+                <w:sz w:val="22"/>
+                <w14:ligatures w14:val="standardContextual"/>
+              </w:rPr>
+              <w:tab/>
+            </w:r>
+            <w:r>
+              <w:rPr>
+                <w:rStyle w:val="a5"/>
+                <w:rFonts w:ascii="宋体" w:eastAsia="宋体" w:hAnsi="宋体" w:hint="eastAsia"/>
+                <w:b/>
+                <w:noProof/>
+              </w:rPr>
+              <w:t>运行环境</w:t>
+            </w:r>
+            <w:r>
+              <w:rPr>
+                <w:rFonts w:hint="eastAsia"/>
+                <w:noProof/>
+                <w:webHidden/>
+              </w:rPr>
+              <w:tab/>
+            </w:r>
+            <w:r>
+              <w:rPr>
+                <w:rFonts w:hint="eastAsia"/>
                 <w:noProof/>
                 <w:webHidden/>
               </w:rPr>
@@ -1741,19 +1882,37 @@
             </w:r>
             <w:r>
               <w:rPr>
-                <w:noProof/>
-                <w:webHidden/>
-              </w:rPr>
-              <w:instrText xml:space="preserve"> PAGEREF _Toc13513868 \h </w:instrText>
-            </w:r>
-            <w:r>
-              <w:rPr>
-                <w:noProof/>
-                <w:webHidden/>
-              </w:rPr>
-            </w:r>
-            <w:r>
-              <w:rPr>
+                <w:rFonts w:hint="eastAsia"/>
+                <w:noProof/>
+                <w:webHidden/>
+              </w:rPr>
+              <w:instrText xml:space="preserve"> </w:instrText>
+            </w:r>
+            <w:r>
+              <w:rPr>
+                <w:noProof/>
+                <w:webHidden/>
+              </w:rPr>
+              <w:instrText>PAGEREF _Toc239342102 \h</w:instrText>
+            </w:r>
+            <w:r>
+              <w:rPr>
+                <w:rFonts w:hint="eastAsia"/>
+                <w:noProof/>
+                <w:webHidden/>
+              </w:rPr>
+              <w:instrText xml:space="preserve"> </w:instrText>
+            </w:r>
+            <w:r>
+              <w:rPr>
+                <w:rFonts w:hint="eastAsia"/>
+                <w:noProof/>
+                <w:webHidden/>
+              </w:rPr>
+            </w:r>
+            <w:r>
+              <w:rPr>
+                <w:rFonts w:hint="eastAsia"/>
                 <w:noProof/>
                 <w:webHidden/>
               </w:rPr>
@@ -1764,10 +1923,11 @@
                 <w:noProof/>
                 <w:webHidden/>
               </w:rPr>
-              <w:t>5</w:t>
-            </w:r>
-            <w:r>
-              <w:rPr>
+              <w:t>6</w:t>
+            </w:r>
+            <w:r>
+              <w:rPr>
+                <w:rFonts w:hint="eastAsia"/>
                 <w:noProof/>
                 <w:webHidden/>
               </w:rPr>
@@ -1777,38 +1937,132 @@
         </w:p>
         <w:p>
           <w:pPr>
-            <w:pStyle w:val="21"/>
+            <w:pStyle w:val="TOC1"/>
+            <w:ind w:firstLine="422"/>
+            <w:rPr>
+              <w:rFonts w:asciiTheme="minorHAnsi" w:eastAsiaTheme="minorEastAsia" w:hAnsiTheme="minorHAnsi" w:cstheme="minorBidi" w:hint="eastAsia"/>
+              <w:b w:val="0"/>
+              <w:bCs w:val="0"/>
+              <w:noProof/>
+              <w:sz w:val="22"/>
+              <w14:ligatures w14:val="standardContextual"/>
+            </w:rPr>
+          </w:pPr>
+          <w:hyperlink w:anchor="_Toc239342103" w:history="1">
+            <w:r>
+              <w:rPr>
+                <w:rStyle w:val="a5"/>
+                <w:rFonts w:ascii="宋体" w:eastAsia="宋体" w:hAnsi="宋体" w:hint="eastAsia"/>
+                <w:noProof/>
+              </w:rPr>
+              <w:t>3</w:t>
+            </w:r>
+            <w:r>
+              <w:rPr>
+                <w:rFonts w:asciiTheme="minorHAnsi" w:eastAsiaTheme="minorEastAsia" w:hAnsiTheme="minorHAnsi" w:cstheme="minorBidi" w:hint="eastAsia"/>
+                <w:b w:val="0"/>
+                <w:bCs w:val="0"/>
+                <w:noProof/>
+                <w:sz w:val="22"/>
+                <w14:ligatures w14:val="standardContextual"/>
+              </w:rPr>
+              <w:tab/>
+            </w:r>
+            <w:r>
+              <w:rPr>
+                <w:rStyle w:val="a5"/>
+                <w:rFonts w:ascii="宋体" w:eastAsia="宋体" w:hAnsi="宋体" w:hint="eastAsia"/>
+                <w:noProof/>
+              </w:rPr>
+              <w:t>技术选型说明、框架说明</w:t>
+            </w:r>
+            <w:r>
+              <w:rPr>
+                <w:rFonts w:hint="eastAsia"/>
+                <w:noProof/>
+                <w:webHidden/>
+              </w:rPr>
+              <w:tab/>
+            </w:r>
+            <w:r>
+              <w:rPr>
+                <w:rFonts w:hint="eastAsia"/>
+                <w:noProof/>
+                <w:webHidden/>
+              </w:rPr>
+              <w:fldChar w:fldCharType="begin"/>
+            </w:r>
+            <w:r>
+              <w:rPr>
+                <w:rFonts w:hint="eastAsia"/>
+                <w:noProof/>
+                <w:webHidden/>
+              </w:rPr>
+              <w:instrText xml:space="preserve"> </w:instrText>
+            </w:r>
+            <w:r>
+              <w:rPr>
+                <w:noProof/>
+                <w:webHidden/>
+              </w:rPr>
+              <w:instrText>PAGEREF _Toc239342103 \h</w:instrText>
+            </w:r>
+            <w:r>
+              <w:rPr>
+                <w:rFonts w:hint="eastAsia"/>
+                <w:noProof/>
+                <w:webHidden/>
+              </w:rPr>
+              <w:instrText xml:space="preserve"> </w:instrText>
+            </w:r>
+            <w:r>
+              <w:rPr>
+                <w:rFonts w:hint="eastAsia"/>
+                <w:noProof/>
+                <w:webHidden/>
+              </w:rPr>
+            </w:r>
+            <w:r>
+              <w:rPr>
+                <w:rFonts w:hint="eastAsia"/>
+                <w:noProof/>
+                <w:webHidden/>
+              </w:rPr>
+              <w:fldChar w:fldCharType="separate"/>
+            </w:r>
+            <w:r>
+              <w:rPr>
+                <w:noProof/>
+                <w:webHidden/>
+              </w:rPr>
+              <w:t>7</w:t>
+            </w:r>
+            <w:r>
+              <w:rPr>
+                <w:rFonts w:hint="eastAsia"/>
+                <w:noProof/>
+                <w:webHidden/>
+              </w:rPr>
+              <w:fldChar w:fldCharType="end"/>
+            </w:r>
+          </w:hyperlink>
+        </w:p>
+        <w:p>
+          <w:pPr>
+            <w:pStyle w:val="TOC2"/>
             <w:tabs>
               <w:tab w:val="left" w:pos="1440"/>
               <w:tab w:val="right" w:leader="dot" w:pos="8296"/>
             </w:tabs>
             <w:ind w:left="480" w:firstLine="360"/>
             <w:rPr>
-              <w:rFonts w:asciiTheme="minorHAnsi" w:eastAsiaTheme="minorEastAsia" w:hAnsiTheme="minorHAnsi" w:cstheme="minorBidi"/>
+              <w:rFonts w:asciiTheme="minorHAnsi" w:eastAsiaTheme="minorEastAsia" w:hAnsiTheme="minorHAnsi" w:cstheme="minorBidi" w:hint="eastAsia"/>
               <w:noProof/>
-              <w:sz w:val="21"/>
-              <w:szCs w:val="22"/>
+              <w:sz w:val="22"/>
+              <w14:ligatures w14:val="standardContextual"/>
             </w:rPr>
           </w:pPr>
-          <w:hyperlink w:anchor="_Toc13513869" w:history="1">
-            <w:r>
-              <w:rPr>
-                <w:rStyle w:val="a5"/>
-                <w:rFonts w:ascii="宋体" w:eastAsia="宋体" w:hAnsi="宋体"/>
-                <w:b/>
-                <w:noProof/>
-              </w:rPr>
-              <w:t>2.2</w:t>
-            </w:r>
-            <w:r>
-              <w:rPr>
-                <w:rFonts w:asciiTheme="minorHAnsi" w:eastAsiaTheme="minorEastAsia" w:hAnsiTheme="minorHAnsi" w:cstheme="minorBidi"/>
-                <w:noProof/>
-                <w:sz w:val="21"/>
-                <w:szCs w:val="22"/>
-              </w:rPr>
-              <w:tab/>
-            </w:r>
+          <w:hyperlink w:anchor="_Toc239342104" w:history="1">
             <w:r>
               <w:rPr>
                 <w:rStyle w:val="a5"/>
@@ -1816,17 +2070,37 @@
                 <w:b/>
                 <w:noProof/>
               </w:rPr>
-              <w:t>运行环境</w:t>
-            </w:r>
-            <w:r>
-              <w:rPr>
-                <w:noProof/>
-                <w:webHidden/>
-              </w:rPr>
-              <w:tab/>
-            </w:r>
-            <w:r>
-              <w:rPr>
+              <w:t>3.1</w:t>
+            </w:r>
+            <w:r>
+              <w:rPr>
+                <w:rFonts w:asciiTheme="minorHAnsi" w:eastAsiaTheme="minorEastAsia" w:hAnsiTheme="minorHAnsi" w:cstheme="minorBidi" w:hint="eastAsia"/>
+                <w:noProof/>
+                <w:sz w:val="22"/>
+                <w14:ligatures w14:val="standardContextual"/>
+              </w:rPr>
+              <w:tab/>
+            </w:r>
+            <w:r>
+              <w:rPr>
+                <w:rStyle w:val="a5"/>
+                <w:rFonts w:ascii="宋体" w:eastAsia="宋体" w:hAnsi="宋体" w:hint="eastAsia"/>
+                <w:b/>
+                <w:noProof/>
+              </w:rPr>
+              <w:t>技术选型说明</w:t>
+            </w:r>
+            <w:r>
+              <w:rPr>
+                <w:rFonts w:hint="eastAsia"/>
+                <w:noProof/>
+                <w:webHidden/>
+              </w:rPr>
+              <w:tab/>
+            </w:r>
+            <w:r>
+              <w:rPr>
+                <w:rFonts w:hint="eastAsia"/>
                 <w:noProof/>
                 <w:webHidden/>
               </w:rPr>
@@ -1834,19 +2108,37 @@
             </w:r>
             <w:r>
               <w:rPr>
-                <w:noProof/>
-                <w:webHidden/>
-              </w:rPr>
-              <w:instrText xml:space="preserve"> PAGEREF _Toc13513869 \h </w:instrText>
-            </w:r>
-            <w:r>
-              <w:rPr>
-                <w:noProof/>
-                <w:webHidden/>
-              </w:rPr>
-            </w:r>
-            <w:r>
-              <w:rPr>
+                <w:rFonts w:hint="eastAsia"/>
+                <w:noProof/>
+                <w:webHidden/>
+              </w:rPr>
+              <w:instrText xml:space="preserve"> </w:instrText>
+            </w:r>
+            <w:r>
+              <w:rPr>
+                <w:noProof/>
+                <w:webHidden/>
+              </w:rPr>
+              <w:instrText>PAGEREF _Toc239342104 \h</w:instrText>
+            </w:r>
+            <w:r>
+              <w:rPr>
+                <w:rFonts w:hint="eastAsia"/>
+                <w:noProof/>
+                <w:webHidden/>
+              </w:rPr>
+              <w:instrText xml:space="preserve"> </w:instrText>
+            </w:r>
+            <w:r>
+              <w:rPr>
+                <w:rFonts w:hint="eastAsia"/>
+                <w:noProof/>
+                <w:webHidden/>
+              </w:rPr>
+            </w:r>
+            <w:r>
+              <w:rPr>
+                <w:rFonts w:hint="eastAsia"/>
                 <w:noProof/>
                 <w:webHidden/>
               </w:rPr>
@@ -1857,10 +2149,11 @@
                 <w:noProof/>
                 <w:webHidden/>
               </w:rPr>
-              <w:t>6</w:t>
-            </w:r>
-            <w:r>
-              <w:rPr>
+              <w:t>7</w:t>
+            </w:r>
+            <w:r>
+              <w:rPr>
+                <w:rFonts w:hint="eastAsia"/>
                 <w:noProof/>
                 <w:webHidden/>
               </w:rPr>
@@ -1870,117 +2163,20 @@
         </w:p>
         <w:p>
           <w:pPr>
-            <w:pStyle w:val="11"/>
-            <w:ind w:firstLine="422"/>
-            <w:rPr>
-              <w:rFonts w:asciiTheme="minorHAnsi" w:eastAsiaTheme="minorEastAsia" w:hAnsiTheme="minorHAnsi" w:cstheme="minorBidi"/>
-              <w:b w:val="0"/>
-              <w:bCs w:val="0"/>
-              <w:noProof/>
-              <w:szCs w:val="22"/>
-            </w:rPr>
-          </w:pPr>
-          <w:hyperlink w:anchor="_Toc13513870" w:history="1">
-            <w:r>
-              <w:rPr>
-                <w:rStyle w:val="a5"/>
-                <w:rFonts w:ascii="宋体" w:eastAsia="宋体" w:hAnsi="宋体"/>
-                <w:noProof/>
-              </w:rPr>
-              <w:t>3</w:t>
-            </w:r>
-            <w:r>
-              <w:rPr>
-                <w:rStyle w:val="a5"/>
-                <w:rFonts w:ascii="宋体" w:eastAsia="宋体" w:hAnsi="宋体" w:hint="eastAsia"/>
-                <w:noProof/>
-              </w:rPr>
-              <w:t>技术选型说明、框架说明</w:t>
-            </w:r>
-            <w:r>
-              <w:rPr>
-                <w:noProof/>
-                <w:webHidden/>
-              </w:rPr>
-              <w:tab/>
-            </w:r>
-            <w:r>
-              <w:rPr>
-                <w:noProof/>
-                <w:webHidden/>
-              </w:rPr>
-              <w:fldChar w:fldCharType="begin"/>
-            </w:r>
-            <w:r>
-              <w:rPr>
-                <w:noProof/>
-                <w:webHidden/>
-              </w:rPr>
-              <w:instrText xml:space="preserve"> PAGEREF _Toc13513870 \h </w:instrText>
-            </w:r>
-            <w:r>
-              <w:rPr>
-                <w:noProof/>
-                <w:webHidden/>
-              </w:rPr>
-            </w:r>
-            <w:r>
-              <w:rPr>
-                <w:noProof/>
-                <w:webHidden/>
-              </w:rPr>
-              <w:fldChar w:fldCharType="separate"/>
-            </w:r>
-            <w:r>
-              <w:rPr>
-                <w:noProof/>
-                <w:webHidden/>
-              </w:rPr>
-              <w:t>6</w:t>
-            </w:r>
-            <w:r>
-              <w:rPr>
-                <w:noProof/>
-                <w:webHidden/>
-              </w:rPr>
-              <w:fldChar w:fldCharType="end"/>
-            </w:r>
-          </w:hyperlink>
-        </w:p>
-        <w:p>
-          <w:pPr>
-            <w:pStyle w:val="21"/>
+            <w:pStyle w:val="TOC2"/>
             <w:tabs>
               <w:tab w:val="left" w:pos="1440"/>
               <w:tab w:val="right" w:leader="dot" w:pos="8296"/>
             </w:tabs>
             <w:ind w:left="480" w:firstLine="360"/>
             <w:rPr>
-              <w:rFonts w:asciiTheme="minorHAnsi" w:eastAsiaTheme="minorEastAsia" w:hAnsiTheme="minorHAnsi" w:cstheme="minorBidi"/>
+              <w:rFonts w:asciiTheme="minorHAnsi" w:eastAsiaTheme="minorEastAsia" w:hAnsiTheme="minorHAnsi" w:cstheme="minorBidi" w:hint="eastAsia"/>
               <w:noProof/>
-              <w:sz w:val="21"/>
-              <w:szCs w:val="22"/>
+              <w:sz w:val="22"/>
+              <w14:ligatures w14:val="standardContextual"/>
             </w:rPr>
           </w:pPr>
-          <w:hyperlink w:anchor="_Toc13513871" w:history="1">
-            <w:r>
-              <w:rPr>
-                <w:rStyle w:val="a5"/>
-                <w:rFonts w:ascii="宋体" w:eastAsia="宋体" w:hAnsi="宋体"/>
-                <w:b/>
-                <w:noProof/>
-              </w:rPr>
-              <w:t>3.1</w:t>
-            </w:r>
-            <w:r>
-              <w:rPr>
-                <w:rFonts w:asciiTheme="minorHAnsi" w:eastAsiaTheme="minorEastAsia" w:hAnsiTheme="minorHAnsi" w:cstheme="minorBidi"/>
-                <w:noProof/>
-                <w:sz w:val="21"/>
-                <w:szCs w:val="22"/>
-              </w:rPr>
-              <w:tab/>
-            </w:r>
+          <w:hyperlink w:anchor="_Toc239342105" w:history="1">
             <w:r>
               <w:rPr>
                 <w:rStyle w:val="a5"/>
@@ -1988,17 +2184,37 @@
                 <w:b/>
                 <w:noProof/>
               </w:rPr>
-              <w:t>技术选型说明</w:t>
-            </w:r>
-            <w:r>
-              <w:rPr>
-                <w:noProof/>
-                <w:webHidden/>
-              </w:rPr>
-              <w:tab/>
-            </w:r>
-            <w:r>
-              <w:rPr>
+              <w:t>3.2</w:t>
+            </w:r>
+            <w:r>
+              <w:rPr>
+                <w:rFonts w:asciiTheme="minorHAnsi" w:eastAsiaTheme="minorEastAsia" w:hAnsiTheme="minorHAnsi" w:cstheme="minorBidi" w:hint="eastAsia"/>
+                <w:noProof/>
+                <w:sz w:val="22"/>
+                <w14:ligatures w14:val="standardContextual"/>
+              </w:rPr>
+              <w:tab/>
+            </w:r>
+            <w:r>
+              <w:rPr>
+                <w:rStyle w:val="a5"/>
+                <w:rFonts w:ascii="宋体" w:eastAsia="宋体" w:hAnsi="宋体" w:hint="eastAsia"/>
+                <w:b/>
+                <w:noProof/>
+              </w:rPr>
+              <w:t>框架选型</w:t>
+            </w:r>
+            <w:r>
+              <w:rPr>
+                <w:rFonts w:hint="eastAsia"/>
+                <w:noProof/>
+                <w:webHidden/>
+              </w:rPr>
+              <w:tab/>
+            </w:r>
+            <w:r>
+              <w:rPr>
+                <w:rFonts w:hint="eastAsia"/>
                 <w:noProof/>
                 <w:webHidden/>
               </w:rPr>
@@ -2006,19 +2222,37 @@
             </w:r>
             <w:r>
               <w:rPr>
-                <w:noProof/>
-                <w:webHidden/>
-              </w:rPr>
-              <w:instrText xml:space="preserve"> PAGEREF _Toc13513871 \h </w:instrText>
-            </w:r>
-            <w:r>
-              <w:rPr>
-                <w:noProof/>
-                <w:webHidden/>
-              </w:rPr>
-            </w:r>
-            <w:r>
-              <w:rPr>
+                <w:rFonts w:hint="eastAsia"/>
+                <w:noProof/>
+                <w:webHidden/>
+              </w:rPr>
+              <w:instrText xml:space="preserve"> </w:instrText>
+            </w:r>
+            <w:r>
+              <w:rPr>
+                <w:noProof/>
+                <w:webHidden/>
+              </w:rPr>
+              <w:instrText>PAGEREF _Toc239342105 \h</w:instrText>
+            </w:r>
+            <w:r>
+              <w:rPr>
+                <w:rFonts w:hint="eastAsia"/>
+                <w:noProof/>
+                <w:webHidden/>
+              </w:rPr>
+              <w:instrText xml:space="preserve"> </w:instrText>
+            </w:r>
+            <w:r>
+              <w:rPr>
+                <w:rFonts w:hint="eastAsia"/>
+                <w:noProof/>
+                <w:webHidden/>
+              </w:rPr>
+            </w:r>
+            <w:r>
+              <w:rPr>
+                <w:rFonts w:hint="eastAsia"/>
                 <w:noProof/>
                 <w:webHidden/>
               </w:rPr>
@@ -2029,10 +2263,11 @@
                 <w:noProof/>
                 <w:webHidden/>
               </w:rPr>
-              <w:t>6</w:t>
-            </w:r>
-            <w:r>
-              <w:rPr>
+              <w:t>8</w:t>
+            </w:r>
+            <w:r>
+              <w:rPr>
+                <w:rFonts w:hint="eastAsia"/>
                 <w:noProof/>
                 <w:webHidden/>
               </w:rPr>
@@ -2042,38 +2277,132 @@
         </w:p>
         <w:p>
           <w:pPr>
-            <w:pStyle w:val="21"/>
+            <w:pStyle w:val="TOC1"/>
+            <w:ind w:firstLine="422"/>
+            <w:rPr>
+              <w:rFonts w:asciiTheme="minorHAnsi" w:eastAsiaTheme="minorEastAsia" w:hAnsiTheme="minorHAnsi" w:cstheme="minorBidi" w:hint="eastAsia"/>
+              <w:b w:val="0"/>
+              <w:bCs w:val="0"/>
+              <w:noProof/>
+              <w:sz w:val="22"/>
+              <w14:ligatures w14:val="standardContextual"/>
+            </w:rPr>
+          </w:pPr>
+          <w:hyperlink w:anchor="_Toc239342106" w:history="1">
+            <w:r>
+              <w:rPr>
+                <w:rStyle w:val="a5"/>
+                <w:rFonts w:ascii="宋体" w:eastAsia="宋体" w:hAnsi="宋体" w:hint="eastAsia"/>
+                <w:noProof/>
+              </w:rPr>
+              <w:t>4</w:t>
+            </w:r>
+            <w:r>
+              <w:rPr>
+                <w:rFonts w:asciiTheme="minorHAnsi" w:eastAsiaTheme="minorEastAsia" w:hAnsiTheme="minorHAnsi" w:cstheme="minorBidi" w:hint="eastAsia"/>
+                <w:b w:val="0"/>
+                <w:bCs w:val="0"/>
+                <w:noProof/>
+                <w:sz w:val="22"/>
+                <w14:ligatures w14:val="standardContextual"/>
+              </w:rPr>
+              <w:tab/>
+            </w:r>
+            <w:r>
+              <w:rPr>
+                <w:rStyle w:val="a5"/>
+                <w:rFonts w:ascii="宋体" w:eastAsia="宋体" w:hAnsi="宋体" w:hint="eastAsia"/>
+                <w:noProof/>
+              </w:rPr>
+              <w:t>数据集及数据库设计</w:t>
+            </w:r>
+            <w:r>
+              <w:rPr>
+                <w:rFonts w:hint="eastAsia"/>
+                <w:noProof/>
+                <w:webHidden/>
+              </w:rPr>
+              <w:tab/>
+            </w:r>
+            <w:r>
+              <w:rPr>
+                <w:rFonts w:hint="eastAsia"/>
+                <w:noProof/>
+                <w:webHidden/>
+              </w:rPr>
+              <w:fldChar w:fldCharType="begin"/>
+            </w:r>
+            <w:r>
+              <w:rPr>
+                <w:rFonts w:hint="eastAsia"/>
+                <w:noProof/>
+                <w:webHidden/>
+              </w:rPr>
+              <w:instrText xml:space="preserve"> </w:instrText>
+            </w:r>
+            <w:r>
+              <w:rPr>
+                <w:noProof/>
+                <w:webHidden/>
+              </w:rPr>
+              <w:instrText>PAGEREF _Toc239342106 \h</w:instrText>
+            </w:r>
+            <w:r>
+              <w:rPr>
+                <w:rFonts w:hint="eastAsia"/>
+                <w:noProof/>
+                <w:webHidden/>
+              </w:rPr>
+              <w:instrText xml:space="preserve"> </w:instrText>
+            </w:r>
+            <w:r>
+              <w:rPr>
+                <w:rFonts w:hint="eastAsia"/>
+                <w:noProof/>
+                <w:webHidden/>
+              </w:rPr>
+            </w:r>
+            <w:r>
+              <w:rPr>
+                <w:rFonts w:hint="eastAsia"/>
+                <w:noProof/>
+                <w:webHidden/>
+              </w:rPr>
+              <w:fldChar w:fldCharType="separate"/>
+            </w:r>
+            <w:r>
+              <w:rPr>
+                <w:noProof/>
+                <w:webHidden/>
+              </w:rPr>
+              <w:t>9</w:t>
+            </w:r>
+            <w:r>
+              <w:rPr>
+                <w:rFonts w:hint="eastAsia"/>
+                <w:noProof/>
+                <w:webHidden/>
+              </w:rPr>
+              <w:fldChar w:fldCharType="end"/>
+            </w:r>
+          </w:hyperlink>
+        </w:p>
+        <w:p>
+          <w:pPr>
+            <w:pStyle w:val="TOC2"/>
             <w:tabs>
               <w:tab w:val="left" w:pos="1440"/>
               <w:tab w:val="right" w:leader="dot" w:pos="8296"/>
             </w:tabs>
             <w:ind w:left="480" w:firstLine="360"/>
             <w:rPr>
-              <w:rFonts w:asciiTheme="minorHAnsi" w:eastAsiaTheme="minorEastAsia" w:hAnsiTheme="minorHAnsi" w:cstheme="minorBidi"/>
+              <w:rFonts w:asciiTheme="minorHAnsi" w:eastAsiaTheme="minorEastAsia" w:hAnsiTheme="minorHAnsi" w:cstheme="minorBidi" w:hint="eastAsia"/>
               <w:noProof/>
-              <w:sz w:val="21"/>
-              <w:szCs w:val="22"/>
+              <w:sz w:val="22"/>
+              <w14:ligatures w14:val="standardContextual"/>
             </w:rPr>
           </w:pPr>
-          <w:hyperlink w:anchor="_Toc13513872" w:history="1">
-            <w:r>
-              <w:rPr>
-                <w:rStyle w:val="a5"/>
-                <w:rFonts w:ascii="宋体" w:eastAsia="宋体" w:hAnsi="宋体"/>
-                <w:b/>
-                <w:noProof/>
-              </w:rPr>
-              <w:t>3.2</w:t>
-            </w:r>
-            <w:r>
-              <w:rPr>
-                <w:rFonts w:asciiTheme="minorHAnsi" w:eastAsiaTheme="minorEastAsia" w:hAnsiTheme="minorHAnsi" w:cstheme="minorBidi"/>
-                <w:noProof/>
-                <w:sz w:val="21"/>
-                <w:szCs w:val="22"/>
-              </w:rPr>
-              <w:tab/>
-            </w:r>
+          <w:hyperlink w:anchor="_Toc239342107" w:history="1">
             <w:r>
               <w:rPr>
                 <w:rStyle w:val="a5"/>
@@ -2081,17 +2410,46 @@
                 <w:b/>
                 <w:noProof/>
               </w:rPr>
-              <w:t>框架选型</w:t>
-            </w:r>
-            <w:r>
-              <w:rPr>
-                <w:noProof/>
-                <w:webHidden/>
-              </w:rPr>
-              <w:tab/>
-            </w:r>
-            <w:r>
-              <w:rPr>
+              <w:t>4.1</w:t>
+            </w:r>
+            <w:r>
+              <w:rPr>
+                <w:rFonts w:asciiTheme="minorHAnsi" w:eastAsiaTheme="minorEastAsia" w:hAnsiTheme="minorHAnsi" w:cstheme="minorBidi" w:hint="eastAsia"/>
+                <w:noProof/>
+                <w:sz w:val="22"/>
+                <w14:ligatures w14:val="standardContextual"/>
+              </w:rPr>
+              <w:tab/>
+            </w:r>
+            <w:r>
+              <w:rPr>
+                <w:rStyle w:val="a5"/>
+                <w:rFonts w:eastAsia="宋体" w:hint="eastAsia"/>
+                <w:b/>
+                <w:noProof/>
+              </w:rPr>
+              <w:t>temp_analysis</w:t>
+            </w:r>
+            <w:r>
+              <w:rPr>
+                <w:rStyle w:val="a5"/>
+                <w:rFonts w:ascii="宋体" w:eastAsia="宋体" w:hAnsi="宋体" w:hint="eastAsia"/>
+                <w:b/>
+                <w:noProof/>
+              </w:rPr>
+              <w:t>表E-R图</w:t>
+            </w:r>
+            <w:r>
+              <w:rPr>
+                <w:rFonts w:hint="eastAsia"/>
+                <w:noProof/>
+                <w:webHidden/>
+              </w:rPr>
+              <w:tab/>
+            </w:r>
+            <w:r>
+              <w:rPr>
+                <w:rFonts w:hint="eastAsia"/>
                 <w:noProof/>
                 <w:webHidden/>
               </w:rPr>
@@ -2099,19 +2457,37 @@
             </w:r>
             <w:r>
               <w:rPr>
-                <w:noProof/>
-                <w:webHidden/>
-              </w:rPr>
-              <w:instrText xml:space="preserve"> PAGEREF _Toc13513872 \h </w:instrText>
-            </w:r>
-            <w:r>
-              <w:rPr>
-                <w:noProof/>
-                <w:webHidden/>
-              </w:rPr>
-            </w:r>
-            <w:r>
-              <w:rPr>
+                <w:rFonts w:hint="eastAsia"/>
+                <w:noProof/>
+                <w:webHidden/>
+              </w:rPr>
+              <w:instrText xml:space="preserve"> </w:instrText>
+            </w:r>
+            <w:r>
+              <w:rPr>
+                <w:noProof/>
+                <w:webHidden/>
+              </w:rPr>
+              <w:instrText>PAGEREF _Toc239342107 \h</w:instrText>
+            </w:r>
+            <w:r>
+              <w:rPr>
+                <w:rFonts w:hint="eastAsia"/>
+                <w:noProof/>
+                <w:webHidden/>
+              </w:rPr>
+              <w:instrText xml:space="preserve"> </w:instrText>
+            </w:r>
+            <w:r>
+              <w:rPr>
+                <w:rFonts w:hint="eastAsia"/>
+                <w:noProof/>
+                <w:webHidden/>
+              </w:rPr>
+            </w:r>
+            <w:r>
+              <w:rPr>
+                <w:rFonts w:hint="eastAsia"/>
                 <w:noProof/>
                 <w:webHidden/>
               </w:rPr>
@@ -2122,10 +2498,11 @@
                 <w:noProof/>
                 <w:webHidden/>
               </w:rPr>
-              <w:t>7</w:t>
-            </w:r>
-            <w:r>
-              <w:rPr>
+              <w:t>9</w:t>
+            </w:r>
+            <w:r>
+              <w:rPr>
+                <w:rFonts w:hint="eastAsia"/>
                 <w:noProof/>
                 <w:webHidden/>
               </w:rPr>
@@ -2135,130 +2512,20 @@
         </w:p>
         <w:p>
           <w:pPr>
-            <w:pStyle w:val="11"/>
-            <w:tabs>
-              <w:tab w:val="clear" w:pos="1680"/>
-              <w:tab w:val="left" w:pos="1260"/>
-            </w:tabs>
-            <w:ind w:firstLine="422"/>
-            <w:rPr>
-              <w:rFonts w:asciiTheme="minorHAnsi" w:eastAsiaTheme="minorEastAsia" w:hAnsiTheme="minorHAnsi" w:cstheme="minorBidi"/>
-              <w:b w:val="0"/>
-              <w:bCs w:val="0"/>
-              <w:noProof/>
-              <w:szCs w:val="22"/>
-            </w:rPr>
-          </w:pPr>
-          <w:hyperlink w:anchor="_Toc13513873" w:history="1">
-            <w:r>
-              <w:rPr>
-                <w:rStyle w:val="a5"/>
-                <w:rFonts w:ascii="宋体" w:eastAsia="宋体" w:hAnsi="宋体"/>
-                <w:noProof/>
-              </w:rPr>
-              <w:t>4</w:t>
-            </w:r>
-            <w:r>
-              <w:rPr>
-                <w:rStyle w:val="a5"/>
-                <w:rFonts w:ascii="宋体" w:eastAsia="宋体" w:hAnsi="宋体" w:hint="eastAsia"/>
-                <w:noProof/>
-              </w:rPr>
-              <w:t>数据库设计</w:t>
-            </w:r>
-            <w:r>
-              <w:rPr>
-                <w:noProof/>
-                <w:webHidden/>
-              </w:rPr>
-              <w:tab/>
-            </w:r>
-            <w:r>
-              <w:rPr>
-                <w:noProof/>
-                <w:webHidden/>
-              </w:rPr>
-              <w:fldChar w:fldCharType="begin"/>
-            </w:r>
-            <w:r>
-              <w:rPr>
-                <w:noProof/>
-                <w:webHidden/>
-              </w:rPr>
-              <w:instrText xml:space="preserve"> PAGEREF _Toc13513873 \h </w:instrText>
-            </w:r>
-            <w:r>
-              <w:rPr>
-                <w:noProof/>
-                <w:webHidden/>
-              </w:rPr>
-            </w:r>
-            <w:r>
-              <w:rPr>
-                <w:noProof/>
-                <w:webHidden/>
-              </w:rPr>
-              <w:fldChar w:fldCharType="separate"/>
-            </w:r>
-            <w:r>
-              <w:rPr>
-                <w:noProof/>
-                <w:webHidden/>
-              </w:rPr>
-              <w:t>8</w:t>
-            </w:r>
-            <w:r>
-              <w:rPr>
-                <w:noProof/>
-                <w:webHidden/>
-              </w:rPr>
-              <w:fldChar w:fldCharType="end"/>
-            </w:r>
-          </w:hyperlink>
-        </w:p>
-        <w:p>
-          <w:pPr>
-            <w:pStyle w:val="21"/>
+            <w:pStyle w:val="TOC2"/>
             <w:tabs>
               <w:tab w:val="left" w:pos="1440"/>
               <w:tab w:val="right" w:leader="dot" w:pos="8296"/>
             </w:tabs>
             <w:ind w:left="480" w:firstLine="360"/>
             <w:rPr>
-              <w:rFonts w:asciiTheme="minorHAnsi" w:eastAsiaTheme="minorEastAsia" w:hAnsiTheme="minorHAnsi" w:cstheme="minorBidi"/>
+              <w:rFonts w:asciiTheme="minorHAnsi" w:eastAsiaTheme="minorEastAsia" w:hAnsiTheme="minorHAnsi" w:cstheme="minorBidi" w:hint="eastAsia"/>
               <w:noProof/>
-              <w:sz w:val="21"/>
-              <w:szCs w:val="22"/>
+              <w:sz w:val="22"/>
+              <w14:ligatures w14:val="standardContextual"/>
             </w:rPr>
           </w:pPr>
-          <w:hyperlink w:anchor="_Toc13513874" w:history="1">
-            <w:r>
-              <w:rPr>
-                <w:rStyle w:val="a5"/>
-                <w:rFonts w:ascii="宋体" w:eastAsia="宋体" w:hAnsi="宋体"/>
-                <w:b/>
-                <w:noProof/>
-              </w:rPr>
-              <w:t>4.1</w:t>
-            </w:r>
-            <w:r>
-              <w:rPr>
-                <w:rFonts w:asciiTheme="minorHAnsi" w:eastAsiaTheme="minorEastAsia" w:hAnsiTheme="minorHAnsi" w:cstheme="minorBidi"/>
-                <w:noProof/>
-                <w:sz w:val="21"/>
-                <w:szCs w:val="22"/>
-              </w:rPr>
-              <w:tab/>
-            </w:r>
-            <w:r>
-              <w:rPr>
-                <w:rStyle w:val="a5"/>
-                <w:rFonts w:eastAsia="宋体"/>
-                <w:b/>
-                <w:noProof/>
-              </w:rPr>
-              <w:t>temp_analysis</w:t>
-            </w:r>
+          <w:hyperlink w:anchor="_Toc239342108" w:history="1">
             <w:r>
               <w:rPr>
                 <w:rStyle w:val="a5"/>
@@ -2266,16 +2533,25 @@
                 <w:b/>
                 <w:noProof/>
               </w:rPr>
-              <w:t>表</w:t>
+              <w:t>4.2</w:t>
+            </w:r>
+            <w:r>
+              <w:rPr>
+                <w:rFonts w:asciiTheme="minorHAnsi" w:eastAsiaTheme="minorEastAsia" w:hAnsiTheme="minorHAnsi" w:cstheme="minorBidi" w:hint="eastAsia"/>
+                <w:noProof/>
+                <w:sz w:val="22"/>
+                <w14:ligatures w14:val="standardContextual"/>
+              </w:rPr>
+              <w:tab/>
             </w:r>
             <w:r>
               <w:rPr>
                 <w:rStyle w:val="a5"/>
-                <w:rFonts w:ascii="宋体" w:eastAsia="宋体" w:hAnsi="宋体"/>
+                <w:rFonts w:eastAsia="宋体" w:hint="eastAsia"/>
                 <w:b/>
                 <w:noProof/>
               </w:rPr>
-              <w:t>E-R</w:t>
+              <w:t>temp_analysis</w:t>
             </w:r>
             <w:r>
               <w:rPr>
@@ -2284,17 +2560,19 @@
                 <w:b/>
                 <w:noProof/>
               </w:rPr>
-              <w:t>图</w:t>
-            </w:r>
-            <w:r>
-              <w:rPr>
-                <w:noProof/>
-                <w:webHidden/>
-              </w:rPr>
-              <w:tab/>
-            </w:r>
-            <w:r>
-              <w:rPr>
+              <w:t>表结构设计</w:t>
+            </w:r>
+            <w:r>
+              <w:rPr>
+                <w:rFonts w:hint="eastAsia"/>
+                <w:noProof/>
+                <w:webHidden/>
+              </w:rPr>
+              <w:tab/>
+            </w:r>
+            <w:r>
+              <w:rPr>
+                <w:rFonts w:hint="eastAsia"/>
                 <w:noProof/>
                 <w:webHidden/>
               </w:rPr>
@@ -2302,19 +2580,37 @@
             </w:r>
             <w:r>
               <w:rPr>
-                <w:noProof/>
-                <w:webHidden/>
-              </w:rPr>
-              <w:instrText xml:space="preserve"> PAGEREF _Toc13513874 \h </w:instrText>
-            </w:r>
-            <w:r>
-              <w:rPr>
-                <w:noProof/>
-                <w:webHidden/>
-              </w:rPr>
-            </w:r>
-            <w:r>
-              <w:rPr>
+                <w:rFonts w:hint="eastAsia"/>
+                <w:noProof/>
+                <w:webHidden/>
+              </w:rPr>
+              <w:instrText xml:space="preserve"> </w:instrText>
+            </w:r>
+            <w:r>
+              <w:rPr>
+                <w:noProof/>
+                <w:webHidden/>
+              </w:rPr>
+              <w:instrText>PAGEREF _Toc239342108 \h</w:instrText>
+            </w:r>
+            <w:r>
+              <w:rPr>
+                <w:rFonts w:hint="eastAsia"/>
+                <w:noProof/>
+                <w:webHidden/>
+              </w:rPr>
+              <w:instrText xml:space="preserve"> </w:instrText>
+            </w:r>
+            <w:r>
+              <w:rPr>
+                <w:rFonts w:hint="eastAsia"/>
+                <w:noProof/>
+                <w:webHidden/>
+              </w:rPr>
+            </w:r>
+            <w:r>
+              <w:rPr>
+                <w:rFonts w:hint="eastAsia"/>
                 <w:noProof/>
                 <w:webHidden/>
               </w:rPr>
@@ -2329,6 +2625,7 @@
             </w:r>
             <w:r>
               <w:rPr>
+                <w:rFonts w:hint="eastAsia"/>
                 <w:noProof/>
                 <w:webHidden/>
               </w:rPr>
@@ -2338,47 +2635,20 @@
         </w:p>
         <w:p>
           <w:pPr>
-            <w:pStyle w:val="21"/>
+            <w:pStyle w:val="TOC2"/>
             <w:tabs>
               <w:tab w:val="left" w:pos="1440"/>
               <w:tab w:val="right" w:leader="dot" w:pos="8296"/>
             </w:tabs>
             <w:ind w:left="480" w:firstLine="360"/>
             <w:rPr>
-              <w:rFonts w:asciiTheme="minorHAnsi" w:eastAsiaTheme="minorEastAsia" w:hAnsiTheme="minorHAnsi" w:cstheme="minorBidi"/>
+              <w:rFonts w:asciiTheme="minorHAnsi" w:eastAsiaTheme="minorEastAsia" w:hAnsiTheme="minorHAnsi" w:cstheme="minorBidi" w:hint="eastAsia"/>
               <w:noProof/>
-              <w:sz w:val="21"/>
-              <w:szCs w:val="22"/>
+              <w:sz w:val="22"/>
+              <w14:ligatures w14:val="standardContextual"/>
             </w:rPr>
           </w:pPr>
-          <w:hyperlink w:anchor="_Toc13513875" w:history="1">
-            <w:r>
-              <w:rPr>
-                <w:rStyle w:val="a5"/>
-                <w:rFonts w:ascii="宋体" w:eastAsia="宋体" w:hAnsi="宋体"/>
-                <w:b/>
-                <w:noProof/>
-              </w:rPr>
-              <w:t>4.2</w:t>
-            </w:r>
-            <w:r>
-              <w:rPr>
-                <w:rFonts w:asciiTheme="minorHAnsi" w:eastAsiaTheme="minorEastAsia" w:hAnsiTheme="minorHAnsi" w:cstheme="minorBidi"/>
-                <w:noProof/>
-                <w:sz w:val="21"/>
-                <w:szCs w:val="22"/>
-              </w:rPr>
-              <w:tab/>
-            </w:r>
-            <w:r>
-              <w:rPr>
-                <w:rStyle w:val="a5"/>
-                <w:rFonts w:eastAsia="宋体"/>
-                <w:b/>
-                <w:noProof/>
-              </w:rPr>
-              <w:t>temp_analysis</w:t>
-            </w:r>
+          <w:hyperlink w:anchor="_Toc239342109" w:history="1">
             <w:r>
               <w:rPr>
                 <w:rStyle w:val="a5"/>
@@ -2386,17 +2656,46 @@
                 <w:b/>
                 <w:noProof/>
               </w:rPr>
-              <w:t>表结构设计</w:t>
-            </w:r>
-            <w:r>
-              <w:rPr>
-                <w:noProof/>
-                <w:webHidden/>
-              </w:rPr>
-              <w:tab/>
-            </w:r>
-            <w:r>
-              <w:rPr>
+              <w:t>4.3</w:t>
+            </w:r>
+            <w:r>
+              <w:rPr>
+                <w:rFonts w:asciiTheme="minorHAnsi" w:eastAsiaTheme="minorEastAsia" w:hAnsiTheme="minorHAnsi" w:cstheme="minorBidi" w:hint="eastAsia"/>
+                <w:noProof/>
+                <w:sz w:val="22"/>
+                <w14:ligatures w14:val="standardContextual"/>
+              </w:rPr>
+              <w:tab/>
+            </w:r>
+            <w:r>
+              <w:rPr>
+                <w:rStyle w:val="a5"/>
+                <w:rFonts w:eastAsia="宋体" w:hint="eastAsia"/>
+                <w:b/>
+                <w:noProof/>
+              </w:rPr>
+              <w:t>temp_analysis</w:t>
+            </w:r>
+            <w:r>
+              <w:rPr>
+                <w:rStyle w:val="a5"/>
+                <w:rFonts w:ascii="宋体" w:eastAsia="宋体" w:hAnsi="宋体" w:hint="eastAsia"/>
+                <w:b/>
+                <w:noProof/>
+              </w:rPr>
+              <w:t>表数据说明</w:t>
+            </w:r>
+            <w:r>
+              <w:rPr>
+                <w:rFonts w:hint="eastAsia"/>
+                <w:noProof/>
+                <w:webHidden/>
+              </w:rPr>
+              <w:tab/>
+            </w:r>
+            <w:r>
+              <w:rPr>
+                <w:rFonts w:hint="eastAsia"/>
                 <w:noProof/>
                 <w:webHidden/>
               </w:rPr>
@@ -2404,19 +2703,37 @@
             </w:r>
             <w:r>
               <w:rPr>
-                <w:noProof/>
-                <w:webHidden/>
-              </w:rPr>
-              <w:instrText xml:space="preserve"> PAGEREF _Toc13513875 \h </w:instrText>
-            </w:r>
-            <w:r>
-              <w:rPr>
-                <w:noProof/>
-                <w:webHidden/>
-              </w:rPr>
-            </w:r>
-            <w:r>
-              <w:rPr>
+                <w:rFonts w:hint="eastAsia"/>
+                <w:noProof/>
+                <w:webHidden/>
+              </w:rPr>
+              <w:instrText xml:space="preserve"> </w:instrText>
+            </w:r>
+            <w:r>
+              <w:rPr>
+                <w:noProof/>
+                <w:webHidden/>
+              </w:rPr>
+              <w:instrText>PAGEREF _Toc239342109 \h</w:instrText>
+            </w:r>
+            <w:r>
+              <w:rPr>
+                <w:rFonts w:hint="eastAsia"/>
+                <w:noProof/>
+                <w:webHidden/>
+              </w:rPr>
+              <w:instrText xml:space="preserve"> </w:instrText>
+            </w:r>
+            <w:r>
+              <w:rPr>
+                <w:rFonts w:hint="eastAsia"/>
+                <w:noProof/>
+                <w:webHidden/>
+              </w:rPr>
+            </w:r>
+            <w:r>
+              <w:rPr>
+                <w:rFonts w:hint="eastAsia"/>
                 <w:noProof/>
                 <w:webHidden/>
               </w:rPr>
@@ -2427,10 +2744,11 @@
                 <w:noProof/>
                 <w:webHidden/>
               </w:rPr>
-              <w:t>9</w:t>
-            </w:r>
-            <w:r>
-              <w:rPr>
+              <w:t>10</w:t>
+            </w:r>
+            <w:r>
+              <w:rPr>
+                <w:rFonts w:hint="eastAsia"/>
                 <w:noProof/>
                 <w:webHidden/>
               </w:rPr>
@@ -2440,65 +2758,170 @@
         </w:p>
         <w:p>
           <w:pPr>
-            <w:pStyle w:val="21"/>
+            <w:pStyle w:val="TOC1"/>
+            <w:ind w:firstLine="422"/>
+            <w:rPr>
+              <w:rFonts w:asciiTheme="minorHAnsi" w:eastAsiaTheme="minorEastAsia" w:hAnsiTheme="minorHAnsi" w:cstheme="minorBidi" w:hint="eastAsia"/>
+              <w:b w:val="0"/>
+              <w:bCs w:val="0"/>
+              <w:noProof/>
+              <w:sz w:val="22"/>
+              <w14:ligatures w14:val="standardContextual"/>
+            </w:rPr>
+          </w:pPr>
+          <w:hyperlink w:anchor="_Toc239342110" w:history="1">
+            <w:r>
+              <w:rPr>
+                <w:rStyle w:val="a5"/>
+                <w:rFonts w:ascii="宋体" w:eastAsia="宋体" w:hAnsi="宋体" w:hint="eastAsia"/>
+                <w:noProof/>
+              </w:rPr>
+              <w:t>5</w:t>
+            </w:r>
+            <w:r>
+              <w:rPr>
+                <w:rFonts w:asciiTheme="minorHAnsi" w:eastAsiaTheme="minorEastAsia" w:hAnsiTheme="minorHAnsi" w:cstheme="minorBidi" w:hint="eastAsia"/>
+                <w:b w:val="0"/>
+                <w:bCs w:val="0"/>
+                <w:noProof/>
+                <w:sz w:val="22"/>
+                <w14:ligatures w14:val="standardContextual"/>
+              </w:rPr>
+              <w:tab/>
+            </w:r>
+            <w:r>
+              <w:rPr>
+                <w:rStyle w:val="a5"/>
+                <w:rFonts w:ascii="宋体" w:eastAsia="宋体" w:hAnsi="宋体" w:hint="eastAsia"/>
+                <w:noProof/>
+              </w:rPr>
+              <w:t>数据分析、处理过程</w:t>
+            </w:r>
+            <w:r>
+              <w:rPr>
+                <w:rFonts w:hint="eastAsia"/>
+                <w:noProof/>
+                <w:webHidden/>
+              </w:rPr>
+              <w:tab/>
+            </w:r>
+            <w:r>
+              <w:rPr>
+                <w:rFonts w:hint="eastAsia"/>
+                <w:noProof/>
+                <w:webHidden/>
+              </w:rPr>
+              <w:fldChar w:fldCharType="begin"/>
+            </w:r>
+            <w:r>
+              <w:rPr>
+                <w:rFonts w:hint="eastAsia"/>
+                <w:noProof/>
+                <w:webHidden/>
+              </w:rPr>
+              <w:instrText xml:space="preserve"> </w:instrText>
+            </w:r>
+            <w:r>
+              <w:rPr>
+                <w:noProof/>
+                <w:webHidden/>
+              </w:rPr>
+              <w:instrText>PAGEREF _Toc239342110 \h</w:instrText>
+            </w:r>
+            <w:r>
+              <w:rPr>
+                <w:rFonts w:hint="eastAsia"/>
+                <w:noProof/>
+                <w:webHidden/>
+              </w:rPr>
+              <w:instrText xml:space="preserve"> </w:instrText>
+            </w:r>
+            <w:r>
+              <w:rPr>
+                <w:rFonts w:hint="eastAsia"/>
+                <w:noProof/>
+                <w:webHidden/>
+              </w:rPr>
+            </w:r>
+            <w:r>
+              <w:rPr>
+                <w:rFonts w:hint="eastAsia"/>
+                <w:noProof/>
+                <w:webHidden/>
+              </w:rPr>
+              <w:fldChar w:fldCharType="separate"/>
+            </w:r>
+            <w:r>
+              <w:rPr>
+                <w:noProof/>
+                <w:webHidden/>
+              </w:rPr>
+              <w:t>10</w:t>
+            </w:r>
+            <w:r>
+              <w:rPr>
+                <w:rFonts w:hint="eastAsia"/>
+                <w:noProof/>
+                <w:webHidden/>
+              </w:rPr>
+              <w:fldChar w:fldCharType="end"/>
+            </w:r>
+          </w:hyperlink>
+        </w:p>
+        <w:p>
+          <w:pPr>
+            <w:pStyle w:val="TOC2"/>
             <w:tabs>
               <w:tab w:val="left" w:pos="1440"/>
               <w:tab w:val="right" w:leader="dot" w:pos="8296"/>
             </w:tabs>
             <w:ind w:left="480" w:firstLine="360"/>
             <w:rPr>
-              <w:rFonts w:asciiTheme="minorHAnsi" w:eastAsiaTheme="minorEastAsia" w:hAnsiTheme="minorHAnsi" w:cstheme="minorBidi"/>
+              <w:rFonts w:asciiTheme="minorHAnsi" w:eastAsiaTheme="minorEastAsia" w:hAnsiTheme="minorHAnsi" w:cstheme="minorBidi" w:hint="eastAsia"/>
               <w:noProof/>
-              <w:sz w:val="21"/>
-              <w:szCs w:val="22"/>
+              <w:sz w:val="22"/>
+              <w14:ligatures w14:val="standardContextual"/>
             </w:rPr>
           </w:pPr>
-          <w:hyperlink w:anchor="_Toc13513876" w:history="1">
+          <w:hyperlink w:anchor="_Toc239342111" w:history="1">
             <w:r>
               <w:rPr>
                 <w:rStyle w:val="a5"/>
-                <w:rFonts w:ascii="宋体" w:eastAsia="宋体" w:hAnsi="宋体"/>
+                <w:rFonts w:eastAsia="宋体" w:hint="eastAsia"/>
                 <w:b/>
                 <w:noProof/>
               </w:rPr>
-              <w:t>4.3</w:t>
-            </w:r>
-            <w:r>
-              <w:rPr>
-                <w:rFonts w:asciiTheme="minorHAnsi" w:eastAsiaTheme="minorEastAsia" w:hAnsiTheme="minorHAnsi" w:cstheme="minorBidi"/>
-                <w:noProof/>
-                <w:sz w:val="21"/>
-                <w:szCs w:val="22"/>
+              <w:t>5.1</w:t>
+            </w:r>
+            <w:r>
+              <w:rPr>
+                <w:rFonts w:asciiTheme="minorHAnsi" w:eastAsiaTheme="minorEastAsia" w:hAnsiTheme="minorHAnsi" w:cstheme="minorBidi" w:hint="eastAsia"/>
+                <w:noProof/>
+                <w:sz w:val="22"/>
+                <w14:ligatures w14:val="standardContextual"/>
               </w:rPr>
               <w:tab/>
             </w:r>
             <w:r>
               <w:rPr>
                 <w:rStyle w:val="a5"/>
-                <w:rFonts w:eastAsia="宋体"/>
+                <w:rFonts w:eastAsia="宋体" w:hint="eastAsia"/>
                 <w:b/>
                 <w:noProof/>
               </w:rPr>
-              <w:t>temp_analysis</w:t>
-            </w:r>
-            <w:r>
-              <w:rPr>
-                <w:rStyle w:val="a5"/>
-                <w:rFonts w:ascii="宋体" w:eastAsia="宋体" w:hAnsi="宋体" w:hint="eastAsia"/>
-                <w:b/>
-                <w:noProof/>
-              </w:rPr>
-              <w:t>表数据说明</w:t>
-            </w:r>
-            <w:r>
-              <w:rPr>
-                <w:noProof/>
-                <w:webHidden/>
-              </w:rPr>
-              <w:tab/>
-            </w:r>
-            <w:r>
-              <w:rPr>
+              <w:t>Spark RDD</w:t>
+            </w:r>
+            <w:r>
+              <w:rPr>
+                <w:rFonts w:hint="eastAsia"/>
+                <w:noProof/>
+                <w:webHidden/>
+              </w:rPr>
+              <w:tab/>
+            </w:r>
+            <w:r>
+              <w:rPr>
+                <w:rFonts w:hint="eastAsia"/>
                 <w:noProof/>
                 <w:webHidden/>
               </w:rPr>
@@ -2506,19 +2929,37 @@
             </w:r>
             <w:r>
               <w:rPr>
-                <w:noProof/>
-                <w:webHidden/>
-              </w:rPr>
-              <w:instrText xml:space="preserve"> PAGEREF _Toc13513876 \h </w:instrText>
-            </w:r>
-            <w:r>
-              <w:rPr>
-                <w:noProof/>
-                <w:webHidden/>
-              </w:rPr>
-            </w:r>
-            <w:r>
-              <w:rPr>
+                <w:rFonts w:hint="eastAsia"/>
+                <w:noProof/>
+                <w:webHidden/>
+              </w:rPr>
+              <w:instrText xml:space="preserve"> </w:instrText>
+            </w:r>
+            <w:r>
+              <w:rPr>
+                <w:noProof/>
+                <w:webHidden/>
+              </w:rPr>
+              <w:instrText>PAGEREF _Toc239342111 \h</w:instrText>
+            </w:r>
+            <w:r>
+              <w:rPr>
+                <w:rFonts w:hint="eastAsia"/>
+                <w:noProof/>
+                <w:webHidden/>
+              </w:rPr>
+              <w:instrText xml:space="preserve"> </w:instrText>
+            </w:r>
+            <w:r>
+              <w:rPr>
+                <w:rFonts w:hint="eastAsia"/>
+                <w:noProof/>
+                <w:webHidden/>
+              </w:rPr>
+            </w:r>
+            <w:r>
+              <w:rPr>
+                <w:rFonts w:hint="eastAsia"/>
                 <w:noProof/>
                 <w:webHidden/>
               </w:rPr>
@@ -2529,10 +2970,11 @@
                 <w:noProof/>
                 <w:webHidden/>
               </w:rPr>
-              <w:t>9</w:t>
-            </w:r>
-            <w:r>
-              <w:rPr>
+              <w:t>10</w:t>
+            </w:r>
+            <w:r>
+              <w:rPr>
+                <w:rFonts w:hint="eastAsia"/>
                 <w:noProof/>
                 <w:webHidden/>
               </w:rPr>
@@ -2542,135 +2984,58 @@
         </w:p>
         <w:p>
           <w:pPr>
-            <w:pStyle w:val="11"/>
-            <w:ind w:firstLine="422"/>
-            <w:rPr>
-              <w:rFonts w:asciiTheme="minorHAnsi" w:eastAsiaTheme="minorEastAsia" w:hAnsiTheme="minorHAnsi" w:cstheme="minorBidi"/>
-              <w:b w:val="0"/>
-              <w:bCs w:val="0"/>
-              <w:noProof/>
-              <w:szCs w:val="22"/>
-            </w:rPr>
-          </w:pPr>
-          <w:hyperlink w:anchor="_Toc13513877" w:history="1">
-            <w:r>
-              <w:rPr>
-                <w:rStyle w:val="a5"/>
-                <w:rFonts w:ascii="宋体" w:eastAsia="宋体" w:hAnsi="宋体"/>
-                <w:noProof/>
-              </w:rPr>
-              <w:t>5</w:t>
-            </w:r>
-            <w:r>
-              <w:rPr>
-                <w:rStyle w:val="a5"/>
-                <w:rFonts w:ascii="宋体" w:eastAsia="宋体" w:hAnsi="宋体" w:hint="eastAsia"/>
-                <w:noProof/>
-              </w:rPr>
-              <w:t>数据分析、处理过程</w:t>
-            </w:r>
-            <w:r>
-              <w:rPr>
-                <w:noProof/>
-                <w:webHidden/>
-              </w:rPr>
-              <w:tab/>
-            </w:r>
-            <w:r>
-              <w:rPr>
-                <w:noProof/>
-                <w:webHidden/>
-              </w:rPr>
-              <w:fldChar w:fldCharType="begin"/>
-            </w:r>
-            <w:r>
-              <w:rPr>
-                <w:noProof/>
-                <w:webHidden/>
-              </w:rPr>
-              <w:instrText xml:space="preserve"> PAGEREF _Toc13513877 \h </w:instrText>
-            </w:r>
-            <w:r>
-              <w:rPr>
-                <w:noProof/>
-                <w:webHidden/>
-              </w:rPr>
-            </w:r>
-            <w:r>
-              <w:rPr>
-                <w:noProof/>
-                <w:webHidden/>
-              </w:rPr>
-              <w:fldChar w:fldCharType="separate"/>
-            </w:r>
-            <w:r>
-              <w:rPr>
-                <w:noProof/>
-                <w:webHidden/>
-              </w:rPr>
-              <w:t>9</w:t>
-            </w:r>
-            <w:r>
-              <w:rPr>
-                <w:noProof/>
-                <w:webHidden/>
-              </w:rPr>
-              <w:fldChar w:fldCharType="end"/>
-            </w:r>
-          </w:hyperlink>
-        </w:p>
-        <w:p>
-          <w:pPr>
-            <w:pStyle w:val="21"/>
+            <w:pStyle w:val="TOC2"/>
             <w:tabs>
               <w:tab w:val="left" w:pos="1440"/>
               <w:tab w:val="right" w:leader="dot" w:pos="8296"/>
             </w:tabs>
             <w:ind w:left="480" w:firstLine="360"/>
             <w:rPr>
-              <w:rFonts w:asciiTheme="minorHAnsi" w:eastAsiaTheme="minorEastAsia" w:hAnsiTheme="minorHAnsi" w:cstheme="minorBidi"/>
+              <w:rFonts w:asciiTheme="minorHAnsi" w:eastAsiaTheme="minorEastAsia" w:hAnsiTheme="minorHAnsi" w:cstheme="minorBidi" w:hint="eastAsia"/>
               <w:noProof/>
-              <w:sz w:val="21"/>
-              <w:szCs w:val="22"/>
+              <w:sz w:val="22"/>
+              <w14:ligatures w14:val="standardContextual"/>
             </w:rPr>
           </w:pPr>
-          <w:hyperlink w:anchor="_Toc13513878" w:history="1">
+          <w:hyperlink w:anchor="_Toc239342112" w:history="1">
             <w:r>
               <w:rPr>
                 <w:rStyle w:val="a5"/>
-                <w:rFonts w:eastAsia="宋体"/>
+                <w:rFonts w:eastAsia="宋体" w:hint="eastAsia"/>
                 <w:b/>
                 <w:noProof/>
               </w:rPr>
-              <w:t>5.1</w:t>
-            </w:r>
-            <w:r>
-              <w:rPr>
-                <w:rFonts w:asciiTheme="minorHAnsi" w:eastAsiaTheme="minorEastAsia" w:hAnsiTheme="minorHAnsi" w:cstheme="minorBidi"/>
-                <w:noProof/>
-                <w:sz w:val="21"/>
-                <w:szCs w:val="22"/>
+              <w:t>5.2</w:t>
+            </w:r>
+            <w:r>
+              <w:rPr>
+                <w:rFonts w:asciiTheme="minorHAnsi" w:eastAsiaTheme="minorEastAsia" w:hAnsiTheme="minorHAnsi" w:cstheme="minorBidi" w:hint="eastAsia"/>
+                <w:noProof/>
+                <w:sz w:val="22"/>
+                <w14:ligatures w14:val="standardContextual"/>
               </w:rPr>
               <w:tab/>
             </w:r>
             <w:r>
               <w:rPr>
                 <w:rStyle w:val="a5"/>
-                <w:rFonts w:eastAsia="宋体"/>
+                <w:rFonts w:eastAsia="宋体" w:hint="eastAsia"/>
                 <w:b/>
                 <w:noProof/>
               </w:rPr>
-              <w:t>Spark RDD</w:t>
-            </w:r>
-            <w:r>
-              <w:rPr>
-                <w:noProof/>
-                <w:webHidden/>
-              </w:rPr>
-              <w:tab/>
-            </w:r>
-            <w:r>
-              <w:rPr>
+              <w:t>Spark Streaming</w:t>
+            </w:r>
+            <w:r>
+              <w:rPr>
+                <w:rFonts w:hint="eastAsia"/>
+                <w:noProof/>
+                <w:webHidden/>
+              </w:rPr>
+              <w:tab/>
+            </w:r>
+            <w:r>
+              <w:rPr>
+                <w:rFonts w:hint="eastAsia"/>
                 <w:noProof/>
                 <w:webHidden/>
               </w:rPr>
@@ -2678,19 +3043,37 @@
             </w:r>
             <w:r>
               <w:rPr>
-                <w:noProof/>
-                <w:webHidden/>
-              </w:rPr>
-              <w:instrText xml:space="preserve"> PAGEREF _Toc13513878 \h </w:instrText>
-            </w:r>
-            <w:r>
-              <w:rPr>
-                <w:noProof/>
-                <w:webHidden/>
-              </w:rPr>
-            </w:r>
-            <w:r>
-              <w:rPr>
+                <w:rFonts w:hint="eastAsia"/>
+                <w:noProof/>
+                <w:webHidden/>
+              </w:rPr>
+              <w:instrText xml:space="preserve"> </w:instrText>
+            </w:r>
+            <w:r>
+              <w:rPr>
+                <w:noProof/>
+                <w:webHidden/>
+              </w:rPr>
+              <w:instrText>PAGEREF _Toc239342112 \h</w:instrText>
+            </w:r>
+            <w:r>
+              <w:rPr>
+                <w:rFonts w:hint="eastAsia"/>
+                <w:noProof/>
+                <w:webHidden/>
+              </w:rPr>
+              <w:instrText xml:space="preserve"> </w:instrText>
+            </w:r>
+            <w:r>
+              <w:rPr>
+                <w:rFonts w:hint="eastAsia"/>
+                <w:noProof/>
+                <w:webHidden/>
+              </w:rPr>
+            </w:r>
+            <w:r>
+              <w:rPr>
+                <w:rFonts w:hint="eastAsia"/>
                 <w:noProof/>
                 <w:webHidden/>
               </w:rPr>
@@ -2701,10 +3084,11 @@
                 <w:noProof/>
                 <w:webHidden/>
               </w:rPr>
-              <w:t>9</w:t>
-            </w:r>
-            <w:r>
-              <w:rPr>
+              <w:t>12</w:t>
+            </w:r>
+            <w:r>
+              <w:rPr>
+                <w:rFonts w:hint="eastAsia"/>
                 <w:noProof/>
                 <w:webHidden/>
               </w:rPr>
@@ -2714,56 +3098,58 @@
         </w:p>
         <w:p>
           <w:pPr>
-            <w:pStyle w:val="21"/>
+            <w:pStyle w:val="TOC2"/>
             <w:tabs>
               <w:tab w:val="left" w:pos="1440"/>
               <w:tab w:val="right" w:leader="dot" w:pos="8296"/>
             </w:tabs>
             <w:ind w:left="480" w:firstLine="360"/>
             <w:rPr>
-              <w:rFonts w:asciiTheme="minorHAnsi" w:eastAsiaTheme="minorEastAsia" w:hAnsiTheme="minorHAnsi" w:cstheme="minorBidi"/>
+              <w:rFonts w:asciiTheme="minorHAnsi" w:eastAsiaTheme="minorEastAsia" w:hAnsiTheme="minorHAnsi" w:cstheme="minorBidi" w:hint="eastAsia"/>
               <w:noProof/>
-              <w:sz w:val="21"/>
-              <w:szCs w:val="22"/>
+              <w:sz w:val="22"/>
+              <w14:ligatures w14:val="standardContextual"/>
             </w:rPr>
           </w:pPr>
-          <w:hyperlink w:anchor="_Toc13513879" w:history="1">
+          <w:hyperlink w:anchor="_Toc239342113" w:history="1">
             <w:r>
               <w:rPr>
                 <w:rStyle w:val="a5"/>
-                <w:rFonts w:eastAsia="宋体"/>
+                <w:rFonts w:eastAsia="宋体" w:hint="eastAsia"/>
                 <w:b/>
                 <w:noProof/>
               </w:rPr>
-              <w:t>5.2</w:t>
-            </w:r>
-            <w:r>
-              <w:rPr>
-                <w:rFonts w:asciiTheme="minorHAnsi" w:eastAsiaTheme="minorEastAsia" w:hAnsiTheme="minorHAnsi" w:cstheme="minorBidi"/>
-                <w:noProof/>
-                <w:sz w:val="21"/>
-                <w:szCs w:val="22"/>
+              <w:t>5.3</w:t>
+            </w:r>
+            <w:r>
+              <w:rPr>
+                <w:rFonts w:asciiTheme="minorHAnsi" w:eastAsiaTheme="minorEastAsia" w:hAnsiTheme="minorHAnsi" w:cstheme="minorBidi" w:hint="eastAsia"/>
+                <w:noProof/>
+                <w:sz w:val="22"/>
+                <w14:ligatures w14:val="standardContextual"/>
               </w:rPr>
               <w:tab/>
             </w:r>
             <w:r>
               <w:rPr>
                 <w:rStyle w:val="a5"/>
-                <w:rFonts w:eastAsia="宋体"/>
+                <w:rFonts w:eastAsia="宋体" w:hint="eastAsia"/>
                 <w:b/>
                 <w:noProof/>
               </w:rPr>
-              <w:t>Spark Streaming</w:t>
-            </w:r>
-            <w:r>
-              <w:rPr>
-                <w:noProof/>
-                <w:webHidden/>
-              </w:rPr>
-              <w:tab/>
-            </w:r>
-            <w:r>
-              <w:rPr>
+              <w:t>Spark SQL</w:t>
+            </w:r>
+            <w:r>
+              <w:rPr>
+                <w:rFonts w:hint="eastAsia"/>
+                <w:noProof/>
+                <w:webHidden/>
+              </w:rPr>
+              <w:tab/>
+            </w:r>
+            <w:r>
+              <w:rPr>
+                <w:rFonts w:hint="eastAsia"/>
                 <w:noProof/>
                 <w:webHidden/>
               </w:rPr>
@@ -2771,19 +3157,37 @@
             </w:r>
             <w:r>
               <w:rPr>
-                <w:noProof/>
-                <w:webHidden/>
-              </w:rPr>
-              <w:instrText xml:space="preserve"> PAGEREF _Toc13513879 \h </w:instrText>
-            </w:r>
-            <w:r>
-              <w:rPr>
-                <w:noProof/>
-                <w:webHidden/>
-              </w:rPr>
-            </w:r>
-            <w:r>
-              <w:rPr>
+                <w:rFonts w:hint="eastAsia"/>
+                <w:noProof/>
+                <w:webHidden/>
+              </w:rPr>
+              <w:instrText xml:space="preserve"> </w:instrText>
+            </w:r>
+            <w:r>
+              <w:rPr>
+                <w:noProof/>
+                <w:webHidden/>
+              </w:rPr>
+              <w:instrText>PAGEREF _Toc239342113 \h</w:instrText>
+            </w:r>
+            <w:r>
+              <w:rPr>
+                <w:rFonts w:hint="eastAsia"/>
+                <w:noProof/>
+                <w:webHidden/>
+              </w:rPr>
+              <w:instrText xml:space="preserve"> </w:instrText>
+            </w:r>
+            <w:r>
+              <w:rPr>
+                <w:rFonts w:hint="eastAsia"/>
+                <w:noProof/>
+                <w:webHidden/>
+              </w:rPr>
+            </w:r>
+            <w:r>
+              <w:rPr>
+                <w:rFonts w:hint="eastAsia"/>
                 <w:noProof/>
                 <w:webHidden/>
               </w:rPr>
@@ -2794,10 +3198,11 @@
                 <w:noProof/>
                 <w:webHidden/>
               </w:rPr>
-              <w:t>12</w:t>
-            </w:r>
-            <w:r>
-              <w:rPr>
+              <w:t>14</w:t>
+            </w:r>
+            <w:r>
+              <w:rPr>
+                <w:rFonts w:hint="eastAsia"/>
                 <w:noProof/>
                 <w:webHidden/>
               </w:rPr>
@@ -2807,56 +3212,170 @@
         </w:p>
         <w:p>
           <w:pPr>
-            <w:pStyle w:val="21"/>
+            <w:pStyle w:val="TOC1"/>
+            <w:ind w:firstLine="422"/>
+            <w:rPr>
+              <w:rFonts w:asciiTheme="minorHAnsi" w:eastAsiaTheme="minorEastAsia" w:hAnsiTheme="minorHAnsi" w:cstheme="minorBidi" w:hint="eastAsia"/>
+              <w:b w:val="0"/>
+              <w:bCs w:val="0"/>
+              <w:noProof/>
+              <w:sz w:val="22"/>
+              <w14:ligatures w14:val="standardContextual"/>
+            </w:rPr>
+          </w:pPr>
+          <w:hyperlink w:anchor="_Toc239342114" w:history="1">
+            <w:r>
+              <w:rPr>
+                <w:rStyle w:val="a5"/>
+                <w:rFonts w:ascii="宋体" w:eastAsia="宋体" w:hAnsi="宋体" w:hint="eastAsia"/>
+                <w:noProof/>
+              </w:rPr>
+              <w:t>6</w:t>
+            </w:r>
+            <w:r>
+              <w:rPr>
+                <w:rFonts w:asciiTheme="minorHAnsi" w:eastAsiaTheme="minorEastAsia" w:hAnsiTheme="minorHAnsi" w:cstheme="minorBidi" w:hint="eastAsia"/>
+                <w:b w:val="0"/>
+                <w:bCs w:val="0"/>
+                <w:noProof/>
+                <w:sz w:val="22"/>
+                <w14:ligatures w14:val="standardContextual"/>
+              </w:rPr>
+              <w:tab/>
+            </w:r>
+            <w:r>
+              <w:rPr>
+                <w:rStyle w:val="a5"/>
+                <w:rFonts w:ascii="宋体" w:eastAsia="宋体" w:hAnsi="宋体" w:hint="eastAsia"/>
+                <w:noProof/>
+              </w:rPr>
+              <w:t>页面展示</w:t>
+            </w:r>
+            <w:r>
+              <w:rPr>
+                <w:rFonts w:hint="eastAsia"/>
+                <w:noProof/>
+                <w:webHidden/>
+              </w:rPr>
+              <w:tab/>
+            </w:r>
+            <w:r>
+              <w:rPr>
+                <w:rFonts w:hint="eastAsia"/>
+                <w:noProof/>
+                <w:webHidden/>
+              </w:rPr>
+              <w:fldChar w:fldCharType="begin"/>
+            </w:r>
+            <w:r>
+              <w:rPr>
+                <w:rFonts w:hint="eastAsia"/>
+                <w:noProof/>
+                <w:webHidden/>
+              </w:rPr>
+              <w:instrText xml:space="preserve"> </w:instrText>
+            </w:r>
+            <w:r>
+              <w:rPr>
+                <w:noProof/>
+                <w:webHidden/>
+              </w:rPr>
+              <w:instrText>PAGEREF _Toc239342114 \h</w:instrText>
+            </w:r>
+            <w:r>
+              <w:rPr>
+                <w:rFonts w:hint="eastAsia"/>
+                <w:noProof/>
+                <w:webHidden/>
+              </w:rPr>
+              <w:instrText xml:space="preserve"> </w:instrText>
+            </w:r>
+            <w:r>
+              <w:rPr>
+                <w:rFonts w:hint="eastAsia"/>
+                <w:noProof/>
+                <w:webHidden/>
+              </w:rPr>
+            </w:r>
+            <w:r>
+              <w:rPr>
+                <w:rFonts w:hint="eastAsia"/>
+                <w:noProof/>
+                <w:webHidden/>
+              </w:rPr>
+              <w:fldChar w:fldCharType="separate"/>
+            </w:r>
+            <w:r>
+              <w:rPr>
+                <w:noProof/>
+                <w:webHidden/>
+              </w:rPr>
+              <w:t>17</w:t>
+            </w:r>
+            <w:r>
+              <w:rPr>
+                <w:rFonts w:hint="eastAsia"/>
+                <w:noProof/>
+                <w:webHidden/>
+              </w:rPr>
+              <w:fldChar w:fldCharType="end"/>
+            </w:r>
+          </w:hyperlink>
+        </w:p>
+        <w:p>
+          <w:pPr>
+            <w:pStyle w:val="TOC2"/>
             <w:tabs>
               <w:tab w:val="left" w:pos="1440"/>
               <w:tab w:val="right" w:leader="dot" w:pos="8296"/>
             </w:tabs>
             <w:ind w:left="480" w:firstLine="360"/>
             <w:rPr>
-              <w:rFonts w:asciiTheme="minorHAnsi" w:eastAsiaTheme="minorEastAsia" w:hAnsiTheme="minorHAnsi" w:cstheme="minorBidi"/>
+              <w:rFonts w:asciiTheme="minorHAnsi" w:eastAsiaTheme="minorEastAsia" w:hAnsiTheme="minorHAnsi" w:cstheme="minorBidi" w:hint="eastAsia"/>
               <w:noProof/>
-              <w:sz w:val="21"/>
-              <w:szCs w:val="22"/>
+              <w:sz w:val="22"/>
+              <w14:ligatures w14:val="standardContextual"/>
             </w:rPr>
           </w:pPr>
-          <w:hyperlink w:anchor="_Toc13513880" w:history="1">
+          <w:hyperlink w:anchor="_Toc239342115" w:history="1">
             <w:r>
               <w:rPr>
                 <w:rStyle w:val="a5"/>
-                <w:rFonts w:eastAsia="宋体"/>
+                <w:rFonts w:hint="eastAsia"/>
                 <w:b/>
                 <w:noProof/>
               </w:rPr>
-              <w:t>5.3</w:t>
-            </w:r>
-            <w:r>
-              <w:rPr>
-                <w:rFonts w:asciiTheme="minorHAnsi" w:eastAsiaTheme="minorEastAsia" w:hAnsiTheme="minorHAnsi" w:cstheme="minorBidi"/>
-                <w:noProof/>
-                <w:sz w:val="21"/>
-                <w:szCs w:val="22"/>
+              <w:t>6.1</w:t>
+            </w:r>
+            <w:r>
+              <w:rPr>
+                <w:rFonts w:asciiTheme="minorHAnsi" w:eastAsiaTheme="minorEastAsia" w:hAnsiTheme="minorHAnsi" w:cstheme="minorBidi" w:hint="eastAsia"/>
+                <w:noProof/>
+                <w:sz w:val="22"/>
+                <w14:ligatures w14:val="standardContextual"/>
               </w:rPr>
               <w:tab/>
             </w:r>
             <w:r>
               <w:rPr>
                 <w:rStyle w:val="a5"/>
-                <w:rFonts w:eastAsia="宋体"/>
+                <w:rFonts w:hint="eastAsia"/>
                 <w:b/>
                 <w:noProof/>
               </w:rPr>
-              <w:t>Spark SQL</w:t>
-            </w:r>
-            <w:r>
-              <w:rPr>
-                <w:noProof/>
-                <w:webHidden/>
-              </w:rPr>
-              <w:tab/>
-            </w:r>
-            <w:r>
-              <w:rPr>
+              <w:t>Spark RDD</w:t>
+            </w:r>
+            <w:r>
+              <w:rPr>
+                <w:rFonts w:hint="eastAsia"/>
+                <w:noProof/>
+                <w:webHidden/>
+              </w:rPr>
+              <w:tab/>
+            </w:r>
+            <w:r>
+              <w:rPr>
+                <w:rFonts w:hint="eastAsia"/>
                 <w:noProof/>
                 <w:webHidden/>
               </w:rPr>
@@ -2864,19 +3383,37 @@
             </w:r>
             <w:r>
               <w:rPr>
-                <w:noProof/>
-                <w:webHidden/>
-              </w:rPr>
-              <w:instrText xml:space="preserve"> PAGEREF _Toc13513880 \h </w:instrText>
-            </w:r>
-            <w:r>
-              <w:rPr>
-                <w:noProof/>
-                <w:webHidden/>
-              </w:rPr>
-            </w:r>
-            <w:r>
-              <w:rPr>
+                <w:rFonts w:hint="eastAsia"/>
+                <w:noProof/>
+                <w:webHidden/>
+              </w:rPr>
+              <w:instrText xml:space="preserve"> </w:instrText>
+            </w:r>
+            <w:r>
+              <w:rPr>
+                <w:noProof/>
+                <w:webHidden/>
+              </w:rPr>
+              <w:instrText>PAGEREF _Toc239342115 \h</w:instrText>
+            </w:r>
+            <w:r>
+              <w:rPr>
+                <w:rFonts w:hint="eastAsia"/>
+                <w:noProof/>
+                <w:webHidden/>
+              </w:rPr>
+              <w:instrText xml:space="preserve"> </w:instrText>
+            </w:r>
+            <w:r>
+              <w:rPr>
+                <w:rFonts w:hint="eastAsia"/>
+                <w:noProof/>
+                <w:webHidden/>
+              </w:rPr>
+            </w:r>
+            <w:r>
+              <w:rPr>
+                <w:rFonts w:hint="eastAsia"/>
                 <w:noProof/>
                 <w:webHidden/>
               </w:rPr>
@@ -2887,10 +3424,11 @@
                 <w:noProof/>
                 <w:webHidden/>
               </w:rPr>
-              <w:t>13</w:t>
-            </w:r>
-            <w:r>
-              <w:rPr>
+              <w:t>17</w:t>
+            </w:r>
+            <w:r>
+              <w:rPr>
+                <w:rFonts w:hint="eastAsia"/>
                 <w:noProof/>
                 <w:webHidden/>
               </w:rPr>
@@ -2900,137 +3438,58 @@
         </w:p>
         <w:p>
           <w:pPr>
-            <w:pStyle w:val="11"/>
-            <w:tabs>
-              <w:tab w:val="clear" w:pos="1680"/>
-              <w:tab w:val="left" w:pos="1260"/>
-            </w:tabs>
-            <w:ind w:firstLine="422"/>
-            <w:rPr>
-              <w:rFonts w:asciiTheme="minorHAnsi" w:eastAsiaTheme="minorEastAsia" w:hAnsiTheme="minorHAnsi" w:cstheme="minorBidi"/>
-              <w:b w:val="0"/>
-              <w:bCs w:val="0"/>
-              <w:noProof/>
-              <w:szCs w:val="22"/>
-            </w:rPr>
-          </w:pPr>
-          <w:hyperlink w:anchor="_Toc13513881" w:history="1">
-            <w:r>
-              <w:rPr>
-                <w:rStyle w:val="a5"/>
-                <w:rFonts w:ascii="宋体" w:eastAsia="宋体" w:hAnsi="宋体"/>
-                <w:noProof/>
-              </w:rPr>
-              <w:t>6</w:t>
-            </w:r>
-            <w:r>
-              <w:rPr>
-                <w:rStyle w:val="a5"/>
-                <w:rFonts w:ascii="宋体" w:eastAsia="宋体" w:hAnsi="宋体" w:hint="eastAsia"/>
-                <w:noProof/>
-              </w:rPr>
-              <w:t>页面展示</w:t>
-            </w:r>
-            <w:r>
-              <w:rPr>
-                <w:noProof/>
-                <w:webHidden/>
-              </w:rPr>
-              <w:tab/>
-            </w:r>
-            <w:r>
-              <w:rPr>
-                <w:noProof/>
-                <w:webHidden/>
-              </w:rPr>
-              <w:fldChar w:fldCharType="begin"/>
-            </w:r>
-            <w:r>
-              <w:rPr>
-                <w:noProof/>
-                <w:webHidden/>
-              </w:rPr>
-              <w:instrText xml:space="preserve"> PAGEREF _Toc13513881 \h </w:instrText>
-            </w:r>
-            <w:r>
-              <w:rPr>
-                <w:noProof/>
-                <w:webHidden/>
-              </w:rPr>
-            </w:r>
-            <w:r>
-              <w:rPr>
-                <w:noProof/>
-                <w:webHidden/>
-              </w:rPr>
-              <w:fldChar w:fldCharType="separate"/>
-            </w:r>
-            <w:r>
-              <w:rPr>
-                <w:noProof/>
-                <w:webHidden/>
-              </w:rPr>
-              <w:t>16</w:t>
-            </w:r>
-            <w:r>
-              <w:rPr>
-                <w:noProof/>
-                <w:webHidden/>
-              </w:rPr>
-              <w:fldChar w:fldCharType="end"/>
-            </w:r>
-          </w:hyperlink>
-        </w:p>
-        <w:p>
-          <w:pPr>
-            <w:pStyle w:val="21"/>
+            <w:pStyle w:val="TOC2"/>
             <w:tabs>
               <w:tab w:val="left" w:pos="1440"/>
               <w:tab w:val="right" w:leader="dot" w:pos="8296"/>
             </w:tabs>
             <w:ind w:left="480" w:firstLine="360"/>
             <w:rPr>
-              <w:rFonts w:asciiTheme="minorHAnsi" w:eastAsiaTheme="minorEastAsia" w:hAnsiTheme="minorHAnsi" w:cstheme="minorBidi"/>
+              <w:rFonts w:asciiTheme="minorHAnsi" w:eastAsiaTheme="minorEastAsia" w:hAnsiTheme="minorHAnsi" w:cstheme="minorBidi" w:hint="eastAsia"/>
               <w:noProof/>
-              <w:sz w:val="21"/>
-              <w:szCs w:val="22"/>
+              <w:sz w:val="22"/>
+              <w14:ligatures w14:val="standardContextual"/>
             </w:rPr>
           </w:pPr>
-          <w:hyperlink w:anchor="_Toc13513882" w:history="1">
+          <w:hyperlink w:anchor="_Toc239342116" w:history="1">
             <w:r>
               <w:rPr>
                 <w:rStyle w:val="a5"/>
+                <w:rFonts w:hint="eastAsia"/>
                 <w:b/>
                 <w:noProof/>
               </w:rPr>
-              <w:t>6.1</w:t>
-            </w:r>
-            <w:r>
-              <w:rPr>
-                <w:rFonts w:asciiTheme="minorHAnsi" w:eastAsiaTheme="minorEastAsia" w:hAnsiTheme="minorHAnsi" w:cstheme="minorBidi"/>
-                <w:noProof/>
-                <w:sz w:val="21"/>
-                <w:szCs w:val="22"/>
+              <w:t>6.2</w:t>
+            </w:r>
+            <w:r>
+              <w:rPr>
+                <w:rFonts w:asciiTheme="minorHAnsi" w:eastAsiaTheme="minorEastAsia" w:hAnsiTheme="minorHAnsi" w:cstheme="minorBidi" w:hint="eastAsia"/>
+                <w:noProof/>
+                <w:sz w:val="22"/>
+                <w14:ligatures w14:val="standardContextual"/>
               </w:rPr>
               <w:tab/>
             </w:r>
             <w:r>
               <w:rPr>
                 <w:rStyle w:val="a5"/>
+                <w:rFonts w:hint="eastAsia"/>
                 <w:b/>
                 <w:noProof/>
               </w:rPr>
-              <w:t>Spark RDD</w:t>
-            </w:r>
-            <w:r>
-              <w:rPr>
-                <w:noProof/>
-                <w:webHidden/>
-              </w:rPr>
-              <w:tab/>
-            </w:r>
-            <w:r>
-              <w:rPr>
+              <w:t>Spark Streaming</w:t>
+            </w:r>
+            <w:r>
+              <w:rPr>
+                <w:rFonts w:hint="eastAsia"/>
+                <w:noProof/>
+                <w:webHidden/>
+              </w:rPr>
+              <w:tab/>
+            </w:r>
+            <w:r>
+              <w:rPr>
+                <w:rFonts w:hint="eastAsia"/>
                 <w:noProof/>
                 <w:webHidden/>
               </w:rPr>
@@ -3038,19 +3497,37 @@
             </w:r>
             <w:r>
               <w:rPr>
-                <w:noProof/>
-                <w:webHidden/>
-              </w:rPr>
-              <w:instrText xml:space="preserve"> PAGEREF _Toc13513882 \h </w:instrText>
-            </w:r>
-            <w:r>
-              <w:rPr>
-                <w:noProof/>
-                <w:webHidden/>
-              </w:rPr>
-            </w:r>
-            <w:r>
-              <w:rPr>
+                <w:rFonts w:hint="eastAsia"/>
+                <w:noProof/>
+                <w:webHidden/>
+              </w:rPr>
+              <w:instrText xml:space="preserve"> </w:instrText>
+            </w:r>
+            <w:r>
+              <w:rPr>
+                <w:noProof/>
+                <w:webHidden/>
+              </w:rPr>
+              <w:instrText>PAGEREF _Toc239342116 \h</w:instrText>
+            </w:r>
+            <w:r>
+              <w:rPr>
+                <w:rFonts w:hint="eastAsia"/>
+                <w:noProof/>
+                <w:webHidden/>
+              </w:rPr>
+              <w:instrText xml:space="preserve"> </w:instrText>
+            </w:r>
+            <w:r>
+              <w:rPr>
+                <w:rFonts w:hint="eastAsia"/>
+                <w:noProof/>
+                <w:webHidden/>
+              </w:rPr>
+            </w:r>
+            <w:r>
+              <w:rPr>
+                <w:rFonts w:hint="eastAsia"/>
                 <w:noProof/>
                 <w:webHidden/>
               </w:rPr>
@@ -3061,10 +3538,11 @@
                 <w:noProof/>
                 <w:webHidden/>
               </w:rPr>
-              <w:t>16</w:t>
-            </w:r>
-            <w:r>
-              <w:rPr>
+              <w:t>17</w:t>
+            </w:r>
+            <w:r>
+              <w:rPr>
+                <w:rFonts w:hint="eastAsia"/>
                 <w:noProof/>
                 <w:webHidden/>
               </w:rPr>
@@ -3074,54 +3552,58 @@
         </w:p>
         <w:p>
           <w:pPr>
-            <w:pStyle w:val="21"/>
+            <w:pStyle w:val="TOC2"/>
             <w:tabs>
               <w:tab w:val="left" w:pos="1440"/>
               <w:tab w:val="right" w:leader="dot" w:pos="8296"/>
             </w:tabs>
             <w:ind w:left="480" w:firstLine="360"/>
             <w:rPr>
-              <w:rFonts w:asciiTheme="minorHAnsi" w:eastAsiaTheme="minorEastAsia" w:hAnsiTheme="minorHAnsi" w:cstheme="minorBidi"/>
+              <w:rFonts w:asciiTheme="minorHAnsi" w:eastAsiaTheme="minorEastAsia" w:hAnsiTheme="minorHAnsi" w:cstheme="minorBidi" w:hint="eastAsia"/>
               <w:noProof/>
-              <w:sz w:val="21"/>
-              <w:szCs w:val="22"/>
+              <w:sz w:val="22"/>
+              <w14:ligatures w14:val="standardContextual"/>
             </w:rPr>
           </w:pPr>
-          <w:hyperlink w:anchor="_Toc13513883" w:history="1">
+          <w:hyperlink w:anchor="_Toc239342117" w:history="1">
             <w:r>
               <w:rPr>
                 <w:rStyle w:val="a5"/>
+                <w:rFonts w:hint="eastAsia"/>
                 <w:b/>
                 <w:noProof/>
               </w:rPr>
-              <w:t>6.2</w:t>
-            </w:r>
-            <w:r>
-              <w:rPr>
-                <w:rFonts w:asciiTheme="minorHAnsi" w:eastAsiaTheme="minorEastAsia" w:hAnsiTheme="minorHAnsi" w:cstheme="minorBidi"/>
-                <w:noProof/>
-                <w:sz w:val="21"/>
-                <w:szCs w:val="22"/>
+              <w:t>6.3</w:t>
+            </w:r>
+            <w:r>
+              <w:rPr>
+                <w:rFonts w:asciiTheme="minorHAnsi" w:eastAsiaTheme="minorEastAsia" w:hAnsiTheme="minorHAnsi" w:cstheme="minorBidi" w:hint="eastAsia"/>
+                <w:noProof/>
+                <w:sz w:val="22"/>
+                <w14:ligatures w14:val="standardContextual"/>
               </w:rPr>
               <w:tab/>
             </w:r>
             <w:r>
               <w:rPr>
                 <w:rStyle w:val="a5"/>
+                <w:rFonts w:hint="eastAsia"/>
                 <w:b/>
                 <w:noProof/>
               </w:rPr>
-              <w:t>Spark Streaming</w:t>
-            </w:r>
-            <w:r>
-              <w:rPr>
-                <w:noProof/>
-                <w:webHidden/>
-              </w:rPr>
-              <w:tab/>
-            </w:r>
-            <w:r>
-              <w:rPr>
+              <w:t>Spark SQL</w:t>
+            </w:r>
+            <w:r>
+              <w:rPr>
+                <w:rFonts w:hint="eastAsia"/>
+                <w:noProof/>
+                <w:webHidden/>
+              </w:rPr>
+              <w:tab/>
+            </w:r>
+            <w:r>
+              <w:rPr>
+                <w:rFonts w:hint="eastAsia"/>
                 <w:noProof/>
                 <w:webHidden/>
               </w:rPr>
@@ -3129,19 +3611,37 @@
             </w:r>
             <w:r>
               <w:rPr>
-                <w:noProof/>
-                <w:webHidden/>
-              </w:rPr>
-              <w:instrText xml:space="preserve"> PAGEREF _Toc13513883 \h </w:instrText>
-            </w:r>
-            <w:r>
-              <w:rPr>
-                <w:noProof/>
-                <w:webHidden/>
-              </w:rPr>
-            </w:r>
-            <w:r>
-              <w:rPr>
+                <w:rFonts w:hint="eastAsia"/>
+                <w:noProof/>
+                <w:webHidden/>
+              </w:rPr>
+              <w:instrText xml:space="preserve"> </w:instrText>
+            </w:r>
+            <w:r>
+              <w:rPr>
+                <w:noProof/>
+                <w:webHidden/>
+              </w:rPr>
+              <w:instrText>PAGEREF _Toc239342117 \h</w:instrText>
+            </w:r>
+            <w:r>
+              <w:rPr>
+                <w:rFonts w:hint="eastAsia"/>
+                <w:noProof/>
+                <w:webHidden/>
+              </w:rPr>
+              <w:instrText xml:space="preserve"> </w:instrText>
+            </w:r>
+            <w:r>
+              <w:rPr>
+                <w:rFonts w:hint="eastAsia"/>
+                <w:noProof/>
+                <w:webHidden/>
+              </w:rPr>
+            </w:r>
+            <w:r>
+              <w:rPr>
+                <w:rFonts w:hint="eastAsia"/>
                 <w:noProof/>
                 <w:webHidden/>
               </w:rPr>
@@ -3152,10 +3652,11 @@
                 <w:noProof/>
                 <w:webHidden/>
               </w:rPr>
-              <w:t>16</w:t>
-            </w:r>
-            <w:r>
-              <w:rPr>
+              <w:t>19</w:t>
+            </w:r>
+            <w:r>
+              <w:rPr>
+                <w:rFonts w:hint="eastAsia"/>
                 <w:noProof/>
                 <w:webHidden/>
               </w:rPr>
@@ -3165,54 +3666,69 @@
         </w:p>
         <w:p>
           <w:pPr>
-            <w:pStyle w:val="21"/>
-            <w:tabs>
-              <w:tab w:val="left" w:pos="1440"/>
-              <w:tab w:val="right" w:leader="dot" w:pos="8296"/>
-            </w:tabs>
-            <w:ind w:left="480" w:firstLine="360"/>
+            <w:pStyle w:val="TOC1"/>
+            <w:ind w:firstLine="422"/>
             <w:rPr>
-              <w:rFonts w:asciiTheme="minorHAnsi" w:eastAsiaTheme="minorEastAsia" w:hAnsiTheme="minorHAnsi" w:cstheme="minorBidi"/>
+              <w:rFonts w:asciiTheme="minorHAnsi" w:eastAsiaTheme="minorEastAsia" w:hAnsiTheme="minorHAnsi" w:cstheme="minorBidi" w:hint="eastAsia"/>
+              <w:b w:val="0"/>
+              <w:bCs w:val="0"/>
               <w:noProof/>
-              <w:sz w:val="21"/>
-              <w:szCs w:val="22"/>
+              <w:sz w:val="22"/>
+              <w14:ligatures w14:val="standardContextual"/>
             </w:rPr>
           </w:pPr>
-          <w:hyperlink w:anchor="_Toc13513884" w:history="1">
+          <w:hyperlink w:anchor="_Toc239342118" w:history="1">
             <w:r>
               <w:rPr>
                 <w:rStyle w:val="a5"/>
-                <w:b/>
-                <w:noProof/>
-              </w:rPr>
-              <w:t>6.3</w:t>
-            </w:r>
-            <w:r>
-              <w:rPr>
-                <w:rFonts w:asciiTheme="minorHAnsi" w:eastAsiaTheme="minorEastAsia" w:hAnsiTheme="minorHAnsi" w:cstheme="minorBidi"/>
-                <w:noProof/>
-                <w:sz w:val="21"/>
-                <w:szCs w:val="22"/>
-              </w:rPr>
-              <w:tab/>
+                <w:rFonts w:hint="eastAsia"/>
+                <w:noProof/>
+              </w:rPr>
+              <w:t>结</w:t>
             </w:r>
             <w:r>
               <w:rPr>
                 <w:rStyle w:val="a5"/>
-                <w:b/>
-                <w:noProof/>
-              </w:rPr>
-              <w:t>Spark SQL</w:t>
-            </w:r>
-            <w:r>
-              <w:rPr>
-                <w:noProof/>
-                <w:webHidden/>
-              </w:rPr>
-              <w:tab/>
-            </w:r>
-            <w:r>
-              <w:rPr>
+                <w:rFonts w:hint="eastAsia"/>
+                <w:noProof/>
+              </w:rPr>
+              <w:t xml:space="preserve"> </w:t>
+            </w:r>
+            <w:r>
+              <w:rPr>
+                <w:rStyle w:val="a5"/>
+                <w:rFonts w:hint="eastAsia"/>
+                <w:noProof/>
+              </w:rPr>
+              <w:t>束</w:t>
+            </w:r>
+            <w:r>
+              <w:rPr>
+                <w:rStyle w:val="a5"/>
+                <w:rFonts w:hint="eastAsia"/>
+                <w:noProof/>
+              </w:rPr>
+              <w:t xml:space="preserve"> </w:t>
+            </w:r>
+            <w:r>
+              <w:rPr>
+                <w:rStyle w:val="a5"/>
+                <w:rFonts w:hint="eastAsia"/>
+                <w:noProof/>
+              </w:rPr>
+              <w:t>语</w:t>
+            </w:r>
+            <w:r>
+              <w:rPr>
+                <w:rFonts w:hint="eastAsia"/>
+                <w:noProof/>
+                <w:webHidden/>
+              </w:rPr>
+              <w:tab/>
+            </w:r>
+            <w:r>
+              <w:rPr>
+                <w:rFonts w:hint="eastAsia"/>
                 <w:noProof/>
                 <w:webHidden/>
               </w:rPr>
@@ -3220,19 +3736,37 @@
             </w:r>
             <w:r>
               <w:rPr>
-                <w:noProof/>
-                <w:webHidden/>
-              </w:rPr>
-              <w:instrText xml:space="preserve"> PAGEREF _Toc13513884 \h </w:instrText>
-            </w:r>
-            <w:r>
-              <w:rPr>
-                <w:noProof/>
-                <w:webHidden/>
-              </w:rPr>
-            </w:r>
-            <w:r>
-              <w:rPr>
+                <w:rFonts w:hint="eastAsia"/>
+                <w:noProof/>
+                <w:webHidden/>
+              </w:rPr>
+              <w:instrText xml:space="preserve"> </w:instrText>
+            </w:r>
+            <w:r>
+              <w:rPr>
+                <w:noProof/>
+                <w:webHidden/>
+              </w:rPr>
+              <w:instrText>PAGEREF _Toc239342118 \h</w:instrText>
+            </w:r>
+            <w:r>
+              <w:rPr>
+                <w:rFonts w:hint="eastAsia"/>
+                <w:noProof/>
+                <w:webHidden/>
+              </w:rPr>
+              <w:instrText xml:space="preserve"> </w:instrText>
+            </w:r>
+            <w:r>
+              <w:rPr>
+                <w:rFonts w:hint="eastAsia"/>
+                <w:noProof/>
+                <w:webHidden/>
+              </w:rPr>
+            </w:r>
+            <w:r>
+              <w:rPr>
+                <w:rFonts w:hint="eastAsia"/>
                 <w:noProof/>
                 <w:webHidden/>
               </w:rPr>
@@ -3243,10 +3777,11 @@
                 <w:noProof/>
                 <w:webHidden/>
               </w:rPr>
-              <w:t>18</w:t>
-            </w:r>
-            <w:r>
-              <w:rPr>
+              <w:t>21</w:t>
+            </w:r>
+            <w:r>
+              <w:rPr>
+                <w:rFonts w:hint="eastAsia"/>
                 <w:noProof/>
                 <w:webHidden/>
               </w:rPr>
@@ -3256,69 +3791,37 @@
         </w:p>
         <w:p>
           <w:pPr>
-            <w:pStyle w:val="11"/>
-            <w:tabs>
-              <w:tab w:val="clear" w:pos="1680"/>
-              <w:tab w:val="left" w:pos="1365"/>
-            </w:tabs>
+            <w:pStyle w:val="TOC1"/>
             <w:ind w:firstLine="422"/>
             <w:rPr>
-              <w:rFonts w:asciiTheme="minorHAnsi" w:eastAsiaTheme="minorEastAsia" w:hAnsiTheme="minorHAnsi" w:cstheme="minorBidi"/>
+              <w:rFonts w:asciiTheme="minorHAnsi" w:eastAsiaTheme="minorEastAsia" w:hAnsiTheme="minorHAnsi" w:cstheme="minorBidi" w:hint="eastAsia"/>
               <w:b w:val="0"/>
               <w:bCs w:val="0"/>
               <w:noProof/>
-              <w:szCs w:val="22"/>
+              <w:sz w:val="22"/>
+              <w14:ligatures w14:val="standardContextual"/>
             </w:rPr>
           </w:pPr>
-          <w:hyperlink w:anchor="_Toc13513885" w:history="1">
+          <w:hyperlink w:anchor="_Toc239342119" w:history="1">
             <w:r>
               <w:rPr>
                 <w:rStyle w:val="a5"/>
                 <w:rFonts w:hint="eastAsia"/>
                 <w:noProof/>
               </w:rPr>
-              <w:t>结</w:t>
-            </w:r>
-            <w:r>
-              <w:rPr>
-                <w:rStyle w:val="a5"/>
-                <w:noProof/>
-              </w:rPr>
-              <w:t xml:space="preserve"> </w:t>
-            </w:r>
-            <w:r>
-              <w:rPr>
-                <w:rStyle w:val="a5"/>
-                <w:rFonts w:hint="eastAsia"/>
-                <w:noProof/>
-              </w:rPr>
-              <w:t>束</w:t>
-            </w:r>
-            <w:r>
-              <w:rPr>
-                <w:rStyle w:val="a5"/>
-                <w:noProof/>
-              </w:rPr>
-              <w:t xml:space="preserve"> </w:t>
-            </w:r>
-            <w:r>
-              <w:rPr>
-                <w:rStyle w:val="a5"/>
-                <w:rFonts w:hint="eastAsia"/>
-                <w:noProof/>
-              </w:rPr>
-              <w:t>语</w:t>
-            </w:r>
-            <w:r>
-              <w:rPr>
-                <w:noProof/>
-                <w:webHidden/>
-              </w:rPr>
-              <w:tab/>
-              <w:t>……………………………………………………………………………………</w:t>
-            </w:r>
-            <w:r>
-              <w:rPr>
+              <w:t>参考文献</w:t>
+            </w:r>
+            <w:r>
+              <w:rPr>
+                <w:rFonts w:hint="eastAsia"/>
+                <w:noProof/>
+                <w:webHidden/>
+              </w:rPr>
+              <w:tab/>
+            </w:r>
+            <w:r>
+              <w:rPr>
+                <w:rFonts w:hint="eastAsia"/>
                 <w:noProof/>
                 <w:webHidden/>
               </w:rPr>
@@ -3326,19 +3829,37 @@
             </w:r>
             <w:r>
               <w:rPr>
-                <w:noProof/>
-                <w:webHidden/>
-              </w:rPr>
-              <w:instrText xml:space="preserve"> PAGEREF _Toc13513885 \h </w:instrText>
-            </w:r>
-            <w:r>
-              <w:rPr>
-                <w:noProof/>
-                <w:webHidden/>
-              </w:rPr>
-            </w:r>
-            <w:r>
-              <w:rPr>
+                <w:rFonts w:hint="eastAsia"/>
+                <w:noProof/>
+                <w:webHidden/>
+              </w:rPr>
+              <w:instrText xml:space="preserve"> </w:instrText>
+            </w:r>
+            <w:r>
+              <w:rPr>
+                <w:noProof/>
+                <w:webHidden/>
+              </w:rPr>
+              <w:instrText>PAGEREF _Toc239342119 \h</w:instrText>
+            </w:r>
+            <w:r>
+              <w:rPr>
+                <w:rFonts w:hint="eastAsia"/>
+                <w:noProof/>
+                <w:webHidden/>
+              </w:rPr>
+              <w:instrText xml:space="preserve"> </w:instrText>
+            </w:r>
+            <w:r>
+              <w:rPr>
+                <w:rFonts w:hint="eastAsia"/>
+                <w:noProof/>
+                <w:webHidden/>
+              </w:rPr>
+            </w:r>
+            <w:r>
+              <w:rPr>
+                <w:rFonts w:hint="eastAsia"/>
                 <w:noProof/>
                 <w:webHidden/>
               </w:rPr>
@@ -3349,10 +3870,11 @@
                 <w:noProof/>
                 <w:webHidden/>
               </w:rPr>
-              <w:t>20</w:t>
-            </w:r>
-            <w:r>
-              <w:rPr>
+              <w:t>21</w:t>
+            </w:r>
+            <w:r>
+              <w:rPr>
+                <w:rFonts w:hint="eastAsia"/>
                 <w:noProof/>
                 <w:webHidden/>
               </w:rPr>
@@ -3362,37 +3884,37 @@
         </w:p>
         <w:p>
           <w:pPr>
-            <w:pStyle w:val="11"/>
-            <w:tabs>
-              <w:tab w:val="clear" w:pos="1680"/>
-            </w:tabs>
+            <w:pStyle w:val="TOC1"/>
             <w:ind w:firstLine="422"/>
             <w:rPr>
-              <w:rFonts w:asciiTheme="minorHAnsi" w:eastAsiaTheme="minorEastAsia" w:hAnsiTheme="minorHAnsi" w:cstheme="minorBidi"/>
+              <w:rFonts w:asciiTheme="minorHAnsi" w:eastAsiaTheme="minorEastAsia" w:hAnsiTheme="minorHAnsi" w:cstheme="minorBidi" w:hint="eastAsia"/>
               <w:b w:val="0"/>
               <w:bCs w:val="0"/>
               <w:noProof/>
-              <w:szCs w:val="22"/>
+              <w:sz w:val="22"/>
+              <w14:ligatures w14:val="standardContextual"/>
             </w:rPr>
           </w:pPr>
-          <w:hyperlink w:anchor="_Toc13513886" w:history="1">
+          <w:hyperlink w:anchor="_Toc239342120" w:history="1">
             <w:r>
               <w:rPr>
                 <w:rStyle w:val="a5"/>
                 <w:rFonts w:hint="eastAsia"/>
                 <w:noProof/>
               </w:rPr>
-              <w:t>参考文献</w:t>
-            </w:r>
-            <w:r>
-              <w:rPr>
-                <w:noProof/>
-                <w:webHidden/>
-              </w:rPr>
-              <w:t>……………………………………………………………………………………..</w:t>
-            </w:r>
-            <w:r>
-              <w:rPr>
+              <w:t>致谢</w:t>
+            </w:r>
+            <w:r>
+              <w:rPr>
+                <w:rFonts w:hint="eastAsia"/>
+                <w:noProof/>
+                <w:webHidden/>
+              </w:rPr>
+              <w:tab/>
+            </w:r>
+            <w:r>
+              <w:rPr>
+                <w:rFonts w:hint="eastAsia"/>
                 <w:noProof/>
                 <w:webHidden/>
               </w:rPr>
@@ -3400,19 +3922,37 @@
             </w:r>
             <w:r>
               <w:rPr>
-                <w:noProof/>
-                <w:webHidden/>
-              </w:rPr>
-              <w:instrText xml:space="preserve"> PAGEREF _Toc13513886 \h </w:instrText>
-            </w:r>
-            <w:r>
-              <w:rPr>
-                <w:noProof/>
-                <w:webHidden/>
-              </w:rPr>
-            </w:r>
-            <w:r>
-              <w:rPr>
+                <w:rFonts w:hint="eastAsia"/>
+                <w:noProof/>
+                <w:webHidden/>
+              </w:rPr>
+              <w:instrText xml:space="preserve"> </w:instrText>
+            </w:r>
+            <w:r>
+              <w:rPr>
+                <w:noProof/>
+                <w:webHidden/>
+              </w:rPr>
+              <w:instrText>PAGEREF _Toc239342120 \h</w:instrText>
+            </w:r>
+            <w:r>
+              <w:rPr>
+                <w:rFonts w:hint="eastAsia"/>
+                <w:noProof/>
+                <w:webHidden/>
+              </w:rPr>
+              <w:instrText xml:space="preserve"> </w:instrText>
+            </w:r>
+            <w:r>
+              <w:rPr>
+                <w:rFonts w:hint="eastAsia"/>
+                <w:noProof/>
+                <w:webHidden/>
+              </w:rPr>
+            </w:r>
+            <w:r>
+              <w:rPr>
+                <w:rFonts w:hint="eastAsia"/>
                 <w:noProof/>
                 <w:webHidden/>
               </w:rPr>
@@ -3423,81 +3963,11 @@
                 <w:noProof/>
                 <w:webHidden/>
               </w:rPr>
-              <w:t>21</w:t>
-            </w:r>
-            <w:r>
-              <w:rPr>
-                <w:noProof/>
-                <w:webHidden/>
-              </w:rPr>
-              <w:fldChar w:fldCharType="end"/>
-            </w:r>
-          </w:hyperlink>
-        </w:p>
-        <w:p>
-          <w:pPr>
-            <w:pStyle w:val="11"/>
-            <w:ind w:firstLine="422"/>
-            <w:rPr>
-              <w:rFonts w:asciiTheme="minorHAnsi" w:eastAsiaTheme="minorEastAsia" w:hAnsiTheme="minorHAnsi" w:cstheme="minorBidi"/>
-              <w:b w:val="0"/>
-              <w:bCs w:val="0"/>
-              <w:noProof/>
-              <w:szCs w:val="22"/>
-            </w:rPr>
-          </w:pPr>
-          <w:hyperlink w:anchor="_Toc13513887" w:history="1">
-            <w:r>
-              <w:rPr>
-                <w:rStyle w:val="a5"/>
-                <w:rFonts w:hint="eastAsia"/>
-                <w:noProof/>
-              </w:rPr>
-              <w:t>致谢</w:t>
-            </w:r>
-            <w:r>
-              <w:rPr>
-                <w:rStyle w:val="a5"/>
-                <w:noProof/>
-              </w:rPr>
-              <w:t>…………………………………………………………………………………………..</w:t>
-            </w:r>
-            <w:r>
-              <w:rPr>
-                <w:noProof/>
-                <w:webHidden/>
-              </w:rPr>
-              <w:fldChar w:fldCharType="begin"/>
-            </w:r>
-            <w:r>
-              <w:rPr>
-                <w:noProof/>
-                <w:webHidden/>
-              </w:rPr>
-              <w:instrText xml:space="preserve"> PAGEREF _Toc13513887 \h </w:instrText>
-            </w:r>
-            <w:r>
-              <w:rPr>
-                <w:noProof/>
-                <w:webHidden/>
-              </w:rPr>
-            </w:r>
-            <w:r>
-              <w:rPr>
-                <w:noProof/>
-                <w:webHidden/>
-              </w:rPr>
-              <w:fldChar w:fldCharType="separate"/>
-            </w:r>
-            <w:r>
-              <w:rPr>
-                <w:noProof/>
-                <w:webHidden/>
-              </w:rPr>
               <w:t>22</w:t>
             </w:r>
             <w:r>
               <w:rPr>
+                <w:rFonts w:hint="eastAsia"/>
                 <w:noProof/>
                 <w:webHidden/>
               </w:rPr>
@@ -3543,30 +4013,24 @@
         <w:ind w:left="431" w:hanging="431"/>
         <w:jc w:val="both"/>
         <w:rPr>
-          <w:rFonts w:ascii="宋体" w:eastAsia="宋体" w:hAnsi="宋体"/>
-          <w:b/>
-          <w:sz w:val="30"/>
-          <w:szCs w:val="30"/>
-        </w:rPr>
-      </w:pPr>
-      <w:bookmarkStart w:id="4" w:name="_Toc13414783"/>
-      <w:bookmarkStart w:id="5" w:name="_Toc13422940"/>
-      <w:bookmarkStart w:id="6" w:name="_Toc13430858"/>
-      <w:bookmarkStart w:id="7" w:name="_Toc13513860"/>
-      <w:r>
-        <w:rPr>
           <w:rFonts w:ascii="宋体" w:eastAsia="宋体" w:hAnsi="宋体" w:hint="eastAsia"/>
           <w:b/>
           <w:sz w:val="30"/>
           <w:szCs w:val="30"/>
         </w:rPr>
+      </w:pPr>
+      <w:bookmarkStart w:id="3" w:name="_Toc239342094"/>
+      <w:r>
+        <w:rPr>
+          <w:rFonts w:ascii="宋体" w:eastAsia="宋体" w:hAnsi="宋体" w:hint="eastAsia"/>
+          <w:b/>
+          <w:sz w:val="30"/>
+          <w:szCs w:val="30"/>
+        </w:rPr>
         <w:lastRenderedPageBreak/>
-        <w:t>实验题目</w:t>
-      </w:r>
-      <w:bookmarkEnd w:id="4"/>
-      <w:bookmarkEnd w:id="5"/>
-      <w:bookmarkEnd w:id="6"/>
-      <w:bookmarkEnd w:id="7"/>
+        <w:t>项目</w:t>
+      </w:r>
+      <w:bookmarkEnd w:id="3"/>
     </w:p>
     <w:p>
       <w:pPr>
@@ -3579,25 +4043,19 @@
         <w:ind w:leftChars="100" w:left="818" w:hanging="578"/>
         <w:jc w:val="both"/>
         <w:rPr>
-          <w:rFonts w:ascii="宋体" w:eastAsia="宋体" w:hAnsi="宋体"/>
-          <w:b/>
-        </w:rPr>
-      </w:pPr>
-      <w:bookmarkStart w:id="8" w:name="_Toc13414784"/>
-      <w:bookmarkStart w:id="9" w:name="_Toc13422941"/>
-      <w:bookmarkStart w:id="10" w:name="_Toc13430859"/>
-      <w:bookmarkStart w:id="11" w:name="_Toc13513861"/>
-      <w:r>
-        <w:rPr>
           <w:rFonts w:ascii="宋体" w:eastAsia="宋体" w:hAnsi="宋体" w:hint="eastAsia"/>
           <w:b/>
         </w:rPr>
-        <w:t>实验题目</w:t>
-      </w:r>
-      <w:bookmarkEnd w:id="8"/>
-      <w:bookmarkEnd w:id="9"/>
-      <w:bookmarkEnd w:id="10"/>
-      <w:bookmarkEnd w:id="11"/>
+      </w:pPr>
+      <w:bookmarkStart w:id="4" w:name="_Toc239342095"/>
+      <w:r>
+        <w:rPr>
+          <w:rFonts w:ascii="宋体" w:eastAsia="宋体" w:hAnsi="宋体" w:hint="eastAsia"/>
+          <w:b/>
+        </w:rPr>
+        <w:t>项目内容</w:t>
+      </w:r>
+      <w:bookmarkEnd w:id="4"/>
     </w:p>
     <w:p>
       <w:pPr>
@@ -3609,21 +4067,28 @@
         <w:spacing w:before="0" w:after="0" w:line="600" w:lineRule="auto"/>
         <w:ind w:leftChars="200" w:left="1200"/>
         <w:rPr>
+          <w:rFonts w:ascii="宋体" w:eastAsia="宋体" w:hAnsi="宋体" w:hint="eastAsia"/>
+          <w:b/>
+        </w:rPr>
+      </w:pPr>
+      <w:bookmarkStart w:id="5" w:name="_Toc13422942"/>
+      <w:bookmarkStart w:id="6" w:name="_Toc239342096"/>
+      <w:r>
+        <w:rPr>
+          <w:rFonts w:ascii="宋体" w:eastAsia="宋体" w:hAnsi="宋体" w:hint="eastAsia"/>
+          <w:b/>
+        </w:rPr>
+        <w:t>项目</w:t>
+      </w:r>
+      <w:r>
+        <w:rPr>
           <w:rFonts w:ascii="宋体" w:eastAsia="宋体" w:hAnsi="宋体"/>
           <w:b/>
         </w:rPr>
-      </w:pPr>
-      <w:bookmarkStart w:id="12" w:name="_Toc13422942"/>
-      <w:bookmarkStart w:id="13" w:name="_Toc13513862"/>
-      <w:r>
-        <w:rPr>
-          <w:rFonts w:ascii="宋体" w:eastAsia="宋体" w:hAnsi="宋体"/>
-          <w:b/>
-        </w:rPr>
-        <w:t>实验数据</w:t>
-      </w:r>
-      <w:bookmarkEnd w:id="12"/>
-      <w:bookmarkEnd w:id="13"/>
+        <w:t>数据</w:t>
+      </w:r>
+      <w:bookmarkEnd w:id="5"/>
+      <w:bookmarkEnd w:id="6"/>
     </w:p>
     <w:p>
       <w:pPr>
@@ -3636,7 +4101,7 @@
           <w:noProof/>
         </w:rPr>
         <w:drawing>
-          <wp:inline distT="0" distB="0" distL="0" distR="0" wp14:anchorId="35782A7F" wp14:editId="5E031CDB">
+          <wp:inline distT="0" distB="0" distL="0" distR="0" wp14:anchorId="28456C66" wp14:editId="0A5C4B6A">
             <wp:extent cx="1678413" cy="1650670"/>
             <wp:effectExtent l="0" t="0" r="0" b="6985"/>
             <wp:docPr id="3" name="图片 3"/>
@@ -3682,27 +4147,34 @@
         <w:spacing w:before="0" w:after="0" w:line="600" w:lineRule="auto"/>
         <w:ind w:leftChars="200" w:left="1200"/>
         <w:rPr>
-          <w:rFonts w:ascii="宋体" w:eastAsia="宋体" w:hAnsi="宋体"/>
-          <w:b/>
-        </w:rPr>
-      </w:pPr>
-      <w:bookmarkStart w:id="14" w:name="_Toc13422943"/>
-      <w:bookmarkStart w:id="15" w:name="_Toc13513863"/>
-      <w:r>
-        <w:rPr>
           <w:rFonts w:ascii="宋体" w:eastAsia="宋体" w:hAnsi="宋体" w:hint="eastAsia"/>
           <w:b/>
         </w:rPr>
-        <w:t>实验内容</w:t>
-      </w:r>
-      <w:bookmarkEnd w:id="14"/>
-      <w:bookmarkEnd w:id="15"/>
+      </w:pPr>
+      <w:bookmarkStart w:id="7" w:name="_Toc13422943"/>
+      <w:bookmarkStart w:id="8" w:name="_Toc239342097"/>
+      <w:r>
+        <w:rPr>
+          <w:rFonts w:ascii="宋体" w:eastAsia="宋体" w:hAnsi="宋体" w:hint="eastAsia"/>
+          <w:b/>
+        </w:rPr>
+        <w:t>项目</w:t>
+      </w:r>
+      <w:r>
+        <w:rPr>
+          <w:rFonts w:ascii="宋体" w:eastAsia="宋体" w:hAnsi="宋体" w:hint="eastAsia"/>
+          <w:b/>
+        </w:rPr>
+        <w:t>内容</w:t>
+      </w:r>
+      <w:bookmarkEnd w:id="7"/>
+      <w:bookmarkEnd w:id="8"/>
     </w:p>
     <w:p>
       <w:pPr>
         <w:ind w:left="420"/>
         <w:rPr>
-          <w:rFonts w:ascii="宋体" w:hAnsi="宋体"/>
+          <w:rFonts w:ascii="宋体" w:hAnsi="宋体" w:hint="eastAsia"/>
         </w:rPr>
       </w:pPr>
       <w:r>
@@ -3750,7 +4222,7 @@
       <w:pPr>
         <w:ind w:left="420"/>
         <w:rPr>
-          <w:rFonts w:ascii="宋体" w:hAnsi="宋体"/>
+          <w:rFonts w:ascii="宋体" w:hAnsi="宋体" w:hint="eastAsia"/>
         </w:rPr>
       </w:pPr>
       <w:r>
@@ -3764,7 +4236,7 @@
       <w:pPr>
         <w:ind w:left="420"/>
         <w:rPr>
-          <w:rFonts w:ascii="宋体" w:hAnsi="宋体"/>
+          <w:rFonts w:ascii="宋体" w:hAnsi="宋体" w:hint="eastAsia"/>
         </w:rPr>
       </w:pPr>
       <w:r>
@@ -3794,7 +4266,7 @@
       <w:pPr>
         <w:ind w:left="420"/>
         <w:rPr>
-          <w:rFonts w:ascii="宋体" w:hAnsi="宋体"/>
+          <w:rFonts w:ascii="宋体" w:hAnsi="宋体" w:hint="eastAsia"/>
         </w:rPr>
       </w:pPr>
       <w:r>
@@ -3808,7 +4280,7 @@
       <w:pPr>
         <w:ind w:left="420"/>
         <w:rPr>
-          <w:rFonts w:ascii="宋体" w:hAnsi="宋体"/>
+          <w:rFonts w:ascii="宋体" w:hAnsi="宋体" w:hint="eastAsia"/>
         </w:rPr>
       </w:pPr>
       <w:r>
@@ -3861,7 +4333,7 @@
         <w:pStyle w:val="a1"/>
         <w:ind w:left="360" w:firstLine="480"/>
         <w:rPr>
-          <w:rFonts w:ascii="宋体" w:hAnsi="宋体"/>
+          <w:rFonts w:ascii="宋体" w:hAnsi="宋体" w:hint="eastAsia"/>
           <w:szCs w:val="24"/>
         </w:rPr>
       </w:pPr>
@@ -3883,27 +4355,34 @@
         <w:spacing w:before="0" w:after="0" w:line="600" w:lineRule="auto"/>
         <w:ind w:leftChars="200" w:left="1200"/>
         <w:rPr>
+          <w:rFonts w:ascii="宋体" w:eastAsia="宋体" w:hAnsi="宋体" w:hint="eastAsia"/>
+          <w:b/>
+        </w:rPr>
+      </w:pPr>
+      <w:bookmarkStart w:id="9" w:name="_Toc13422944"/>
+      <w:bookmarkStart w:id="10" w:name="_Toc239342098"/>
+      <w:r>
+        <w:rPr>
+          <w:rFonts w:ascii="宋体" w:eastAsia="宋体" w:hAnsi="宋体" w:hint="eastAsia"/>
+          <w:b/>
+        </w:rPr>
+        <w:t>项目</w:t>
+      </w:r>
+      <w:r>
+        <w:rPr>
           <w:rFonts w:ascii="宋体" w:eastAsia="宋体" w:hAnsi="宋体"/>
           <w:b/>
         </w:rPr>
-      </w:pPr>
-      <w:bookmarkStart w:id="16" w:name="_Toc13422944"/>
-      <w:bookmarkStart w:id="17" w:name="_Toc13513864"/>
-      <w:r>
-        <w:rPr>
-          <w:rFonts w:ascii="宋体" w:eastAsia="宋体" w:hAnsi="宋体"/>
-          <w:b/>
-        </w:rPr>
-        <w:t>实验要求</w:t>
-      </w:r>
-      <w:bookmarkEnd w:id="16"/>
-      <w:bookmarkEnd w:id="17"/>
+        <w:t>要求</w:t>
+      </w:r>
+      <w:bookmarkEnd w:id="9"/>
+      <w:bookmarkEnd w:id="10"/>
     </w:p>
     <w:p>
       <w:pPr>
         <w:ind w:left="420"/>
         <w:rPr>
-          <w:rFonts w:ascii="宋体" w:hAnsi="宋体"/>
+          <w:rFonts w:ascii="宋体" w:hAnsi="宋体" w:hint="eastAsia"/>
         </w:rPr>
       </w:pPr>
       <w:r>
@@ -3983,21 +4462,21 @@
         <w:ind w:leftChars="100" w:left="818" w:hanging="578"/>
         <w:jc w:val="both"/>
         <w:rPr>
+          <w:rFonts w:ascii="宋体" w:eastAsia="宋体" w:hAnsi="宋体" w:hint="eastAsia"/>
+          <w:b/>
+        </w:rPr>
+      </w:pPr>
+      <w:bookmarkStart w:id="11" w:name="_Toc13430861"/>
+      <w:bookmarkStart w:id="12" w:name="_Toc239342099"/>
+      <w:r>
+        <w:rPr>
           <w:rFonts w:ascii="宋体" w:eastAsia="宋体" w:hAnsi="宋体"/>
           <w:b/>
         </w:rPr>
-      </w:pPr>
-      <w:bookmarkStart w:id="18" w:name="_Toc13430861"/>
-      <w:bookmarkStart w:id="19" w:name="_Toc13513866"/>
-      <w:r>
-        <w:rPr>
-          <w:rFonts w:ascii="宋体" w:eastAsia="宋体" w:hAnsi="宋体"/>
-          <w:b/>
-        </w:rPr>
         <w:t>研究方法</w:t>
       </w:r>
-      <w:bookmarkEnd w:id="18"/>
-      <w:bookmarkEnd w:id="19"/>
+      <w:bookmarkEnd w:id="11"/>
+      <w:bookmarkEnd w:id="12"/>
     </w:p>
     <w:p>
       <w:pPr>
@@ -4141,29 +4620,29 @@
         <w:ind w:left="431" w:hanging="431"/>
         <w:jc w:val="both"/>
         <w:rPr>
-          <w:rFonts w:ascii="宋体" w:eastAsia="宋体" w:hAnsi="宋体"/>
-          <w:b/>
-          <w:sz w:val="30"/>
-          <w:szCs w:val="30"/>
-        </w:rPr>
-      </w:pPr>
-      <w:bookmarkStart w:id="20" w:name="_Toc13414787"/>
-      <w:bookmarkStart w:id="21" w:name="_Toc13422946"/>
-      <w:bookmarkStart w:id="22" w:name="_Toc13430862"/>
-      <w:bookmarkStart w:id="23" w:name="_Toc13513867"/>
-      <w:r>
-        <w:rPr>
           <w:rFonts w:ascii="宋体" w:eastAsia="宋体" w:hAnsi="宋体" w:hint="eastAsia"/>
           <w:b/>
           <w:sz w:val="30"/>
           <w:szCs w:val="30"/>
         </w:rPr>
+      </w:pPr>
+      <w:bookmarkStart w:id="13" w:name="_Toc13414787"/>
+      <w:bookmarkStart w:id="14" w:name="_Toc13422946"/>
+      <w:bookmarkStart w:id="15" w:name="_Toc13430862"/>
+      <w:bookmarkStart w:id="16" w:name="_Toc239342100"/>
+      <w:r>
+        <w:rPr>
+          <w:rFonts w:ascii="宋体" w:eastAsia="宋体" w:hAnsi="宋体" w:hint="eastAsia"/>
+          <w:b/>
+          <w:sz w:val="30"/>
+          <w:szCs w:val="30"/>
+        </w:rPr>
         <w:t>开发工具和运行环境</w:t>
       </w:r>
-      <w:bookmarkEnd w:id="20"/>
-      <w:bookmarkEnd w:id="21"/>
-      <w:bookmarkEnd w:id="22"/>
-      <w:bookmarkEnd w:id="23"/>
+      <w:bookmarkEnd w:id="13"/>
+      <w:bookmarkEnd w:id="14"/>
+      <w:bookmarkEnd w:id="15"/>
+      <w:bookmarkEnd w:id="16"/>
     </w:p>
     <w:p>
       <w:pPr>
@@ -4176,27 +4655,27 @@
         <w:ind w:leftChars="100" w:left="818" w:hanging="578"/>
         <w:jc w:val="both"/>
         <w:rPr>
-          <w:rFonts w:ascii="宋体" w:eastAsia="宋体" w:hAnsi="宋体"/>
-          <w:b/>
-        </w:rPr>
-      </w:pPr>
-      <w:bookmarkStart w:id="24" w:name="_Toc512610520"/>
-      <w:bookmarkStart w:id="25" w:name="_Toc13414788"/>
-      <w:bookmarkStart w:id="26" w:name="_Toc13422947"/>
-      <w:bookmarkStart w:id="27" w:name="_Toc13430863"/>
-      <w:bookmarkStart w:id="28" w:name="_Toc13513868"/>
-      <w:r>
-        <w:rPr>
           <w:rFonts w:ascii="宋体" w:eastAsia="宋体" w:hAnsi="宋体" w:hint="eastAsia"/>
           <w:b/>
         </w:rPr>
+      </w:pPr>
+      <w:bookmarkStart w:id="17" w:name="_Toc512610520"/>
+      <w:bookmarkStart w:id="18" w:name="_Toc13414788"/>
+      <w:bookmarkStart w:id="19" w:name="_Toc13422947"/>
+      <w:bookmarkStart w:id="20" w:name="_Toc13430863"/>
+      <w:bookmarkStart w:id="21" w:name="_Toc239342101"/>
+      <w:r>
+        <w:rPr>
+          <w:rFonts w:ascii="宋体" w:eastAsia="宋体" w:hAnsi="宋体" w:hint="eastAsia"/>
+          <w:b/>
+        </w:rPr>
         <w:t>开发工具</w:t>
       </w:r>
-      <w:bookmarkEnd w:id="24"/>
-      <w:bookmarkEnd w:id="25"/>
-      <w:bookmarkEnd w:id="26"/>
-      <w:bookmarkEnd w:id="27"/>
-      <w:bookmarkEnd w:id="28"/>
+      <w:bookmarkEnd w:id="17"/>
+      <w:bookmarkEnd w:id="18"/>
+      <w:bookmarkEnd w:id="19"/>
+      <w:bookmarkEnd w:id="20"/>
+      <w:bookmarkEnd w:id="21"/>
     </w:p>
     <w:p>
       <w:pPr>
@@ -4282,7 +4761,7 @@
           <w:sz w:val="21"/>
         </w:rPr>
       </w:pPr>
-      <w:bookmarkStart w:id="29" w:name="_Ref512579989"/>
+      <w:bookmarkStart w:id="22" w:name="_Ref512579989"/>
       <w:r>
         <w:rPr>
           <w:rFonts w:hint="eastAsia"/>
@@ -4381,7 +4860,7 @@
         </w:rPr>
         <w:fldChar w:fldCharType="end"/>
       </w:r>
-      <w:bookmarkEnd w:id="29"/>
+      <w:bookmarkEnd w:id="22"/>
       <w:r>
         <w:rPr>
           <w:sz w:val="21"/>
@@ -5026,25 +5505,25 @@
         <w:ind w:leftChars="100" w:left="818" w:hanging="578"/>
         <w:jc w:val="both"/>
         <w:rPr>
+          <w:rFonts w:ascii="宋体" w:eastAsia="宋体" w:hAnsi="宋体" w:hint="eastAsia"/>
+          <w:b/>
+        </w:rPr>
+      </w:pPr>
+      <w:bookmarkStart w:id="23" w:name="_Toc13414789"/>
+      <w:bookmarkStart w:id="24" w:name="_Toc13422948"/>
+      <w:bookmarkStart w:id="25" w:name="_Toc13430864"/>
+      <w:bookmarkStart w:id="26" w:name="_Toc239342102"/>
+      <w:r>
+        <w:rPr>
           <w:rFonts w:ascii="宋体" w:eastAsia="宋体" w:hAnsi="宋体"/>
           <w:b/>
         </w:rPr>
-      </w:pPr>
-      <w:bookmarkStart w:id="30" w:name="_Toc13414789"/>
-      <w:bookmarkStart w:id="31" w:name="_Toc13422948"/>
-      <w:bookmarkStart w:id="32" w:name="_Toc13430864"/>
-      <w:bookmarkStart w:id="33" w:name="_Toc13513869"/>
-      <w:r>
-        <w:rPr>
-          <w:rFonts w:ascii="宋体" w:eastAsia="宋体" w:hAnsi="宋体"/>
-          <w:b/>
-        </w:rPr>
         <w:t>运行环境</w:t>
       </w:r>
-      <w:bookmarkEnd w:id="30"/>
-      <w:bookmarkEnd w:id="31"/>
-      <w:bookmarkEnd w:id="32"/>
-      <w:bookmarkEnd w:id="33"/>
+      <w:bookmarkEnd w:id="23"/>
+      <w:bookmarkEnd w:id="24"/>
+      <w:bookmarkEnd w:id="25"/>
+      <w:bookmarkEnd w:id="26"/>
     </w:p>
     <w:p>
       <w:pPr>
@@ -5083,7 +5562,7 @@
         <w:ind w:firstLine="420"/>
         <w:jc w:val="center"/>
         <w:rPr>
-          <w:rFonts w:ascii="宋体" w:eastAsia="宋体" w:hAnsi="宋体"/>
+          <w:rFonts w:ascii="宋体" w:eastAsia="宋体" w:hAnsi="宋体" w:hint="eastAsia"/>
           <w:sz w:val="21"/>
         </w:rPr>
       </w:pPr>
@@ -5385,30 +5864,30 @@
         <w:ind w:left="431" w:hanging="431"/>
         <w:jc w:val="both"/>
         <w:rPr>
-          <w:rFonts w:ascii="宋体" w:eastAsia="宋体" w:hAnsi="宋体"/>
-          <w:b/>
-          <w:sz w:val="30"/>
-          <w:szCs w:val="30"/>
-        </w:rPr>
-      </w:pPr>
-      <w:bookmarkStart w:id="34" w:name="_Toc13414790"/>
-      <w:bookmarkStart w:id="35" w:name="_Toc13422949"/>
-      <w:bookmarkStart w:id="36" w:name="_Toc13430865"/>
-      <w:bookmarkStart w:id="37" w:name="_Toc13513870"/>
-      <w:r>
-        <w:rPr>
           <w:rFonts w:ascii="宋体" w:eastAsia="宋体" w:hAnsi="宋体" w:hint="eastAsia"/>
           <w:b/>
           <w:sz w:val="30"/>
           <w:szCs w:val="30"/>
         </w:rPr>
+      </w:pPr>
+      <w:bookmarkStart w:id="27" w:name="_Toc13414790"/>
+      <w:bookmarkStart w:id="28" w:name="_Toc13422949"/>
+      <w:bookmarkStart w:id="29" w:name="_Toc13430865"/>
+      <w:bookmarkStart w:id="30" w:name="_Toc239342103"/>
+      <w:r>
+        <w:rPr>
+          <w:rFonts w:ascii="宋体" w:eastAsia="宋体" w:hAnsi="宋体" w:hint="eastAsia"/>
+          <w:b/>
+          <w:sz w:val="30"/>
+          <w:szCs w:val="30"/>
+        </w:rPr>
         <w:lastRenderedPageBreak/>
         <w:t>技术选型说明、框架说明</w:t>
       </w:r>
-      <w:bookmarkEnd w:id="34"/>
-      <w:bookmarkEnd w:id="35"/>
-      <w:bookmarkEnd w:id="36"/>
-      <w:bookmarkEnd w:id="37"/>
+      <w:bookmarkEnd w:id="27"/>
+      <w:bookmarkEnd w:id="28"/>
+      <w:bookmarkEnd w:id="29"/>
+      <w:bookmarkEnd w:id="30"/>
     </w:p>
     <w:p>
       <w:pPr>
@@ -5421,25 +5900,25 @@
         <w:ind w:leftChars="100" w:left="818" w:hanging="578"/>
         <w:jc w:val="both"/>
         <w:rPr>
+          <w:rFonts w:ascii="宋体" w:eastAsia="宋体" w:hAnsi="宋体" w:hint="eastAsia"/>
+          <w:b/>
+        </w:rPr>
+      </w:pPr>
+      <w:bookmarkStart w:id="31" w:name="_Toc13414791"/>
+      <w:bookmarkStart w:id="32" w:name="_Toc13422950"/>
+      <w:bookmarkStart w:id="33" w:name="_Toc13430866"/>
+      <w:bookmarkStart w:id="34" w:name="_Toc239342104"/>
+      <w:r>
+        <w:rPr>
           <w:rFonts w:ascii="宋体" w:eastAsia="宋体" w:hAnsi="宋体"/>
           <w:b/>
         </w:rPr>
-      </w:pPr>
-      <w:bookmarkStart w:id="38" w:name="_Toc13414791"/>
-      <w:bookmarkStart w:id="39" w:name="_Toc13422950"/>
-      <w:bookmarkStart w:id="40" w:name="_Toc13430866"/>
-      <w:bookmarkStart w:id="41" w:name="_Toc13513871"/>
-      <w:r>
-        <w:rPr>
-          <w:rFonts w:ascii="宋体" w:eastAsia="宋体" w:hAnsi="宋体"/>
-          <w:b/>
-        </w:rPr>
         <w:t>技术选型说明</w:t>
       </w:r>
-      <w:bookmarkEnd w:id="38"/>
-      <w:bookmarkEnd w:id="39"/>
-      <w:bookmarkEnd w:id="40"/>
-      <w:bookmarkEnd w:id="41"/>
+      <w:bookmarkEnd w:id="31"/>
+      <w:bookmarkEnd w:id="32"/>
+      <w:bookmarkEnd w:id="33"/>
+      <w:bookmarkEnd w:id="34"/>
     </w:p>
     <w:p>
       <w:pPr>
@@ -6160,31 +6639,31 @@
         <w:ind w:leftChars="100" w:left="818" w:hanging="578"/>
         <w:jc w:val="both"/>
         <w:rPr>
-          <w:rFonts w:ascii="宋体" w:eastAsia="宋体" w:hAnsi="宋体"/>
-          <w:b/>
-        </w:rPr>
-      </w:pPr>
-      <w:bookmarkStart w:id="42" w:name="_Toc13414792"/>
-      <w:bookmarkStart w:id="43" w:name="_Toc13422951"/>
-      <w:bookmarkStart w:id="44" w:name="_Toc13430867"/>
-      <w:bookmarkStart w:id="45" w:name="_Toc13513872"/>
-      <w:r>
-        <w:rPr>
           <w:rFonts w:ascii="宋体" w:eastAsia="宋体" w:hAnsi="宋体" w:hint="eastAsia"/>
           <w:b/>
         </w:rPr>
+      </w:pPr>
+      <w:bookmarkStart w:id="35" w:name="_Toc13414792"/>
+      <w:bookmarkStart w:id="36" w:name="_Toc13422951"/>
+      <w:bookmarkStart w:id="37" w:name="_Toc13430867"/>
+      <w:bookmarkStart w:id="38" w:name="_Toc239342105"/>
+      <w:r>
+        <w:rPr>
+          <w:rFonts w:ascii="宋体" w:eastAsia="宋体" w:hAnsi="宋体" w:hint="eastAsia"/>
+          <w:b/>
+        </w:rPr>
         <w:t>框架选型</w:t>
       </w:r>
-      <w:bookmarkEnd w:id="42"/>
-      <w:bookmarkEnd w:id="43"/>
-      <w:bookmarkEnd w:id="44"/>
-      <w:bookmarkEnd w:id="45"/>
+      <w:bookmarkEnd w:id="35"/>
+      <w:bookmarkEnd w:id="36"/>
+      <w:bookmarkEnd w:id="37"/>
+      <w:bookmarkEnd w:id="38"/>
     </w:p>
     <w:p>
       <w:pPr>
         <w:ind w:firstLine="440"/>
         <w:rPr>
-          <w:rFonts w:ascii="宋体" w:hAnsi="宋体"/>
+          <w:rFonts w:ascii="宋体" w:hAnsi="宋体" w:hint="eastAsia"/>
           <w:sz w:val="22"/>
         </w:rPr>
       </w:pPr>
@@ -6218,480 +6697,639 @@
         <w:ind w:left="420"/>
         <w:jc w:val="left"/>
         <w:rPr>
+          <w:rFonts w:ascii="宋体" w:hAnsi="宋体" w:cs="宋体" w:hint="eastAsia"/>
+          <w:kern w:val="0"/>
+        </w:rPr>
+      </w:pPr>
+      <w:proofErr w:type="spellStart"/>
+      <w:r>
+        <w:rPr>
+          <w:kern w:val="0"/>
+        </w:rPr>
+        <w:t>SpringBoot</w:t>
+      </w:r>
+      <w:proofErr w:type="spellEnd"/>
+      <w:r>
+        <w:rPr>
           <w:rFonts w:ascii="宋体" w:hAnsi="宋体" w:cs="宋体"/>
           <w:kern w:val="0"/>
         </w:rPr>
-      </w:pPr>
-      <w:proofErr w:type="spellStart"/>
+        <w:t>是由</w:t>
+      </w:r>
       <w:r>
         <w:rPr>
           <w:kern w:val="0"/>
         </w:rPr>
-        <w:t>SpringBoot</w:t>
-      </w:r>
-      <w:proofErr w:type="spellEnd"/>
+        <w:t>Pivota</w:t>
+      </w:r>
       <w:r>
         <w:rPr>
           <w:rFonts w:ascii="宋体" w:hAnsi="宋体" w:cs="宋体"/>
           <w:kern w:val="0"/>
         </w:rPr>
-        <w:t>是由</w:t>
+        <w:t>l团队提供的全新框架，其设计目的是用来简化新</w:t>
       </w:r>
       <w:r>
         <w:rPr>
           <w:kern w:val="0"/>
         </w:rPr>
-        <w:t>Pivota</w:t>
+        <w:t>Spring</w:t>
       </w:r>
       <w:r>
         <w:rPr>
           <w:rFonts w:ascii="宋体" w:hAnsi="宋体" w:cs="宋体"/>
           <w:kern w:val="0"/>
         </w:rPr>
-        <w:t>l团队提供的全新框架，其设计目的是用来简化新</w:t>
+        <w:t>应用的初始搭建以及开发过程。该框架使用了特定的方式来进行配置，从而使开发人员不再需要定义样板化的配置。通过这种方式，</w:t>
       </w:r>
       <w:r>
         <w:rPr>
           <w:kern w:val="0"/>
         </w:rPr>
-        <w:t>Spring</w:t>
+        <w:t>Spring Boot</w:t>
       </w:r>
       <w:r>
         <w:rPr>
           <w:rFonts w:ascii="宋体" w:hAnsi="宋体" w:cs="宋体"/>
           <w:kern w:val="0"/>
         </w:rPr>
-        <w:t>应用的初始搭建以及开发过程。该框架使用了特定的方式来进行配置，从而使开发人员不再需要定义样板化的配置。通过这种方式，</w:t>
+        <w:t>致力于在蓬勃发展的快速应用开发领域(</w:t>
       </w:r>
       <w:r>
         <w:rPr>
           <w:kern w:val="0"/>
         </w:rPr>
-        <w:t>Spring Boot</w:t>
+        <w:t>rapid application development</w:t>
       </w:r>
       <w:r>
         <w:rPr>
           <w:rFonts w:ascii="宋体" w:hAnsi="宋体" w:cs="宋体"/>
           <w:kern w:val="0"/>
         </w:rPr>
-        <w:t>致力于在蓬勃发展的快速应用开发领域(</w:t>
-      </w:r>
-      <w:r>
-        <w:rPr>
+        <w:t>)成为领导者。</w:t>
+      </w:r>
+    </w:p>
+    <w:p>
+      <w:pPr>
+        <w:pStyle w:val="a1"/>
+        <w:ind w:firstLine="480"/>
+      </w:pPr>
+    </w:p>
+    <w:p>
+      <w:pPr>
+        <w:rPr>
+          <w:rFonts w:ascii="宋体" w:hAnsi="宋体" w:hint="eastAsia"/>
+        </w:rPr>
+      </w:pPr>
+      <w:r>
+        <w:rPr>
+          <w:rFonts w:ascii="宋体" w:hAnsi="宋体"/>
+        </w:rPr>
+        <w:t>2</w:t>
+      </w:r>
+      <w:r>
+        <w:rPr>
+          <w:rFonts w:ascii="宋体" w:hAnsi="宋体" w:hint="eastAsia"/>
+        </w:rPr>
+        <w:t>）</w:t>
+      </w:r>
+      <w:r>
+        <w:t>Spark</w:t>
+      </w:r>
+      <w:r>
+        <w:rPr>
+          <w:rFonts w:ascii="宋体" w:hAnsi="宋体" w:hint="eastAsia"/>
+        </w:rPr>
+        <w:t>:</w:t>
+      </w:r>
+    </w:p>
+    <w:p>
+      <w:pPr>
+        <w:ind w:left="420"/>
+        <w:jc w:val="left"/>
+        <w:rPr>
+          <w:rFonts w:ascii="宋体" w:hAnsi="宋体" w:cs="宋体" w:hint="eastAsia"/>
           <w:kern w:val="0"/>
         </w:rPr>
-        <w:t>rapid application development</w:t>
-      </w:r>
+      </w:pPr>
       <w:r>
         <w:rPr>
           <w:rFonts w:ascii="宋体" w:hAnsi="宋体" w:cs="宋体"/>
           <w:kern w:val="0"/>
         </w:rPr>
-        <w:t>)成为领导者。</w:t>
+        <w:t>为了解决</w:t>
+      </w:r>
+      <w:r>
+        <w:rPr>
+          <w:kern w:val="0"/>
+        </w:rPr>
+        <w:t>MapReduce</w:t>
+      </w:r>
+      <w:r>
+        <w:rPr>
+          <w:rFonts w:ascii="宋体" w:hAnsi="宋体" w:cs="宋体"/>
+          <w:kern w:val="0"/>
+        </w:rPr>
+        <w:t>及各种处理框架所带来的问题，加州大学伯克利分校推出了</w:t>
+      </w:r>
+      <w:r>
+        <w:rPr>
+          <w:kern w:val="0"/>
+        </w:rPr>
+        <w:t>Spark</w:t>
+      </w:r>
+      <w:r>
+        <w:rPr>
+          <w:rFonts w:ascii="宋体" w:hAnsi="宋体" w:cs="宋体"/>
+          <w:kern w:val="0"/>
+        </w:rPr>
+        <w:t>统一大数据处理框架。</w:t>
+      </w:r>
+      <w:r>
+        <w:rPr>
+          <w:kern w:val="0"/>
+        </w:rPr>
+        <w:t>Spark</w:t>
+      </w:r>
+      <w:r>
+        <w:rPr>
+          <w:rFonts w:ascii="宋体" w:hAnsi="宋体" w:cs="宋体"/>
+          <w:kern w:val="0"/>
+        </w:rPr>
+        <w:t>是一种与</w:t>
+      </w:r>
+      <w:r>
+        <w:rPr>
+          <w:kern w:val="0"/>
+        </w:rPr>
+        <w:t>Hadoop MapReduce</w:t>
+      </w:r>
+      <w:r>
+        <w:rPr>
+          <w:rFonts w:ascii="宋体" w:hAnsi="宋体" w:cs="宋体"/>
+          <w:kern w:val="0"/>
+        </w:rPr>
+        <w:t>类似的开源集群大数据计算分析框架。</w:t>
+      </w:r>
+      <w:r>
+        <w:rPr>
+          <w:kern w:val="0"/>
+        </w:rPr>
+        <w:t>Spark</w:t>
+      </w:r>
+      <w:r>
+        <w:rPr>
+          <w:rFonts w:ascii="宋体" w:hAnsi="宋体" w:cs="宋体"/>
+          <w:kern w:val="0"/>
+        </w:rPr>
+        <w:t>基于内存计算，整合了内存计算的单元，所以相对于</w:t>
+      </w:r>
+      <w:r>
+        <w:rPr>
+          <w:kern w:val="0"/>
+        </w:rPr>
+        <w:t>H</w:t>
+      </w:r>
+      <w:r>
+        <w:rPr>
+          <w:kern w:val="0"/>
+        </w:rPr>
+        <w:t>adoop</w:t>
+      </w:r>
+      <w:r>
+        <w:rPr>
+          <w:rFonts w:ascii="宋体" w:hAnsi="宋体" w:cs="宋体"/>
+          <w:kern w:val="0"/>
+        </w:rPr>
+        <w:t>的集群处理方法，</w:t>
+      </w:r>
+      <w:r>
+        <w:rPr>
+          <w:kern w:val="0"/>
+        </w:rPr>
+        <w:t>Spark</w:t>
+      </w:r>
+      <w:r>
+        <w:rPr>
+          <w:rFonts w:ascii="宋体" w:hAnsi="宋体" w:cs="宋体"/>
+          <w:kern w:val="0"/>
+        </w:rPr>
+        <w:t>在性能方面更具优势。</w:t>
+      </w:r>
+      <w:r>
+        <w:rPr>
+          <w:kern w:val="0"/>
+        </w:rPr>
+        <w:t>Spark</w:t>
+      </w:r>
+      <w:r>
+        <w:rPr>
+          <w:rFonts w:ascii="宋体" w:hAnsi="宋体" w:cs="宋体"/>
+          <w:kern w:val="0"/>
+        </w:rPr>
+        <w:t>启用了弹性内存分布式数据集，除了能够提供交互式查询外，还可以优化迭代工作负载。</w:t>
       </w:r>
     </w:p>
     <w:p>
       <w:pPr>
-        <w:pStyle w:val="a1"/>
-        <w:ind w:firstLine="480"/>
-      </w:pPr>
+        <w:ind w:left="420"/>
+        <w:jc w:val="left"/>
+        <w:rPr>
+          <w:rFonts w:ascii="宋体" w:hAnsi="宋体" w:cs="宋体" w:hint="eastAsia"/>
+          <w:kern w:val="0"/>
+        </w:rPr>
+      </w:pPr>
+      <w:r>
+        <w:rPr>
+          <w:rFonts w:ascii="宋体" w:hAnsi="宋体" w:cs="宋体"/>
+          <w:kern w:val="0"/>
+        </w:rPr>
+        <w:t>从另一角度来看，</w:t>
+      </w:r>
+      <w:r>
+        <w:rPr>
+          <w:kern w:val="0"/>
+        </w:rPr>
+        <w:t>Spark</w:t>
+      </w:r>
+      <w:r>
+        <w:rPr>
+          <w:rFonts w:ascii="宋体" w:hAnsi="宋体" w:cs="宋体"/>
+          <w:kern w:val="0"/>
+        </w:rPr>
+        <w:t>可以看作</w:t>
+      </w:r>
+      <w:r>
+        <w:rPr>
+          <w:kern w:val="0"/>
+        </w:rPr>
+        <w:t>MapReduc</w:t>
+      </w:r>
+      <w:r>
+        <w:rPr>
+          <w:rFonts w:ascii="宋体" w:hAnsi="宋体" w:cs="宋体"/>
+          <w:kern w:val="0"/>
+        </w:rPr>
+        <w:t>e的一种扩展。</w:t>
+      </w:r>
+      <w:r>
+        <w:rPr>
+          <w:kern w:val="0"/>
+        </w:rPr>
+        <w:t>MapReduce</w:t>
+      </w:r>
+      <w:r>
+        <w:rPr>
+          <w:rFonts w:ascii="宋体" w:hAnsi="宋体" w:cs="宋体"/>
+          <w:kern w:val="0"/>
+        </w:rPr>
+        <w:t>之所以不擅长迭代式、交互式和流式的计算工作，主要因为它缺乏在计算的各个阶段进行有效的资源共享，针对这一点，</w:t>
+      </w:r>
+      <w:r>
+        <w:rPr>
+          <w:kern w:val="0"/>
+        </w:rPr>
+        <w:t>Spark</w:t>
+      </w:r>
+      <w:r>
+        <w:rPr>
+          <w:rFonts w:ascii="宋体" w:hAnsi="宋体" w:cs="宋体"/>
+          <w:kern w:val="0"/>
+        </w:rPr>
+        <w:t>创造性地引入了</w:t>
+      </w:r>
+      <w:r>
+        <w:rPr>
+          <w:kern w:val="0"/>
+        </w:rPr>
+        <w:t>RDD</w:t>
+      </w:r>
+      <w:r>
+        <w:rPr>
+          <w:rFonts w:ascii="宋体" w:hAnsi="宋体" w:cs="宋体"/>
+          <w:kern w:val="0"/>
+        </w:rPr>
+        <w:t>（弹性分布式数据集）来解决这个问题。</w:t>
+      </w:r>
+      <w:r>
+        <w:rPr>
+          <w:kern w:val="0"/>
+        </w:rPr>
+        <w:t>RDD</w:t>
+      </w:r>
+      <w:r>
+        <w:rPr>
+          <w:rFonts w:ascii="宋体" w:hAnsi="宋体" w:cs="宋体"/>
+          <w:kern w:val="0"/>
+        </w:rPr>
+        <w:t>的重要特性之一就是资源共享。</w:t>
+      </w:r>
+      <w:r>
+        <w:rPr>
+          <w:kern w:val="0"/>
+        </w:rPr>
+        <w:t>Spark</w:t>
+      </w:r>
+      <w:r>
+        <w:rPr>
+          <w:rFonts w:ascii="宋体" w:hAnsi="宋体" w:cs="宋体"/>
+          <w:kern w:val="0"/>
+        </w:rPr>
+        <w:t>基于内存计算，提高了大数据处理的实时性，同时兼具高容错性和可伸缩性，更重要的是，</w:t>
+      </w:r>
+      <w:r>
+        <w:rPr>
+          <w:kern w:val="0"/>
+        </w:rPr>
+        <w:t>Spark</w:t>
+      </w:r>
+      <w:r>
+        <w:rPr>
+          <w:rFonts w:ascii="宋体" w:hAnsi="宋体" w:cs="宋体"/>
+          <w:kern w:val="0"/>
+        </w:rPr>
+        <w:t>可以部署在大量廉价的硬件之上，形成集群。</w:t>
+      </w:r>
     </w:p>
     <w:p>
       <w:pPr>
-        <w:rPr>
-          <w:rFonts w:ascii="宋体" w:hAnsi="宋体"/>
-        </w:rPr>
-      </w:pPr>
-      <w:r>
-        <w:rPr>
-          <w:rFonts w:ascii="宋体" w:hAnsi="宋体"/>
-        </w:rPr>
-        <w:t>2</w:t>
-      </w:r>
-      <w:r>
-        <w:rPr>
-          <w:rFonts w:ascii="宋体" w:hAnsi="宋体" w:hint="eastAsia"/>
-        </w:rPr>
-        <w:t>）</w:t>
-      </w:r>
-      <w:r>
+        <w:ind w:left="420"/>
+        <w:jc w:val="left"/>
+        <w:rPr>
+          <w:rFonts w:ascii="宋体" w:hAnsi="宋体" w:cs="宋体" w:hint="eastAsia"/>
+          <w:kern w:val="0"/>
+        </w:rPr>
+      </w:pPr>
+      <w:r>
+        <w:rPr>
+          <w:rFonts w:ascii="宋体" w:hAnsi="宋体" w:cs="宋体"/>
+          <w:kern w:val="0"/>
+        </w:rPr>
+        <w:t>选择</w:t>
+      </w:r>
+      <w:r>
+        <w:rPr>
+          <w:kern w:val="0"/>
+        </w:rPr>
         <w:t>Spark</w:t>
       </w:r>
       <w:r>
         <w:rPr>
-          <w:rFonts w:ascii="宋体" w:hAnsi="宋体" w:hint="eastAsia"/>
-        </w:rPr>
-        <w:t>:</w:t>
+          <w:rFonts w:ascii="宋体" w:hAnsi="宋体" w:cs="宋体"/>
+          <w:kern w:val="0"/>
+        </w:rPr>
+        <w:t>是为了方便的处理电影评分的大量数据</w:t>
+      </w:r>
+      <w:r>
+        <w:rPr>
+          <w:rFonts w:ascii="宋体" w:hAnsi="宋体" w:cs="宋体" w:hint="eastAsia"/>
+          <w:kern w:val="0"/>
+        </w:rPr>
+        <w:t>。</w:t>
       </w:r>
     </w:p>
     <w:p>
       <w:pPr>
-        <w:ind w:left="420"/>
-        <w:jc w:val="left"/>
-        <w:rPr>
-          <w:rFonts w:ascii="宋体" w:hAnsi="宋体" w:cs="宋体"/>
-          <w:kern w:val="0"/>
-        </w:rPr>
-      </w:pPr>
-      <w:r>
-        <w:rPr>
-          <w:rFonts w:ascii="宋体" w:hAnsi="宋体" w:cs="宋体"/>
-          <w:kern w:val="0"/>
-        </w:rPr>
-        <w:t>为了解决</w:t>
-      </w:r>
-      <w:proofErr w:type="spellStart"/>
-      <w:r>
-        <w:rPr>
-          <w:kern w:val="0"/>
-        </w:rPr>
-        <w:t>MapReduce</w:t>
-      </w:r>
-      <w:proofErr w:type="spellEnd"/>
-      <w:r>
-        <w:rPr>
-          <w:rFonts w:ascii="宋体" w:hAnsi="宋体" w:cs="宋体"/>
-          <w:kern w:val="0"/>
-        </w:rPr>
-        <w:t>及各种处理框架所带来的问题，加州大学伯克利分校推出了</w:t>
-      </w:r>
-      <w:r>
-        <w:rPr>
-          <w:kern w:val="0"/>
-        </w:rPr>
-        <w:t>Spark</w:t>
-      </w:r>
-      <w:r>
-        <w:rPr>
-          <w:rFonts w:ascii="宋体" w:hAnsi="宋体" w:cs="宋体"/>
-          <w:kern w:val="0"/>
-        </w:rPr>
-        <w:t>统一大数据处理框架。</w:t>
-      </w:r>
-      <w:r>
-        <w:rPr>
-          <w:kern w:val="0"/>
-        </w:rPr>
-        <w:t>Spark</w:t>
-      </w:r>
-      <w:r>
-        <w:rPr>
-          <w:rFonts w:ascii="宋体" w:hAnsi="宋体" w:cs="宋体"/>
-          <w:kern w:val="0"/>
-        </w:rPr>
-        <w:t>是一种与</w:t>
-      </w:r>
-      <w:r>
-        <w:rPr>
-          <w:kern w:val="0"/>
-        </w:rPr>
-        <w:t>Hadoop </w:t>
-      </w:r>
-      <w:proofErr w:type="spellStart"/>
-      <w:r>
-        <w:rPr>
-          <w:kern w:val="0"/>
-        </w:rPr>
-        <w:t>MapReduce</w:t>
-      </w:r>
-      <w:proofErr w:type="spellEnd"/>
-      <w:r>
-        <w:rPr>
-          <w:rFonts w:ascii="宋体" w:hAnsi="宋体" w:cs="宋体"/>
-          <w:kern w:val="0"/>
-        </w:rPr>
-        <w:t>类似的开源集群大数据计算分析框架。</w:t>
-      </w:r>
-      <w:r>
-        <w:rPr>
-          <w:kern w:val="0"/>
-        </w:rPr>
-        <w:t>Spark</w:t>
-      </w:r>
-      <w:r>
-        <w:rPr>
-          <w:rFonts w:ascii="宋体" w:hAnsi="宋体" w:cs="宋体"/>
-          <w:kern w:val="0"/>
-        </w:rPr>
-        <w:t>基于内存计算，整合了内存计算的单元，所以相对于</w:t>
-      </w:r>
-      <w:r>
-        <w:rPr>
-          <w:kern w:val="0"/>
-        </w:rPr>
-        <w:t>H</w:t>
-      </w:r>
-      <w:r>
-        <w:rPr>
-          <w:kern w:val="0"/>
-        </w:rPr>
-        <w:t>adoop</w:t>
-      </w:r>
-      <w:r>
-        <w:rPr>
-          <w:rFonts w:ascii="宋体" w:hAnsi="宋体" w:cs="宋体"/>
-          <w:kern w:val="0"/>
-        </w:rPr>
-        <w:t>的集群处理方法，</w:t>
-      </w:r>
-      <w:r>
-        <w:rPr>
-          <w:kern w:val="0"/>
-        </w:rPr>
-        <w:t>Spark</w:t>
-      </w:r>
-      <w:r>
-        <w:rPr>
-          <w:rFonts w:ascii="宋体" w:hAnsi="宋体" w:cs="宋体"/>
-          <w:kern w:val="0"/>
-        </w:rPr>
-        <w:t>在性能方面更具优势。</w:t>
-      </w:r>
-      <w:r>
-        <w:rPr>
-          <w:kern w:val="0"/>
-        </w:rPr>
-        <w:t>Spark</w:t>
-      </w:r>
-      <w:r>
-        <w:rPr>
-          <w:rFonts w:ascii="宋体" w:hAnsi="宋体" w:cs="宋体"/>
-          <w:kern w:val="0"/>
-        </w:rPr>
-        <w:t>启用了弹性内存分布式数据集，除了能够提供交互式查询外，还可以优化迭代工作负载。</w:t>
-      </w:r>
+        <w:pStyle w:val="a1"/>
+        <w:ind w:left="360" w:firstLine="480"/>
+      </w:pPr>
     </w:p>
     <w:p>
       <w:pPr>
-        <w:ind w:left="420"/>
-        <w:jc w:val="left"/>
-        <w:rPr>
-          <w:rFonts w:ascii="宋体" w:hAnsi="宋体" w:cs="宋体"/>
-          <w:kern w:val="0"/>
-        </w:rPr>
-      </w:pPr>
-      <w:r>
-        <w:rPr>
-          <w:rFonts w:ascii="宋体" w:hAnsi="宋体" w:cs="宋体"/>
-          <w:kern w:val="0"/>
-        </w:rPr>
-        <w:t>从另一角度来看，</w:t>
-      </w:r>
-      <w:r>
-        <w:rPr>
-          <w:kern w:val="0"/>
-        </w:rPr>
-        <w:t>Spark</w:t>
-      </w:r>
-      <w:r>
-        <w:rPr>
-          <w:rFonts w:ascii="宋体" w:hAnsi="宋体" w:cs="宋体"/>
-          <w:kern w:val="0"/>
-        </w:rPr>
-        <w:t>可以看作</w:t>
-      </w:r>
-      <w:proofErr w:type="spellStart"/>
-      <w:r>
-        <w:rPr>
-          <w:kern w:val="0"/>
-        </w:rPr>
-        <w:t>MapReduc</w:t>
-      </w:r>
-      <w:r>
-        <w:rPr>
-          <w:rFonts w:ascii="宋体" w:hAnsi="宋体" w:cs="宋体"/>
-          <w:kern w:val="0"/>
-        </w:rPr>
-        <w:t>e</w:t>
-      </w:r>
-      <w:proofErr w:type="spellEnd"/>
-      <w:r>
-        <w:rPr>
-          <w:rFonts w:ascii="宋体" w:hAnsi="宋体" w:cs="宋体"/>
-          <w:kern w:val="0"/>
-        </w:rPr>
-        <w:t>的一种扩展。</w:t>
-      </w:r>
-      <w:proofErr w:type="spellStart"/>
-      <w:r>
-        <w:rPr>
-          <w:kern w:val="0"/>
-        </w:rPr>
-        <w:t>MapReduce</w:t>
-      </w:r>
-      <w:proofErr w:type="spellEnd"/>
-      <w:r>
-        <w:rPr>
-          <w:rFonts w:ascii="宋体" w:hAnsi="宋体" w:cs="宋体"/>
-          <w:kern w:val="0"/>
-        </w:rPr>
-        <w:t>之所以不擅长迭代式、交互式和流式的计算工作，主要因为它缺乏在计算的各个阶段进行有效的资源共享，针对这一点，</w:t>
-      </w:r>
-      <w:r>
-        <w:rPr>
-          <w:kern w:val="0"/>
-        </w:rPr>
-        <w:t>Spark</w:t>
-      </w:r>
-      <w:r>
-        <w:rPr>
-          <w:rFonts w:ascii="宋体" w:hAnsi="宋体" w:cs="宋体"/>
-          <w:kern w:val="0"/>
-        </w:rPr>
-        <w:t>创造性地引入了</w:t>
-      </w:r>
-      <w:r>
-        <w:rPr>
-          <w:kern w:val="0"/>
-        </w:rPr>
-        <w:t>RDD</w:t>
-      </w:r>
-      <w:r>
-        <w:rPr>
-          <w:rFonts w:ascii="宋体" w:hAnsi="宋体" w:cs="宋体"/>
-          <w:kern w:val="0"/>
-        </w:rPr>
-        <w:t>（弹性分布式数据集）来解决这个问题。</w:t>
-      </w:r>
-      <w:r>
-        <w:rPr>
-          <w:kern w:val="0"/>
-        </w:rPr>
-        <w:t>RDD</w:t>
-      </w:r>
-      <w:r>
-        <w:rPr>
-          <w:rFonts w:ascii="宋体" w:hAnsi="宋体" w:cs="宋体"/>
-          <w:kern w:val="0"/>
-        </w:rPr>
-        <w:t>的重要特性之一就是资源共享。</w:t>
-      </w:r>
-      <w:r>
-        <w:rPr>
-          <w:kern w:val="0"/>
-        </w:rPr>
-        <w:t>Spark</w:t>
-      </w:r>
-      <w:r>
-        <w:rPr>
-          <w:rFonts w:ascii="宋体" w:hAnsi="宋体" w:cs="宋体"/>
-          <w:kern w:val="0"/>
-        </w:rPr>
-        <w:t>基于内存计算，提高了大数据处理的实时性，同时兼具高容错性和</w:t>
-      </w:r>
-      <w:proofErr w:type="gramStart"/>
-      <w:r>
-        <w:rPr>
-          <w:rFonts w:ascii="宋体" w:hAnsi="宋体" w:cs="宋体"/>
-          <w:kern w:val="0"/>
-        </w:rPr>
-        <w:t>可</w:t>
-      </w:r>
-      <w:proofErr w:type="gramEnd"/>
-      <w:r>
-        <w:rPr>
-          <w:rFonts w:ascii="宋体" w:hAnsi="宋体" w:cs="宋体"/>
-          <w:kern w:val="0"/>
-        </w:rPr>
-        <w:t>伸缩性，更重要的是，</w:t>
-      </w:r>
-      <w:r>
-        <w:rPr>
-          <w:kern w:val="0"/>
-        </w:rPr>
-        <w:t>Spark</w:t>
-      </w:r>
-      <w:r>
-        <w:rPr>
-          <w:rFonts w:ascii="宋体" w:hAnsi="宋体" w:cs="宋体"/>
-          <w:kern w:val="0"/>
-        </w:rPr>
-        <w:t>可以部署在大量廉价的硬件之上，形成集群。</w:t>
+        <w:pStyle w:val="a1"/>
+        <w:ind w:firstLineChars="0" w:firstLine="420"/>
+        <w:rPr>
+          <w:rFonts w:ascii="宋体" w:hAnsi="宋体" w:hint="eastAsia"/>
+        </w:rPr>
+      </w:pPr>
+      <w:r>
+        <w:rPr>
+          <w:rFonts w:ascii="宋体" w:hAnsi="宋体"/>
+        </w:rPr>
+        <w:lastRenderedPageBreak/>
+        <w:t>3</w:t>
+      </w:r>
+      <w:r>
+        <w:rPr>
+          <w:rFonts w:ascii="宋体" w:hAnsi="宋体" w:hint="eastAsia"/>
+        </w:rPr>
+        <w:t>）</w:t>
+      </w:r>
+      <w:r>
+        <w:rPr>
+          <w:rFonts w:cs="Times New Roman"/>
+        </w:rPr>
+        <w:t>Vue</w:t>
+      </w:r>
+      <w:r>
+        <w:rPr>
+          <w:rFonts w:ascii="宋体" w:hAnsi="宋体" w:hint="eastAsia"/>
+        </w:rPr>
+        <w:t>:</w:t>
       </w:r>
     </w:p>
     <w:p>
       <w:pPr>
         <w:ind w:left="420"/>
-        <w:jc w:val="left"/>
-        <w:rPr>
-          <w:rFonts w:ascii="宋体" w:hAnsi="宋体" w:cs="宋体"/>
-          <w:kern w:val="0"/>
-        </w:rPr>
-      </w:pPr>
-      <w:r>
-        <w:rPr>
-          <w:rFonts w:ascii="宋体" w:hAnsi="宋体" w:cs="宋体"/>
-          <w:kern w:val="0"/>
-        </w:rPr>
-        <w:t>选择</w:t>
-      </w:r>
-      <w:r>
-        <w:rPr>
-          <w:kern w:val="0"/>
-        </w:rPr>
-        <w:t>Spark</w:t>
-      </w:r>
-      <w:r>
-        <w:rPr>
-          <w:rFonts w:ascii="宋体" w:hAnsi="宋体" w:cs="宋体"/>
-          <w:kern w:val="0"/>
-        </w:rPr>
-        <w:t>是为了方便的处理电影评分的大量数据</w:t>
-      </w:r>
-      <w:r>
-        <w:rPr>
-          <w:rFonts w:ascii="宋体" w:hAnsi="宋体" w:cs="宋体" w:hint="eastAsia"/>
-          <w:kern w:val="0"/>
-        </w:rPr>
-        <w:t>。</w:t>
-      </w:r>
-    </w:p>
-    <w:p>
-      <w:pPr>
-        <w:pStyle w:val="a1"/>
-        <w:ind w:left="360" w:firstLine="480"/>
-      </w:pPr>
-    </w:p>
-    <w:p>
-      <w:pPr>
-        <w:pStyle w:val="a1"/>
-        <w:ind w:firstLineChars="0" w:firstLine="420"/>
-        <w:rPr>
-          <w:rFonts w:ascii="宋体" w:hAnsi="宋体"/>
-        </w:rPr>
-      </w:pPr>
-      <w:r>
-        <w:rPr>
-          <w:rFonts w:ascii="宋体" w:hAnsi="宋体"/>
-        </w:rPr>
-        <w:lastRenderedPageBreak/>
-        <w:t>3</w:t>
-      </w:r>
-      <w:r>
-        <w:rPr>
-          <w:rFonts w:ascii="宋体" w:hAnsi="宋体" w:hint="eastAsia"/>
-        </w:rPr>
-        <w:t>）</w:t>
+      </w:pPr>
+      <w:r>
+        <w:rPr>
+          <w:rFonts w:hint="eastAsia"/>
+        </w:rPr>
+        <w:t>Vue.js</w:t>
+      </w:r>
+      <w:r>
+        <w:rPr>
+          <w:rFonts w:hint="eastAsia"/>
+        </w:rPr>
+        <w:t>是一个用来开发</w:t>
+      </w:r>
+      <w:r>
+        <w:rPr>
+          <w:rFonts w:hint="eastAsia"/>
+        </w:rPr>
+        <w:t>Web</w:t>
+      </w:r>
+      <w:r>
+        <w:rPr>
+          <w:rFonts w:hint="eastAsia"/>
+        </w:rPr>
+        <w:t>界面的前端库，是个非常轻量级的工具。</w:t>
+      </w:r>
+      <w:r>
+        <w:rPr>
+          <w:rFonts w:hint="eastAsia"/>
+        </w:rPr>
+        <w:t>Vue.js</w:t>
+      </w:r>
+      <w:r>
+        <w:rPr>
+          <w:rFonts w:hint="eastAsia"/>
+        </w:rPr>
+        <w:t>本身具有响应式编程和组件化的特点。相比较</w:t>
       </w:r>
       <w:proofErr w:type="spellStart"/>
       <w:r>
         <w:rPr>
-          <w:rFonts w:cs="Times New Roman"/>
-        </w:rPr>
-        <w:t>Vue</w:t>
+          <w:rFonts w:hint="eastAsia"/>
+        </w:rPr>
+        <w:t>Angularjs</w:t>
       </w:r>
       <w:proofErr w:type="spellEnd"/>
       <w:r>
         <w:rPr>
-          <w:rFonts w:ascii="宋体" w:hAnsi="宋体" w:hint="eastAsia"/>
-        </w:rPr>
-        <w:t>:</w:t>
-      </w:r>
-    </w:p>
-    <w:p>
-      <w:pPr>
-        <w:ind w:left="420"/>
-      </w:pPr>
+          <w:rFonts w:hint="eastAsia"/>
+        </w:rPr>
+        <w:t>和</w:t>
+      </w:r>
+      <w:r>
+        <w:rPr>
+          <w:rFonts w:hint="eastAsia"/>
+        </w:rPr>
+        <w:t>ReactJS, Vue.js</w:t>
+      </w:r>
+      <w:r>
+        <w:rPr>
+          <w:rFonts w:hint="eastAsia"/>
+        </w:rPr>
+        <w:t>一直以轻量级，易上手被称道。</w:t>
+      </w:r>
+      <w:r>
+        <w:rPr>
+          <w:rFonts w:hint="eastAsia"/>
+        </w:rPr>
+        <w:t>MVVM</w:t>
+      </w:r>
+      <w:r>
+        <w:rPr>
+          <w:rFonts w:hint="eastAsia"/>
+        </w:rPr>
+        <w:t>的开发模式也使前端从原先的</w:t>
+      </w:r>
+      <w:r>
+        <w:rPr>
+          <w:rFonts w:hint="eastAsia"/>
+        </w:rPr>
+        <w:t>DOM</w:t>
+      </w:r>
+      <w:r>
+        <w:rPr>
+          <w:rFonts w:hint="eastAsia"/>
+        </w:rPr>
+        <w:t>操作中解放出来，我们不再需要在维护视图和数据的统一上花大量的时间，只需要关注于</w:t>
+      </w:r>
+      <w:r>
+        <w:rPr>
+          <w:rFonts w:hint="eastAsia"/>
+        </w:rPr>
+        <w:t>data</w:t>
+      </w:r>
+      <w:r>
+        <w:rPr>
+          <w:rFonts w:hint="eastAsia"/>
+        </w:rPr>
+        <w:t>的变化，代码变得更加容易维护。虽然社区和插件并没有一些老牌的开源项目那么丰富，但满足日常的开发是没有问题的。</w:t>
+      </w:r>
+      <w:r>
+        <w:rPr>
+          <w:rFonts w:hint="eastAsia"/>
+        </w:rPr>
+        <w:t>Vue.js 2.0</w:t>
+      </w:r>
+      <w:r>
+        <w:rPr>
+          <w:rFonts w:hint="eastAsia"/>
+        </w:rPr>
+        <w:t>也已经发布了</w:t>
+      </w:r>
+      <w:r>
+        <w:rPr>
+          <w:rFonts w:hint="eastAsia"/>
+        </w:rPr>
+        <w:t>beta</w:t>
+      </w:r>
+      <w:r>
+        <w:rPr>
+          <w:rFonts w:hint="eastAsia"/>
+        </w:rPr>
+        <w:t>版本，渲染层基于一个轻量级的</w:t>
+      </w:r>
+      <w:r>
+        <w:rPr>
+          <w:rFonts w:hint="eastAsia"/>
+        </w:rPr>
+        <w:t>virtual-DOM</w:t>
+      </w:r>
+      <w:r>
+        <w:rPr>
+          <w:rFonts w:hint="eastAsia"/>
+        </w:rPr>
+        <w:t>实现，在大多数场景下初始化渲染速度和内存消耗都提升了</w:t>
+      </w:r>
+      <w:r>
+        <w:rPr>
+          <w:rFonts w:hint="eastAsia"/>
+        </w:rPr>
+        <w:t>2</w:t>
+      </w:r>
+      <w:r>
+        <w:rPr>
+          <w:rFonts w:hint="eastAsia"/>
+        </w:rPr>
+        <w:t>～</w:t>
+      </w:r>
+      <w:r>
+        <w:rPr>
+          <w:rFonts w:hint="eastAsia"/>
+        </w:rPr>
+        <w:t>4</w:t>
+      </w:r>
+      <w:r>
+        <w:rPr>
+          <w:rFonts w:hint="eastAsia"/>
+        </w:rPr>
+        <w:t>倍。而阿里也开源了</w:t>
+      </w:r>
+      <w:proofErr w:type="spellStart"/>
+      <w:r>
+        <w:rPr>
+          <w:rFonts w:hint="eastAsia"/>
+        </w:rPr>
+        <w:t>weex</w:t>
+      </w:r>
+      <w:proofErr w:type="spellEnd"/>
+      <w:r>
+        <w:rPr>
+          <w:rFonts w:hint="eastAsia"/>
+        </w:rPr>
+        <w:t>（可以理解成</w:t>
+      </w:r>
+      <w:r>
+        <w:rPr>
+          <w:rFonts w:hint="eastAsia"/>
+        </w:rPr>
+        <w:t>ReactJS-Native</w:t>
+      </w:r>
+      <w:r>
+        <w:rPr>
+          <w:rFonts w:hint="eastAsia"/>
+        </w:rPr>
+        <w:t>和</w:t>
+      </w:r>
+      <w:proofErr w:type="spellStart"/>
+      <w:r>
+        <w:rPr>
+          <w:rFonts w:hint="eastAsia"/>
+        </w:rPr>
+        <w:t>ReacJS</w:t>
+      </w:r>
+      <w:proofErr w:type="spellEnd"/>
+      <w:r>
+        <w:rPr>
+          <w:rFonts w:hint="eastAsia"/>
+        </w:rPr>
+        <w:t>的关系），这也意味着</w:t>
+      </w:r>
       <w:r>
         <w:rPr>
           <w:rFonts w:hint="eastAsia"/>
@@ -6702,235 +7340,7 @@
         <w:rPr>
           <w:rFonts w:hint="eastAsia"/>
         </w:rPr>
-        <w:t>是一个用来开发</w:t>
-      </w:r>
-      <w:r>
-        <w:rPr>
-          <w:rFonts w:hint="eastAsia"/>
-        </w:rPr>
-        <w:t>Web</w:t>
-      </w:r>
-      <w:r>
-        <w:rPr>
-          <w:rFonts w:hint="eastAsia"/>
-        </w:rPr>
-        <w:t>界面的前端库，是个非常轻量级的工具。</w:t>
-      </w:r>
-      <w:r>
-        <w:rPr>
-          <w:rFonts w:hint="eastAsia"/>
-        </w:rPr>
-        <w:t>Vue.js</w:t>
-      </w:r>
-      <w:r>
-        <w:rPr>
-          <w:rFonts w:hint="eastAsia"/>
-        </w:rPr>
-        <w:t>本身具有响应式编程和组件化的特点。相比较</w:t>
-      </w:r>
-      <w:proofErr w:type="spellStart"/>
-      <w:r>
-        <w:rPr>
-          <w:rFonts w:hint="eastAsia"/>
-        </w:rPr>
-        <w:t>Angularjs</w:t>
-      </w:r>
-      <w:proofErr w:type="spellEnd"/>
-      <w:r>
-        <w:rPr>
-          <w:rFonts w:hint="eastAsia"/>
-        </w:rPr>
-        <w:t>和</w:t>
-      </w:r>
-      <w:proofErr w:type="spellStart"/>
-      <w:r>
-        <w:rPr>
-          <w:rFonts w:hint="eastAsia"/>
-        </w:rPr>
-        <w:t>ReactJS</w:t>
-      </w:r>
-      <w:proofErr w:type="spellEnd"/>
-      <w:r>
-        <w:rPr>
-          <w:rFonts w:hint="eastAsia"/>
-        </w:rPr>
-        <w:t>, Vue.js</w:t>
-      </w:r>
-      <w:r>
-        <w:rPr>
-          <w:rFonts w:hint="eastAsia"/>
-        </w:rPr>
-        <w:t>一直以轻量级，易上手被称道。</w:t>
-      </w:r>
-      <w:r>
-        <w:rPr>
-          <w:rFonts w:hint="eastAsia"/>
-        </w:rPr>
-        <w:t>MVVM</w:t>
-      </w:r>
-      <w:r>
-        <w:rPr>
-          <w:rFonts w:hint="eastAsia"/>
-        </w:rPr>
-        <w:t>的开发模式也使前端从原先的</w:t>
-      </w:r>
-      <w:r>
-        <w:rPr>
-          <w:rFonts w:hint="eastAsia"/>
-        </w:rPr>
-        <w:t>DOM</w:t>
-      </w:r>
-      <w:r>
-        <w:rPr>
-          <w:rFonts w:hint="eastAsia"/>
-        </w:rPr>
-        <w:t>操作中解放出来，我们不再需要在维护视图和数据的统一上花大量的时间，只需要关注于</w:t>
-      </w:r>
-      <w:r>
-        <w:rPr>
-          <w:rFonts w:hint="eastAsia"/>
-        </w:rPr>
-        <w:t>data</w:t>
-      </w:r>
-      <w:r>
-        <w:rPr>
-          <w:rFonts w:hint="eastAsia"/>
-        </w:rPr>
-        <w:t>的变化，代码变得更加容易维护。虽然社区和插件并没有一些老牌的开源项目那么丰富，但满足日常的开发是没有问题的。</w:t>
-      </w:r>
-      <w:r>
-        <w:rPr>
-          <w:rFonts w:hint="eastAsia"/>
-        </w:rPr>
-        <w:t>Vue.js 2.0</w:t>
-      </w:r>
-      <w:r>
-        <w:rPr>
-          <w:rFonts w:hint="eastAsia"/>
-        </w:rPr>
-        <w:t>也已经发布了</w:t>
-      </w:r>
-      <w:r>
-        <w:rPr>
-          <w:rFonts w:hint="eastAsia"/>
-        </w:rPr>
-        <w:t>beta</w:t>
-      </w:r>
-      <w:r>
-        <w:rPr>
-          <w:rFonts w:hint="eastAsia"/>
-        </w:rPr>
-        <w:t>版本，渲染层基于一个轻量级的</w:t>
-      </w:r>
-      <w:r>
-        <w:rPr>
-          <w:rFonts w:hint="eastAsia"/>
-        </w:rPr>
-        <w:t>virtual-DOM</w:t>
-      </w:r>
-      <w:r>
-        <w:rPr>
-          <w:rFonts w:hint="eastAsia"/>
-        </w:rPr>
-        <w:t>实现，在大多数场景下初始化渲染速度和内存消耗都提升了</w:t>
-      </w:r>
-      <w:r>
-        <w:rPr>
-          <w:rFonts w:hint="eastAsia"/>
-        </w:rPr>
-        <w:t>2</w:t>
-      </w:r>
-      <w:r>
-        <w:rPr>
-          <w:rFonts w:hint="eastAsia"/>
-        </w:rPr>
-        <w:t>～</w:t>
-      </w:r>
-      <w:r>
-        <w:rPr>
-          <w:rFonts w:hint="eastAsia"/>
-        </w:rPr>
-        <w:t>4</w:t>
-      </w:r>
-      <w:r>
-        <w:rPr>
-          <w:rFonts w:hint="eastAsia"/>
-        </w:rPr>
-        <w:t>倍。而阿里也开源了</w:t>
-      </w:r>
-      <w:proofErr w:type="spellStart"/>
-      <w:r>
-        <w:rPr>
-          <w:rFonts w:hint="eastAsia"/>
-        </w:rPr>
-        <w:t>weex</w:t>
-      </w:r>
-      <w:proofErr w:type="spellEnd"/>
-      <w:r>
-        <w:rPr>
-          <w:rFonts w:hint="eastAsia"/>
-        </w:rPr>
-        <w:t>（可以理解成</w:t>
-      </w:r>
-      <w:proofErr w:type="spellStart"/>
-      <w:r>
-        <w:rPr>
-          <w:rFonts w:hint="eastAsia"/>
-        </w:rPr>
-        <w:t>ReactJS</w:t>
-      </w:r>
-      <w:proofErr w:type="spellEnd"/>
-      <w:r>
-        <w:rPr>
-          <w:rFonts w:hint="eastAsia"/>
-        </w:rPr>
-        <w:t>-Native</w:t>
-      </w:r>
-      <w:r>
-        <w:rPr>
-          <w:rFonts w:hint="eastAsia"/>
-        </w:rPr>
-        <w:t>和</w:t>
-      </w:r>
-      <w:proofErr w:type="spellStart"/>
-      <w:r>
-        <w:rPr>
-          <w:rFonts w:hint="eastAsia"/>
-        </w:rPr>
-        <w:t>ReacJS</w:t>
-      </w:r>
-      <w:proofErr w:type="spellEnd"/>
-      <w:r>
-        <w:rPr>
-          <w:rFonts w:hint="eastAsia"/>
-        </w:rPr>
-        <w:t>的关系），这也意味着</w:t>
-      </w:r>
-      <w:r>
-        <w:rPr>
-          <w:rFonts w:hint="eastAsia"/>
-        </w:rPr>
-        <w:t>Vue.js</w:t>
-      </w:r>
-      <w:r>
-        <w:rPr>
-          <w:rFonts w:hint="eastAsia"/>
-        </w:rPr>
-        <w:t>在移动</w:t>
-      </w:r>
-      <w:proofErr w:type="gramStart"/>
-      <w:r>
-        <w:rPr>
-          <w:rFonts w:hint="eastAsia"/>
-        </w:rPr>
-        <w:t>端有了</w:t>
-      </w:r>
-      <w:proofErr w:type="gramEnd"/>
-      <w:r>
-        <w:rPr>
-          <w:rFonts w:hint="eastAsia"/>
-        </w:rPr>
-        <w:t>更多的可能性。</w:t>
+        <w:t>在移动端有了更多的可能性。</w:t>
       </w:r>
     </w:p>
     <w:p>
@@ -6950,25 +7360,16 @@
         <w:ind w:left="431" w:hanging="431"/>
         <w:jc w:val="both"/>
         <w:rPr>
-          <w:rFonts w:ascii="宋体" w:eastAsia="宋体" w:hAnsi="宋体"/>
-          <w:b/>
-          <w:sz w:val="30"/>
-          <w:szCs w:val="30"/>
-        </w:rPr>
-      </w:pPr>
-      <w:bookmarkStart w:id="46" w:name="_Toc13414793"/>
-      <w:bookmarkStart w:id="47" w:name="_Toc13422952"/>
-      <w:bookmarkStart w:id="48" w:name="_Toc13430868"/>
-      <w:bookmarkStart w:id="49" w:name="_Toc13513873"/>
-      <w:r>
-        <w:rPr>
           <w:rFonts w:ascii="宋体" w:eastAsia="宋体" w:hAnsi="宋体" w:hint="eastAsia"/>
           <w:b/>
           <w:sz w:val="30"/>
           <w:szCs w:val="30"/>
         </w:rPr>
-        <w:t>数据集及</w:t>
-      </w:r>
+      </w:pPr>
+      <w:bookmarkStart w:id="39" w:name="_Toc13414793"/>
+      <w:bookmarkStart w:id="40" w:name="_Toc13422952"/>
+      <w:bookmarkStart w:id="41" w:name="_Toc13430868"/>
+      <w:bookmarkStart w:id="42" w:name="_Toc239342106"/>
       <w:r>
         <w:rPr>
           <w:rFonts w:ascii="宋体" w:eastAsia="宋体" w:hAnsi="宋体" w:hint="eastAsia"/>
@@ -6976,12 +7377,21 @@
           <w:sz w:val="30"/>
           <w:szCs w:val="30"/>
         </w:rPr>
+        <w:t>数据集及</w:t>
+      </w:r>
+      <w:r>
+        <w:rPr>
+          <w:rFonts w:ascii="宋体" w:eastAsia="宋体" w:hAnsi="宋体" w:hint="eastAsia"/>
+          <w:b/>
+          <w:sz w:val="30"/>
+          <w:szCs w:val="30"/>
+        </w:rPr>
         <w:t>数据库设计</w:t>
       </w:r>
-      <w:bookmarkEnd w:id="46"/>
-      <w:bookmarkEnd w:id="47"/>
-      <w:bookmarkEnd w:id="48"/>
-      <w:bookmarkEnd w:id="49"/>
+      <w:bookmarkEnd w:id="39"/>
+      <w:bookmarkEnd w:id="40"/>
+      <w:bookmarkEnd w:id="41"/>
+      <w:bookmarkEnd w:id="42"/>
     </w:p>
     <w:p>
       <w:pPr>
@@ -7117,7 +7527,19 @@
         <w:rPr>
           <w:rFonts w:hint="eastAsia"/>
         </w:rPr>
-        <w:t>上需要有实验题目中所展示的数据集文件。</w:t>
+        <w:t>上需要有</w:t>
+      </w:r>
+      <w:r>
+        <w:rPr>
+          <w:rFonts w:hint="eastAsia"/>
+        </w:rPr>
+        <w:t>项</w:t>
+      </w:r>
+      <w:r>
+        <w:rPr>
+          <w:rFonts w:hint="eastAsia"/>
+        </w:rPr>
+        <w:t>目中所展示的数据集文件。</w:t>
       </w:r>
     </w:p>
     <w:p>
@@ -7131,55 +7553,55 @@
         <w:ind w:leftChars="100" w:left="818" w:hanging="578"/>
         <w:jc w:val="both"/>
         <w:rPr>
+          <w:rFonts w:ascii="宋体" w:eastAsia="宋体" w:hAnsi="宋体" w:hint="eastAsia"/>
+          <w:b/>
+        </w:rPr>
+      </w:pPr>
+      <w:r>
+        <w:rPr>
           <w:rFonts w:ascii="宋体" w:eastAsia="宋体" w:hAnsi="宋体"/>
           <w:b/>
         </w:rPr>
-      </w:pPr>
+        <w:t xml:space="preserve"> </w:t>
+      </w:r>
+      <w:bookmarkStart w:id="43" w:name="_Toc13414794"/>
+      <w:bookmarkStart w:id="44" w:name="_Toc13422953"/>
+      <w:bookmarkStart w:id="45" w:name="_Toc13430869"/>
+      <w:bookmarkStart w:id="46" w:name="_Toc239342107"/>
+      <w:proofErr w:type="spellStart"/>
+      <w:r>
+        <w:rPr>
+          <w:rFonts w:ascii="Times New Roman" w:eastAsia="宋体" w:hAnsi="Times New Roman"/>
+          <w:b/>
+        </w:rPr>
+        <w:t>temp_analysis</w:t>
+      </w:r>
+      <w:proofErr w:type="spellEnd"/>
       <w:r>
         <w:rPr>
           <w:rFonts w:ascii="宋体" w:eastAsia="宋体" w:hAnsi="宋体"/>
           <w:b/>
         </w:rPr>
-        <w:t xml:space="preserve"> </w:t>
-      </w:r>
-      <w:bookmarkStart w:id="50" w:name="_Toc13414794"/>
-      <w:bookmarkStart w:id="51" w:name="_Toc13422953"/>
-      <w:bookmarkStart w:id="52" w:name="_Toc13430869"/>
-      <w:bookmarkStart w:id="53" w:name="_Toc13513874"/>
-      <w:proofErr w:type="spellStart"/>
-      <w:r>
-        <w:rPr>
-          <w:rFonts w:ascii="Times New Roman" w:eastAsia="宋体" w:hAnsi="Times New Roman"/>
+        <w:t>表</w:t>
+      </w:r>
+      <w:r>
+        <w:rPr>
+          <w:rFonts w:ascii="宋体" w:eastAsia="宋体" w:hAnsi="宋体" w:hint="eastAsia"/>
           <w:b/>
         </w:rPr>
-        <w:t>temp_analysis</w:t>
-      </w:r>
-      <w:proofErr w:type="spellEnd"/>
+        <w:t>E</w:t>
+      </w:r>
       <w:r>
         <w:rPr>
           <w:rFonts w:ascii="宋体" w:eastAsia="宋体" w:hAnsi="宋体"/>
           <w:b/>
         </w:rPr>
-        <w:t>表</w:t>
-      </w:r>
-      <w:r>
-        <w:rPr>
-          <w:rFonts w:ascii="宋体" w:eastAsia="宋体" w:hAnsi="宋体" w:hint="eastAsia"/>
-          <w:b/>
-        </w:rPr>
-        <w:t>E</w:t>
-      </w:r>
-      <w:r>
-        <w:rPr>
-          <w:rFonts w:ascii="宋体" w:eastAsia="宋体" w:hAnsi="宋体"/>
-          <w:b/>
-        </w:rPr>
         <w:t>-R图</w:t>
       </w:r>
-      <w:bookmarkEnd w:id="50"/>
-      <w:bookmarkEnd w:id="51"/>
-      <w:bookmarkEnd w:id="52"/>
-      <w:bookmarkEnd w:id="53"/>
+      <w:bookmarkEnd w:id="43"/>
+      <w:bookmarkEnd w:id="44"/>
+      <w:bookmarkEnd w:id="45"/>
+      <w:bookmarkEnd w:id="46"/>
     </w:p>
     <w:p>
       <w:pPr>
@@ -7190,7 +7612,7 @@
         <w:jc w:val="center"/>
       </w:pPr>
       <w:r>
-        <w:object w:dxaOrig="5101" w:dyaOrig="2869">
+        <w:object w:dxaOrig="5101" w:dyaOrig="2869" w14:anchorId="11C5EA7E">
           <v:shapetype id="_x0000_t75" coordsize="21600,21600" o:spt="75" o:preferrelative="t" path="m@4@5l@4@11@9@11@9@5xe" filled="f" stroked="f">
             <v:stroke joinstyle="miter"/>
             <v:formulas>
@@ -7210,10 +7632,10 @@
             <v:path o:extrusionok="f" gradientshapeok="t" o:connecttype="rect"/>
             <o:lock v:ext="edit" aspectratio="t"/>
           </v:shapetype>
-          <v:shape id="_x0000_i1025" type="#_x0000_t75" style="width:292.3pt;height:164.4pt" o:ole="">
+          <v:shape id="_x0000_i1025" type="#_x0000_t75" style="width:292.2pt;height:164.4pt" o:ole="">
             <v:imagedata r:id="rId17" o:title=""/>
           </v:shape>
-          <o:OLEObject Type="Embed" ProgID="Visio.Drawing.15" ShapeID="_x0000_i1025" DrawAspect="Content" ObjectID="_1634459296" r:id="rId18"/>
+          <o:OLEObject Type="Embed" ProgID="Visio.Drawing.15" ShapeID="_x0000_i1025" DrawAspect="Content" ObjectID="_1849955042" r:id="rId18"/>
         </w:object>
       </w:r>
     </w:p>
@@ -7223,7 +7645,7 @@
         <w:ind w:firstLine="420"/>
         <w:jc w:val="center"/>
         <w:rPr>
-          <w:rFonts w:ascii="宋体" w:eastAsia="宋体" w:hAnsi="宋体"/>
+          <w:rFonts w:ascii="宋体" w:eastAsia="宋体" w:hAnsi="宋体" w:hint="eastAsia"/>
           <w:sz w:val="21"/>
           <w:szCs w:val="21"/>
         </w:rPr>
@@ -7312,41 +7734,41 @@
         <w:ind w:leftChars="100" w:left="818" w:hanging="578"/>
         <w:jc w:val="both"/>
         <w:rPr>
+          <w:rFonts w:ascii="宋体" w:eastAsia="宋体" w:hAnsi="宋体" w:hint="eastAsia"/>
+          <w:b/>
+        </w:rPr>
+      </w:pPr>
+      <w:r>
+        <w:rPr>
           <w:rFonts w:ascii="宋体" w:eastAsia="宋体" w:hAnsi="宋体"/>
           <w:b/>
         </w:rPr>
-      </w:pPr>
+        <w:t xml:space="preserve"> </w:t>
+      </w:r>
+      <w:bookmarkStart w:id="47" w:name="_Toc13414795"/>
+      <w:bookmarkStart w:id="48" w:name="_Toc13422954"/>
+      <w:bookmarkStart w:id="49" w:name="_Toc13430870"/>
+      <w:bookmarkStart w:id="50" w:name="_Toc239342108"/>
+      <w:proofErr w:type="spellStart"/>
+      <w:r>
+        <w:rPr>
+          <w:rFonts w:ascii="Times New Roman" w:eastAsia="宋体" w:hAnsi="Times New Roman"/>
+          <w:b/>
+        </w:rPr>
+        <w:t>temp_analysis</w:t>
+      </w:r>
+      <w:proofErr w:type="spellEnd"/>
       <w:r>
         <w:rPr>
           <w:rFonts w:ascii="宋体" w:eastAsia="宋体" w:hAnsi="宋体"/>
           <w:b/>
         </w:rPr>
-        <w:t xml:space="preserve"> </w:t>
-      </w:r>
-      <w:bookmarkStart w:id="54" w:name="_Toc13414795"/>
-      <w:bookmarkStart w:id="55" w:name="_Toc13422954"/>
-      <w:bookmarkStart w:id="56" w:name="_Toc13430870"/>
-      <w:bookmarkStart w:id="57" w:name="_Toc13513875"/>
-      <w:proofErr w:type="spellStart"/>
-      <w:r>
-        <w:rPr>
-          <w:rFonts w:ascii="Times New Roman" w:eastAsia="宋体" w:hAnsi="Times New Roman"/>
-          <w:b/>
-        </w:rPr>
-        <w:t>temp_analysis</w:t>
-      </w:r>
-      <w:proofErr w:type="spellEnd"/>
-      <w:r>
-        <w:rPr>
-          <w:rFonts w:ascii="宋体" w:eastAsia="宋体" w:hAnsi="宋体"/>
-          <w:b/>
-        </w:rPr>
         <w:t>表结构设计</w:t>
       </w:r>
-      <w:bookmarkEnd w:id="54"/>
-      <w:bookmarkEnd w:id="55"/>
-      <w:bookmarkEnd w:id="56"/>
-      <w:bookmarkEnd w:id="57"/>
+      <w:bookmarkEnd w:id="47"/>
+      <w:bookmarkEnd w:id="48"/>
+      <w:bookmarkEnd w:id="49"/>
+      <w:bookmarkEnd w:id="50"/>
     </w:p>
     <w:p>
       <w:pPr>
@@ -7355,7 +7777,7 @@
         <w:ind w:firstLine="420"/>
         <w:jc w:val="center"/>
         <w:rPr>
-          <w:rFonts w:ascii="宋体" w:eastAsia="宋体" w:hAnsi="宋体"/>
+          <w:rFonts w:ascii="宋体" w:eastAsia="宋体" w:hAnsi="宋体" w:hint="eastAsia"/>
           <w:sz w:val="21"/>
           <w:szCs w:val="21"/>
         </w:rPr>
@@ -8145,41 +8567,41 @@
         <w:ind w:leftChars="100" w:left="818" w:hanging="578"/>
         <w:jc w:val="both"/>
         <w:rPr>
+          <w:rFonts w:ascii="宋体" w:eastAsia="宋体" w:hAnsi="宋体" w:hint="eastAsia"/>
+          <w:b/>
+        </w:rPr>
+      </w:pPr>
+      <w:r>
+        <w:rPr>
           <w:rFonts w:ascii="宋体" w:eastAsia="宋体" w:hAnsi="宋体"/>
           <w:b/>
         </w:rPr>
-      </w:pPr>
+        <w:t xml:space="preserve"> </w:t>
+      </w:r>
+      <w:bookmarkStart w:id="51" w:name="_Toc13414796"/>
+      <w:bookmarkStart w:id="52" w:name="_Toc13422955"/>
+      <w:bookmarkStart w:id="53" w:name="_Toc13430871"/>
+      <w:bookmarkStart w:id="54" w:name="_Toc239342109"/>
+      <w:proofErr w:type="spellStart"/>
+      <w:r>
+        <w:rPr>
+          <w:rFonts w:ascii="Times New Roman" w:eastAsia="宋体" w:hAnsi="Times New Roman"/>
+          <w:b/>
+        </w:rPr>
+        <w:t>temp_analysis</w:t>
+      </w:r>
+      <w:proofErr w:type="spellEnd"/>
       <w:r>
         <w:rPr>
           <w:rFonts w:ascii="宋体" w:eastAsia="宋体" w:hAnsi="宋体"/>
           <w:b/>
         </w:rPr>
-        <w:t xml:space="preserve"> </w:t>
-      </w:r>
-      <w:bookmarkStart w:id="58" w:name="_Toc13414796"/>
-      <w:bookmarkStart w:id="59" w:name="_Toc13422955"/>
-      <w:bookmarkStart w:id="60" w:name="_Toc13430871"/>
-      <w:bookmarkStart w:id="61" w:name="_Toc13513876"/>
-      <w:proofErr w:type="spellStart"/>
-      <w:r>
-        <w:rPr>
-          <w:rFonts w:ascii="Times New Roman" w:eastAsia="宋体" w:hAnsi="Times New Roman"/>
-          <w:b/>
-        </w:rPr>
-        <w:t>temp_analysis</w:t>
-      </w:r>
-      <w:proofErr w:type="spellEnd"/>
-      <w:r>
-        <w:rPr>
-          <w:rFonts w:ascii="宋体" w:eastAsia="宋体" w:hAnsi="宋体"/>
-          <w:b/>
-        </w:rPr>
         <w:t>表数据说明</w:t>
       </w:r>
-      <w:bookmarkEnd w:id="58"/>
-      <w:bookmarkEnd w:id="59"/>
-      <w:bookmarkEnd w:id="60"/>
-      <w:bookmarkEnd w:id="61"/>
+      <w:bookmarkEnd w:id="51"/>
+      <w:bookmarkEnd w:id="52"/>
+      <w:bookmarkEnd w:id="53"/>
+      <w:bookmarkEnd w:id="54"/>
     </w:p>
     <w:p>
       <w:pPr>
@@ -8270,25 +8692,25 @@
         <w:ind w:left="431" w:hanging="431"/>
         <w:jc w:val="left"/>
         <w:rPr>
-          <w:rFonts w:ascii="宋体" w:eastAsia="宋体" w:hAnsi="宋体"/>
-          <w:b/>
-        </w:rPr>
-      </w:pPr>
-      <w:bookmarkStart w:id="62" w:name="_Toc13414797"/>
-      <w:bookmarkStart w:id="63" w:name="_Toc13422956"/>
-      <w:bookmarkStart w:id="64" w:name="_Toc13430872"/>
-      <w:bookmarkStart w:id="65" w:name="_Toc13513877"/>
-      <w:r>
-        <w:rPr>
           <w:rFonts w:ascii="宋体" w:eastAsia="宋体" w:hAnsi="宋体" w:hint="eastAsia"/>
           <w:b/>
         </w:rPr>
+      </w:pPr>
+      <w:bookmarkStart w:id="55" w:name="_Toc13414797"/>
+      <w:bookmarkStart w:id="56" w:name="_Toc13422956"/>
+      <w:bookmarkStart w:id="57" w:name="_Toc13430872"/>
+      <w:bookmarkStart w:id="58" w:name="_Toc239342110"/>
+      <w:r>
+        <w:rPr>
+          <w:rFonts w:ascii="宋体" w:eastAsia="宋体" w:hAnsi="宋体" w:hint="eastAsia"/>
+          <w:b/>
+        </w:rPr>
         <w:t>数据分析、处理过程</w:t>
       </w:r>
-      <w:bookmarkEnd w:id="62"/>
-      <w:bookmarkEnd w:id="63"/>
-      <w:bookmarkEnd w:id="64"/>
-      <w:bookmarkEnd w:id="65"/>
+      <w:bookmarkEnd w:id="55"/>
+      <w:bookmarkEnd w:id="56"/>
+      <w:bookmarkEnd w:id="57"/>
+      <w:bookmarkEnd w:id="58"/>
     </w:p>
     <w:p>
       <w:pPr>
@@ -8305,9 +8727,9 @@
           <w:b/>
         </w:rPr>
       </w:pPr>
-      <w:bookmarkStart w:id="66" w:name="_Toc13422958"/>
-      <w:bookmarkStart w:id="67" w:name="_Toc13430873"/>
-      <w:bookmarkStart w:id="68" w:name="_Toc13513878"/>
+      <w:bookmarkStart w:id="59" w:name="_Toc13422958"/>
+      <w:bookmarkStart w:id="60" w:name="_Toc13430873"/>
+      <w:bookmarkStart w:id="61" w:name="_Toc239342111"/>
       <w:r>
         <w:rPr>
           <w:rFonts w:ascii="Times New Roman" w:eastAsia="宋体" w:hAnsi="Times New Roman"/>
@@ -8315,9 +8737,9 @@
         </w:rPr>
         <w:t>Spark RDD</w:t>
       </w:r>
-      <w:bookmarkEnd w:id="66"/>
-      <w:bookmarkEnd w:id="67"/>
-      <w:bookmarkEnd w:id="68"/>
+      <w:bookmarkEnd w:id="59"/>
+      <w:bookmarkEnd w:id="60"/>
+      <w:bookmarkEnd w:id="61"/>
     </w:p>
     <w:p>
       <w:pPr>
@@ -8567,18 +8989,8 @@
                 <w:bCs/>
                 <w:kern w:val="0"/>
               </w:rPr>
-              <w:t>@</w:t>
-            </w:r>
-            <w:proofErr w:type="spellStart"/>
-            <w:r>
-              <w:rPr>
-                <w:b/>
-                <w:bCs/>
-                <w:kern w:val="0"/>
-              </w:rPr>
-              <w:t>param</w:t>
-            </w:r>
-            <w:proofErr w:type="spellEnd"/>
+              <w:t>@param</w:t>
+            </w:r>
             <w:r>
               <w:rPr>
                 <w:kern w:val="0"/>
@@ -8642,18 +9054,8 @@
                 <w:bCs/>
                 <w:kern w:val="0"/>
               </w:rPr>
-              <w:t>@</w:t>
-            </w:r>
-            <w:proofErr w:type="spellStart"/>
-            <w:r>
-              <w:rPr>
-                <w:b/>
-                <w:bCs/>
-                <w:kern w:val="0"/>
-              </w:rPr>
-              <w:t>param</w:t>
-            </w:r>
-            <w:proofErr w:type="spellEnd"/>
+              <w:t>@param</w:t>
+            </w:r>
             <w:r>
               <w:rPr>
                 <w:kern w:val="0"/>
@@ -8705,18 +9107,8 @@
                 <w:bCs/>
                 <w:kern w:val="0"/>
               </w:rPr>
-              <w:t>@</w:t>
-            </w:r>
-            <w:proofErr w:type="spellStart"/>
-            <w:r>
-              <w:rPr>
-                <w:b/>
-                <w:bCs/>
-                <w:kern w:val="0"/>
-              </w:rPr>
-              <w:t>param</w:t>
-            </w:r>
-            <w:proofErr w:type="spellEnd"/>
+              <w:t>@param</w:t>
+            </w:r>
             <w:r>
               <w:rPr>
                 <w:kern w:val="0"/>
@@ -9576,7 +9968,20 @@
                 <w:kern w:val="0"/>
               </w:rPr>
               <w:tab/>
-              <w:t>list.add(</w:t>
+            </w:r>
+            <w:proofErr w:type="spellStart"/>
+            <w:r>
+              <w:rPr>
+                <w:kern w:val="0"/>
+              </w:rPr>
+              <w:t>list.add</w:t>
+            </w:r>
+            <w:proofErr w:type="spellEnd"/>
+            <w:r>
+              <w:rPr>
+                <w:kern w:val="0"/>
+              </w:rPr>
+              <w:t>(</w:t>
             </w:r>
             <w:r>
               <w:rPr>
@@ -9973,7 +10378,20 @@
                 <w:kern w:val="0"/>
               </w:rPr>
               <w:tab/>
-              <w:t>list.add(</w:t>
+            </w:r>
+            <w:proofErr w:type="spellStart"/>
+            <w:r>
+              <w:rPr>
+                <w:kern w:val="0"/>
+              </w:rPr>
+              <w:t>list.add</w:t>
+            </w:r>
+            <w:proofErr w:type="spellEnd"/>
+            <w:r>
+              <w:rPr>
+                <w:kern w:val="0"/>
+              </w:rPr>
+              <w:t>(</w:t>
             </w:r>
             <w:r>
               <w:rPr>
@@ -10341,15 +10759,7 @@
             </w:pPr>
             <w:r>
               <w:tab/>
-              <w:t xml:space="preserve"> * @</w:t>
-            </w:r>
-            <w:proofErr w:type="spellStart"/>
-            <w:r>
-              <w:t>param</w:t>
-            </w:r>
-            <w:proofErr w:type="spellEnd"/>
-            <w:r>
-              <w:t xml:space="preserve"> </w:t>
+              <w:t xml:space="preserve"> * @param </w:t>
             </w:r>
             <w:proofErr w:type="spellStart"/>
             <w:r>
@@ -10364,15 +10774,7 @@
             </w:pPr>
             <w:r>
               <w:tab/>
-              <w:t xml:space="preserve"> * @</w:t>
-            </w:r>
-            <w:proofErr w:type="spellStart"/>
-            <w:r>
-              <w:t>param</w:t>
-            </w:r>
-            <w:proofErr w:type="spellEnd"/>
-            <w:r>
-              <w:t xml:space="preserve"> </w:t>
+              <w:t xml:space="preserve"> * @param </w:t>
             </w:r>
             <w:proofErr w:type="spellStart"/>
             <w:r>
@@ -10616,15 +11018,7 @@
             </w:r>
             <w:r>
               <w:tab/>
-              <w:t xml:space="preserve">String[] </w:t>
-            </w:r>
-            <w:proofErr w:type="spellStart"/>
-            <w:r>
-              <w:t>str</w:t>
-            </w:r>
-            <w:proofErr w:type="spellEnd"/>
-            <w:r>
-              <w:t xml:space="preserve"> = </w:t>
+              <w:t xml:space="preserve">String[] str = </w:t>
             </w:r>
             <w:proofErr w:type="spellStart"/>
             <w:r>
@@ -10663,31 +11057,7 @@
             </w:r>
             <w:r>
               <w:tab/>
-              <w:t>return new Movie(</w:t>
-            </w:r>
-            <w:proofErr w:type="spellStart"/>
-            <w:r>
-              <w:t>str</w:t>
-            </w:r>
-            <w:proofErr w:type="spellEnd"/>
-            <w:r>
-              <w:t xml:space="preserve">[0], </w:t>
-            </w:r>
-            <w:proofErr w:type="spellStart"/>
-            <w:r>
-              <w:t>str</w:t>
-            </w:r>
-            <w:proofErr w:type="spellEnd"/>
-            <w:r>
-              <w:t xml:space="preserve">[1], </w:t>
-            </w:r>
-            <w:proofErr w:type="spellStart"/>
-            <w:r>
-              <w:t>str</w:t>
-            </w:r>
-            <w:proofErr w:type="spellEnd"/>
-            <w:r>
-              <w:t>[2]);</w:t>
+              <w:t>return new Movie(str[0], str[1], str[2]);</w:t>
             </w:r>
           </w:p>
           <w:p>
@@ -10862,15 +11232,7 @@
             </w:pPr>
             <w:r>
               <w:tab/>
-              <w:t xml:space="preserve"> * @</w:t>
-            </w:r>
-            <w:proofErr w:type="spellStart"/>
-            <w:r>
-              <w:t>param</w:t>
-            </w:r>
-            <w:proofErr w:type="spellEnd"/>
-            <w:r>
-              <w:t xml:space="preserve"> </w:t>
+              <w:t xml:space="preserve"> * @param </w:t>
             </w:r>
             <w:proofErr w:type="spellStart"/>
             <w:r>
@@ -10885,15 +11247,7 @@
             </w:pPr>
             <w:r>
               <w:tab/>
-              <w:t xml:space="preserve"> * @</w:t>
-            </w:r>
-            <w:proofErr w:type="spellStart"/>
-            <w:r>
-              <w:t>param</w:t>
-            </w:r>
-            <w:proofErr w:type="spellEnd"/>
-            <w:r>
-              <w:t xml:space="preserve"> </w:t>
+              <w:t xml:space="preserve"> * @param </w:t>
             </w:r>
             <w:proofErr w:type="spellStart"/>
             <w:r>
@@ -11066,16 +11420,8 @@
               <w:rPr>
                 <w:rFonts w:hint="eastAsia"/>
               </w:rPr>
-              <w:t>先</w:t>
-            </w:r>
-            <w:proofErr w:type="gramStart"/>
-            <w:r>
-              <w:rPr>
-                <w:rFonts w:hint="eastAsia"/>
-              </w:rPr>
-              <w:t>过滤掉第一行</w:t>
-            </w:r>
-            <w:proofErr w:type="gramEnd"/>
+              <w:t>先过滤掉第一行</w:t>
+            </w:r>
           </w:p>
           <w:p>
             <w:pPr>
@@ -11176,15 +11522,7 @@
             </w:r>
             <w:r>
               <w:tab/>
-              <w:t xml:space="preserve">String[] </w:t>
-            </w:r>
-            <w:proofErr w:type="spellStart"/>
-            <w:r>
-              <w:t>str</w:t>
-            </w:r>
-            <w:proofErr w:type="spellEnd"/>
-            <w:r>
-              <w:t xml:space="preserve"> = </w:t>
+              <w:t xml:space="preserve">String[] str = </w:t>
             </w:r>
             <w:proofErr w:type="spellStart"/>
             <w:r>
@@ -11232,31 +11570,7 @@
             </w:r>
             <w:r>
               <w:tab/>
-              <w:t>return new Movie(</w:t>
-            </w:r>
-            <w:proofErr w:type="spellStart"/>
-            <w:r>
-              <w:t>str</w:t>
-            </w:r>
-            <w:proofErr w:type="spellEnd"/>
-            <w:r>
-              <w:t xml:space="preserve">[0], </w:t>
-            </w:r>
-            <w:proofErr w:type="spellStart"/>
-            <w:r>
-              <w:t>str</w:t>
-            </w:r>
-            <w:proofErr w:type="spellEnd"/>
-            <w:r>
-              <w:t xml:space="preserve">[1], </w:t>
-            </w:r>
-            <w:proofErr w:type="spellStart"/>
-            <w:r>
-              <w:t>str</w:t>
-            </w:r>
-            <w:proofErr w:type="spellEnd"/>
-            <w:r>
-              <w:t>[2]);</w:t>
+              <w:t>return new Movie(str[0], str[1], str[2]);</w:t>
             </w:r>
           </w:p>
           <w:p>
@@ -11628,9 +11942,9 @@
           <w:b/>
         </w:rPr>
       </w:pPr>
-      <w:bookmarkStart w:id="69" w:name="_Toc13422959"/>
-      <w:bookmarkStart w:id="70" w:name="_Toc13430874"/>
-      <w:bookmarkStart w:id="71" w:name="_Toc13513879"/>
+      <w:bookmarkStart w:id="62" w:name="_Toc13422959"/>
+      <w:bookmarkStart w:id="63" w:name="_Toc13430874"/>
+      <w:bookmarkStart w:id="64" w:name="_Toc239342112"/>
       <w:r>
         <w:rPr>
           <w:rFonts w:ascii="Times New Roman" w:eastAsia="宋体" w:hAnsi="Times New Roman"/>
@@ -11638,9 +11952,9 @@
         </w:rPr>
         <w:t>Spark Streaming</w:t>
       </w:r>
-      <w:bookmarkEnd w:id="69"/>
-      <w:bookmarkEnd w:id="70"/>
-      <w:bookmarkEnd w:id="71"/>
+      <w:bookmarkEnd w:id="62"/>
+      <w:bookmarkEnd w:id="63"/>
+      <w:bookmarkEnd w:id="64"/>
       <w:r>
         <w:rPr>
           <w:rFonts w:ascii="Times New Roman" w:eastAsia="宋体" w:hAnsi="Times New Roman"/>
@@ -11814,48 +12128,30 @@
                 <w:b/>
                 <w:bCs/>
               </w:rPr>
-              <w:t>@</w:t>
-            </w:r>
-            <w:proofErr w:type="spellStart"/>
+              <w:t>@param</w:t>
+            </w:r>
+            <w:r>
+              <w:t xml:space="preserve"> </w:t>
+            </w:r>
+            <w:r>
+              <w:t>server</w:t>
+            </w:r>
+          </w:p>
+          <w:p>
+            <w:pPr>
+              <w:pStyle w:val="a1"/>
+              <w:ind w:firstLine="480"/>
+            </w:pPr>
+            <w:r>
+              <w:t xml:space="preserve">     * </w:t>
+            </w:r>
             <w:r>
               <w:rPr>
                 <w:b/>
                 <w:bCs/>
               </w:rPr>
-              <w:t>param</w:t>
-            </w:r>
-            <w:proofErr w:type="spellEnd"/>
-            <w:r>
-              <w:t xml:space="preserve"> </w:t>
-            </w:r>
-            <w:r>
-              <w:t>server</w:t>
-            </w:r>
-          </w:p>
-          <w:p>
-            <w:pPr>
-              <w:pStyle w:val="a1"/>
-              <w:ind w:firstLine="480"/>
-            </w:pPr>
-            <w:r>
-              <w:t xml:space="preserve">     * </w:t>
-            </w:r>
-            <w:r>
-              <w:rPr>
-                <w:b/>
-                <w:bCs/>
-              </w:rPr>
-              <w:t>@</w:t>
-            </w:r>
-            <w:proofErr w:type="spellStart"/>
-            <w:r>
-              <w:rPr>
-                <w:b/>
-                <w:bCs/>
-              </w:rPr>
-              <w:t>param</w:t>
-            </w:r>
-            <w:proofErr w:type="spellEnd"/>
+              <w:t>@param</w:t>
+            </w:r>
             <w:r>
               <w:t xml:space="preserve"> </w:t>
             </w:r>
@@ -12643,9 +12939,9 @@
           <w:b/>
         </w:rPr>
       </w:pPr>
-      <w:bookmarkStart w:id="72" w:name="_Toc13422960"/>
-      <w:bookmarkStart w:id="73" w:name="_Toc13430875"/>
-      <w:bookmarkStart w:id="74" w:name="_Toc13513880"/>
+      <w:bookmarkStart w:id="65" w:name="_Toc13422960"/>
+      <w:bookmarkStart w:id="66" w:name="_Toc13430875"/>
+      <w:bookmarkStart w:id="67" w:name="_Toc239342113"/>
       <w:r>
         <w:rPr>
           <w:rFonts w:ascii="Times New Roman" w:eastAsia="宋体" w:hAnsi="Times New Roman"/>
@@ -12653,9 +12949,9 @@
         </w:rPr>
         <w:t>Spark SQL</w:t>
       </w:r>
-      <w:bookmarkEnd w:id="72"/>
-      <w:bookmarkEnd w:id="73"/>
-      <w:bookmarkEnd w:id="74"/>
+      <w:bookmarkEnd w:id="65"/>
+      <w:bookmarkEnd w:id="66"/>
+      <w:bookmarkEnd w:id="67"/>
     </w:p>
     <w:p>
       <w:pPr>
@@ -12838,17 +13134,8 @@
                 <w:b/>
                 <w:bCs/>
               </w:rPr>
-              <w:t>@</w:t>
-            </w:r>
-            <w:proofErr w:type="spellStart"/>
-            <w:r>
-              <w:rPr>
-                <w:b/>
-                <w:bCs/>
-              </w:rPr>
-              <w:t>param</w:t>
-            </w:r>
-            <w:proofErr w:type="spellEnd"/>
+              <w:t>@param</w:t>
+            </w:r>
             <w:r>
               <w:t xml:space="preserve"> </w:t>
             </w:r>
@@ -13791,11 +14078,11 @@
             </w:r>
             <w:r>
               <w:tab/>
-              <w:t>"Horror","Musical","Mystery","Romance","</w:t>
+              <w:t>"</w:t>
             </w:r>
             <w:proofErr w:type="spellStart"/>
             <w:r>
-              <w:t>Sci</w:t>
+              <w:t>Horror","Musical","Mystery","Romance","Sci</w:t>
             </w:r>
             <w:proofErr w:type="spellEnd"/>
             <w:r>
@@ -13892,7 +14179,6 @@
             <w:r>
               <w:tab/>
             </w:r>
-            <w:proofErr w:type="gramStart"/>
             <w:r>
               <w:rPr>
                 <w:b/>
@@ -13901,11 +14187,7 @@
               <w:t>if</w:t>
             </w:r>
             <w:r>
-              <w:t>(</w:t>
-            </w:r>
-            <w:proofErr w:type="gramEnd"/>
-            <w:r>
-              <w:t>!"".equals(gender)) {</w:t>
+              <w:t>(!"".equals(gender)) {</w:t>
             </w:r>
           </w:p>
           <w:p>
@@ -13949,7 +14231,6 @@
             <w:r>
               <w:tab/>
             </w:r>
-            <w:proofErr w:type="gramStart"/>
             <w:r>
               <w:rPr>
                 <w:b/>
@@ -13958,11 +14239,7 @@
               <w:t>if</w:t>
             </w:r>
             <w:r>
-              <w:t>(</w:t>
-            </w:r>
-            <w:proofErr w:type="gramEnd"/>
-            <w:r>
-              <w:t>!"".equals(age)) {</w:t>
+              <w:t>(!"".equals(age)) {</w:t>
             </w:r>
           </w:p>
           <w:p>
@@ -14242,7 +14519,14 @@
             </w:r>
             <w:r>
               <w:tab/>
-              <w:t xml:space="preserve">map.put(type, </w:t>
+            </w:r>
+            <w:proofErr w:type="spellStart"/>
+            <w:r>
+              <w:t>map.put</w:t>
+            </w:r>
+            <w:proofErr w:type="spellEnd"/>
+            <w:r>
+              <w:t xml:space="preserve">(type, </w:t>
             </w:r>
             <w:proofErr w:type="spellStart"/>
             <w:r>
@@ -14360,26 +14644,26 @@
         <w:ind w:left="431" w:hanging="431"/>
         <w:jc w:val="both"/>
         <w:rPr>
+          <w:rFonts w:ascii="宋体" w:eastAsia="宋体" w:hAnsi="宋体" w:hint="eastAsia"/>
+          <w:b/>
+          <w:sz w:val="30"/>
+          <w:szCs w:val="30"/>
+        </w:rPr>
+      </w:pPr>
+      <w:bookmarkStart w:id="68" w:name="_Toc13430876"/>
+      <w:bookmarkStart w:id="69" w:name="_Toc239342114"/>
+      <w:r>
+        <w:rPr>
           <w:rFonts w:ascii="宋体" w:eastAsia="宋体" w:hAnsi="宋体"/>
           <w:b/>
           <w:sz w:val="30"/>
           <w:szCs w:val="30"/>
         </w:rPr>
-      </w:pPr>
-      <w:bookmarkStart w:id="75" w:name="_Toc13430876"/>
-      <w:bookmarkStart w:id="76" w:name="_Toc13513881"/>
-      <w:r>
-        <w:rPr>
-          <w:rFonts w:ascii="宋体" w:eastAsia="宋体" w:hAnsi="宋体"/>
-          <w:b/>
-          <w:sz w:val="30"/>
-          <w:szCs w:val="30"/>
-        </w:rPr>
         <w:lastRenderedPageBreak/>
         <w:t>页面展示</w:t>
       </w:r>
-      <w:bookmarkEnd w:id="75"/>
-      <w:bookmarkEnd w:id="76"/>
+      <w:bookmarkEnd w:id="68"/>
+      <w:bookmarkEnd w:id="69"/>
     </w:p>
     <w:p>
       <w:pPr>
@@ -14396,8 +14680,8 @@
           <w:b/>
         </w:rPr>
       </w:pPr>
-      <w:bookmarkStart w:id="77" w:name="_Toc13430877"/>
-      <w:bookmarkStart w:id="78" w:name="_Toc13513882"/>
+      <w:bookmarkStart w:id="70" w:name="_Toc13430877"/>
+      <w:bookmarkStart w:id="71" w:name="_Toc239342115"/>
       <w:r>
         <w:rPr>
           <w:rFonts w:ascii="Times New Roman" w:hAnsi="Times New Roman"/>
@@ -14405,8 +14689,8 @@
         </w:rPr>
         <w:t>Spark RDD</w:t>
       </w:r>
-      <w:bookmarkEnd w:id="77"/>
-      <w:bookmarkEnd w:id="78"/>
+      <w:bookmarkEnd w:id="70"/>
+      <w:bookmarkEnd w:id="71"/>
     </w:p>
     <w:p>
       <w:pPr>
@@ -14420,7 +14704,7 @@
           <w:kern w:val="0"/>
         </w:rPr>
         <w:drawing>
-          <wp:inline distT="0" distB="0" distL="0" distR="0" wp14:anchorId="3876EBC7" wp14:editId="4540128D">
+          <wp:inline distT="0" distB="0" distL="0" distR="0" wp14:anchorId="70C19419" wp14:editId="4D5B895A">
             <wp:extent cx="5375031" cy="4237371"/>
             <wp:effectExtent l="0" t="0" r="0" b="0"/>
             <wp:docPr id="8" name="图片 8" descr="E:\Documents\Tencent Files\992443259\Image\Group\Image3\Q~AW8DISRL9~A`6W~[Z0]BQ.png"/>
@@ -14475,7 +14759,7 @@
         <w:ind w:firstLine="420"/>
         <w:jc w:val="center"/>
         <w:rPr>
-          <w:rFonts w:ascii="宋体" w:eastAsia="宋体" w:hAnsi="宋体"/>
+          <w:rFonts w:ascii="宋体" w:eastAsia="宋体" w:hAnsi="宋体" w:hint="eastAsia"/>
           <w:sz w:val="21"/>
         </w:rPr>
       </w:pPr>
@@ -14551,9 +14835,9 @@
           <w:b/>
         </w:rPr>
       </w:pPr>
-      <w:bookmarkStart w:id="79" w:name="_Toc13422963"/>
-      <w:bookmarkStart w:id="80" w:name="_Toc13430878"/>
-      <w:bookmarkStart w:id="81" w:name="_Toc13513883"/>
+      <w:bookmarkStart w:id="72" w:name="_Toc13422963"/>
+      <w:bookmarkStart w:id="73" w:name="_Toc13430878"/>
+      <w:bookmarkStart w:id="74" w:name="_Toc239342116"/>
       <w:r>
         <w:rPr>
           <w:rFonts w:ascii="Times New Roman" w:hAnsi="Times New Roman"/>
@@ -14561,9 +14845,9 @@
         </w:rPr>
         <w:t>Spark Streaming</w:t>
       </w:r>
-      <w:bookmarkEnd w:id="79"/>
-      <w:bookmarkEnd w:id="80"/>
-      <w:bookmarkEnd w:id="81"/>
+      <w:bookmarkEnd w:id="72"/>
+      <w:bookmarkEnd w:id="73"/>
+      <w:bookmarkEnd w:id="74"/>
     </w:p>
     <w:p>
       <w:r>
@@ -14604,7 +14888,7 @@
         </w:rPr>
         <w:lastRenderedPageBreak/>
         <w:drawing>
-          <wp:inline distT="0" distB="0" distL="0" distR="0" wp14:anchorId="46147C38" wp14:editId="1AEE57BF">
+          <wp:inline distT="0" distB="0" distL="0" distR="0" wp14:anchorId="4BB12EB7" wp14:editId="675A0755">
             <wp:extent cx="5275385" cy="3368447"/>
             <wp:effectExtent l="0" t="0" r="1905" b="3810"/>
             <wp:docPr id="11" name="图片 11" descr="E:\Documents\Tencent Files\992443259\Image\Group\Image3\0KN(W@C0ET998N4YXMO~I0L.png"/>
@@ -14659,18 +14943,34 @@
         <w:ind w:firstLine="420"/>
         <w:jc w:val="center"/>
         <w:rPr>
+          <w:rFonts w:ascii="宋体" w:eastAsia="宋体" w:hAnsi="宋体" w:hint="eastAsia"/>
+          <w:sz w:val="21"/>
+          <w:szCs w:val="21"/>
+        </w:rPr>
+      </w:pPr>
+      <w:r>
+        <w:rPr>
+          <w:rFonts w:ascii="宋体" w:eastAsia="宋体" w:hAnsi="宋体" w:hint="eastAsia"/>
+          <w:sz w:val="21"/>
+          <w:szCs w:val="21"/>
+        </w:rPr>
+        <w:t xml:space="preserve">图 </w:t>
+      </w:r>
+      <w:r>
+        <w:rPr>
           <w:rFonts w:ascii="宋体" w:eastAsia="宋体" w:hAnsi="宋体"/>
           <w:sz w:val="21"/>
           <w:szCs w:val="21"/>
         </w:rPr>
-      </w:pPr>
+        <w:t>6</w:t>
+      </w:r>
       <w:r>
         <w:rPr>
           <w:rFonts w:ascii="宋体" w:eastAsia="宋体" w:hAnsi="宋体" w:hint="eastAsia"/>
           <w:sz w:val="21"/>
           <w:szCs w:val="21"/>
         </w:rPr>
-        <w:t xml:space="preserve">图 </w:t>
+        <w:t>-</w:t>
       </w:r>
       <w:r>
         <w:rPr>
@@ -14678,7 +14978,7 @@
           <w:sz w:val="21"/>
           <w:szCs w:val="21"/>
         </w:rPr>
-        <w:t>6</w:t>
+        <w:t>2</w:t>
       </w:r>
       <w:r>
         <w:rPr>
@@ -14694,22 +14994,6 @@
           <w:sz w:val="21"/>
           <w:szCs w:val="21"/>
         </w:rPr>
-        <w:t>2</w:t>
-      </w:r>
-      <w:r>
-        <w:rPr>
-          <w:rFonts w:ascii="宋体" w:eastAsia="宋体" w:hAnsi="宋体" w:hint="eastAsia"/>
-          <w:sz w:val="21"/>
-          <w:szCs w:val="21"/>
-        </w:rPr>
-        <w:t>-</w:t>
-      </w:r>
-      <w:r>
-        <w:rPr>
-          <w:rFonts w:ascii="宋体" w:eastAsia="宋体" w:hAnsi="宋体"/>
-          <w:sz w:val="21"/>
-          <w:szCs w:val="21"/>
-        </w:rPr>
         <w:t>1 无数据页面</w:t>
       </w:r>
     </w:p>
@@ -14753,7 +15037,7 @@
           <w:kern w:val="0"/>
         </w:rPr>
         <w:drawing>
-          <wp:inline distT="0" distB="0" distL="0" distR="0" wp14:anchorId="44A90757" wp14:editId="238B5CFD">
+          <wp:inline distT="0" distB="0" distL="0" distR="0" wp14:anchorId="03D83474" wp14:editId="18610130">
             <wp:extent cx="5202164" cy="3182815"/>
             <wp:effectExtent l="0" t="0" r="0" b="0"/>
             <wp:docPr id="12" name="图片 12" descr="E:\Documents\Tencent Files\992443259\Image\Group\Image3\XGSH5Y0~T8`7G4BIH8{[$RL.png"/>
@@ -14808,18 +15092,34 @@
         <w:ind w:firstLine="420"/>
         <w:jc w:val="center"/>
         <w:rPr>
+          <w:rFonts w:ascii="宋体" w:eastAsia="宋体" w:hAnsi="宋体" w:hint="eastAsia"/>
+          <w:sz w:val="21"/>
+          <w:szCs w:val="21"/>
+        </w:rPr>
+      </w:pPr>
+      <w:r>
+        <w:rPr>
+          <w:rFonts w:ascii="宋体" w:eastAsia="宋体" w:hAnsi="宋体" w:hint="eastAsia"/>
+          <w:sz w:val="21"/>
+          <w:szCs w:val="21"/>
+        </w:rPr>
+        <w:t xml:space="preserve">图 </w:t>
+      </w:r>
+      <w:r>
+        <w:rPr>
           <w:rFonts w:ascii="宋体" w:eastAsia="宋体" w:hAnsi="宋体"/>
           <w:sz w:val="21"/>
           <w:szCs w:val="21"/>
         </w:rPr>
-      </w:pPr>
+        <w:t>6</w:t>
+      </w:r>
       <w:r>
         <w:rPr>
           <w:rFonts w:ascii="宋体" w:eastAsia="宋体" w:hAnsi="宋体" w:hint="eastAsia"/>
           <w:sz w:val="21"/>
           <w:szCs w:val="21"/>
         </w:rPr>
-        <w:t xml:space="preserve">图 </w:t>
+        <w:t>-</w:t>
       </w:r>
       <w:r>
         <w:rPr>
@@ -14827,7 +15127,7 @@
           <w:sz w:val="21"/>
           <w:szCs w:val="21"/>
         </w:rPr>
-        <w:t>6</w:t>
+        <w:t>2</w:t>
       </w:r>
       <w:r>
         <w:rPr>
@@ -14843,7 +15143,7 @@
           <w:sz w:val="21"/>
           <w:szCs w:val="21"/>
         </w:rPr>
-        <w:t>2</w:t>
+        <w:t>2 实时数据显示</w:t>
       </w:r>
       <w:r>
         <w:rPr>
@@ -14851,22 +15151,6 @@
           <w:sz w:val="21"/>
           <w:szCs w:val="21"/>
         </w:rPr>
-        <w:t>-</w:t>
-      </w:r>
-      <w:r>
-        <w:rPr>
-          <w:rFonts w:ascii="宋体" w:eastAsia="宋体" w:hAnsi="宋体"/>
-          <w:sz w:val="21"/>
-          <w:szCs w:val="21"/>
-        </w:rPr>
-        <w:t>2 实时数据显示</w:t>
-      </w:r>
-      <w:r>
-        <w:rPr>
-          <w:rFonts w:ascii="宋体" w:eastAsia="宋体" w:hAnsi="宋体" w:hint="eastAsia"/>
-          <w:sz w:val="21"/>
-          <w:szCs w:val="21"/>
-        </w:rPr>
         <w:t>1</w:t>
       </w:r>
     </w:p>
@@ -14883,7 +15167,7 @@
         </w:rPr>
         <w:lastRenderedPageBreak/>
         <w:drawing>
-          <wp:inline distT="0" distB="0" distL="0" distR="0" wp14:anchorId="347B1B38" wp14:editId="71D00DDB">
+          <wp:inline distT="0" distB="0" distL="0" distR="0" wp14:anchorId="5C774702" wp14:editId="66EBF6E2">
             <wp:extent cx="5240215" cy="2689889"/>
             <wp:effectExtent l="0" t="0" r="0" b="0"/>
             <wp:docPr id="14" name="图片 14" descr="E:\Documents\Tencent Files\992443259\Image\Group\Image3\)%3VF41BA%`HPC5XPD$NZEL.png"/>
@@ -14938,7 +15222,7 @@
         <w:ind w:firstLine="420"/>
         <w:jc w:val="center"/>
         <w:rPr>
-          <w:rFonts w:ascii="宋体" w:eastAsia="宋体" w:hAnsi="宋体"/>
+          <w:rFonts w:ascii="宋体" w:eastAsia="宋体" w:hAnsi="宋体" w:hint="eastAsia"/>
           <w:sz w:val="21"/>
         </w:rPr>
       </w:pPr>
@@ -15007,8 +15291,8 @@
           <w:b/>
         </w:rPr>
       </w:pPr>
-      <w:bookmarkStart w:id="82" w:name="_Toc13430879"/>
-      <w:bookmarkStart w:id="83" w:name="_Toc13513884"/>
+      <w:bookmarkStart w:id="75" w:name="_Toc13430879"/>
+      <w:bookmarkStart w:id="76" w:name="_Toc239342117"/>
       <w:r>
         <w:rPr>
           <w:rFonts w:ascii="Times New Roman" w:hAnsi="Times New Roman"/>
@@ -15016,7 +15300,7 @@
         </w:rPr>
         <w:t>Spark S</w:t>
       </w:r>
-      <w:bookmarkEnd w:id="82"/>
+      <w:bookmarkEnd w:id="75"/>
       <w:r>
         <w:rPr>
           <w:rFonts w:ascii="Times New Roman" w:hAnsi="Times New Roman"/>
@@ -15024,7 +15308,7 @@
         </w:rPr>
         <w:t>QL</w:t>
       </w:r>
-      <w:bookmarkEnd w:id="83"/>
+      <w:bookmarkEnd w:id="76"/>
     </w:p>
     <w:p>
       <w:pPr>
@@ -15083,7 +15367,7 @@
           <w:noProof/>
         </w:rPr>
         <w:drawing>
-          <wp:inline distT="0" distB="0" distL="0" distR="0" wp14:anchorId="561B0283" wp14:editId="49A0BA08">
+          <wp:inline distT="0" distB="0" distL="0" distR="0" wp14:anchorId="056B302B" wp14:editId="7C23A2F5">
             <wp:extent cx="4924353" cy="3667125"/>
             <wp:effectExtent l="0" t="0" r="0" b="0"/>
             <wp:docPr id="1" name="图片 1"/>
@@ -15134,7 +15418,7 @@
         <w:jc w:val="center"/>
         <w:rPr>
           <w:rStyle w:val="Char7"/>
-          <w:rFonts w:ascii="宋体" w:hAnsi="宋体"/>
+          <w:rFonts w:ascii="宋体" w:hAnsi="宋体" w:hint="eastAsia"/>
           <w:sz w:val="28"/>
         </w:rPr>
       </w:pPr>
@@ -15203,7 +15487,7 @@
         <w:spacing w:line="240" w:lineRule="auto"/>
         <w:ind w:firstLineChars="0" w:firstLine="420"/>
         <w:rPr>
-          <w:rFonts w:ascii="宋体" w:hAnsi="宋体" w:cs="宋体"/>
+          <w:rFonts w:ascii="宋体" w:hAnsi="宋体" w:cs="宋体" w:hint="eastAsia"/>
           <w:noProof/>
           <w:kern w:val="0"/>
         </w:rPr>
@@ -15215,7 +15499,7 @@
         <w:spacing w:line="240" w:lineRule="auto"/>
         <w:ind w:firstLineChars="0" w:firstLine="420"/>
         <w:rPr>
-          <w:rFonts w:ascii="宋体" w:hAnsi="宋体" w:cs="宋体"/>
+          <w:rFonts w:ascii="宋体" w:hAnsi="宋体" w:cs="宋体" w:hint="eastAsia"/>
           <w:noProof/>
           <w:kern w:val="0"/>
         </w:rPr>
@@ -15227,7 +15511,7 @@
         <w:spacing w:line="240" w:lineRule="auto"/>
         <w:ind w:firstLineChars="0" w:firstLine="420"/>
         <w:rPr>
-          <w:rFonts w:ascii="宋体" w:hAnsi="宋体" w:cs="宋体"/>
+          <w:rFonts w:ascii="宋体" w:hAnsi="宋体" w:cs="宋体" w:hint="eastAsia"/>
           <w:noProof/>
           <w:kern w:val="0"/>
         </w:rPr>
@@ -15239,7 +15523,7 @@
         <w:spacing w:line="240" w:lineRule="auto"/>
         <w:ind w:firstLineChars="0" w:firstLine="420"/>
         <w:rPr>
-          <w:rFonts w:ascii="宋体" w:hAnsi="宋体" w:cs="宋体"/>
+          <w:rFonts w:ascii="宋体" w:hAnsi="宋体" w:cs="宋体" w:hint="eastAsia"/>
           <w:noProof/>
           <w:kern w:val="0"/>
         </w:rPr>
@@ -15268,7 +15552,7 @@
           <w:kern w:val="0"/>
         </w:rPr>
         <w:drawing>
-          <wp:inline distT="0" distB="0" distL="0" distR="0" wp14:anchorId="48F8E737" wp14:editId="0FCAF76F">
+          <wp:inline distT="0" distB="0" distL="0" distR="0" wp14:anchorId="7E2F79D3" wp14:editId="7E619859">
             <wp:extent cx="5748176" cy="2819400"/>
             <wp:effectExtent l="0" t="0" r="5080" b="0"/>
             <wp:docPr id="7" name="图片 7" descr="E:\Documents\Tencent Files\992443259\Image\Group\Image3\HKNNT5UN97GZ$7~F013U$3L.png"/>
@@ -15324,7 +15608,7 @@
         <w:jc w:val="center"/>
         <w:rPr>
           <w:rStyle w:val="Char7"/>
-          <w:rFonts w:ascii="宋体" w:hAnsi="宋体"/>
+          <w:rFonts w:ascii="宋体" w:hAnsi="宋体" w:hint="eastAsia"/>
           <w:sz w:val="21"/>
           <w:szCs w:val="21"/>
         </w:rPr>
@@ -15412,7 +15696,7 @@
           <w:kern w:val="0"/>
         </w:rPr>
         <w:drawing>
-          <wp:inline distT="0" distB="0" distL="0" distR="0" wp14:anchorId="7883179E" wp14:editId="582DEE60">
+          <wp:inline distT="0" distB="0" distL="0" distR="0" wp14:anchorId="011E828D" wp14:editId="0A830436">
             <wp:extent cx="5922101" cy="2887980"/>
             <wp:effectExtent l="0" t="0" r="2540" b="7620"/>
             <wp:docPr id="9" name="图片 9" descr="E:\Documents\Tencent Files\992443259\Image\Group\Image3\52EF(`OS7Y]V5HVM4AI3P{K.png"/>
@@ -15468,7 +15752,7 @@
         <w:jc w:val="center"/>
         <w:rPr>
           <w:rStyle w:val="Char7"/>
-          <w:rFonts w:ascii="宋体" w:hAnsi="宋体"/>
+          <w:rFonts w:ascii="宋体" w:hAnsi="宋体" w:hint="eastAsia"/>
           <w:sz w:val="28"/>
         </w:rPr>
       </w:pPr>
@@ -15594,9 +15878,9 @@
       <w:pPr>
         <w:pStyle w:val="afff7"/>
       </w:pPr>
-      <w:bookmarkStart w:id="84" w:name="_Toc13422965"/>
-      <w:bookmarkStart w:id="85" w:name="_Toc13430880"/>
-      <w:bookmarkStart w:id="86" w:name="_Toc13513885"/>
+      <w:bookmarkStart w:id="77" w:name="_Toc13422965"/>
+      <w:bookmarkStart w:id="78" w:name="_Toc13430880"/>
+      <w:bookmarkStart w:id="79" w:name="_Toc239342118"/>
       <w:r>
         <w:rPr>
           <w:rFonts w:hint="eastAsia"/>
@@ -15628,10 +15912,10 @@
         </w:rPr>
         <w:t>语</w:t>
       </w:r>
-      <w:bookmarkEnd w:id="3"/>
-      <w:bookmarkEnd w:id="84"/>
-      <w:bookmarkEnd w:id="85"/>
-      <w:bookmarkEnd w:id="86"/>
+      <w:bookmarkEnd w:id="2"/>
+      <w:bookmarkEnd w:id="77"/>
+      <w:bookmarkEnd w:id="78"/>
+      <w:bookmarkEnd w:id="79"/>
     </w:p>
     <w:p>
       <w:pPr>
@@ -15913,16 +16197,16 @@
       <w:pPr>
         <w:pStyle w:val="afff7"/>
       </w:pPr>
-      <w:bookmarkStart w:id="87" w:name="_Toc13430881"/>
-      <w:bookmarkStart w:id="88" w:name="_Toc13513886"/>
+      <w:bookmarkStart w:id="80" w:name="_Toc13430881"/>
+      <w:bookmarkStart w:id="81" w:name="_Toc239342119"/>
       <w:r>
         <w:rPr>
           <w:rFonts w:hint="eastAsia"/>
         </w:rPr>
         <w:t>参考文献</w:t>
       </w:r>
-      <w:bookmarkEnd w:id="87"/>
-      <w:bookmarkEnd w:id="88"/>
+      <w:bookmarkEnd w:id="80"/>
+      <w:bookmarkEnd w:id="81"/>
     </w:p>
     <w:p>
       <w:pPr>
@@ -15948,85 +16232,55 @@
         <w:rPr>
           <w:rFonts w:cs="Times New Roman"/>
         </w:rPr>
-        <w:t xml:space="preserve">] Holden </w:t>
-      </w:r>
-      <w:proofErr w:type="spellStart"/>
+        <w:t>] Holden Karau</w:t>
+      </w:r>
       <w:r>
         <w:rPr>
           <w:rFonts w:cs="Times New Roman"/>
         </w:rPr>
-        <w:t>Karau</w:t>
-      </w:r>
-      <w:proofErr w:type="spellEnd"/>
+        <w:t>，</w:t>
+      </w:r>
+      <w:r>
+        <w:rPr>
+          <w:rFonts w:cs="Times New Roman" w:hint="eastAsia"/>
+        </w:rPr>
+        <w:t>A</w:t>
+      </w:r>
       <w:r>
         <w:rPr>
           <w:rFonts w:cs="Times New Roman"/>
         </w:rPr>
+        <w:t>ndy Konwinski</w:t>
+      </w:r>
+      <w:r>
+        <w:rPr>
+          <w:rFonts w:cs="Times New Roman"/>
+        </w:rPr>
         <w:t>，</w:t>
       </w:r>
       <w:r>
         <w:rPr>
           <w:rFonts w:cs="Times New Roman" w:hint="eastAsia"/>
         </w:rPr>
-        <w:t>A</w:t>
+        <w:t>《</w:t>
       </w:r>
       <w:r>
         <w:rPr>
           <w:rFonts w:cs="Times New Roman"/>
         </w:rPr>
-        <w:t xml:space="preserve">ndy </w:t>
-      </w:r>
-      <w:proofErr w:type="spellStart"/>
-      <w:r>
-        <w:rPr>
-          <w:rFonts w:cs="Times New Roman"/>
-        </w:rPr>
-        <w:t>Konwinski</w:t>
-      </w:r>
-      <w:proofErr w:type="spellEnd"/>
-      <w:r>
-        <w:rPr>
-          <w:rFonts w:cs="Times New Roman"/>
-        </w:rPr>
-        <w:t>，</w:t>
+        <w:t>Spark</w:t>
       </w:r>
       <w:r>
         <w:rPr>
           <w:rFonts w:cs="Times New Roman" w:hint="eastAsia"/>
         </w:rPr>
-        <w:t>《</w:t>
-      </w:r>
-      <w:r>
-        <w:rPr>
-          <w:rFonts w:cs="Times New Roman"/>
-        </w:rPr>
-        <w:t>Spark</w:t>
+        <w:t>快速大数据分析》</w:t>
       </w:r>
       <w:r>
         <w:rPr>
           <w:rFonts w:cs="Times New Roman" w:hint="eastAsia"/>
         </w:rPr>
-        <w:t>快速大数据分析》</w:t>
-      </w:r>
-      <w:r>
-        <w:rPr>
-          <w:rFonts w:cs="Times New Roman" w:hint="eastAsia"/>
-        </w:rPr>
-        <w:t>，中国工</w:t>
-      </w:r>
-      <w:proofErr w:type="gramStart"/>
-      <w:r>
-        <w:rPr>
-          <w:rFonts w:cs="Times New Roman" w:hint="eastAsia"/>
-        </w:rPr>
-        <w:t>信出版</w:t>
-      </w:r>
-      <w:proofErr w:type="gramEnd"/>
-      <w:r>
-        <w:rPr>
-          <w:rFonts w:cs="Times New Roman" w:hint="eastAsia"/>
-        </w:rPr>
-        <w:t>设</w:t>
+        <w:t>，中国工信出版设</w:t>
       </w:r>
     </w:p>
     <w:p>
@@ -16327,294 +16581,6 @@
         <w:rPr>
           <w:rFonts w:cs="Times New Roman"/>
         </w:rPr>
-      </w:pPr>
-    </w:p>
-    <w:p>
-      <w:pPr>
-        <w:pStyle w:val="afff7"/>
-      </w:pPr>
-      <w:bookmarkStart w:id="89" w:name="_Toc13430882"/>
-      <w:bookmarkStart w:id="90" w:name="_Toc13513887"/>
-      <w:r>
-        <w:rPr>
-          <w:rFonts w:hint="eastAsia"/>
-        </w:rPr>
-        <w:t>致谢</w:t>
-      </w:r>
-      <w:bookmarkEnd w:id="89"/>
-      <w:bookmarkEnd w:id="90"/>
-    </w:p>
-    <w:p>
-      <w:pPr>
-        <w:pStyle w:val="a1"/>
-        <w:ind w:firstLine="480"/>
-        <w:rPr>
-          <w:rFonts w:cs="Times New Roman"/>
-        </w:rPr>
-      </w:pPr>
-      <w:r>
-        <w:rPr>
-          <w:rFonts w:cs="Times New Roman"/>
-        </w:rPr>
-        <w:t>感谢给予帮助的同学</w:t>
-      </w:r>
-      <w:r>
-        <w:rPr>
-          <w:rFonts w:cs="Times New Roman" w:hint="eastAsia"/>
-        </w:rPr>
-        <w:t>和广大</w:t>
-      </w:r>
-      <w:r>
-        <w:rPr>
-          <w:rFonts w:cs="Times New Roman"/>
-        </w:rPr>
-        <w:t>网友</w:t>
-      </w:r>
-      <w:r>
-        <w:rPr>
-          <w:rFonts w:cs="Times New Roman" w:hint="eastAsia"/>
-        </w:rPr>
-        <w:t>!</w:t>
-      </w:r>
-    </w:p>
-    <w:p>
-      <w:pPr>
-        <w:pStyle w:val="a1"/>
-        <w:ind w:firstLine="480"/>
-        <w:rPr>
-          <w:rFonts w:cs="Times New Roman"/>
-        </w:rPr>
-      </w:pPr>
-      <w:r>
-        <w:rPr>
-          <w:rFonts w:cs="Times New Roman"/>
-        </w:rPr>
-        <w:t>感谢小组各成员相互配合</w:t>
-      </w:r>
-      <w:r>
-        <w:rPr>
-          <w:rFonts w:cs="Times New Roman" w:hint="eastAsia"/>
-        </w:rPr>
-        <w:t>，</w:t>
-      </w:r>
-      <w:r>
-        <w:rPr>
-          <w:rFonts w:cs="Times New Roman"/>
-        </w:rPr>
-        <w:t>坚持不懈</w:t>
-      </w:r>
-      <w:r>
-        <w:rPr>
-          <w:rFonts w:cs="Times New Roman" w:hint="eastAsia"/>
-        </w:rPr>
-        <w:t>!</w:t>
-      </w:r>
-    </w:p>
-    <w:p>
-      <w:pPr>
-        <w:pStyle w:val="a1"/>
-        <w:ind w:firstLine="480"/>
-      </w:pPr>
-      <w:r>
-        <w:rPr>
-          <w:rFonts w:hint="eastAsia"/>
-        </w:rPr>
-        <w:t>最后向在百忙之中评审本文的老师表示衷心的感谢！</w:t>
-      </w:r>
-    </w:p>
-    <w:p>
-      <w:pPr>
-        <w:pStyle w:val="a1"/>
-        <w:ind w:firstLine="480"/>
-        <w:rPr>
-          <w:rFonts w:cs="Times New Roman"/>
-        </w:rPr>
-      </w:pPr>
-    </w:p>
-    <w:p>
-      <w:pPr>
-        <w:pStyle w:val="a1"/>
-        <w:ind w:firstLine="480"/>
-        <w:rPr>
-          <w:rFonts w:cs="Times New Roman"/>
-        </w:rPr>
-      </w:pPr>
-    </w:p>
-    <w:p>
-      <w:pPr>
-        <w:pStyle w:val="a1"/>
-        <w:ind w:firstLine="480"/>
-        <w:rPr>
-          <w:rFonts w:cs="Times New Roman"/>
-        </w:rPr>
-      </w:pPr>
-    </w:p>
-    <w:p>
-      <w:pPr>
-        <w:pStyle w:val="a1"/>
-        <w:ind w:firstLine="480"/>
-        <w:rPr>
-          <w:rFonts w:cs="Times New Roman"/>
-        </w:rPr>
-      </w:pPr>
-    </w:p>
-    <w:p>
-      <w:pPr>
-        <w:pStyle w:val="a1"/>
-        <w:ind w:firstLine="480"/>
-        <w:rPr>
-          <w:rFonts w:cs="Times New Roman"/>
-        </w:rPr>
-      </w:pPr>
-    </w:p>
-    <w:p>
-      <w:pPr>
-        <w:pStyle w:val="a1"/>
-        <w:ind w:firstLine="480"/>
-        <w:rPr>
-          <w:rFonts w:cs="Times New Roman"/>
-        </w:rPr>
-      </w:pPr>
-    </w:p>
-    <w:p>
-      <w:pPr>
-        <w:pStyle w:val="a1"/>
-        <w:ind w:firstLine="480"/>
-        <w:rPr>
-          <w:rFonts w:cs="Times New Roman"/>
-        </w:rPr>
-      </w:pPr>
-    </w:p>
-    <w:p>
-      <w:pPr>
-        <w:pStyle w:val="a1"/>
-        <w:ind w:firstLine="480"/>
-        <w:rPr>
-          <w:rFonts w:cs="Times New Roman"/>
-        </w:rPr>
-      </w:pPr>
-    </w:p>
-    <w:p>
-      <w:pPr>
-        <w:pStyle w:val="a1"/>
-        <w:ind w:firstLine="480"/>
-        <w:rPr>
-          <w:rFonts w:cs="Times New Roman"/>
-        </w:rPr>
-      </w:pPr>
-    </w:p>
-    <w:p>
-      <w:pPr>
-        <w:pStyle w:val="a1"/>
-        <w:ind w:firstLine="480"/>
-        <w:rPr>
-          <w:rFonts w:cs="Times New Roman"/>
-        </w:rPr>
-      </w:pPr>
-    </w:p>
-    <w:p>
-      <w:pPr>
-        <w:pStyle w:val="a1"/>
-        <w:ind w:firstLine="480"/>
-        <w:rPr>
-          <w:rFonts w:cs="Times New Roman"/>
-        </w:rPr>
-      </w:pPr>
-    </w:p>
-    <w:p>
-      <w:pPr>
-        <w:pStyle w:val="a1"/>
-        <w:ind w:firstLine="480"/>
-        <w:rPr>
-          <w:rFonts w:cs="Times New Roman"/>
-        </w:rPr>
-      </w:pPr>
-    </w:p>
-    <w:p>
-      <w:pPr>
-        <w:pStyle w:val="a1"/>
-        <w:ind w:firstLine="480"/>
-        <w:rPr>
-          <w:rFonts w:cs="Times New Roman"/>
-        </w:rPr>
-      </w:pPr>
-    </w:p>
-    <w:p>
-      <w:pPr>
-        <w:pStyle w:val="a1"/>
-        <w:ind w:firstLine="480"/>
-        <w:rPr>
-          <w:rFonts w:cs="Times New Roman"/>
-        </w:rPr>
-      </w:pPr>
-    </w:p>
-    <w:p>
-      <w:pPr>
-        <w:pStyle w:val="a1"/>
-        <w:ind w:firstLine="480"/>
-        <w:rPr>
-          <w:rFonts w:cs="Times New Roman"/>
-        </w:rPr>
-      </w:pPr>
-    </w:p>
-    <w:p>
-      <w:pPr>
-        <w:pStyle w:val="a1"/>
-        <w:ind w:firstLine="480"/>
-        <w:rPr>
-          <w:rFonts w:cs="Times New Roman"/>
-        </w:rPr>
-      </w:pPr>
-    </w:p>
-    <w:p>
-      <w:pPr>
-        <w:pStyle w:val="a1"/>
-        <w:ind w:firstLine="480"/>
-        <w:rPr>
-          <w:rFonts w:cs="Times New Roman"/>
-        </w:rPr>
-      </w:pPr>
-    </w:p>
-    <w:p>
-      <w:pPr>
-        <w:pStyle w:val="a1"/>
-        <w:ind w:firstLine="480"/>
-        <w:rPr>
-          <w:rFonts w:cs="Times New Roman"/>
-        </w:rPr>
-      </w:pPr>
-    </w:p>
-    <w:p>
-      <w:pPr>
-        <w:pStyle w:val="a1"/>
-        <w:ind w:firstLine="480"/>
-        <w:rPr>
-          <w:rFonts w:cs="Times New Roman"/>
-        </w:rPr>
-      </w:pPr>
-    </w:p>
-    <w:p>
-      <w:pPr>
-        <w:pStyle w:val="a1"/>
-        <w:ind w:firstLine="480"/>
-        <w:rPr>
-          <w:rFonts w:cs="Times New Roman"/>
-        </w:rPr>
-      </w:pPr>
-    </w:p>
-    <w:p>
-      <w:pPr>
-        <w:pStyle w:val="a1"/>
-        <w:ind w:firstLineChars="0" w:firstLine="0"/>
-        <w:rPr>
-          <w:rFonts w:cs="Times New Roman"/>
-        </w:rPr>
-      </w:pPr>
-    </w:p>
-    <w:p>
-      <w:pPr>
-        <w:pStyle w:val="a1"/>
-        <w:ind w:firstLine="480"/>
       </w:pPr>
     </w:p>
     <w:sectPr>
@@ -16628,7 +16594,7 @@
 </file>
 
 <file path=word/endnotes.xml><?xml version="1.0" encoding="utf-8"?>
-<w:endnotes xmlns:wpc="http://schemas.microsoft.com/office/word/2010/wordprocessingCanvas" xmlns:cx="http://schemas.microsoft.com/office/drawing/2014/chartex" xmlns:cx1="http://schemas.microsoft.com/office/drawing/2015/9/8/chartex" xmlns:mc="http://schemas.openxmlformats.org/markup-compatibility/2006" xmlns:o="urn:schemas-microsoft-com:office:office" xmlns:r="http://schemas.openxmlformats.org/officeDocument/2006/relationships" xmlns:m="http://schemas.openxmlformats.org/officeDocument/2006/math" xmlns:v="urn:schemas-microsoft-com:vml" xmlns:wp14="http://schemas.microsoft.com/office/word/2010/wordprocessingDrawing" xmlns:wp="http://schemas.openxmlformats.org/drawingml/2006/wordprocessingDrawing" xmlns:w10="urn:schemas-microsoft-com:office:word" xmlns:w="http://schemas.openxmlformats.org/wordprocessingml/2006/main" xmlns:w14="http://schemas.microsoft.com/office/word/2010/wordml" xmlns:w15="http://schemas.microsoft.com/office/word/2012/wordml" xmlns:w16se="http://schemas.microsoft.com/office/word/2015/wordml/symex" xmlns:wpg="http://schemas.microsoft.com/office/word/2010/wordprocessingGroup" xmlns:wpi="http://schemas.microsoft.com/office/word/2010/wordprocessingInk" xmlns:wne="http://schemas.microsoft.com/office/word/2006/wordml" xmlns:wps="http://schemas.microsoft.com/office/word/2010/wordprocessingShape" mc:Ignorable="w14 w15 w16se wp14">
+<w:endnotes xmlns:wpc="http://schemas.microsoft.com/office/word/2010/wordprocessingCanvas" xmlns:cx="http://schemas.microsoft.com/office/drawing/2014/chartex" xmlns:cx1="http://schemas.microsoft.com/office/drawing/2015/9/8/chartex" xmlns:cx2="http://schemas.microsoft.com/office/drawing/2015/10/21/chartex" xmlns:cx3="http://schemas.microsoft.com/office/drawing/2016/5/9/chartex" xmlns:cx4="http://schemas.microsoft.com/office/drawing/2016/5/10/chartex" xmlns:cx5="http://schemas.microsoft.com/office/drawing/2016/5/11/chartex" xmlns:cx6="http://schemas.microsoft.com/office/drawing/2016/5/12/chartex" xmlns:cx7="http://schemas.microsoft.com/office/drawing/2016/5/13/chartex" xmlns:cx8="http://schemas.microsoft.com/office/drawing/2016/5/14/chartex" xmlns:mc="http://schemas.openxmlformats.org/markup-compatibility/2006" xmlns:aink="http://schemas.microsoft.com/office/drawing/2016/ink" xmlns:am3d="http://schemas.microsoft.com/office/drawing/2017/model3d" xmlns:o="urn:schemas-microsoft-com:office:office" xmlns:oel="http://schemas.microsoft.com/office/2019/extlst" xmlns:r="http://schemas.openxmlformats.org/officeDocument/2006/relationships" xmlns:m="http://schemas.openxmlformats.org/officeDocument/2006/math" xmlns:v="urn:schemas-microsoft-com:vml" xmlns:wp14="http://schemas.microsoft.com/office/word/2010/wordprocessingDrawing" xmlns:wp="http://schemas.openxmlformats.org/drawingml/2006/wordprocessingDrawing" xmlns:w10="urn:schemas-microsoft-com:office:word" xmlns:w="http://schemas.openxmlformats.org/wordprocessingml/2006/main" xmlns:w14="http://schemas.microsoft.com/office/word/2010/wordml" xmlns:w15="http://schemas.microsoft.com/office/word/2012/wordml" xmlns:w16cex="http://schemas.microsoft.com/office/word/2018/wordml/cex" xmlns:w16cid="http://schemas.microsoft.com/office/word/2016/wordml/cid" xmlns:w16="http://schemas.microsoft.com/office/word/2018/wordml" xmlns:w16du="http://schemas.microsoft.com/office/word/2023/wordml/word16du" xmlns:w16sdtdh="http://schemas.microsoft.com/office/word/2020/wordml/sdtdatahash" xmlns:w16sdtfl="http://schemas.microsoft.com/office/word/2024/wordml/sdtformatlock" xmlns:w16se="http://schemas.microsoft.com/office/word/2015/wordml/symex" xmlns:wpg="http://schemas.microsoft.com/office/word/2010/wordprocessingGroup" xmlns:wpi="http://schemas.microsoft.com/office/word/2010/wordprocessingInk" xmlns:wne="http://schemas.microsoft.com/office/word/2006/wordml" xmlns:wps="http://schemas.microsoft.com/office/word/2010/wordprocessingShape" mc:Ignorable="w14 w15 w16se w16cid w16 w16cex w16sdtdh w16sdtfl w16du wp14">
   <w:endnote w:type="separator" w:id="-1">
     <w:p>
       <w:pPr>
@@ -16653,7 +16619,7 @@
 </file>
 
 <file path=word/footer1.xml><?xml version="1.0" encoding="utf-8"?>
-<w:ftr xmlns:wpc="http://schemas.microsoft.com/office/word/2010/wordprocessingCanvas" xmlns:cx="http://schemas.microsoft.com/office/drawing/2014/chartex" xmlns:cx1="http://schemas.microsoft.com/office/drawing/2015/9/8/chartex" xmlns:mc="http://schemas.openxmlformats.org/markup-compatibility/2006" xmlns:o="urn:schemas-microsoft-com:office:office" xmlns:r="http://schemas.openxmlformats.org/officeDocument/2006/relationships" xmlns:m="http://schemas.openxmlformats.org/officeDocument/2006/math" xmlns:v="urn:schemas-microsoft-com:vml" xmlns:wp14="http://schemas.microsoft.com/office/word/2010/wordprocessingDrawing" xmlns:wp="http://schemas.openxmlformats.org/drawingml/2006/wordprocessingDrawing" xmlns:w10="urn:schemas-microsoft-com:office:word" xmlns:w="http://schemas.openxmlformats.org/wordprocessingml/2006/main" xmlns:w14="http://schemas.microsoft.com/office/word/2010/wordml" xmlns:w15="http://schemas.microsoft.com/office/word/2012/wordml" xmlns:w16se="http://schemas.microsoft.com/office/word/2015/wordml/symex" xmlns:wpg="http://schemas.microsoft.com/office/word/2010/wordprocessingGroup" xmlns:wpi="http://schemas.microsoft.com/office/word/2010/wordprocessingInk" xmlns:wne="http://schemas.microsoft.com/office/word/2006/wordml" xmlns:wps="http://schemas.microsoft.com/office/word/2010/wordprocessingShape" mc:Ignorable="w14 w15 w16se wp14">
+<w:ftr xmlns:wpc="http://schemas.microsoft.com/office/word/2010/wordprocessingCanvas" xmlns:cx="http://schemas.microsoft.com/office/drawing/2014/chartex" xmlns:cx1="http://schemas.microsoft.com/office/drawing/2015/9/8/chartex" xmlns:cx2="http://schemas.microsoft.com/office/drawing/2015/10/21/chartex" xmlns:cx3="http://schemas.microsoft.com/office/drawing/2016/5/9/chartex" xmlns:cx4="http://schemas.microsoft.com/office/drawing/2016/5/10/chartex" xmlns:cx5="http://schemas.microsoft.com/office/drawing/2016/5/11/chartex" xmlns:cx6="http://schemas.microsoft.com/office/drawing/2016/5/12/chartex" xmlns:cx7="http://schemas.microsoft.com/office/drawing/2016/5/13/chartex" xmlns:cx8="http://schemas.microsoft.com/office/drawing/2016/5/14/chartex" xmlns:mc="http://schemas.openxmlformats.org/markup-compatibility/2006" xmlns:aink="http://schemas.microsoft.com/office/drawing/2016/ink" xmlns:am3d="http://schemas.microsoft.com/office/drawing/2017/model3d" xmlns:o="urn:schemas-microsoft-com:office:office" xmlns:oel="http://schemas.microsoft.com/office/2019/extlst" xmlns:r="http://schemas.openxmlformats.org/officeDocument/2006/relationships" xmlns:m="http://schemas.openxmlformats.org/officeDocument/2006/math" xmlns:v="urn:schemas-microsoft-com:vml" xmlns:wp14="http://schemas.microsoft.com/office/word/2010/wordprocessingDrawing" xmlns:wp="http://schemas.openxmlformats.org/drawingml/2006/wordprocessingDrawing" xmlns:w10="urn:schemas-microsoft-com:office:word" xmlns:w="http://schemas.openxmlformats.org/wordprocessingml/2006/main" xmlns:w14="http://schemas.microsoft.com/office/word/2010/wordml" xmlns:w15="http://schemas.microsoft.com/office/word/2012/wordml" xmlns:w16cex="http://schemas.microsoft.com/office/word/2018/wordml/cex" xmlns:w16cid="http://schemas.microsoft.com/office/word/2016/wordml/cid" xmlns:w16="http://schemas.microsoft.com/office/word/2018/wordml" xmlns:w16du="http://schemas.microsoft.com/office/word/2023/wordml/word16du" xmlns:w16sdtdh="http://schemas.microsoft.com/office/word/2020/wordml/sdtdatahash" xmlns:w16sdtfl="http://schemas.microsoft.com/office/word/2024/wordml/sdtformatlock" xmlns:w16se="http://schemas.microsoft.com/office/word/2015/wordml/symex" xmlns:wpg="http://schemas.microsoft.com/office/word/2010/wordprocessingGroup" xmlns:wpi="http://schemas.microsoft.com/office/word/2010/wordprocessingInk" xmlns:wne="http://schemas.microsoft.com/office/word/2006/wordml" xmlns:wps="http://schemas.microsoft.com/office/word/2010/wordprocessingShape" mc:Ignorable="w14 w15 w16se w16cid w16 w16cex w16sdtdh w16sdtfl w16du wp14">
   <w:p>
     <w:pPr>
       <w:pStyle w:val="af0"/>
@@ -16664,7 +16630,7 @@
 </file>
 
 <file path=word/footer2.xml><?xml version="1.0" encoding="utf-8"?>
-<w:ftr xmlns:wpc="http://schemas.microsoft.com/office/word/2010/wordprocessingCanvas" xmlns:cx="http://schemas.microsoft.com/office/drawing/2014/chartex" xmlns:cx1="http://schemas.microsoft.com/office/drawing/2015/9/8/chartex" xmlns:mc="http://schemas.openxmlformats.org/markup-compatibility/2006" xmlns:o="urn:schemas-microsoft-com:office:office" xmlns:r="http://schemas.openxmlformats.org/officeDocument/2006/relationships" xmlns:m="http://schemas.openxmlformats.org/officeDocument/2006/math" xmlns:v="urn:schemas-microsoft-com:vml" xmlns:wp14="http://schemas.microsoft.com/office/word/2010/wordprocessingDrawing" xmlns:wp="http://schemas.openxmlformats.org/drawingml/2006/wordprocessingDrawing" xmlns:w10="urn:schemas-microsoft-com:office:word" xmlns:w="http://schemas.openxmlformats.org/wordprocessingml/2006/main" xmlns:w14="http://schemas.microsoft.com/office/word/2010/wordml" xmlns:w15="http://schemas.microsoft.com/office/word/2012/wordml" xmlns:w16se="http://schemas.microsoft.com/office/word/2015/wordml/symex" xmlns:wpg="http://schemas.microsoft.com/office/word/2010/wordprocessingGroup" xmlns:wpi="http://schemas.microsoft.com/office/word/2010/wordprocessingInk" xmlns:wne="http://schemas.microsoft.com/office/word/2006/wordml" xmlns:wps="http://schemas.microsoft.com/office/word/2010/wordprocessingShape" mc:Ignorable="w14 w15 w16se wp14">
+<w:ftr xmlns:wpc="http://schemas.microsoft.com/office/word/2010/wordprocessingCanvas" xmlns:cx="http://schemas.microsoft.com/office/drawing/2014/chartex" xmlns:cx1="http://schemas.microsoft.com/office/drawing/2015/9/8/chartex" xmlns:cx2="http://schemas.microsoft.com/office/drawing/2015/10/21/chartex" xmlns:cx3="http://schemas.microsoft.com/office/drawing/2016/5/9/chartex" xmlns:cx4="http://schemas.microsoft.com/office/drawing/2016/5/10/chartex" xmlns:cx5="http://schemas.microsoft.com/office/drawing/2016/5/11/chartex" xmlns:cx6="http://schemas.microsoft.com/office/drawing/2016/5/12/chartex" xmlns:cx7="http://schemas.microsoft.com/office/drawing/2016/5/13/chartex" xmlns:cx8="http://schemas.microsoft.com/office/drawing/2016/5/14/chartex" xmlns:mc="http://schemas.openxmlformats.org/markup-compatibility/2006" xmlns:aink="http://schemas.microsoft.com/office/drawing/2016/ink" xmlns:am3d="http://schemas.microsoft.com/office/drawing/2017/model3d" xmlns:o="urn:schemas-microsoft-com:office:office" xmlns:oel="http://schemas.microsoft.com/office/2019/extlst" xmlns:r="http://schemas.openxmlformats.org/officeDocument/2006/relationships" xmlns:m="http://schemas.openxmlformats.org/officeDocument/2006/math" xmlns:v="urn:schemas-microsoft-com:vml" xmlns:wp14="http://schemas.microsoft.com/office/word/2010/wordprocessingDrawing" xmlns:wp="http://schemas.openxmlformats.org/drawingml/2006/wordprocessingDrawing" xmlns:w10="urn:schemas-microsoft-com:office:word" xmlns:w="http://schemas.openxmlformats.org/wordprocessingml/2006/main" xmlns:w14="http://schemas.microsoft.com/office/word/2010/wordml" xmlns:w15="http://schemas.microsoft.com/office/word/2012/wordml" xmlns:w16cex="http://schemas.microsoft.com/office/word/2018/wordml/cex" xmlns:w16cid="http://schemas.microsoft.com/office/word/2016/wordml/cid" xmlns:w16="http://schemas.microsoft.com/office/word/2018/wordml" xmlns:w16du="http://schemas.microsoft.com/office/word/2023/wordml/word16du" xmlns:w16sdtdh="http://schemas.microsoft.com/office/word/2020/wordml/sdtdatahash" xmlns:w16sdtfl="http://schemas.microsoft.com/office/word/2024/wordml/sdtformatlock" xmlns:w16se="http://schemas.microsoft.com/office/word/2015/wordml/symex" xmlns:wpg="http://schemas.microsoft.com/office/word/2010/wordprocessingGroup" xmlns:wpi="http://schemas.microsoft.com/office/word/2010/wordprocessingInk" xmlns:wne="http://schemas.microsoft.com/office/word/2006/wordml" xmlns:wps="http://schemas.microsoft.com/office/word/2010/wordprocessingShape" mc:Ignorable="w14 w15 w16se w16cid w16 w16cex w16sdtdh w16sdtfl w16du wp14">
   <w:sdt>
     <w:sdtPr>
       <w:id w:val="-1665777661"/>
@@ -16800,7 +16766,7 @@
 </file>
 
 <file path=word/footer3.xml><?xml version="1.0" encoding="utf-8"?>
-<w:ftr xmlns:wpc="http://schemas.microsoft.com/office/word/2010/wordprocessingCanvas" xmlns:cx="http://schemas.microsoft.com/office/drawing/2014/chartex" xmlns:cx1="http://schemas.microsoft.com/office/drawing/2015/9/8/chartex" xmlns:mc="http://schemas.openxmlformats.org/markup-compatibility/2006" xmlns:o="urn:schemas-microsoft-com:office:office" xmlns:r="http://schemas.openxmlformats.org/officeDocument/2006/relationships" xmlns:m="http://schemas.openxmlformats.org/officeDocument/2006/math" xmlns:v="urn:schemas-microsoft-com:vml" xmlns:wp14="http://schemas.microsoft.com/office/word/2010/wordprocessingDrawing" xmlns:wp="http://schemas.openxmlformats.org/drawingml/2006/wordprocessingDrawing" xmlns:w10="urn:schemas-microsoft-com:office:word" xmlns:w="http://schemas.openxmlformats.org/wordprocessingml/2006/main" xmlns:w14="http://schemas.microsoft.com/office/word/2010/wordml" xmlns:w15="http://schemas.microsoft.com/office/word/2012/wordml" xmlns:w16se="http://schemas.microsoft.com/office/word/2015/wordml/symex" xmlns:wpg="http://schemas.microsoft.com/office/word/2010/wordprocessingGroup" xmlns:wpi="http://schemas.microsoft.com/office/word/2010/wordprocessingInk" xmlns:wne="http://schemas.microsoft.com/office/word/2006/wordml" xmlns:wps="http://schemas.microsoft.com/office/word/2010/wordprocessingShape" mc:Ignorable="w14 w15 w16se wp14">
+<w:ftr xmlns:wpc="http://schemas.microsoft.com/office/word/2010/wordprocessingCanvas" xmlns:cx="http://schemas.microsoft.com/office/drawing/2014/chartex" xmlns:cx1="http://schemas.microsoft.com/office/drawing/2015/9/8/chartex" xmlns:cx2="http://schemas.microsoft.com/office/drawing/2015/10/21/chartex" xmlns:cx3="http://schemas.microsoft.com/office/drawing/2016/5/9/chartex" xmlns:cx4="http://schemas.microsoft.com/office/drawing/2016/5/10/chartex" xmlns:cx5="http://schemas.microsoft.com/office/drawing/2016/5/11/chartex" xmlns:cx6="http://schemas.microsoft.com/office/drawing/2016/5/12/chartex" xmlns:cx7="http://schemas.microsoft.com/office/drawing/2016/5/13/chartex" xmlns:cx8="http://schemas.microsoft.com/office/drawing/2016/5/14/chartex" xmlns:mc="http://schemas.openxmlformats.org/markup-compatibility/2006" xmlns:aink="http://schemas.microsoft.com/office/drawing/2016/ink" xmlns:am3d="http://schemas.microsoft.com/office/drawing/2017/model3d" xmlns:o="urn:schemas-microsoft-com:office:office" xmlns:oel="http://schemas.microsoft.com/office/2019/extlst" xmlns:r="http://schemas.openxmlformats.org/officeDocument/2006/relationships" xmlns:m="http://schemas.openxmlformats.org/officeDocument/2006/math" xmlns:v="urn:schemas-microsoft-com:vml" xmlns:wp14="http://schemas.microsoft.com/office/word/2010/wordprocessingDrawing" xmlns:wp="http://schemas.openxmlformats.org/drawingml/2006/wordprocessingDrawing" xmlns:w10="urn:schemas-microsoft-com:office:word" xmlns:w="http://schemas.openxmlformats.org/wordprocessingml/2006/main" xmlns:w14="http://schemas.microsoft.com/office/word/2010/wordml" xmlns:w15="http://schemas.microsoft.com/office/word/2012/wordml" xmlns:w16cex="http://schemas.microsoft.com/office/word/2018/wordml/cex" xmlns:w16cid="http://schemas.microsoft.com/office/word/2016/wordml/cid" xmlns:w16="http://schemas.microsoft.com/office/word/2018/wordml" xmlns:w16du="http://schemas.microsoft.com/office/word/2023/wordml/word16du" xmlns:w16sdtdh="http://schemas.microsoft.com/office/word/2020/wordml/sdtdatahash" xmlns:w16sdtfl="http://schemas.microsoft.com/office/word/2024/wordml/sdtformatlock" xmlns:w16se="http://schemas.microsoft.com/office/word/2015/wordml/symex" xmlns:wpg="http://schemas.microsoft.com/office/word/2010/wordprocessingGroup" xmlns:wpi="http://schemas.microsoft.com/office/word/2010/wordprocessingInk" xmlns:wne="http://schemas.microsoft.com/office/word/2006/wordml" xmlns:wps="http://schemas.microsoft.com/office/word/2010/wordprocessingShape" mc:Ignorable="w14 w15 w16se w16cid w16 w16cex w16sdtdh w16sdtfl w16du wp14">
   <w:p>
     <w:pPr>
       <w:pStyle w:val="af0"/>
@@ -16811,7 +16777,7 @@
 </file>
 
 <file path=word/footnotes.xml><?xml version="1.0" encoding="utf-8"?>
-<w:footnotes xmlns:wpc="http://schemas.microsoft.com/office/word/2010/wordprocessingCanvas" xmlns:cx="http://schemas.microsoft.com/office/drawing/2014/chartex" xmlns:cx1="http://schemas.microsoft.com/office/drawing/2015/9/8/chartex" xmlns:mc="http://schemas.openxmlformats.org/markup-compatibility/2006" xmlns:o="urn:schemas-microsoft-com:office:office" xmlns:r="http://schemas.openxmlformats.org/officeDocument/2006/relationships" xmlns:m="http://schemas.openxmlformats.org/officeDocument/2006/math" xmlns:v="urn:schemas-microsoft-com:vml" xmlns:wp14="http://schemas.microsoft.com/office/word/2010/wordprocessingDrawing" xmlns:wp="http://schemas.openxmlformats.org/drawingml/2006/wordprocessingDrawing" xmlns:w10="urn:schemas-microsoft-com:office:word" xmlns:w="http://schemas.openxmlformats.org/wordprocessingml/2006/main" xmlns:w14="http://schemas.microsoft.com/office/word/2010/wordml" xmlns:w15="http://schemas.microsoft.com/office/word/2012/wordml" xmlns:w16se="http://schemas.microsoft.com/office/word/2015/wordml/symex" xmlns:wpg="http://schemas.microsoft.com/office/word/2010/wordprocessingGroup" xmlns:wpi="http://schemas.microsoft.com/office/word/2010/wordprocessingInk" xmlns:wne="http://schemas.microsoft.com/office/word/2006/wordml" xmlns:wps="http://schemas.microsoft.com/office/word/2010/wordprocessingShape" mc:Ignorable="w14 w15 w16se wp14">
+<w:footnotes xmlns:wpc="http://schemas.microsoft.com/office/word/2010/wordprocessingCanvas" xmlns:cx="http://schemas.microsoft.com/office/drawing/2014/chartex" xmlns:cx1="http://schemas.microsoft.com/office/drawing/2015/9/8/chartex" xmlns:cx2="http://schemas.microsoft.com/office/drawing/2015/10/21/chartex" xmlns:cx3="http://schemas.microsoft.com/office/drawing/2016/5/9/chartex" xmlns:cx4="http://schemas.microsoft.com/office/drawing/2016/5/10/chartex" xmlns:cx5="http://schemas.microsoft.com/office/drawing/2016/5/11/chartex" xmlns:cx6="http://schemas.microsoft.com/office/drawing/2016/5/12/chartex" xmlns:cx7="http://schemas.microsoft.com/office/drawing/2016/5/13/chartex" xmlns:cx8="http://schemas.microsoft.com/office/drawing/2016/5/14/chartex" xmlns:mc="http://schemas.openxmlformats.org/markup-compatibility/2006" xmlns:aink="http://schemas.microsoft.com/office/drawing/2016/ink" xmlns:am3d="http://schemas.microsoft.com/office/drawing/2017/model3d" xmlns:o="urn:schemas-microsoft-com:office:office" xmlns:oel="http://schemas.microsoft.com/office/2019/extlst" xmlns:r="http://schemas.openxmlformats.org/officeDocument/2006/relationships" xmlns:m="http://schemas.openxmlformats.org/officeDocument/2006/math" xmlns:v="urn:schemas-microsoft-com:vml" xmlns:wp14="http://schemas.microsoft.com/office/word/2010/wordprocessingDrawing" xmlns:wp="http://schemas.openxmlformats.org/drawingml/2006/wordprocessingDrawing" xmlns:w10="urn:schemas-microsoft-com:office:word" xmlns:w="http://schemas.openxmlformats.org/wordprocessingml/2006/main" xmlns:w14="http://schemas.microsoft.com/office/word/2010/wordml" xmlns:w15="http://schemas.microsoft.com/office/word/2012/wordml" xmlns:w16cex="http://schemas.microsoft.com/office/word/2018/wordml/cex" xmlns:w16cid="http://schemas.microsoft.com/office/word/2016/wordml/cid" xmlns:w16="http://schemas.microsoft.com/office/word/2018/wordml" xmlns:w16du="http://schemas.microsoft.com/office/word/2023/wordml/word16du" xmlns:w16sdtdh="http://schemas.microsoft.com/office/word/2020/wordml/sdtdatahash" xmlns:w16sdtfl="http://schemas.microsoft.com/office/word/2024/wordml/sdtformatlock" xmlns:w16se="http://schemas.microsoft.com/office/word/2015/wordml/symex" xmlns:wpg="http://schemas.microsoft.com/office/word/2010/wordprocessingGroup" xmlns:wpi="http://schemas.microsoft.com/office/word/2010/wordprocessingInk" xmlns:wne="http://schemas.microsoft.com/office/word/2006/wordml" xmlns:wps="http://schemas.microsoft.com/office/word/2010/wordprocessingShape" mc:Ignorable="w14 w15 w16se w16cid w16 w16cex w16sdtdh w16sdtfl w16du wp14">
   <w:footnote w:type="separator" w:id="-1">
     <w:p>
       <w:pPr>
@@ -16836,7 +16802,7 @@
 </file>
 
 <file path=word/header1.xml><?xml version="1.0" encoding="utf-8"?>
-<w:hdr xmlns:wpc="http://schemas.microsoft.com/office/word/2010/wordprocessingCanvas" xmlns:cx="http://schemas.microsoft.com/office/drawing/2014/chartex" xmlns:cx1="http://schemas.microsoft.com/office/drawing/2015/9/8/chartex" xmlns:mc="http://schemas.openxmlformats.org/markup-compatibility/2006" xmlns:o="urn:schemas-microsoft-com:office:office" xmlns:r="http://schemas.openxmlformats.org/officeDocument/2006/relationships" xmlns:m="http://schemas.openxmlformats.org/officeDocument/2006/math" xmlns:v="urn:schemas-microsoft-com:vml" xmlns:wp14="http://schemas.microsoft.com/office/word/2010/wordprocessingDrawing" xmlns:wp="http://schemas.openxmlformats.org/drawingml/2006/wordprocessingDrawing" xmlns:w10="urn:schemas-microsoft-com:office:word" xmlns:w="http://schemas.openxmlformats.org/wordprocessingml/2006/main" xmlns:w14="http://schemas.microsoft.com/office/word/2010/wordml" xmlns:w15="http://schemas.microsoft.com/office/word/2012/wordml" xmlns:w16se="http://schemas.microsoft.com/office/word/2015/wordml/symex" xmlns:wpg="http://schemas.microsoft.com/office/word/2010/wordprocessingGroup" xmlns:wpi="http://schemas.microsoft.com/office/word/2010/wordprocessingInk" xmlns:wne="http://schemas.microsoft.com/office/word/2006/wordml" xmlns:wps="http://schemas.microsoft.com/office/word/2010/wordprocessingShape" mc:Ignorable="w14 w15 w16se wp14">
+<w:hdr xmlns:wpc="http://schemas.microsoft.com/office/word/2010/wordprocessingCanvas" xmlns:cx="http://schemas.microsoft.com/office/drawing/2014/chartex" xmlns:cx1="http://schemas.microsoft.com/office/drawing/2015/9/8/chartex" xmlns:cx2="http://schemas.microsoft.com/office/drawing/2015/10/21/chartex" xmlns:cx3="http://schemas.microsoft.com/office/drawing/2016/5/9/chartex" xmlns:cx4="http://schemas.microsoft.com/office/drawing/2016/5/10/chartex" xmlns:cx5="http://schemas.microsoft.com/office/drawing/2016/5/11/chartex" xmlns:cx6="http://schemas.microsoft.com/office/drawing/2016/5/12/chartex" xmlns:cx7="http://schemas.microsoft.com/office/drawing/2016/5/13/chartex" xmlns:cx8="http://schemas.microsoft.com/office/drawing/2016/5/14/chartex" xmlns:mc="http://schemas.openxmlformats.org/markup-compatibility/2006" xmlns:aink="http://schemas.microsoft.com/office/drawing/2016/ink" xmlns:am3d="http://schemas.microsoft.com/office/drawing/2017/model3d" xmlns:o="urn:schemas-microsoft-com:office:office" xmlns:oel="http://schemas.microsoft.com/office/2019/extlst" xmlns:r="http://schemas.openxmlformats.org/officeDocument/2006/relationships" xmlns:m="http://schemas.openxmlformats.org/officeDocument/2006/math" xmlns:v="urn:schemas-microsoft-com:vml" xmlns:wp14="http://schemas.microsoft.com/office/word/2010/wordprocessingDrawing" xmlns:wp="http://schemas.openxmlformats.org/drawingml/2006/wordprocessingDrawing" xmlns:w10="urn:schemas-microsoft-com:office:word" xmlns:w="http://schemas.openxmlformats.org/wordprocessingml/2006/main" xmlns:w14="http://schemas.microsoft.com/office/word/2010/wordml" xmlns:w15="http://schemas.microsoft.com/office/word/2012/wordml" xmlns:w16cex="http://schemas.microsoft.com/office/word/2018/wordml/cex" xmlns:w16cid="http://schemas.microsoft.com/office/word/2016/wordml/cid" xmlns:w16="http://schemas.microsoft.com/office/word/2018/wordml" xmlns:w16du="http://schemas.microsoft.com/office/word/2023/wordml/word16du" xmlns:w16sdtdh="http://schemas.microsoft.com/office/word/2020/wordml/sdtdatahash" xmlns:w16sdtfl="http://schemas.microsoft.com/office/word/2024/wordml/sdtformatlock" xmlns:w16se="http://schemas.microsoft.com/office/word/2015/wordml/symex" xmlns:wpg="http://schemas.microsoft.com/office/word/2010/wordprocessingGroup" xmlns:wpi="http://schemas.microsoft.com/office/word/2010/wordprocessingInk" xmlns:wne="http://schemas.microsoft.com/office/word/2006/wordml" xmlns:wps="http://schemas.microsoft.com/office/word/2010/wordprocessingShape" mc:Ignorable="w14 w15 w16se w16cid w16 w16cex w16sdtdh w16sdtfl w16du wp14">
   <w:p>
     <w:pPr>
       <w:pStyle w:val="ae"/>
@@ -16847,7 +16813,7 @@
 </file>
 
 <file path=word/header2.xml><?xml version="1.0" encoding="utf-8"?>
-<w:hdr xmlns:wpc="http://schemas.microsoft.com/office/word/2010/wordprocessingCanvas" xmlns:cx="http://schemas.microsoft.com/office/drawing/2014/chartex" xmlns:cx1="http://schemas.microsoft.com/office/drawing/2015/9/8/chartex" xmlns:mc="http://schemas.openxmlformats.org/markup-compatibility/2006" xmlns:o="urn:schemas-microsoft-com:office:office" xmlns:r="http://schemas.openxmlformats.org/officeDocument/2006/relationships" xmlns:m="http://schemas.openxmlformats.org/officeDocument/2006/math" xmlns:v="urn:schemas-microsoft-com:vml" xmlns:wp14="http://schemas.microsoft.com/office/word/2010/wordprocessingDrawing" xmlns:wp="http://schemas.openxmlformats.org/drawingml/2006/wordprocessingDrawing" xmlns:w10="urn:schemas-microsoft-com:office:word" xmlns:w="http://schemas.openxmlformats.org/wordprocessingml/2006/main" xmlns:w14="http://schemas.microsoft.com/office/word/2010/wordml" xmlns:w15="http://schemas.microsoft.com/office/word/2012/wordml" xmlns:w16se="http://schemas.microsoft.com/office/word/2015/wordml/symex" xmlns:wpg="http://schemas.microsoft.com/office/word/2010/wordprocessingGroup" xmlns:wpi="http://schemas.microsoft.com/office/word/2010/wordprocessingInk" xmlns:wne="http://schemas.microsoft.com/office/word/2006/wordml" xmlns:wps="http://schemas.microsoft.com/office/word/2010/wordprocessingShape" mc:Ignorable="w14 w15 w16se wp14">
+<w:hdr xmlns:wpc="http://schemas.microsoft.com/office/word/2010/wordprocessingCanvas" xmlns:cx="http://schemas.microsoft.com/office/drawing/2014/chartex" xmlns:cx1="http://schemas.microsoft.com/office/drawing/2015/9/8/chartex" xmlns:cx2="http://schemas.microsoft.com/office/drawing/2015/10/21/chartex" xmlns:cx3="http://schemas.microsoft.com/office/drawing/2016/5/9/chartex" xmlns:cx4="http://schemas.microsoft.com/office/drawing/2016/5/10/chartex" xmlns:cx5="http://schemas.microsoft.com/office/drawing/2016/5/11/chartex" xmlns:cx6="http://schemas.microsoft.com/office/drawing/2016/5/12/chartex" xmlns:cx7="http://schemas.microsoft.com/office/drawing/2016/5/13/chartex" xmlns:cx8="http://schemas.microsoft.com/office/drawing/2016/5/14/chartex" xmlns:mc="http://schemas.openxmlformats.org/markup-compatibility/2006" xmlns:aink="http://schemas.microsoft.com/office/drawing/2016/ink" xmlns:am3d="http://schemas.microsoft.com/office/drawing/2017/model3d" xmlns:o="urn:schemas-microsoft-com:office:office" xmlns:oel="http://schemas.microsoft.com/office/2019/extlst" xmlns:r="http://schemas.openxmlformats.org/officeDocument/2006/relationships" xmlns:m="http://schemas.openxmlformats.org/officeDocument/2006/math" xmlns:v="urn:schemas-microsoft-com:vml" xmlns:wp14="http://schemas.microsoft.com/office/word/2010/wordprocessingDrawing" xmlns:wp="http://schemas.openxmlformats.org/drawingml/2006/wordprocessingDrawing" xmlns:w10="urn:schemas-microsoft-com:office:word" xmlns:w="http://schemas.openxmlformats.org/wordprocessingml/2006/main" xmlns:w14="http://schemas.microsoft.com/office/word/2010/wordml" xmlns:w15="http://schemas.microsoft.com/office/word/2012/wordml" xmlns:w16cex="http://schemas.microsoft.com/office/word/2018/wordml/cex" xmlns:w16cid="http://schemas.microsoft.com/office/word/2016/wordml/cid" xmlns:w16="http://schemas.microsoft.com/office/word/2018/wordml" xmlns:w16du="http://schemas.microsoft.com/office/word/2023/wordml/word16du" xmlns:w16sdtdh="http://schemas.microsoft.com/office/word/2020/wordml/sdtdatahash" xmlns:w16sdtfl="http://schemas.microsoft.com/office/word/2024/wordml/sdtformatlock" xmlns:w16se="http://schemas.microsoft.com/office/word/2015/wordml/symex" xmlns:wpg="http://schemas.microsoft.com/office/word/2010/wordprocessingGroup" xmlns:wpi="http://schemas.microsoft.com/office/word/2010/wordprocessingInk" xmlns:wne="http://schemas.microsoft.com/office/word/2006/wordml" xmlns:wps="http://schemas.microsoft.com/office/word/2010/wordprocessingShape" mc:Ignorable="w14 w15 w16se w16cid w16 w16cex w16sdtdh w16sdtfl w16du wp14">
   <w:p>
     <w:pPr>
       <w:pStyle w:val="ae"/>
@@ -16873,7 +16839,7 @@
 </file>
 
 <file path=word/header3.xml><?xml version="1.0" encoding="utf-8"?>
-<w:hdr xmlns:wpc="http://schemas.microsoft.com/office/word/2010/wordprocessingCanvas" xmlns:cx="http://schemas.microsoft.com/office/drawing/2014/chartex" xmlns:cx1="http://schemas.microsoft.com/office/drawing/2015/9/8/chartex" xmlns:mc="http://schemas.openxmlformats.org/markup-compatibility/2006" xmlns:o="urn:schemas-microsoft-com:office:office" xmlns:r="http://schemas.openxmlformats.org/officeDocument/2006/relationships" xmlns:m="http://schemas.openxmlformats.org/officeDocument/2006/math" xmlns:v="urn:schemas-microsoft-com:vml" xmlns:wp14="http://schemas.microsoft.com/office/word/2010/wordprocessingDrawing" xmlns:wp="http://schemas.openxmlformats.org/drawingml/2006/wordprocessingDrawing" xmlns:w10="urn:schemas-microsoft-com:office:word" xmlns:w="http://schemas.openxmlformats.org/wordprocessingml/2006/main" xmlns:w14="http://schemas.microsoft.com/office/word/2010/wordml" xmlns:w15="http://schemas.microsoft.com/office/word/2012/wordml" xmlns:w16se="http://schemas.microsoft.com/office/word/2015/wordml/symex" xmlns:wpg="http://schemas.microsoft.com/office/word/2010/wordprocessingGroup" xmlns:wpi="http://schemas.microsoft.com/office/word/2010/wordprocessingInk" xmlns:wne="http://schemas.microsoft.com/office/word/2006/wordml" xmlns:wps="http://schemas.microsoft.com/office/word/2010/wordprocessingShape" mc:Ignorable="w14 w15 w16se wp14">
+<w:hdr xmlns:wpc="http://schemas.microsoft.com/office/word/2010/wordprocessingCanvas" xmlns:cx="http://schemas.microsoft.com/office/drawing/2014/chartex" xmlns:cx1="http://schemas.microsoft.com/office/drawing/2015/9/8/chartex" xmlns:cx2="http://schemas.microsoft.com/office/drawing/2015/10/21/chartex" xmlns:cx3="http://schemas.microsoft.com/office/drawing/2016/5/9/chartex" xmlns:cx4="http://schemas.microsoft.com/office/drawing/2016/5/10/chartex" xmlns:cx5="http://schemas.microsoft.com/office/drawing/2016/5/11/chartex" xmlns:cx6="http://schemas.microsoft.com/office/drawing/2016/5/12/chartex" xmlns:cx7="http://schemas.microsoft.com/office/drawing/2016/5/13/chartex" xmlns:cx8="http://schemas.microsoft.com/office/drawing/2016/5/14/chartex" xmlns:mc="http://schemas.openxmlformats.org/markup-compatibility/2006" xmlns:aink="http://schemas.microsoft.com/office/drawing/2016/ink" xmlns:am3d="http://schemas.microsoft.com/office/drawing/2017/model3d" xmlns:o="urn:schemas-microsoft-com:office:office" xmlns:oel="http://schemas.microsoft.com/office/2019/extlst" xmlns:r="http://schemas.openxmlformats.org/officeDocument/2006/relationships" xmlns:m="http://schemas.openxmlformats.org/officeDocument/2006/math" xmlns:v="urn:schemas-microsoft-com:vml" xmlns:wp14="http://schemas.microsoft.com/office/word/2010/wordprocessingDrawing" xmlns:wp="http://schemas.openxmlformats.org/drawingml/2006/wordprocessingDrawing" xmlns:w10="urn:schemas-microsoft-com:office:word" xmlns:w="http://schemas.openxmlformats.org/wordprocessingml/2006/main" xmlns:w14="http://schemas.microsoft.com/office/word/2010/wordml" xmlns:w15="http://schemas.microsoft.com/office/word/2012/wordml" xmlns:w16cex="http://schemas.microsoft.com/office/word/2018/wordml/cex" xmlns:w16cid="http://schemas.microsoft.com/office/word/2016/wordml/cid" xmlns:w16="http://schemas.microsoft.com/office/word/2018/wordml" xmlns:w16du="http://schemas.microsoft.com/office/word/2023/wordml/word16du" xmlns:w16sdtdh="http://schemas.microsoft.com/office/word/2020/wordml/sdtdatahash" xmlns:w16sdtfl="http://schemas.microsoft.com/office/word/2024/wordml/sdtformatlock" xmlns:w16se="http://schemas.microsoft.com/office/word/2015/wordml/symex" xmlns:wpg="http://schemas.microsoft.com/office/word/2010/wordprocessingGroup" xmlns:wpi="http://schemas.microsoft.com/office/word/2010/wordprocessingInk" xmlns:wne="http://schemas.microsoft.com/office/word/2006/wordml" xmlns:wps="http://schemas.microsoft.com/office/word/2010/wordprocessingShape" mc:Ignorable="w14 w15 w16se w16cid w16 w16cex w16sdtdh w16sdtfl w16du wp14">
   <w:p>
     <w:pPr>
       <w:pStyle w:val="ae"/>
@@ -16884,7 +16850,7 @@
 </file>
 
 <file path=word/numbering.xml><?xml version="1.0" encoding="utf-8"?>
-<w:numbering xmlns:wpc="http://schemas.microsoft.com/office/word/2010/wordprocessingCanvas" xmlns:cx="http://schemas.microsoft.com/office/drawing/2014/chartex" xmlns:cx1="http://schemas.microsoft.com/office/drawing/2015/9/8/chartex" xmlns:mc="http://schemas.openxmlformats.org/markup-compatibility/2006" xmlns:o="urn:schemas-microsoft-com:office:office" xmlns:r="http://schemas.openxmlformats.org/officeDocument/2006/relationships" xmlns:m="http://schemas.openxmlformats.org/officeDocument/2006/math" xmlns:v="urn:schemas-microsoft-com:vml" xmlns:wp14="http://schemas.microsoft.com/office/word/2010/wordprocessingDrawing" xmlns:wp="http://schemas.openxmlformats.org/drawingml/2006/wordprocessingDrawing" xmlns:w10="urn:schemas-microsoft-com:office:word" xmlns:w="http://schemas.openxmlformats.org/wordprocessingml/2006/main" xmlns:w14="http://schemas.microsoft.com/office/word/2010/wordml" xmlns:w15="http://schemas.microsoft.com/office/word/2012/wordml" xmlns:w16se="http://schemas.microsoft.com/office/word/2015/wordml/symex" xmlns:wpg="http://schemas.microsoft.com/office/word/2010/wordprocessingGroup" xmlns:wpi="http://schemas.microsoft.com/office/word/2010/wordprocessingInk" xmlns:wne="http://schemas.microsoft.com/office/word/2006/wordml" xmlns:wps="http://schemas.microsoft.com/office/word/2010/wordprocessingShape" mc:Ignorable="w14 w15 w16se wp14">
+<w:numbering xmlns:wpc="http://schemas.microsoft.com/office/word/2010/wordprocessingCanvas" xmlns:cx="http://schemas.microsoft.com/office/drawing/2014/chartex" xmlns:cx1="http://schemas.microsoft.com/office/drawing/2015/9/8/chartex" xmlns:cx2="http://schemas.microsoft.com/office/drawing/2015/10/21/chartex" xmlns:cx3="http://schemas.microsoft.com/office/drawing/2016/5/9/chartex" xmlns:cx4="http://schemas.microsoft.com/office/drawing/2016/5/10/chartex" xmlns:cx5="http://schemas.microsoft.com/office/drawing/2016/5/11/chartex" xmlns:cx6="http://schemas.microsoft.com/office/drawing/2016/5/12/chartex" xmlns:cx7="http://schemas.microsoft.com/office/drawing/2016/5/13/chartex" xmlns:cx8="http://schemas.microsoft.com/office/drawing/2016/5/14/chartex" xmlns:mc="http://schemas.openxmlformats.org/markup-compatibility/2006" xmlns:aink="http://schemas.microsoft.com/office/drawing/2016/ink" xmlns:am3d="http://schemas.microsoft.com/office/drawing/2017/model3d" xmlns:o="urn:schemas-microsoft-com:office:office" xmlns:oel="http://schemas.microsoft.com/office/2019/extlst" xmlns:r="http://schemas.openxmlformats.org/officeDocument/2006/relationships" xmlns:m="http://schemas.openxmlformats.org/officeDocument/2006/math" xmlns:v="urn:schemas-microsoft-com:vml" xmlns:wp14="http://schemas.microsoft.com/office/word/2010/wordprocessingDrawing" xmlns:wp="http://schemas.openxmlformats.org/drawingml/2006/wordprocessingDrawing" xmlns:w10="urn:schemas-microsoft-com:office:word" xmlns:w="http://schemas.openxmlformats.org/wordprocessingml/2006/main" xmlns:w14="http://schemas.microsoft.com/office/word/2010/wordml" xmlns:w15="http://schemas.microsoft.com/office/word/2012/wordml" xmlns:w16cex="http://schemas.microsoft.com/office/word/2018/wordml/cex" xmlns:w16cid="http://schemas.microsoft.com/office/word/2016/wordml/cid" xmlns:w16="http://schemas.microsoft.com/office/word/2018/wordml" xmlns:w16du="http://schemas.microsoft.com/office/word/2023/wordml/word16du" xmlns:w16sdtdh="http://schemas.microsoft.com/office/word/2020/wordml/sdtdatahash" xmlns:w16sdtfl="http://schemas.microsoft.com/office/word/2024/wordml/sdtformatlock" xmlns:w16se="http://schemas.microsoft.com/office/word/2015/wordml/symex" xmlns:wpg="http://schemas.microsoft.com/office/word/2010/wordprocessingGroup" xmlns:wpi="http://schemas.microsoft.com/office/word/2010/wordprocessingInk" xmlns:wne="http://schemas.microsoft.com/office/word/2006/wordml" xmlns:wps="http://schemas.microsoft.com/office/word/2010/wordprocessingShape" mc:Ignorable="w14 w15 w16se w16cid w16 w16cex w16sdtdh w16sdtfl w16du wp14">
   <w:abstractNum w:abstractNumId="0" w15:restartNumberingAfterBreak="0">
     <w:nsid w:val="DC41D6E6"/>
     <w:multiLevelType w:val="multilevel"/>
@@ -18802,7 +18768,7 @@
       </w:pPr>
     </w:lvl>
   </w:abstractNum>
-  <w:num w:numId="1">
+  <w:num w:numId="1" w16cid:durableId="1793014440">
     <w:abstractNumId w:val="1"/>
     <w:lvlOverride w:ilvl="0">
       <w:startOverride w:val="1"/>
@@ -18832,7 +18798,7 @@
       <w:startOverride w:val="1"/>
     </w:lvlOverride>
   </w:num>
-  <w:num w:numId="2">
+  <w:num w:numId="2" w16cid:durableId="1150633524">
     <w:abstractNumId w:val="2"/>
     <w:lvlOverride w:ilvl="0">
       <w:startOverride w:val="1"/>
@@ -18862,7 +18828,7 @@
       <w:startOverride w:val="1"/>
     </w:lvlOverride>
   </w:num>
-  <w:num w:numId="3">
+  <w:num w:numId="3" w16cid:durableId="927613445">
     <w:abstractNumId w:val="2"/>
     <w:lvlOverride w:ilvl="0">
       <w:startOverride w:val="1"/>
@@ -18892,7 +18858,7 @@
       <w:startOverride w:val="1"/>
     </w:lvlOverride>
   </w:num>
-  <w:num w:numId="4">
+  <w:num w:numId="4" w16cid:durableId="766313132">
     <w:abstractNumId w:val="2"/>
     <w:lvlOverride w:ilvl="0">
       <w:startOverride w:val="1"/>
@@ -18922,7 +18888,7 @@
       <w:startOverride w:val="1"/>
     </w:lvlOverride>
   </w:num>
-  <w:num w:numId="5">
+  <w:num w:numId="5" w16cid:durableId="449663607">
     <w:abstractNumId w:val="2"/>
     <w:lvlOverride w:ilvl="0">
       <w:startOverride w:val="1"/>
@@ -18952,7 +18918,7 @@
       <w:startOverride w:val="1"/>
     </w:lvlOverride>
   </w:num>
-  <w:num w:numId="6">
+  <w:num w:numId="6" w16cid:durableId="284391942">
     <w:abstractNumId w:val="2"/>
     <w:lvlOverride w:ilvl="0">
       <w:startOverride w:val="1"/>
@@ -18982,7 +18948,7 @@
       <w:startOverride w:val="1"/>
     </w:lvlOverride>
   </w:num>
-  <w:num w:numId="7">
+  <w:num w:numId="7" w16cid:durableId="973411319">
     <w:abstractNumId w:val="2"/>
     <w:lvlOverride w:ilvl="0">
       <w:startOverride w:val="1"/>
@@ -19012,7 +18978,7 @@
       <w:startOverride w:val="1"/>
     </w:lvlOverride>
   </w:num>
-  <w:num w:numId="8">
+  <w:num w:numId="8" w16cid:durableId="1599025240">
     <w:abstractNumId w:val="2"/>
     <w:lvlOverride w:ilvl="0">
       <w:startOverride w:val="1"/>
@@ -19042,7 +19008,7 @@
       <w:startOverride w:val="1"/>
     </w:lvlOverride>
   </w:num>
-  <w:num w:numId="9">
+  <w:num w:numId="9" w16cid:durableId="863136440">
     <w:abstractNumId w:val="2"/>
     <w:lvlOverride w:ilvl="0">
       <w:startOverride w:val="1"/>
@@ -19072,13 +19038,13 @@
       <w:startOverride w:val="1"/>
     </w:lvlOverride>
   </w:num>
-  <w:num w:numId="10">
+  <w:num w:numId="10" w16cid:durableId="1299917486">
     <w:abstractNumId w:val="4"/>
   </w:num>
-  <w:num w:numId="11">
+  <w:num w:numId="11" w16cid:durableId="188952537">
     <w:abstractNumId w:val="6"/>
   </w:num>
-  <w:num w:numId="12">
+  <w:num w:numId="12" w16cid:durableId="1106734694">
     <w:abstractNumId w:val="10"/>
     <w:lvlOverride w:ilvl="0">
       <w:startOverride w:val="1"/>
@@ -19108,56 +19074,56 @@
       <w:startOverride w:val="1"/>
     </w:lvlOverride>
   </w:num>
-  <w:num w:numId="13">
+  <w:num w:numId="13" w16cid:durableId="1238631626">
     <w:abstractNumId w:val="11"/>
   </w:num>
-  <w:num w:numId="14">
+  <w:num w:numId="14" w16cid:durableId="1401637199">
     <w:abstractNumId w:val="10"/>
   </w:num>
-  <w:num w:numId="15">
+  <w:num w:numId="15" w16cid:durableId="615529069">
     <w:abstractNumId w:val="7"/>
   </w:num>
-  <w:num w:numId="16">
+  <w:num w:numId="16" w16cid:durableId="799765066">
     <w:abstractNumId w:val="15"/>
   </w:num>
-  <w:num w:numId="17">
+  <w:num w:numId="17" w16cid:durableId="570701607">
     <w:abstractNumId w:val="9"/>
   </w:num>
-  <w:num w:numId="18">
+  <w:num w:numId="18" w16cid:durableId="286162836">
     <w:abstractNumId w:val="13"/>
   </w:num>
-  <w:num w:numId="19">
+  <w:num w:numId="19" w16cid:durableId="1474104994">
     <w:abstractNumId w:val="17"/>
   </w:num>
-  <w:num w:numId="20">
+  <w:num w:numId="20" w16cid:durableId="1172379812">
     <w:abstractNumId w:val="16"/>
   </w:num>
-  <w:num w:numId="21">
+  <w:num w:numId="21" w16cid:durableId="565530251">
     <w:abstractNumId w:val="8"/>
   </w:num>
-  <w:num w:numId="22">
+  <w:num w:numId="22" w16cid:durableId="739601666">
     <w:abstractNumId w:val="12"/>
   </w:num>
-  <w:num w:numId="23">
+  <w:num w:numId="23" w16cid:durableId="98065670">
     <w:abstractNumId w:val="14"/>
   </w:num>
-  <w:num w:numId="24">
+  <w:num w:numId="24" w16cid:durableId="1616982871">
     <w:abstractNumId w:val="18"/>
   </w:num>
-  <w:num w:numId="25">
+  <w:num w:numId="25" w16cid:durableId="148178557">
     <w:abstractNumId w:val="3"/>
   </w:num>
-  <w:num w:numId="26">
+  <w:num w:numId="26" w16cid:durableId="200097099">
     <w:abstractNumId w:val="5"/>
   </w:num>
-  <w:num w:numId="27">
+  <w:num w:numId="27" w16cid:durableId="97220608">
     <w:abstractNumId w:val="0"/>
   </w:num>
 </w:numbering>
 </file>
 
 <file path=word/styles.xml><?xml version="1.0" encoding="utf-8"?>
-<w:styles xmlns:mc="http://schemas.openxmlformats.org/markup-compatibility/2006" xmlns:r="http://schemas.openxmlformats.org/officeDocument/2006/relationships" xmlns:w="http://schemas.openxmlformats.org/wordprocessingml/2006/main" xmlns:w14="http://schemas.microsoft.com/office/word/2010/wordml" xmlns:w15="http://schemas.microsoft.com/office/word/2012/wordml" xmlns:w16se="http://schemas.microsoft.com/office/word/2015/wordml/symex" mc:Ignorable="w14 w15 w16se">
+<w:styles xmlns:mc="http://schemas.openxmlformats.org/markup-compatibility/2006" xmlns:r="http://schemas.openxmlformats.org/officeDocument/2006/relationships" xmlns:w="http://schemas.openxmlformats.org/wordprocessingml/2006/main" xmlns:w14="http://schemas.microsoft.com/office/word/2010/wordml" xmlns:w15="http://schemas.microsoft.com/office/word/2012/wordml" xmlns:w16cex="http://schemas.microsoft.com/office/word/2018/wordml/cex" xmlns:w16cid="http://schemas.microsoft.com/office/word/2016/wordml/cid" xmlns:w16="http://schemas.microsoft.com/office/word/2018/wordml" xmlns:w16du="http://schemas.microsoft.com/office/word/2023/wordml/word16du" xmlns:w16sdtdh="http://schemas.microsoft.com/office/word/2020/wordml/sdtdatahash" xmlns:w16sdtfl="http://schemas.microsoft.com/office/word/2024/wordml/sdtformatlock" xmlns:w16se="http://schemas.microsoft.com/office/word/2015/wordml/symex" mc:Ignorable="w14 w15 w16se w16cid w16 w16cex w16sdtdh w16sdtfl w16du">
   <w:docDefaults>
     <w:rPrDefault>
       <w:rPr>
@@ -19170,7 +19136,7 @@
     </w:rPrDefault>
     <w:pPrDefault/>
   </w:docDefaults>
-  <w:latentStyles w:defLockedState="0" w:defUIPriority="99" w:defSemiHidden="0" w:defUnhideWhenUsed="0" w:defQFormat="0" w:count="371">
+  <w:latentStyles w:defLockedState="0" w:defUIPriority="99" w:defSemiHidden="0" w:defUnhideWhenUsed="0" w:defQFormat="0" w:count="376">
     <w:lsdException w:name="Normal" w:uiPriority="0" w:qFormat="1"/>
     <w:lsdException w:name="heading 1" w:uiPriority="9" w:qFormat="1"/>
     <w:lsdException w:name="heading 2" w:semiHidden="1" w:uiPriority="9" w:unhideWhenUsed="1" w:qFormat="1"/>
@@ -19542,6 +19508,11 @@
     <w:lsdException w:name="List Table 5 Dark Accent 6" w:uiPriority="50"/>
     <w:lsdException w:name="List Table 6 Colorful Accent 6" w:uiPriority="51"/>
     <w:lsdException w:name="List Table 7 Colorful Accent 6" w:uiPriority="52"/>
+    <w:lsdException w:name="Mention" w:semiHidden="1" w:unhideWhenUsed="1"/>
+    <w:lsdException w:name="Smart Hyperlink" w:semiHidden="1" w:unhideWhenUsed="1"/>
+    <w:lsdException w:name="Hashtag" w:semiHidden="1" w:unhideWhenUsed="1"/>
+    <w:lsdException w:name="Unresolved Mention" w:semiHidden="1" w:unhideWhenUsed="1"/>
+    <w:lsdException w:name="Smart Link" w:semiHidden="1" w:unhideWhenUsed="1"/>
   </w:latentStyles>
   <w:style w:type="paragraph" w:default="1" w:styleId="a0">
     <w:name w:val="Normal"/>
@@ -19883,7 +19854,7 @@
       <w:iCs w:val="0"/>
     </w:rPr>
   </w:style>
-  <w:style w:type="paragraph" w:styleId="11">
+  <w:style w:type="paragraph" w:styleId="TOC1">
     <w:name w:val="toc 1"/>
     <w:basedOn w:val="a0"/>
     <w:next w:val="a0"/>
@@ -19905,7 +19876,7 @@
       <w:sz w:val="21"/>
     </w:rPr>
   </w:style>
-  <w:style w:type="paragraph" w:styleId="21">
+  <w:style w:type="paragraph" w:styleId="TOC2">
     <w:name w:val="toc 2"/>
     <w:basedOn w:val="a0"/>
     <w:next w:val="a0"/>
@@ -20171,7 +20142,7 @@
       <w:szCs w:val="44"/>
     </w:rPr>
   </w:style>
-  <w:style w:type="paragraph" w:styleId="31">
+  <w:style w:type="paragraph" w:styleId="TOC3">
     <w:name w:val="toc 3"/>
     <w:basedOn w:val="a0"/>
     <w:next w:val="a0"/>
@@ -20607,10 +20578,10 @@
       <w:bCs/>
     </w:rPr>
   </w:style>
-  <w:style w:type="paragraph" w:styleId="22">
+  <w:style w:type="paragraph" w:styleId="21">
     <w:name w:val="Body Text Indent 2"/>
     <w:basedOn w:val="a0"/>
-    <w:link w:val="23"/>
+    <w:link w:val="22"/>
     <w:unhideWhenUsed/>
     <w:rsid w:val="004E41B6"/>
     <w:pPr>
@@ -20621,10 +20592,10 @@
       <w:szCs w:val="20"/>
     </w:rPr>
   </w:style>
-  <w:style w:type="character" w:customStyle="1" w:styleId="23">
+  <w:style w:type="character" w:customStyle="1" w:styleId="22">
     <w:name w:val="正文文本缩进 2 字符"/>
     <w:basedOn w:val="a2"/>
-    <w:link w:val="22"/>
+    <w:link w:val="21"/>
     <w:rsid w:val="004E41B6"/>
     <w:rPr>
       <w:rFonts w:ascii="Times New Roman" w:eastAsia="宋体" w:hAnsi="Times New Roman" w:cs="Times New Roman"/>
@@ -20838,7 +20809,7 @@
     <w:rsid w:val="004E41B6"/>
   </w:style>
   <w:style w:type="character" w:customStyle="1" w:styleId="affc">
-    <w:name w:val="列出段落 字符"/>
+    <w:name w:val="列表段落 字符"/>
     <w:basedOn w:val="a2"/>
     <w:link w:val="affb"/>
     <w:uiPriority w:val="34"/>
@@ -21006,7 +20977,7 @@
       <w:szCs w:val="28"/>
     </w:rPr>
   </w:style>
-  <w:style w:type="paragraph" w:styleId="41">
+  <w:style w:type="paragraph" w:styleId="TOC4">
     <w:name w:val="toc 4"/>
     <w:basedOn w:val="a0"/>
     <w:next w:val="a0"/>
@@ -21025,7 +20996,7 @@
       <w:szCs w:val="18"/>
     </w:rPr>
   </w:style>
-  <w:style w:type="paragraph" w:styleId="51">
+  <w:style w:type="paragraph" w:styleId="TOC5">
     <w:name w:val="toc 5"/>
     <w:basedOn w:val="a0"/>
     <w:next w:val="a0"/>
@@ -21044,7 +21015,7 @@
       <w:szCs w:val="18"/>
     </w:rPr>
   </w:style>
-  <w:style w:type="paragraph" w:styleId="61">
+  <w:style w:type="paragraph" w:styleId="TOC6">
     <w:name w:val="toc 6"/>
     <w:basedOn w:val="a0"/>
     <w:next w:val="a0"/>
@@ -21063,7 +21034,7 @@
       <w:szCs w:val="18"/>
     </w:rPr>
   </w:style>
-  <w:style w:type="paragraph" w:styleId="71">
+  <w:style w:type="paragraph" w:styleId="TOC7">
     <w:name w:val="toc 7"/>
     <w:basedOn w:val="a0"/>
     <w:next w:val="a0"/>
@@ -21082,7 +21053,7 @@
       <w:szCs w:val="18"/>
     </w:rPr>
   </w:style>
-  <w:style w:type="paragraph" w:styleId="81">
+  <w:style w:type="paragraph" w:styleId="TOC8">
     <w:name w:val="toc 8"/>
     <w:basedOn w:val="a0"/>
     <w:next w:val="a0"/>
@@ -21101,7 +21072,7 @@
       <w:szCs w:val="18"/>
     </w:rPr>
   </w:style>
-  <w:style w:type="paragraph" w:styleId="91">
+  <w:style w:type="paragraph" w:styleId="TOC9">
     <w:name w:val="toc 9"/>
     <w:basedOn w:val="a0"/>
     <w:next w:val="a0"/>
@@ -21150,7 +21121,7 @@
       <w:szCs w:val="21"/>
     </w:rPr>
   </w:style>
-  <w:style w:type="table" w:styleId="42">
+  <w:style w:type="table" w:styleId="41">
     <w:name w:val="Plain Table 4"/>
     <w:basedOn w:val="a3"/>
     <w:uiPriority w:val="44"/>
@@ -21231,7 +21202,7 @@
 </file>
 
 <file path=word/glossary/document.xml><?xml version="1.0" encoding="utf-8"?>
-<w:glossaryDocument xmlns:wpc="http://schemas.microsoft.com/office/word/2010/wordprocessingCanvas" xmlns:cx="http://schemas.microsoft.com/office/drawing/2014/chartex" xmlns:cx1="http://schemas.microsoft.com/office/drawing/2015/9/8/chartex" xmlns:mc="http://schemas.openxmlformats.org/markup-compatibility/2006" xmlns:o="urn:schemas-microsoft-com:office:office" xmlns:r="http://schemas.openxmlformats.org/officeDocument/2006/relationships" xmlns:m="http://schemas.openxmlformats.org/officeDocument/2006/math" xmlns:v="urn:schemas-microsoft-com:vml" xmlns:wp14="http://schemas.microsoft.com/office/word/2010/wordprocessingDrawing" xmlns:wp="http://schemas.openxmlformats.org/drawingml/2006/wordprocessingDrawing" xmlns:w10="urn:schemas-microsoft-com:office:word" xmlns:w="http://schemas.openxmlformats.org/wordprocessingml/2006/main" xmlns:w14="http://schemas.microsoft.com/office/word/2010/wordml" xmlns:w15="http://schemas.microsoft.com/office/word/2012/wordml" xmlns:w16se="http://schemas.microsoft.com/office/word/2015/wordml/symex" xmlns:wpg="http://schemas.microsoft.com/office/word/2010/wordprocessingGroup" xmlns:wpi="http://schemas.microsoft.com/office/word/2010/wordprocessingInk" xmlns:wne="http://schemas.microsoft.com/office/word/2006/wordml" xmlns:wps="http://schemas.microsoft.com/office/word/2010/wordprocessingShape" mc:Ignorable="w14 w15 w16se wp14">
+<w:glossaryDocument xmlns:wpc="http://schemas.microsoft.com/office/word/2010/wordprocessingCanvas" xmlns:cx="http://schemas.microsoft.com/office/drawing/2014/chartex" xmlns:cx1="http://schemas.microsoft.com/office/drawing/2015/9/8/chartex" xmlns:cx2="http://schemas.microsoft.com/office/drawing/2015/10/21/chartex" xmlns:cx3="http://schemas.microsoft.com/office/drawing/2016/5/9/chartex" xmlns:cx4="http://schemas.microsoft.com/office/drawing/2016/5/10/chartex" xmlns:cx5="http://schemas.microsoft.com/office/drawing/2016/5/11/chartex" xmlns:cx6="http://schemas.microsoft.com/office/drawing/2016/5/12/chartex" xmlns:cx7="http://schemas.microsoft.com/office/drawing/2016/5/13/chartex" xmlns:cx8="http://schemas.microsoft.com/office/drawing/2016/5/14/chartex" xmlns:mc="http://schemas.openxmlformats.org/markup-compatibility/2006" xmlns:aink="http://schemas.microsoft.com/office/drawing/2016/ink" xmlns:am3d="http://schemas.microsoft.com/office/drawing/2017/model3d" xmlns:o="urn:schemas-microsoft-com:office:office" xmlns:oel="http://schemas.microsoft.com/office/2019/extlst" xmlns:r="http://schemas.openxmlformats.org/officeDocument/2006/relationships" xmlns:m="http://schemas.openxmlformats.org/officeDocument/2006/math" xmlns:v="urn:schemas-microsoft-com:vml" xmlns:wp14="http://schemas.microsoft.com/office/word/2010/wordprocessingDrawing" xmlns:wp="http://schemas.openxmlformats.org/drawingml/2006/wordprocessingDrawing" xmlns:w10="urn:schemas-microsoft-com:office:word" xmlns:w="http://schemas.openxmlformats.org/wordprocessingml/2006/main" xmlns:w14="http://schemas.microsoft.com/office/word/2010/wordml" xmlns:w15="http://schemas.microsoft.com/office/word/2012/wordml" xmlns:w16cex="http://schemas.microsoft.com/office/word/2018/wordml/cex" xmlns:w16cid="http://schemas.microsoft.com/office/word/2016/wordml/cid" xmlns:w16="http://schemas.microsoft.com/office/word/2018/wordml" xmlns:w16du="http://schemas.microsoft.com/office/word/2023/wordml/word16du" xmlns:w16sdtdh="http://schemas.microsoft.com/office/word/2020/wordml/sdtdatahash" xmlns:w16sdtfl="http://schemas.microsoft.com/office/word/2024/wordml/sdtformatlock" xmlns:w16se="http://schemas.microsoft.com/office/word/2015/wordml/symex" xmlns:wpg="http://schemas.microsoft.com/office/word/2010/wordprocessingGroup" xmlns:wpi="http://schemas.microsoft.com/office/word/2010/wordprocessingInk" xmlns:wne="http://schemas.microsoft.com/office/word/2006/wordml" xmlns:wps="http://schemas.microsoft.com/office/word/2010/wordprocessingShape" mc:Ignorable="w14 w15 w16se w16cid w16 w16cex w16sdtdh w16sdtfl w16du wp14">
   <w:docParts>
     <w:docPart>
       <w:docPartPr>
@@ -21252,6 +21223,9 @@
         <w:p>
           <w:pPr>
             <w:pStyle w:val="2846C26670224A87A9300EC3E4C25982"/>
+            <w:rPr>
+              <w:rFonts w:hint="eastAsia"/>
+            </w:rPr>
           </w:pPr>
           <w:r>
             <w:rPr>
@@ -21282,6 +21256,9 @@
         <w:p>
           <w:pPr>
             <w:pStyle w:val="DF5ED8E697344EBEBD33C3F8F777CF7A"/>
+            <w:rPr>
+              <w:rFonts w:hint="eastAsia"/>
+            </w:rPr>
           </w:pPr>
           <w:r>
             <w:rPr>
@@ -21298,7 +21275,7 @@
 </file>
 
 <file path=word/glossary/fontTable.xml><?xml version="1.0" encoding="utf-8"?>
-<w:fonts xmlns:mc="http://schemas.openxmlformats.org/markup-compatibility/2006" xmlns:r="http://schemas.openxmlformats.org/officeDocument/2006/relationships" xmlns:w="http://schemas.openxmlformats.org/wordprocessingml/2006/main" xmlns:w14="http://schemas.microsoft.com/office/word/2010/wordml" xmlns:w15="http://schemas.microsoft.com/office/word/2012/wordml" xmlns:w16se="http://schemas.microsoft.com/office/word/2015/wordml/symex" mc:Ignorable="w14 w15 w16se">
+<w:fonts xmlns:mc="http://schemas.openxmlformats.org/markup-compatibility/2006" xmlns:r="http://schemas.openxmlformats.org/officeDocument/2006/relationships" xmlns:w="http://schemas.openxmlformats.org/wordprocessingml/2006/main" xmlns:w14="http://schemas.microsoft.com/office/word/2010/wordml" xmlns:w15="http://schemas.microsoft.com/office/word/2012/wordml" xmlns:w16cex="http://schemas.microsoft.com/office/word/2018/wordml/cex" xmlns:w16cid="http://schemas.microsoft.com/office/word/2016/wordml/cid" xmlns:w16="http://schemas.microsoft.com/office/word/2018/wordml" xmlns:w16du="http://schemas.microsoft.com/office/word/2023/wordml/word16du" xmlns:w16sdtdh="http://schemas.microsoft.com/office/word/2020/wordml/sdtdatahash" xmlns:w16sdtfl="http://schemas.microsoft.com/office/word/2024/wordml/sdtformatlock" xmlns:w16se="http://schemas.microsoft.com/office/word/2015/wordml/symex" mc:Ignorable="w14 w15 w16se w16cid w16 w16cex w16sdtdh w16sdtfl w16du">
   <w:font w:name="Times New Roman">
     <w:panose1 w:val="02020603050405020304"/>
     <w:charset w:val="00"/>
@@ -21312,7 +21289,7 @@
     <w:charset w:val="86"/>
     <w:family w:val="auto"/>
     <w:pitch w:val="variable"/>
-    <w:sig w:usb0="00000003" w:usb1="288F0000" w:usb2="00000016" w:usb3="00000000" w:csb0="00040001" w:csb1="00000000"/>
+    <w:sig w:usb0="00000203" w:usb1="288F0000" w:usb2="00000016" w:usb3="00000000" w:csb0="00040001" w:csb1="00000000"/>
   </w:font>
   <w:font w:name="SansSerif">
     <w:altName w:val="Bookman Old Style"/>
@@ -21334,21 +21311,21 @@
     <w:charset w:val="00"/>
     <w:family w:val="swiss"/>
     <w:pitch w:val="variable"/>
-    <w:sig w:usb0="E0002AFF" w:usb1="C000247B" w:usb2="00000009" w:usb3="00000000" w:csb0="000001FF" w:csb1="00000000"/>
+    <w:sig w:usb0="E4002EFF" w:usb1="C000247B" w:usb2="00000009" w:usb3="00000000" w:csb0="000001FF" w:csb1="00000000"/>
   </w:font>
   <w:font w:name="Arial">
     <w:panose1 w:val="020B0604020202020204"/>
     <w:charset w:val="00"/>
     <w:family w:val="swiss"/>
     <w:pitch w:val="variable"/>
-    <w:sig w:usb0="E0002EFF" w:usb1="C0007843" w:usb2="00000009" w:usb3="00000000" w:csb0="000001FF" w:csb1="00000000"/>
+    <w:sig w:usb0="E0002EFF" w:usb1="C000785B" w:usb2="00000009" w:usb3="00000000" w:csb0="000001FF" w:csb1="00000000"/>
   </w:font>
   <w:font w:name="Calibri Light">
     <w:panose1 w:val="020F0302020204030204"/>
     <w:charset w:val="00"/>
     <w:family w:val="swiss"/>
     <w:pitch w:val="variable"/>
-    <w:sig w:usb0="E0002AFF" w:usb1="C000247B" w:usb2="00000009" w:usb3="00000000" w:csb0="000001FF" w:csb1="00000000"/>
+    <w:sig w:usb0="E4002EFF" w:usb1="C000247B" w:usb2="00000009" w:usb3="00000000" w:csb0="000001FF" w:csb1="00000000"/>
   </w:font>
   <w:font w:name="楷体_GB2312">
     <w:altName w:val="楷体"/>
@@ -21390,7 +21367,7 @@
 </file>
 
 <file path=word/glossary/settings.xml><?xml version="1.0" encoding="utf-8"?>
-<w:settings xmlns:mc="http://schemas.openxmlformats.org/markup-compatibility/2006" xmlns:o="urn:schemas-microsoft-com:office:office" xmlns:r="http://schemas.openxmlformats.org/officeDocument/2006/relationships" xmlns:m="http://schemas.openxmlformats.org/officeDocument/2006/math" xmlns:v="urn:schemas-microsoft-com:vml" xmlns:w10="urn:schemas-microsoft-com:office:word" xmlns:w="http://schemas.openxmlformats.org/wordprocessingml/2006/main" xmlns:w14="http://schemas.microsoft.com/office/word/2010/wordml" xmlns:w15="http://schemas.microsoft.com/office/word/2012/wordml" xmlns:w16se="http://schemas.microsoft.com/office/word/2015/wordml/symex" xmlns:sl="http://schemas.openxmlformats.org/schemaLibrary/2006/main" mc:Ignorable="w14 w15 w16se">
+<w:settings xmlns:mc="http://schemas.openxmlformats.org/markup-compatibility/2006" xmlns:o="urn:schemas-microsoft-com:office:office" xmlns:r="http://schemas.openxmlformats.org/officeDocument/2006/relationships" xmlns:m="http://schemas.openxmlformats.org/officeDocument/2006/math" xmlns:v="urn:schemas-microsoft-com:vml" xmlns:w10="urn:schemas-microsoft-com:office:word" xmlns:w="http://schemas.openxmlformats.org/wordprocessingml/2006/main" xmlns:w14="http://schemas.microsoft.com/office/word/2010/wordml" xmlns:w15="http://schemas.microsoft.com/office/word/2012/wordml" xmlns:w16cex="http://schemas.microsoft.com/office/word/2018/wordml/cex" xmlns:w16cid="http://schemas.microsoft.com/office/word/2016/wordml/cid" xmlns:w16="http://schemas.microsoft.com/office/word/2018/wordml" xmlns:w16du="http://schemas.microsoft.com/office/word/2023/wordml/word16du" xmlns:w16sdtdh="http://schemas.microsoft.com/office/word/2020/wordml/sdtdatahash" xmlns:w16sdtfl="http://schemas.microsoft.com/office/word/2024/wordml/sdtformatlock" xmlns:w16se="http://schemas.microsoft.com/office/word/2015/wordml/symex" xmlns:sl="http://schemas.openxmlformats.org/schemaLibrary/2006/main" mc:Ignorable="w14 w15 w16se w16cid w16 w16cex w16sdtdh w16sdtfl w16du">
   <w:view w:val="normal"/>
   <w:bordersDoNotSurroundHeader/>
   <w:bordersDoNotSurroundFooter/>
@@ -21412,14 +21389,18 @@
     <w:compatSetting w:name="enableOpenTypeFeatures" w:uri="http://schemas.microsoft.com/office/word" w:val="1"/>
     <w:compatSetting w:name="doNotFlipMirrorIndents" w:uri="http://schemas.microsoft.com/office/word" w:val="1"/>
     <w:compatSetting w:name="differentiateMultirowTableHeaders" w:uri="http://schemas.microsoft.com/office/word" w:val="1"/>
+    <w:compatSetting w:name="useWord2013TrackBottomHyphenation" w:uri="http://schemas.microsoft.com/office/word" w:val="1"/>
   </w:compat>
   <w:rsids>
     <w:rsidRoot w:val="00A0666D"/>
     <w:rsid w:val="000B603B"/>
+    <w:rsid w:val="001460E1"/>
     <w:rsid w:val="00300139"/>
     <w:rsid w:val="0045618F"/>
     <w:rsid w:val="00567C97"/>
     <w:rsid w:val="00A0666D"/>
+    <w:rsid w:val="00BB7943"/>
+    <w:rsid w:val="00D0122C"/>
     <w:rsid w:val="00ED1790"/>
     <w:rsid w:val="00EE5798"/>
   </w:rsids>
@@ -21445,7 +21426,7 @@
 </file>
 
 <file path=word/glossary/styles.xml><?xml version="1.0" encoding="utf-8"?>
-<w:styles xmlns:mc="http://schemas.openxmlformats.org/markup-compatibility/2006" xmlns:r="http://schemas.openxmlformats.org/officeDocument/2006/relationships" xmlns:w="http://schemas.openxmlformats.org/wordprocessingml/2006/main" xmlns:w14="http://schemas.microsoft.com/office/word/2010/wordml" xmlns:w15="http://schemas.microsoft.com/office/word/2012/wordml" xmlns:w16se="http://schemas.microsoft.com/office/word/2015/wordml/symex" mc:Ignorable="w14 w15 w16se">
+<w:styles xmlns:mc="http://schemas.openxmlformats.org/markup-compatibility/2006" xmlns:r="http://schemas.openxmlformats.org/officeDocument/2006/relationships" xmlns:w="http://schemas.openxmlformats.org/wordprocessingml/2006/main" xmlns:w14="http://schemas.microsoft.com/office/word/2010/wordml" xmlns:w15="http://schemas.microsoft.com/office/word/2012/wordml" xmlns:w16cex="http://schemas.microsoft.com/office/word/2018/wordml/cex" xmlns:w16cid="http://schemas.microsoft.com/office/word/2016/wordml/cid" xmlns:w16="http://schemas.microsoft.com/office/word/2018/wordml" xmlns:w16du="http://schemas.microsoft.com/office/word/2023/wordml/word16du" xmlns:w16sdtdh="http://schemas.microsoft.com/office/word/2020/wordml/sdtdatahash" xmlns:w16sdtfl="http://schemas.microsoft.com/office/word/2024/wordml/sdtformatlock" xmlns:w16se="http://schemas.microsoft.com/office/word/2015/wordml/symex" mc:Ignorable="w14 w15 w16se w16cid w16 w16cex w16sdtdh w16sdtfl w16du">
   <w:docDefaults>
     <w:rPrDefault>
       <w:rPr>
@@ -21458,7 +21439,7 @@
     </w:rPrDefault>
     <w:pPrDefault/>
   </w:docDefaults>
-  <w:latentStyles w:defLockedState="0" w:defUIPriority="99" w:defSemiHidden="0" w:defUnhideWhenUsed="0" w:defQFormat="0" w:count="371">
+  <w:latentStyles w:defLockedState="0" w:defUIPriority="99" w:defSemiHidden="0" w:defUnhideWhenUsed="0" w:defQFormat="0" w:count="376">
     <w:lsdException w:name="Normal" w:uiPriority="0" w:qFormat="1"/>
     <w:lsdException w:name="heading 1" w:uiPriority="9" w:qFormat="1"/>
     <w:lsdException w:name="heading 2" w:semiHidden="1" w:uiPriority="9" w:unhideWhenUsed="1" w:qFormat="1"/>
@@ -21830,6 +21811,11 @@
     <w:lsdException w:name="List Table 5 Dark Accent 6" w:uiPriority="50"/>
     <w:lsdException w:name="List Table 6 Colorful Accent 6" w:uiPriority="51"/>
     <w:lsdException w:name="List Table 7 Colorful Accent 6" w:uiPriority="52"/>
+    <w:lsdException w:name="Mention" w:semiHidden="1" w:unhideWhenUsed="1"/>
+    <w:lsdException w:name="Smart Hyperlink" w:semiHidden="1" w:unhideWhenUsed="1"/>
+    <w:lsdException w:name="Hashtag" w:semiHidden="1" w:unhideWhenUsed="1"/>
+    <w:lsdException w:name="Unresolved Mention" w:semiHidden="1" w:unhideWhenUsed="1"/>
+    <w:lsdException w:name="Smart Link" w:semiHidden="1" w:unhideWhenUsed="1"/>
   </w:latentStyles>
   <w:style w:type="paragraph" w:default="1" w:styleId="a">
     <w:name w:val="Normal"/>
@@ -21877,46 +21863,6 @@
       <w:color w:val="808080"/>
     </w:rPr>
   </w:style>
-  <w:style w:type="paragraph" w:customStyle="1" w:styleId="E52EBED2BDF74F6CA3BEACE181E9F05F">
-    <w:name w:val="E52EBED2BDF74F6CA3BEACE181E9F05F"/>
-    <w:rsid w:val="00A0666D"/>
-    <w:pPr>
-      <w:widowControl w:val="0"/>
-      <w:jc w:val="both"/>
-    </w:pPr>
-  </w:style>
-  <w:style w:type="paragraph" w:customStyle="1" w:styleId="306C6AA067B042A6AEAB1A2B0BEDEA4A">
-    <w:name w:val="306C6AA067B042A6AEAB1A2B0BEDEA4A"/>
-    <w:rsid w:val="00A0666D"/>
-    <w:pPr>
-      <w:widowControl w:val="0"/>
-      <w:jc w:val="both"/>
-    </w:pPr>
-  </w:style>
-  <w:style w:type="paragraph" w:customStyle="1" w:styleId="D6350B2DDB4346CEBE10B4F44F562095">
-    <w:name w:val="D6350B2DDB4346CEBE10B4F44F562095"/>
-    <w:rsid w:val="00A0666D"/>
-    <w:pPr>
-      <w:widowControl w:val="0"/>
-      <w:jc w:val="both"/>
-    </w:pPr>
-  </w:style>
-  <w:style w:type="paragraph" w:customStyle="1" w:styleId="963208557F3D445B940B26A97246B917">
-    <w:name w:val="963208557F3D445B940B26A97246B917"/>
-    <w:rsid w:val="00A0666D"/>
-    <w:pPr>
-      <w:widowControl w:val="0"/>
-      <w:jc w:val="both"/>
-    </w:pPr>
-  </w:style>
-  <w:style w:type="paragraph" w:customStyle="1" w:styleId="0B542AB07E57443E84A8E21CA688B638">
-    <w:name w:val="0B542AB07E57443E84A8E21CA688B638"/>
-    <w:rsid w:val="00A0666D"/>
-    <w:pPr>
-      <w:widowControl w:val="0"/>
-      <w:jc w:val="both"/>
-    </w:pPr>
-  </w:style>
   <w:style w:type="paragraph" w:customStyle="1" w:styleId="a4">
     <w:name w:val="论文题目"/>
     <w:basedOn w:val="a"/>
@@ -21962,27 +21908,11 @@
       <w:jc w:val="both"/>
     </w:pPr>
   </w:style>
-  <w:style w:type="paragraph" w:customStyle="1" w:styleId="A777E17905EC467588888D301DBDB42B">
-    <w:name w:val="A777E17905EC467588888D301DBDB42B"/>
-    <w:rsid w:val="00A0666D"/>
-    <w:pPr>
-      <w:widowControl w:val="0"/>
-      <w:jc w:val="both"/>
-    </w:pPr>
-  </w:style>
-  <w:style w:type="paragraph" w:customStyle="1" w:styleId="A5120FC590F442B39011627F65357AD9">
-    <w:name w:val="A5120FC590F442B39011627F65357AD9"/>
-    <w:rsid w:val="00A0666D"/>
-    <w:pPr>
-      <w:widowControl w:val="0"/>
-      <w:jc w:val="both"/>
-    </w:pPr>
-  </w:style>
 </w:styles>
 </file>
 
 <file path=word/glossary/webSettings.xml><?xml version="1.0" encoding="utf-8"?>
-<w:webSettings xmlns:mc="http://schemas.openxmlformats.org/markup-compatibility/2006" xmlns:r="http://schemas.openxmlformats.org/officeDocument/2006/relationships" xmlns:w="http://schemas.openxmlformats.org/wordprocessingml/2006/main" xmlns:w14="http://schemas.microsoft.com/office/word/2010/wordml" xmlns:w15="http://schemas.microsoft.com/office/word/2012/wordml" xmlns:w16se="http://schemas.microsoft.com/office/word/2015/wordml/symex" mc:Ignorable="w14 w15 w16se">
+<w:webSettings xmlns:mc="http://schemas.openxmlformats.org/markup-compatibility/2006" xmlns:r="http://schemas.openxmlformats.org/officeDocument/2006/relationships" xmlns:w="http://schemas.openxmlformats.org/wordprocessingml/2006/main" xmlns:w14="http://schemas.microsoft.com/office/word/2010/wordml" xmlns:w15="http://schemas.microsoft.com/office/word/2012/wordml" xmlns:w16cex="http://schemas.microsoft.com/office/word/2018/wordml/cex" xmlns:w16cid="http://schemas.microsoft.com/office/word/2016/wordml/cid" xmlns:w16="http://schemas.microsoft.com/office/word/2018/wordml" xmlns:w16du="http://schemas.microsoft.com/office/word/2023/wordml/word16du" xmlns:w16sdtdh="http://schemas.microsoft.com/office/word/2020/wordml/sdtdatahash" xmlns:w16sdtfl="http://schemas.microsoft.com/office/word/2024/wordml/sdtformatlock" xmlns:w16se="http://schemas.microsoft.com/office/word/2015/wordml/symex" mc:Ignorable="w14 w15 w16se w16cid w16 w16cex w16sdtdh w16sdtfl w16du">
   <w:optimizeForBrowser/>
   <w:allowPNG/>
 </w:webSettings>
